--- a/treasury-platform/docs/30-readiness/word/DOC-S11-deployment-guide.docx
+++ b/treasury-platform/docs/30-readiness/word/DOC-S11-deployment-guide.docx
@@ -6871,6 +6871,159 @@
       <w:r>
         <w:rPr>
           <w:rFonts w:ascii="Arial" w:cs="Arial" w:eastAsia="Arial" w:hAnsi="Arial"/>
+          <w:b/>
+          <w:bCs/>
+          <w:sz w:val="21"/>
+          <w:szCs w:val="21"/>
+          <w:rtl/>
+        </w:rPr>
+        <w:t xml:space="preserve">ثم حسابات الخدمة (ADR 0009):</w:t>
+      </w:r>
+      <w:r>
+        <w:rPr>
+          <w:rFonts w:ascii="Arial" w:cs="Arial" w:eastAsia="Arial" w:hAnsi="Arial"/>
+          <w:b w:val="false"/>
+          <w:bCs w:val="false"/>
+          <w:sz w:val="21"/>
+          <w:szCs w:val="21"/>
+          <w:rtl/>
+        </w:rPr>
+        <w:t xml:space="preserve"> يشغّل DBA بحسابه الشخصي، لأن إنشاء الحسابات يحتاج صلاحية خادم لا يملكها </w:t>
+      </w:r>
+      <w:r>
+        <w:rPr>
+          <w:rFonts w:ascii="Courier New" w:cs="Courier New" w:eastAsia="Courier New" w:hAnsi="Courier New"/>
+          <w:b w:val="false"/>
+          <w:bCs w:val="false"/>
+          <w:color w:val="1F2937"/>
+          <w:sz w:val="18"/>
+          <w:szCs w:val="18"/>
+          <w:shd w:fill="F1F3F5" w:color="auto" w:val="clear"/>
+          <w:rtl/>
+        </w:rPr>
+        <w:t xml:space="preserve">‎bankfas_migrator‎</w:t>
+      </w:r>
+      <w:r>
+        <w:rPr>
+          <w:rFonts w:ascii="Arial" w:cs="Arial" w:eastAsia="Arial" w:hAnsi="Arial"/>
+          <w:b w:val="false"/>
+          <w:bCs w:val="false"/>
+          <w:sz w:val="21"/>
+          <w:szCs w:val="21"/>
+          <w:rtl/>
+        </w:rPr>
+        <w:t xml:space="preserve">: </w:t>
+      </w:r>
+      <w:r>
+        <w:rPr>
+          <w:rFonts w:ascii="Courier New" w:cs="Courier New" w:eastAsia="Courier New" w:hAnsi="Courier New"/>
+          <w:b w:val="false"/>
+          <w:bCs w:val="false"/>
+          <w:color w:val="1F2937"/>
+          <w:sz w:val="18"/>
+          <w:szCs w:val="18"/>
+          <w:shd w:fill="F1F3F5" w:color="auto" w:val="clear"/>
+          <w:rtl/>
+        </w:rPr>
+        <w:t xml:space="preserve">‎BANKFAS_SECRETS_DIR=/etc/bankfas/db-secrets BANKFAS_LOGIN_SET=a bash tools/deploy/provision_logins.sh --generate‎</w:t>
+      </w:r>
+      <w:r>
+        <w:rPr>
+          <w:rFonts w:ascii="Arial" w:cs="Arial" w:eastAsia="Arial" w:hAnsi="Arial"/>
+          <w:b w:val="false"/>
+          <w:bCs w:val="false"/>
+          <w:sz w:val="21"/>
+          <w:szCs w:val="21"/>
+          <w:rtl/>
+        </w:rPr>
+        <w:t xml:space="preserve"> فتُنشأ ملفات الأسرار الناقصة بصلاحية 600، ثم ينقل كل سر إلى مخزن أسرار عمليته على مضيف التطبيق (DOC-S08 §5)، ويحذف من الخادم ما لا يلزم بقاؤه. والتدوير بالزوج: </w:t>
+      </w:r>
+      <w:r>
+        <w:rPr>
+          <w:rFonts w:ascii="Courier New" w:cs="Courier New" w:eastAsia="Courier New" w:hAnsi="Courier New"/>
+          <w:b w:val="false"/>
+          <w:bCs w:val="false"/>
+          <w:color w:val="1F2937"/>
+          <w:sz w:val="18"/>
+          <w:szCs w:val="18"/>
+          <w:shd w:fill="F1F3F5" w:color="auto" w:val="clear"/>
+          <w:rtl/>
+        </w:rPr>
+        <w:t xml:space="preserve">‎BANKFAS_LOGIN_SET=b‎</w:t>
+      </w:r>
+      <w:r>
+        <w:rPr>
+          <w:rFonts w:ascii="Arial" w:cs="Arial" w:eastAsia="Arial" w:hAnsi="Arial"/>
+          <w:b w:val="false"/>
+          <w:bCs w:val="false"/>
+          <w:sz w:val="21"/>
+          <w:szCs w:val="21"/>
+          <w:rtl/>
+        </w:rPr>
+        <w:t xml:space="preserve"> ثم نقل العملية إلى </w:t>
+      </w:r>
+      <w:r>
+        <w:rPr>
+          <w:rFonts w:ascii="Courier New" w:cs="Courier New" w:eastAsia="Courier New" w:hAnsi="Courier New"/>
+          <w:b w:val="false"/>
+          <w:bCs w:val="false"/>
+          <w:color w:val="1F2937"/>
+          <w:sz w:val="18"/>
+          <w:szCs w:val="18"/>
+          <w:shd w:fill="F1F3F5" w:color="auto" w:val="clear"/>
+          <w:rtl/>
+        </w:rPr>
+        <w:t xml:space="preserve">‎_b‎</w:t>
+      </w:r>
+      <w:r>
+        <w:rPr>
+          <w:rFonts w:ascii="Arial" w:cs="Arial" w:eastAsia="Arial" w:hAnsi="Arial"/>
+          <w:b w:val="false"/>
+          <w:bCs w:val="false"/>
+          <w:sz w:val="21"/>
+          <w:szCs w:val="21"/>
+          <w:rtl/>
+        </w:rPr>
+        <w:t xml:space="preserve"> ثم تعطيل </w:t>
+      </w:r>
+      <w:r>
+        <w:rPr>
+          <w:rFonts w:ascii="Courier New" w:cs="Courier New" w:eastAsia="Courier New" w:hAnsi="Courier New"/>
+          <w:b w:val="false"/>
+          <w:bCs w:val="false"/>
+          <w:color w:val="1F2937"/>
+          <w:sz w:val="18"/>
+          <w:szCs w:val="18"/>
+          <w:shd w:fill="F1F3F5" w:color="auto" w:val="clear"/>
+          <w:rtl/>
+        </w:rPr>
+        <w:t xml:space="preserve">‎_a‎</w:t>
+      </w:r>
+      <w:r>
+        <w:rPr>
+          <w:rFonts w:ascii="Arial" w:cs="Arial" w:eastAsia="Arial" w:hAnsi="Arial"/>
+          <w:b w:val="false"/>
+          <w:bCs w:val="false"/>
+          <w:sz w:val="21"/>
+          <w:szCs w:val="21"/>
+          <w:rtl/>
+        </w:rPr>
+        <w:t xml:space="preserve"> (DOC-S08 §6).</w:t>
+      </w:r>
+    </w:p>
+    <w:p>
+      <w:pPr>
+        <w:pStyle w:val="ListParagraph"/>
+        <w:numPr>
+          <w:ilvl w:val="0"/>
+          <w:numId w:val="2"/>
+        </w:numPr>
+        <w:bidi/>
+        <w:spacing w:after="70" w:before="0" w:line="300"/>
+      </w:pPr>
+      <w:r>
+        <w:rPr>
+          <w:rFonts w:ascii="Arial" w:cs="Arial" w:eastAsia="Arial" w:hAnsi="Arial"/>
           <w:b w:val="false"/>
           <w:bCs w:val="false"/>
           <w:sz w:val="21"/>
@@ -15593,11 +15746,11 @@
         </w:tblBorders>
       </w:tblPr>
       <w:tblGrid>
-        <w:gridCol w:w="1544"/>
-        <w:gridCol w:w="3948"/>
-        <w:gridCol w:w="1970"/>
-        <w:gridCol w:w="1201"/>
-        <w:gridCol w:w="1201"/>
+        <w:gridCol w:w="1504"/>
+        <w:gridCol w:w="3847"/>
+        <w:gridCol w:w="2173"/>
+        <w:gridCol w:w="1170"/>
+        <w:gridCol w:w="1170"/>
       </w:tblGrid>
       <w:tr>
         <w:trPr>
@@ -15606,7 +15759,7 @@
         </w:trPr>
         <w:tc>
           <w:tcPr>
-            <w:tcW w:type="dxa" w:w="1544"/>
+            <w:tcW w:type="dxa" w:w="1504"/>
             <w:tcBorders>
               <w:top w:val="single" w:color="BFC9D6" w:sz="4"/>
               <w:left w:val="single" w:color="BFC9D6" w:sz="4"/>
@@ -15644,7 +15797,7 @@
         </w:tc>
         <w:tc>
           <w:tcPr>
-            <w:tcW w:type="dxa" w:w="3948"/>
+            <w:tcW w:type="dxa" w:w="3847"/>
             <w:tcBorders>
               <w:top w:val="single" w:color="BFC9D6" w:sz="4"/>
               <w:left w:val="single" w:color="BFC9D6" w:sz="4"/>
@@ -15682,7 +15835,7 @@
         </w:tc>
         <w:tc>
           <w:tcPr>
-            <w:tcW w:type="dxa" w:w="1970"/>
+            <w:tcW w:type="dxa" w:w="2173"/>
             <w:tcBorders>
               <w:top w:val="single" w:color="BFC9D6" w:sz="4"/>
               <w:left w:val="single" w:color="BFC9D6" w:sz="4"/>
@@ -15720,7 +15873,7 @@
         </w:tc>
         <w:tc>
           <w:tcPr>
-            <w:tcW w:type="dxa" w:w="1201"/>
+            <w:tcW w:type="dxa" w:w="1170"/>
             <w:tcBorders>
               <w:top w:val="single" w:color="BFC9D6" w:sz="4"/>
               <w:left w:val="single" w:color="BFC9D6" w:sz="4"/>
@@ -15758,7 +15911,7 @@
         </w:tc>
         <w:tc>
           <w:tcPr>
-            <w:tcW w:type="dxa" w:w="1201"/>
+            <w:tcW w:type="dxa" w:w="1170"/>
             <w:tcBorders>
               <w:top w:val="single" w:color="BFC9D6" w:sz="4"/>
               <w:left w:val="single" w:color="BFC9D6" w:sz="4"/>
@@ -15801,7 +15954,7 @@
         </w:trPr>
         <w:tc>
           <w:tcPr>
-            <w:tcW w:type="dxa" w:w="1544"/>
+            <w:tcW w:type="dxa" w:w="1504"/>
             <w:tcBorders>
               <w:top w:val="single" w:color="BFC9D6" w:sz="4"/>
               <w:left w:val="single" w:color="BFC9D6" w:sz="4"/>
@@ -15837,7 +15990,7 @@
         </w:tc>
         <w:tc>
           <w:tcPr>
-            <w:tcW w:type="dxa" w:w="3948"/>
+            <w:tcW w:type="dxa" w:w="3847"/>
             <w:tcBorders>
               <w:top w:val="single" w:color="BFC9D6" w:sz="4"/>
               <w:left w:val="single" w:color="BFC9D6" w:sz="4"/>
@@ -15873,7 +16026,7 @@
         </w:tc>
         <w:tc>
           <w:tcPr>
-            <w:tcW w:type="dxa" w:w="1970"/>
+            <w:tcW w:type="dxa" w:w="2173"/>
             <w:tcBorders>
               <w:top w:val="single" w:color="BFC9D6" w:sz="4"/>
               <w:left w:val="single" w:color="BFC9D6" w:sz="4"/>
@@ -15922,7 +16075,7 @@
         </w:tc>
         <w:tc>
           <w:tcPr>
-            <w:tcW w:type="dxa" w:w="1201"/>
+            <w:tcW w:type="dxa" w:w="1170"/>
             <w:tcBorders>
               <w:top w:val="single" w:color="BFC9D6" w:sz="4"/>
               <w:left w:val="single" w:color="BFC9D6" w:sz="4"/>
@@ -15958,7 +16111,7 @@
         </w:tc>
         <w:tc>
           <w:tcPr>
-            <w:tcW w:type="dxa" w:w="1201"/>
+            <w:tcW w:type="dxa" w:w="1170"/>
             <w:tcBorders>
               <w:top w:val="single" w:color="BFC9D6" w:sz="4"/>
               <w:left w:val="single" w:color="BFC9D6" w:sz="4"/>
@@ -15999,7 +16152,7 @@
         </w:trPr>
         <w:tc>
           <w:tcPr>
-            <w:tcW w:type="dxa" w:w="1544"/>
+            <w:tcW w:type="dxa" w:w="1504"/>
             <w:tcBorders>
               <w:top w:val="single" w:color="BFC9D6" w:sz="4"/>
               <w:left w:val="single" w:color="BFC9D6" w:sz="4"/>
@@ -16036,7 +16189,7 @@
         </w:tc>
         <w:tc>
           <w:tcPr>
-            <w:tcW w:type="dxa" w:w="3948"/>
+            <w:tcW w:type="dxa" w:w="3847"/>
             <w:tcBorders>
               <w:top w:val="single" w:color="BFC9D6" w:sz="4"/>
               <w:left w:val="single" w:color="BFC9D6" w:sz="4"/>
@@ -16121,7 +16274,7 @@
         </w:tc>
         <w:tc>
           <w:tcPr>
-            <w:tcW w:type="dxa" w:w="1970"/>
+            <w:tcW w:type="dxa" w:w="2173"/>
             <w:tcBorders>
               <w:top w:val="single" w:color="BFC9D6" w:sz="4"/>
               <w:left w:val="single" w:color="BFC9D6" w:sz="4"/>
@@ -16158,7 +16311,7 @@
         </w:tc>
         <w:tc>
           <w:tcPr>
-            <w:tcW w:type="dxa" w:w="1201"/>
+            <w:tcW w:type="dxa" w:w="1170"/>
             <w:tcBorders>
               <w:top w:val="single" w:color="BFC9D6" w:sz="4"/>
               <w:left w:val="single" w:color="BFC9D6" w:sz="4"/>
@@ -16195,7 +16348,7 @@
         </w:tc>
         <w:tc>
           <w:tcPr>
-            <w:tcW w:type="dxa" w:w="1201"/>
+            <w:tcW w:type="dxa" w:w="1170"/>
             <w:tcBorders>
               <w:top w:val="single" w:color="BFC9D6" w:sz="4"/>
               <w:left w:val="single" w:color="BFC9D6" w:sz="4"/>
@@ -16237,7 +16390,7 @@
         </w:trPr>
         <w:tc>
           <w:tcPr>
-            <w:tcW w:type="dxa" w:w="1544"/>
+            <w:tcW w:type="dxa" w:w="1504"/>
             <w:tcBorders>
               <w:top w:val="single" w:color="BFC9D6" w:sz="4"/>
               <w:left w:val="single" w:color="BFC9D6" w:sz="4"/>
@@ -16273,7 +16426,7 @@
         </w:tc>
         <w:tc>
           <w:tcPr>
-            <w:tcW w:type="dxa" w:w="3948"/>
+            <w:tcW w:type="dxa" w:w="3847"/>
             <w:tcBorders>
               <w:top w:val="single" w:color="BFC9D6" w:sz="4"/>
               <w:left w:val="single" w:color="BFC9D6" w:sz="4"/>
@@ -16333,7 +16486,7 @@
         </w:tc>
         <w:tc>
           <w:tcPr>
-            <w:tcW w:type="dxa" w:w="1970"/>
+            <w:tcW w:type="dxa" w:w="2173"/>
             <w:tcBorders>
               <w:top w:val="single" w:color="BFC9D6" w:sz="4"/>
               <w:left w:val="single" w:color="BFC9D6" w:sz="4"/>
@@ -16393,7 +16546,7 @@
         </w:tc>
         <w:tc>
           <w:tcPr>
-            <w:tcW w:type="dxa" w:w="1201"/>
+            <w:tcW w:type="dxa" w:w="1170"/>
             <w:tcBorders>
               <w:top w:val="single" w:color="BFC9D6" w:sz="4"/>
               <w:left w:val="single" w:color="BFC9D6" w:sz="4"/>
@@ -16429,7 +16582,7 @@
         </w:tc>
         <w:tc>
           <w:tcPr>
-            <w:tcW w:type="dxa" w:w="1201"/>
+            <w:tcW w:type="dxa" w:w="1170"/>
             <w:tcBorders>
               <w:top w:val="single" w:color="BFC9D6" w:sz="4"/>
               <w:left w:val="single" w:color="BFC9D6" w:sz="4"/>
@@ -16470,7 +16623,7 @@
         </w:trPr>
         <w:tc>
           <w:tcPr>
-            <w:tcW w:type="dxa" w:w="1544"/>
+            <w:tcW w:type="dxa" w:w="1504"/>
             <w:tcBorders>
               <w:top w:val="single" w:color="BFC9D6" w:sz="4"/>
               <w:left w:val="single" w:color="BFC9D6" w:sz="4"/>
@@ -16507,7 +16660,7 @@
         </w:tc>
         <w:tc>
           <w:tcPr>
-            <w:tcW w:type="dxa" w:w="3948"/>
+            <w:tcW w:type="dxa" w:w="3847"/>
             <w:tcBorders>
               <w:top w:val="single" w:color="BFC9D6" w:sz="4"/>
               <w:left w:val="single" w:color="BFC9D6" w:sz="4"/>
@@ -16544,7 +16697,7 @@
         </w:tc>
         <w:tc>
           <w:tcPr>
-            <w:tcW w:type="dxa" w:w="1970"/>
+            <w:tcW w:type="dxa" w:w="2173"/>
             <w:tcBorders>
               <w:top w:val="single" w:color="BFC9D6" w:sz="4"/>
               <w:left w:val="single" w:color="BFC9D6" w:sz="4"/>
@@ -16581,7 +16734,7 @@
         </w:tc>
         <w:tc>
           <w:tcPr>
-            <w:tcW w:type="dxa" w:w="1201"/>
+            <w:tcW w:type="dxa" w:w="1170"/>
             <w:tcBorders>
               <w:top w:val="single" w:color="BFC9D6" w:sz="4"/>
               <w:left w:val="single" w:color="BFC9D6" w:sz="4"/>
@@ -16618,7 +16771,7 @@
         </w:tc>
         <w:tc>
           <w:tcPr>
-            <w:tcW w:type="dxa" w:w="1201"/>
+            <w:tcW w:type="dxa" w:w="1170"/>
             <w:tcBorders>
               <w:top w:val="single" w:color="BFC9D6" w:sz="4"/>
               <w:left w:val="single" w:color="BFC9D6" w:sz="4"/>
@@ -16660,7 +16813,7 @@
         </w:trPr>
         <w:tc>
           <w:tcPr>
-            <w:tcW w:type="dxa" w:w="1544"/>
+            <w:tcW w:type="dxa" w:w="1504"/>
             <w:tcBorders>
               <w:top w:val="single" w:color="BFC9D6" w:sz="4"/>
               <w:left w:val="single" w:color="BFC9D6" w:sz="4"/>
@@ -16696,7 +16849,7 @@
         </w:tc>
         <w:tc>
           <w:tcPr>
-            <w:tcW w:type="dxa" w:w="3948"/>
+            <w:tcW w:type="dxa" w:w="3847"/>
             <w:tcBorders>
               <w:top w:val="single" w:color="BFC9D6" w:sz="4"/>
               <w:left w:val="single" w:color="BFC9D6" w:sz="4"/>
@@ -16734,7 +16887,7 @@
         </w:tc>
         <w:tc>
           <w:tcPr>
-            <w:tcW w:type="dxa" w:w="1970"/>
+            <w:tcW w:type="dxa" w:w="2173"/>
             <w:tcBorders>
               <w:top w:val="single" w:color="BFC9D6" w:sz="4"/>
               <w:left w:val="single" w:color="BFC9D6" w:sz="4"/>
@@ -16770,7 +16923,7 @@
         </w:tc>
         <w:tc>
           <w:tcPr>
-            <w:tcW w:type="dxa" w:w="1201"/>
+            <w:tcW w:type="dxa" w:w="1170"/>
             <w:tcBorders>
               <w:top w:val="single" w:color="BFC9D6" w:sz="4"/>
               <w:left w:val="single" w:color="BFC9D6" w:sz="4"/>
@@ -16806,7 +16959,7 @@
         </w:tc>
         <w:tc>
           <w:tcPr>
-            <w:tcW w:type="dxa" w:w="1201"/>
+            <w:tcW w:type="dxa" w:w="1170"/>
             <w:tcBorders>
               <w:top w:val="single" w:color="BFC9D6" w:sz="4"/>
               <w:left w:val="single" w:color="BFC9D6" w:sz="4"/>
@@ -16847,7 +17000,7 @@
         </w:trPr>
         <w:tc>
           <w:tcPr>
-            <w:tcW w:type="dxa" w:w="1544"/>
+            <w:tcW w:type="dxa" w:w="1504"/>
             <w:tcBorders>
               <w:top w:val="single" w:color="BFC9D6" w:sz="4"/>
               <w:left w:val="single" w:color="BFC9D6" w:sz="4"/>
@@ -16884,7 +17037,7 @@
         </w:tc>
         <w:tc>
           <w:tcPr>
-            <w:tcW w:type="dxa" w:w="3948"/>
+            <w:tcW w:type="dxa" w:w="3847"/>
             <w:tcBorders>
               <w:top w:val="single" w:color="BFC9D6" w:sz="4"/>
               <w:left w:val="single" w:color="BFC9D6" w:sz="4"/>
@@ -16921,7 +17074,7 @@
         </w:tc>
         <w:tc>
           <w:tcPr>
-            <w:tcW w:type="dxa" w:w="1970"/>
+            <w:tcW w:type="dxa" w:w="2173"/>
             <w:tcBorders>
               <w:top w:val="single" w:color="BFC9D6" w:sz="4"/>
               <w:left w:val="single" w:color="BFC9D6" w:sz="4"/>
@@ -17006,7 +17159,7 @@
         </w:tc>
         <w:tc>
           <w:tcPr>
-            <w:tcW w:type="dxa" w:w="1201"/>
+            <w:tcW w:type="dxa" w:w="1170"/>
             <w:tcBorders>
               <w:top w:val="single" w:color="BFC9D6" w:sz="4"/>
               <w:left w:val="single" w:color="BFC9D6" w:sz="4"/>
@@ -17043,7 +17196,7 @@
         </w:tc>
         <w:tc>
           <w:tcPr>
-            <w:tcW w:type="dxa" w:w="1201"/>
+            <w:tcW w:type="dxa" w:w="1170"/>
             <w:tcBorders>
               <w:top w:val="single" w:color="BFC9D6" w:sz="4"/>
               <w:left w:val="single" w:color="BFC9D6" w:sz="4"/>
@@ -17085,7 +17238,7 @@
         </w:trPr>
         <w:tc>
           <w:tcPr>
-            <w:tcW w:type="dxa" w:w="1544"/>
+            <w:tcW w:type="dxa" w:w="1504"/>
             <w:tcBorders>
               <w:top w:val="single" w:color="BFC9D6" w:sz="4"/>
               <w:left w:val="single" w:color="BFC9D6" w:sz="4"/>
@@ -17121,7 +17274,7 @@
         </w:tc>
         <w:tc>
           <w:tcPr>
-            <w:tcW w:type="dxa" w:w="3948"/>
+            <w:tcW w:type="dxa" w:w="3847"/>
             <w:tcBorders>
               <w:top w:val="single" w:color="BFC9D6" w:sz="4"/>
               <w:left w:val="single" w:color="BFC9D6" w:sz="4"/>
@@ -17170,7 +17323,7 @@
         </w:tc>
         <w:tc>
           <w:tcPr>
-            <w:tcW w:type="dxa" w:w="1970"/>
+            <w:tcW w:type="dxa" w:w="2173"/>
             <w:tcBorders>
               <w:top w:val="single" w:color="BFC9D6" w:sz="4"/>
               <w:left w:val="single" w:color="BFC9D6" w:sz="4"/>
@@ -17206,7 +17359,7 @@
         </w:tc>
         <w:tc>
           <w:tcPr>
-            <w:tcW w:type="dxa" w:w="1201"/>
+            <w:tcW w:type="dxa" w:w="1170"/>
             <w:tcBorders>
               <w:top w:val="single" w:color="BFC9D6" w:sz="4"/>
               <w:left w:val="single" w:color="BFC9D6" w:sz="4"/>
@@ -17242,7 +17395,7 @@
         </w:tc>
         <w:tc>
           <w:tcPr>
-            <w:tcW w:type="dxa" w:w="1201"/>
+            <w:tcW w:type="dxa" w:w="1170"/>
             <w:tcBorders>
               <w:top w:val="single" w:color="BFC9D6" w:sz="4"/>
               <w:left w:val="single" w:color="BFC9D6" w:sz="4"/>
@@ -17283,7 +17436,7 @@
         </w:trPr>
         <w:tc>
           <w:tcPr>
-            <w:tcW w:type="dxa" w:w="1544"/>
+            <w:tcW w:type="dxa" w:w="1504"/>
             <w:tcBorders>
               <w:top w:val="single" w:color="BFC9D6" w:sz="4"/>
               <w:left w:val="single" w:color="BFC9D6" w:sz="4"/>
@@ -17320,7 +17473,7 @@
         </w:tc>
         <w:tc>
           <w:tcPr>
-            <w:tcW w:type="dxa" w:w="3948"/>
+            <w:tcW w:type="dxa" w:w="3847"/>
             <w:tcBorders>
               <w:top w:val="single" w:color="BFC9D6" w:sz="4"/>
               <w:left w:val="single" w:color="BFC9D6" w:sz="4"/>
@@ -17357,7 +17510,7 @@
         </w:tc>
         <w:tc>
           <w:tcPr>
-            <w:tcW w:type="dxa" w:w="1970"/>
+            <w:tcW w:type="dxa" w:w="2173"/>
             <w:tcBorders>
               <w:top w:val="single" w:color="BFC9D6" w:sz="4"/>
               <w:left w:val="single" w:color="BFC9D6" w:sz="4"/>
@@ -17381,20 +17534,29 @@
             </w:pPr>
             <w:r>
               <w:rPr>
-                <w:rFonts w:ascii="Arial" w:cs="Arial" w:eastAsia="Arial" w:hAnsi="Arial"/>
-                <w:b w:val="false"/>
-                <w:bCs w:val="false"/>
-                <w:sz w:val="18"/>
-                <w:szCs w:val="18"/>
-                <w:rtl/>
-              </w:rPr>
-              <w:t xml:space="preserve">تغيير طارئ مجرَّب على نسخة مستعادة، يعتمده OWN وSEC</w:t>
-            </w:r>
-          </w:p>
-        </w:tc>
-        <w:tc>
-          <w:tcPr>
-            <w:tcW w:type="dxa" w:w="1201"/>
+                <w:rFonts w:ascii="Segoe UI Emoji" w:cs="Segoe UI Emoji" w:eastAsia="Segoe UI Emoji" w:hAnsi="Segoe UI Emoji"/>
+                <w:sz w:val="18"/>
+                <w:szCs w:val="18"/>
+                <w:rtl/>
+              </w:rPr>
+              <w:t xml:space="preserve">✅</w:t>
+            </w:r>
+            <w:r>
+              <w:rPr>
+                <w:rFonts w:ascii="Arial" w:cs="Arial" w:eastAsia="Arial" w:hAnsi="Arial"/>
+                <w:b w:val="false"/>
+                <w:bCs w:val="false"/>
+                <w:sz w:val="18"/>
+                <w:szCs w:val="18"/>
+                <w:rtl/>
+              </w:rPr>
+              <w:t xml:space="preserve"> معتمد من المالك (2026-10-12): تغيير طارئ مجرَّب على نسخة مستعادة، يعتمده OWN وSEC</w:t>
+            </w:r>
+          </w:p>
+        </w:tc>
+        <w:tc>
+          <w:tcPr>
+            <w:tcW w:type="dxa" w:w="1170"/>
             <w:tcBorders>
               <w:top w:val="single" w:color="BFC9D6" w:sz="4"/>
               <w:left w:val="single" w:color="BFC9D6" w:sz="4"/>
@@ -17431,7 +17593,7 @@
         </w:tc>
         <w:tc>
           <w:tcPr>
-            <w:tcW w:type="dxa" w:w="1201"/>
+            <w:tcW w:type="dxa" w:w="1170"/>
             <w:tcBorders>
               <w:top w:val="single" w:color="BFC9D6" w:sz="4"/>
               <w:left w:val="single" w:color="BFC9D6" w:sz="4"/>
@@ -17473,7 +17635,7 @@
         </w:trPr>
         <w:tc>
           <w:tcPr>
-            <w:tcW w:type="dxa" w:w="1544"/>
+            <w:tcW w:type="dxa" w:w="1504"/>
             <w:tcBorders>
               <w:top w:val="single" w:color="BFC9D6" w:sz="4"/>
               <w:left w:val="single" w:color="BFC9D6" w:sz="4"/>
@@ -17509,7 +17671,7 @@
         </w:tc>
         <w:tc>
           <w:tcPr>
-            <w:tcW w:type="dxa" w:w="3948"/>
+            <w:tcW w:type="dxa" w:w="3847"/>
             <w:tcBorders>
               <w:top w:val="single" w:color="BFC9D6" w:sz="4"/>
               <w:left w:val="single" w:color="BFC9D6" w:sz="4"/>
@@ -17545,7 +17707,7 @@
         </w:tc>
         <w:tc>
           <w:tcPr>
-            <w:tcW w:type="dxa" w:w="1970"/>
+            <w:tcW w:type="dxa" w:w="2173"/>
             <w:tcBorders>
               <w:top w:val="single" w:color="BFC9D6" w:sz="4"/>
               <w:left w:val="single" w:color="BFC9D6" w:sz="4"/>
@@ -17581,7 +17743,7 @@
         </w:tc>
         <w:tc>
           <w:tcPr>
-            <w:tcW w:type="dxa" w:w="1201"/>
+            <w:tcW w:type="dxa" w:w="1170"/>
             <w:tcBorders>
               <w:top w:val="single" w:color="BFC9D6" w:sz="4"/>
               <w:left w:val="single" w:color="BFC9D6" w:sz="4"/>
@@ -17617,7 +17779,7 @@
         </w:tc>
         <w:tc>
           <w:tcPr>
-            <w:tcW w:type="dxa" w:w="1201"/>
+            <w:tcW w:type="dxa" w:w="1170"/>
             <w:tcBorders>
               <w:top w:val="single" w:color="BFC9D6" w:sz="4"/>
               <w:left w:val="single" w:color="BFC9D6" w:sz="4"/>
@@ -17658,7 +17820,7 @@
         </w:trPr>
         <w:tc>
           <w:tcPr>
-            <w:tcW w:type="dxa" w:w="1544"/>
+            <w:tcW w:type="dxa" w:w="1504"/>
             <w:tcBorders>
               <w:top w:val="single" w:color="BFC9D6" w:sz="4"/>
               <w:left w:val="single" w:color="BFC9D6" w:sz="4"/>
@@ -17695,7 +17857,7 @@
         </w:tc>
         <w:tc>
           <w:tcPr>
-            <w:tcW w:type="dxa" w:w="3948"/>
+            <w:tcW w:type="dxa" w:w="3847"/>
             <w:tcBorders>
               <w:top w:val="single" w:color="BFC9D6" w:sz="4"/>
               <w:left w:val="single" w:color="BFC9D6" w:sz="4"/>
@@ -17732,7 +17894,7 @@
         </w:tc>
         <w:tc>
           <w:tcPr>
-            <w:tcW w:type="dxa" w:w="1970"/>
+            <w:tcW w:type="dxa" w:w="2173"/>
             <w:tcBorders>
               <w:top w:val="single" w:color="BFC9D6" w:sz="4"/>
               <w:left w:val="single" w:color="BFC9D6" w:sz="4"/>
@@ -17769,7 +17931,7 @@
         </w:tc>
         <w:tc>
           <w:tcPr>
-            <w:tcW w:type="dxa" w:w="1201"/>
+            <w:tcW w:type="dxa" w:w="1170"/>
             <w:tcBorders>
               <w:top w:val="single" w:color="BFC9D6" w:sz="4"/>
               <w:left w:val="single" w:color="BFC9D6" w:sz="4"/>
@@ -17806,7 +17968,7 @@
         </w:tc>
         <w:tc>
           <w:tcPr>
-            <w:tcW w:type="dxa" w:w="1201"/>
+            <w:tcW w:type="dxa" w:w="1170"/>
             <w:tcBorders>
               <w:top w:val="single" w:color="BFC9D6" w:sz="4"/>
               <w:left w:val="single" w:color="BFC9D6" w:sz="4"/>

--- a/treasury-platform/docs/30-readiness/word/DOC-S11-deployment-guide.docx
+++ b/treasury-platform/docs/30-readiness/word/DOC-S11-deployment-guide.docx
@@ -7322,7 +7322,219 @@
           <w:szCs w:val="21"/>
           <w:rtl/>
         </w:rPr>
-        <w:t xml:space="preserve"> الإنشاء وينشر داخل القاعدة.</w:t>
+        <w:t xml:space="preserve"> الإنشاء وينشر داخل القاعدة. </w:t>
+      </w:r>
+      <w:r>
+        <w:rPr>
+          <w:rFonts w:ascii="Segoe UI Emoji" w:cs="Segoe UI Emoji" w:eastAsia="Segoe UI Emoji" w:hAnsi="Segoe UI Emoji"/>
+          <w:sz w:val="21"/>
+          <w:szCs w:val="21"/>
+          <w:rtl/>
+        </w:rPr>
+        <w:t xml:space="preserve">✅</w:t>
+      </w:r>
+      <w:r>
+        <w:rPr>
+          <w:rFonts w:ascii="Arial" w:cs="Arial" w:eastAsia="Arial" w:hAnsi="Arial"/>
+          <w:b w:val="false"/>
+          <w:bCs w:val="false"/>
+          <w:sz w:val="21"/>
+          <w:szCs w:val="21"/>
+          <w:rtl/>
+        </w:rPr>
+        <w:t xml:space="preserve"> منفّذ (2026-10-13، docs/adr/0010-deployment-as-db-owner.md): </w:t>
+      </w:r>
+      <w:r>
+        <w:rPr>
+          <w:rFonts w:ascii="Courier New" w:cs="Courier New" w:eastAsia="Courier New" w:hAnsi="Courier New"/>
+          <w:b w:val="false"/>
+          <w:bCs w:val="false"/>
+          <w:color w:val="1F2937"/>
+          <w:sz w:val="18"/>
+          <w:szCs w:val="18"/>
+          <w:shd w:fill="F1F3F5" w:color="auto" w:val="clear"/>
+          <w:rtl/>
+        </w:rPr>
+        <w:t xml:space="preserve">‎tools/deploy/prepare_database.sh prepare‎</w:t>
+      </w:r>
+      <w:r>
+        <w:rPr>
+          <w:rFonts w:ascii="Arial" w:cs="Arial" w:eastAsia="Arial" w:hAnsi="Arial"/>
+          <w:b w:val="false"/>
+          <w:bCs w:val="false"/>
+          <w:sz w:val="21"/>
+          <w:szCs w:val="21"/>
+          <w:rtl/>
+        </w:rPr>
+        <w:t xml:space="preserve"> ينشئ القاعدة الفارغة بالترتيب (وملفاتها في </w:t>
+      </w:r>
+      <w:r>
+        <w:rPr>
+          <w:rFonts w:ascii="Courier New" w:cs="Courier New" w:eastAsia="Courier New" w:hAnsi="Courier New"/>
+          <w:b w:val="false"/>
+          <w:bCs w:val="false"/>
+          <w:color w:val="1F2937"/>
+          <w:sz w:val="18"/>
+          <w:szCs w:val="18"/>
+          <w:shd w:fill="F1F3F5" w:color="auto" w:val="clear"/>
+          <w:rtl/>
+        </w:rPr>
+        <w:t xml:space="preserve">‎BANKFAS_DATA_DIR‎</w:t>
+      </w:r>
+      <w:r>
+        <w:rPr>
+          <w:rFonts w:ascii="Arial" w:cs="Arial" w:eastAsia="Arial" w:hAnsi="Arial"/>
+          <w:b w:val="false"/>
+          <w:bCs w:val="false"/>
+          <w:sz w:val="21"/>
+          <w:szCs w:val="21"/>
+          <w:rtl/>
+        </w:rPr>
+        <w:t xml:space="preserve"> و</w:t>
+      </w:r>
+      <w:r>
+        <w:rPr>
+          <w:rFonts w:ascii="Courier New" w:cs="Courier New" w:eastAsia="Courier New" w:hAnsi="Courier New"/>
+          <w:b w:val="false"/>
+          <w:bCs w:val="false"/>
+          <w:color w:val="1F2937"/>
+          <w:sz w:val="18"/>
+          <w:szCs w:val="18"/>
+          <w:shd w:fill="F1F3F5" w:color="auto" w:val="clear"/>
+          <w:rtl/>
+        </w:rPr>
+        <w:t xml:space="preserve">‎BANKFAS_LOG_DIR‎</w:t>
+      </w:r>
+      <w:r>
+        <w:rPr>
+          <w:rFonts w:ascii="Arial" w:cs="Arial" w:eastAsia="Arial" w:hAnsi="Arial"/>
+          <w:b w:val="false"/>
+          <w:bCs w:val="false"/>
+          <w:sz w:val="21"/>
+          <w:szCs w:val="21"/>
+          <w:rtl/>
+        </w:rPr>
+        <w:t xml:space="preserve"> إن أُعطيا)، ومالكها </w:t>
+      </w:r>
+      <w:r>
+        <w:rPr>
+          <w:rFonts w:ascii="Courier New" w:cs="Courier New" w:eastAsia="Courier New" w:hAnsi="Courier New"/>
+          <w:b w:val="false"/>
+          <w:bCs w:val="false"/>
+          <w:color w:val="1F2937"/>
+          <w:sz w:val="18"/>
+          <w:szCs w:val="18"/>
+          <w:shd w:fill="F1F3F5" w:color="auto" w:val="clear"/>
+          <w:rtl/>
+        </w:rPr>
+        <w:t xml:space="preserve">‎bankfas_owner‎</w:t>
+      </w:r>
+      <w:r>
+        <w:rPr>
+          <w:rFonts w:ascii="Arial" w:cs="Arial" w:eastAsia="Arial" w:hAnsi="Arial"/>
+          <w:b w:val="false"/>
+          <w:bCs w:val="false"/>
+          <w:sz w:val="21"/>
+          <w:szCs w:val="21"/>
+          <w:rtl/>
+        </w:rPr>
+        <w:t xml:space="preserve"> حساب معطّل بكلمة عشوائية لا تُحفظ، وحساب النشر </w:t>
+      </w:r>
+      <w:r>
+        <w:rPr>
+          <w:rFonts w:ascii="Courier New" w:cs="Courier New" w:eastAsia="Courier New" w:hAnsi="Courier New"/>
+          <w:b w:val="false"/>
+          <w:bCs w:val="false"/>
+          <w:color w:val="1F2937"/>
+          <w:sz w:val="18"/>
+          <w:szCs w:val="18"/>
+          <w:shd w:fill="F1F3F5" w:color="auto" w:val="clear"/>
+          <w:rtl/>
+        </w:rPr>
+        <w:t xml:space="preserve">‎bankfas_migrator‎</w:t>
+      </w:r>
+      <w:r>
+        <w:rPr>
+          <w:rFonts w:ascii="Arial" w:cs="Arial" w:eastAsia="Arial" w:hAnsi="Arial"/>
+          <w:b w:val="false"/>
+          <w:bCs w:val="false"/>
+          <w:sz w:val="21"/>
+          <w:szCs w:val="21"/>
+          <w:rtl/>
+        </w:rPr>
+        <w:t xml:space="preserve"> عضو </w:t>
+      </w:r>
+      <w:r>
+        <w:rPr>
+          <w:rFonts w:ascii="Courier New" w:cs="Courier New" w:eastAsia="Courier New" w:hAnsi="Courier New"/>
+          <w:b w:val="false"/>
+          <w:bCs w:val="false"/>
+          <w:color w:val="1F2937"/>
+          <w:sz w:val="18"/>
+          <w:szCs w:val="18"/>
+          <w:shd w:fill="F1F3F5" w:color="auto" w:val="clear"/>
+          <w:rtl/>
+        </w:rPr>
+        <w:t xml:space="preserve">‎db_owner‎</w:t>
+      </w:r>
+      <w:r>
+        <w:rPr>
+          <w:rFonts w:ascii="Arial" w:cs="Arial" w:eastAsia="Arial" w:hAnsi="Arial"/>
+          <w:b w:val="false"/>
+          <w:bCs w:val="false"/>
+          <w:sz w:val="21"/>
+          <w:szCs w:val="21"/>
+          <w:rtl/>
+        </w:rPr>
+        <w:t xml:space="preserve"> وحده ومعطّل حتى تُفتح النافذة (</w:t>
+      </w:r>
+      <w:r>
+        <w:rPr>
+          <w:rFonts w:ascii="Courier New" w:cs="Courier New" w:eastAsia="Courier New" w:hAnsi="Courier New"/>
+          <w:b w:val="false"/>
+          <w:bCs w:val="false"/>
+          <w:color w:val="1F2937"/>
+          <w:sz w:val="18"/>
+          <w:szCs w:val="18"/>
+          <w:shd w:fill="F1F3F5" w:color="auto" w:val="clear"/>
+          <w:rtl/>
+        </w:rPr>
+        <w:t xml:space="preserve">‎open‎</w:t>
+      </w:r>
+      <w:r>
+        <w:rPr>
+          <w:rFonts w:ascii="Arial" w:cs="Arial" w:eastAsia="Arial" w:hAnsi="Arial"/>
+          <w:b w:val="false"/>
+          <w:bCs w:val="false"/>
+          <w:sz w:val="21"/>
+          <w:szCs w:val="21"/>
+          <w:rtl/>
+        </w:rPr>
+        <w:t xml:space="preserve"> ثم </w:t>
+      </w:r>
+      <w:r>
+        <w:rPr>
+          <w:rFonts w:ascii="Courier New" w:cs="Courier New" w:eastAsia="Courier New" w:hAnsi="Courier New"/>
+          <w:b w:val="false"/>
+          <w:bCs w:val="false"/>
+          <w:color w:val="1F2937"/>
+          <w:sz w:val="18"/>
+          <w:szCs w:val="18"/>
+          <w:shd w:fill="F1F3F5" w:color="auto" w:val="clear"/>
+          <w:rtl/>
+        </w:rPr>
+        <w:t xml:space="preserve">‎close‎</w:t>
+      </w:r>
+      <w:r>
+        <w:rPr>
+          <w:rFonts w:ascii="Arial" w:cs="Arial" w:eastAsia="Arial" w:hAnsi="Arial"/>
+          <w:b w:val="false"/>
+          <w:bCs w:val="false"/>
+          <w:sz w:val="21"/>
+          <w:szCs w:val="21"/>
+          <w:rtl/>
+        </w:rPr>
+        <w:t xml:space="preserve">).</w:t>
       </w:r>
     </w:p>
     <w:p>
@@ -7416,7 +7628,75 @@
           <w:szCs w:val="21"/>
           <w:rtl/>
         </w:rPr>
-        <w:t xml:space="preserve"> (tools/ci/db_ci.sh:54)، فلم يُجرَّب. يُثبت ذلك بتمرين في بيئة الاختبار قبل UAT (DQ-S11-2).</w:t>
+        <w:t xml:space="preserve"> (tools/ci/db_ci.sh:54)، فلم يُجرَّب. يُثبت ذلك بتمرين في بيئة الاختبار قبل UAT (DQ-S11-2). </w:t>
+      </w:r>
+      <w:r>
+        <w:rPr>
+          <w:rFonts w:ascii="Segoe UI Emoji" w:cs="Segoe UI Emoji" w:eastAsia="Segoe UI Emoji" w:hAnsi="Segoe UI Emoji"/>
+          <w:sz w:val="21"/>
+          <w:szCs w:val="21"/>
+          <w:rtl/>
+        </w:rPr>
+        <w:t xml:space="preserve">✅</w:t>
+      </w:r>
+      <w:r>
+        <w:rPr>
+          <w:rFonts w:ascii="Arial" w:cs="Arial" w:eastAsia="Arial" w:hAnsi="Arial"/>
+          <w:b w:val="false"/>
+          <w:bCs w:val="false"/>
+          <w:sz w:val="21"/>
+          <w:szCs w:val="21"/>
+          <w:rtl/>
+        </w:rPr>
+        <w:t xml:space="preserve"> ثبت (2026-10-13): CI ينشر الآن بـ </w:t>
+      </w:r>
+      <w:r>
+        <w:rPr>
+          <w:rFonts w:ascii="Courier New" w:cs="Courier New" w:eastAsia="Courier New" w:hAnsi="Courier New"/>
+          <w:b w:val="false"/>
+          <w:bCs w:val="false"/>
+          <w:color w:val="1F2937"/>
+          <w:sz w:val="18"/>
+          <w:szCs w:val="18"/>
+          <w:shd w:fill="F1F3F5" w:color="auto" w:val="clear"/>
+          <w:rtl/>
+        </w:rPr>
+        <w:t xml:space="preserve">‎bankfas_migrator‎</w:t>
+      </w:r>
+      <w:r>
+        <w:rPr>
+          <w:rFonts w:ascii="Arial" w:cs="Arial" w:eastAsia="Arial" w:hAnsi="Arial"/>
+          <w:b w:val="false"/>
+          <w:bCs w:val="false"/>
+          <w:sz w:val="21"/>
+          <w:szCs w:val="21"/>
+          <w:rtl/>
+        </w:rPr>
+        <w:t xml:space="preserve"> في نافذة مفتوحة، وينجح </w:t>
+      </w:r>
+      <w:r>
+        <w:rPr>
+          <w:rFonts w:ascii="Courier New" w:cs="Courier New" w:eastAsia="Courier New" w:hAnsi="Courier New"/>
+          <w:b w:val="false"/>
+          <w:bCs w:val="false"/>
+          <w:color w:val="1F2937"/>
+          <w:sz w:val="18"/>
+          <w:szCs w:val="18"/>
+          <w:shd w:fill="F1F3F5" w:color="auto" w:val="clear"/>
+          <w:rtl/>
+        </w:rPr>
+        <w:t xml:space="preserve">‎deploy.sql‎</w:t>
+      </w:r>
+      <w:r>
+        <w:rPr>
+          <w:rFonts w:ascii="Arial" w:cs="Arial" w:eastAsia="Arial" w:hAnsi="Arial"/>
+          <w:b w:val="false"/>
+          <w:bCs w:val="false"/>
+          <w:sz w:val="21"/>
+          <w:szCs w:val="21"/>
+          <w:rtl/>
+        </w:rPr>
+        <w:t xml:space="preserve"> كما هو بلا تعديل، ثم يتحقق من أن كل مخطط ودور وكائن يملكه dbo وأن حساب النشر يُرفض بعد إغلاق النافذة (tools/ci/db_ci.sh الخطوة 4).</w:t>
       </w:r>
     </w:p>
     <w:p>
@@ -16049,14 +16329,23 @@
             </w:pPr>
             <w:r>
               <w:rPr>
-                <w:rFonts w:ascii="Arial" w:cs="Arial" w:eastAsia="Arial" w:hAnsi="Arial"/>
-                <w:b w:val="false"/>
-                <w:bCs w:val="false"/>
-                <w:sz w:val="18"/>
-                <w:szCs w:val="18"/>
-                <w:rtl/>
-              </w:rPr>
-              <w:t xml:space="preserve">DBA ينشئها فارغة بالترتيب والملفات والمالك، وحساب النشر عضو </w:t>
+                <w:rFonts w:ascii="Segoe UI Emoji" w:cs="Segoe UI Emoji" w:eastAsia="Segoe UI Emoji" w:hAnsi="Segoe UI Emoji"/>
+                <w:sz w:val="18"/>
+                <w:szCs w:val="18"/>
+                <w:rtl/>
+              </w:rPr>
+              <w:t xml:space="preserve">✅</w:t>
+            </w:r>
+            <w:r>
+              <w:rPr>
+                <w:rFonts w:ascii="Arial" w:cs="Arial" w:eastAsia="Arial" w:hAnsi="Arial"/>
+                <w:b w:val="false"/>
+                <w:bCs w:val="false"/>
+                <w:sz w:val="18"/>
+                <w:szCs w:val="18"/>
+                <w:rtl/>
+              </w:rPr>
+              <w:t xml:space="preserve"> منفّذ (ADR 0010): DBA ينشئها فارغة بالترتيب والملفات والمالك، وحساب النشر عضو </w:t>
             </w:r>
             <w:r>
               <w:rPr>
@@ -16298,14 +16587,23 @@
             </w:pPr>
             <w:r>
               <w:rPr>
-                <w:rFonts w:ascii="Arial" w:cs="Arial" w:eastAsia="Arial" w:hAnsi="Arial"/>
-                <w:b w:val="false"/>
-                <w:bCs w:val="false"/>
-                <w:sz w:val="18"/>
-                <w:szCs w:val="18"/>
-                <w:rtl/>
-              </w:rPr>
-              <w:t xml:space="preserve">نعم، ويُثبت بتمرين في بيئة الاختبار بحساب غير sysadmin</w:t>
+                <w:rFonts w:ascii="Segoe UI Emoji" w:cs="Segoe UI Emoji" w:eastAsia="Segoe UI Emoji" w:hAnsi="Segoe UI Emoji"/>
+                <w:sz w:val="18"/>
+                <w:szCs w:val="18"/>
+                <w:rtl/>
+              </w:rPr>
+              <w:t xml:space="preserve">✅</w:t>
+            </w:r>
+            <w:r>
+              <w:rPr>
+                <w:rFonts w:ascii="Arial" w:cs="Arial" w:eastAsia="Arial" w:hAnsi="Arial"/>
+                <w:b w:val="false"/>
+                <w:bCs w:val="false"/>
+                <w:sz w:val="18"/>
+                <w:szCs w:val="18"/>
+                <w:rtl/>
+              </w:rPr>
+              <w:t xml:space="preserve"> نعم، وثبت في كل تشغيل لـ CI بحساب غير sysadmin (ADR 0010)</w:t>
             </w:r>
           </w:p>
         </w:tc>

--- a/treasury-platform/docs/30-readiness/word/DOC-S11-deployment-guide.docx
+++ b/treasury-platform/docs/30-readiness/word/DOC-S11-deployment-guide.docx
@@ -3605,7 +3605,7 @@
       <w:r>
         <w:drawing>
           <wp:inline distT="0" distB="0" distL="0" distR="0">
-            <wp:extent cx="6096000" cy="4181475"/>
+            <wp:extent cx="6096000" cy="4933950"/>
             <wp:effectExtent t="0" r="0" b="0" l="0"/>
             <wp:docPr id="1" name="diagram-1.png" descr="" title=""/>
             <wp:cNvGraphicFramePr>
@@ -3630,7 +3630,7 @@
                   <pic:spPr bwMode="auto">
                     <a:xfrm>
                       <a:off x="0" y="0"/>
-                      <a:ext cx="6096000" cy="4181475"/>
+                      <a:ext cx="6096000" cy="4933950"/>
                     </a:xfrm>
                     <a:prstGeom prst="rect">
                       <a:avLst/>
@@ -3677,9 +3677,9 @@
         </w:tblBorders>
       </w:tblPr>
       <w:tblGrid>
-        <w:gridCol w:w="952"/>
-        <w:gridCol w:w="5781"/>
-        <w:gridCol w:w="3131"/>
+        <w:gridCol w:w="951"/>
+        <w:gridCol w:w="5630"/>
+        <w:gridCol w:w="3283"/>
       </w:tblGrid>
       <w:tr>
         <w:trPr>
@@ -3688,7 +3688,7 @@
         </w:trPr>
         <w:tc>
           <w:tcPr>
-            <w:tcW w:type="dxa" w:w="952"/>
+            <w:tcW w:type="dxa" w:w="951"/>
             <w:tcBorders>
               <w:top w:val="single" w:color="BFC9D6" w:sz="4"/>
               <w:left w:val="single" w:color="BFC9D6" w:sz="4"/>
@@ -3726,7 +3726,7 @@
         </w:tc>
         <w:tc>
           <w:tcPr>
-            <w:tcW w:type="dxa" w:w="5781"/>
+            <w:tcW w:type="dxa" w:w="5630"/>
             <w:tcBorders>
               <w:top w:val="single" w:color="BFC9D6" w:sz="4"/>
               <w:left w:val="single" w:color="BFC9D6" w:sz="4"/>
@@ -3764,7 +3764,7 @@
         </w:tc>
         <w:tc>
           <w:tcPr>
-            <w:tcW w:type="dxa" w:w="3131"/>
+            <w:tcW w:type="dxa" w:w="3283"/>
             <w:tcBorders>
               <w:top w:val="single" w:color="BFC9D6" w:sz="4"/>
               <w:left w:val="single" w:color="BFC9D6" w:sz="4"/>
@@ -3807,7 +3807,7 @@
         </w:trPr>
         <w:tc>
           <w:tcPr>
-            <w:tcW w:type="dxa" w:w="952"/>
+            <w:tcW w:type="dxa" w:w="951"/>
             <w:tcBorders>
               <w:top w:val="single" w:color="BFC9D6" w:sz="4"/>
               <w:left w:val="single" w:color="BFC9D6" w:sz="4"/>
@@ -3843,7 +3843,7 @@
         </w:tc>
         <w:tc>
           <w:tcPr>
-            <w:tcW w:type="dxa" w:w="5781"/>
+            <w:tcW w:type="dxa" w:w="5630"/>
             <w:tcBorders>
               <w:top w:val="single" w:color="BFC9D6" w:sz="4"/>
               <w:left w:val="single" w:color="BFC9D6" w:sz="4"/>
@@ -3879,7 +3879,7 @@
         </w:tc>
         <w:tc>
           <w:tcPr>
-            <w:tcW w:type="dxa" w:w="3131"/>
+            <w:tcW w:type="dxa" w:w="3283"/>
             <w:tcBorders>
               <w:top w:val="single" w:color="BFC9D6" w:sz="4"/>
               <w:left w:val="single" w:color="BFC9D6" w:sz="4"/>
@@ -3920,7 +3920,7 @@
         </w:trPr>
         <w:tc>
           <w:tcPr>
-            <w:tcW w:type="dxa" w:w="952"/>
+            <w:tcW w:type="dxa" w:w="951"/>
             <w:tcBorders>
               <w:top w:val="single" w:color="BFC9D6" w:sz="4"/>
               <w:left w:val="single" w:color="BFC9D6" w:sz="4"/>
@@ -3957,7 +3957,7 @@
         </w:tc>
         <w:tc>
           <w:tcPr>
-            <w:tcW w:type="dxa" w:w="5781"/>
+            <w:tcW w:type="dxa" w:w="5630"/>
             <w:tcBorders>
               <w:top w:val="single" w:color="BFC9D6" w:sz="4"/>
               <w:left w:val="single" w:color="BFC9D6" w:sz="4"/>
@@ -3994,7 +3994,7 @@
         </w:tc>
         <w:tc>
           <w:tcPr>
-            <w:tcW w:type="dxa" w:w="3131"/>
+            <w:tcW w:type="dxa" w:w="3283"/>
             <w:tcBorders>
               <w:top w:val="single" w:color="BFC9D6" w:sz="4"/>
               <w:left w:val="single" w:color="BFC9D6" w:sz="4"/>
@@ -4036,7 +4036,7 @@
         </w:trPr>
         <w:tc>
           <w:tcPr>
-            <w:tcW w:type="dxa" w:w="952"/>
+            <w:tcW w:type="dxa" w:w="951"/>
             <w:tcBorders>
               <w:top w:val="single" w:color="BFC9D6" w:sz="4"/>
               <w:left w:val="single" w:color="BFC9D6" w:sz="4"/>
@@ -4072,7 +4072,7 @@
         </w:tc>
         <w:tc>
           <w:tcPr>
-            <w:tcW w:type="dxa" w:w="5781"/>
+            <w:tcW w:type="dxa" w:w="5630"/>
             <w:tcBorders>
               <w:top w:val="single" w:color="BFC9D6" w:sz="4"/>
               <w:left w:val="single" w:color="BFC9D6" w:sz="4"/>
@@ -4108,7 +4108,7 @@
         </w:tc>
         <w:tc>
           <w:tcPr>
-            <w:tcW w:type="dxa" w:w="3131"/>
+            <w:tcW w:type="dxa" w:w="3283"/>
             <w:tcBorders>
               <w:top w:val="single" w:color="BFC9D6" w:sz="4"/>
               <w:left w:val="single" w:color="BFC9D6" w:sz="4"/>
@@ -4149,7 +4149,7 @@
         </w:trPr>
         <w:tc>
           <w:tcPr>
-            <w:tcW w:type="dxa" w:w="952"/>
+            <w:tcW w:type="dxa" w:w="951"/>
             <w:tcBorders>
               <w:top w:val="single" w:color="BFC9D6" w:sz="4"/>
               <w:left w:val="single" w:color="BFC9D6" w:sz="4"/>
@@ -4186,7 +4186,7 @@
         </w:tc>
         <w:tc>
           <w:tcPr>
-            <w:tcW w:type="dxa" w:w="5781"/>
+            <w:tcW w:type="dxa" w:w="5630"/>
             <w:tcBorders>
               <w:top w:val="single" w:color="BFC9D6" w:sz="4"/>
               <w:left w:val="single" w:color="BFC9D6" w:sz="4"/>
@@ -4308,7 +4308,7 @@
         </w:tc>
         <w:tc>
           <w:tcPr>
-            <w:tcW w:type="dxa" w:w="3131"/>
+            <w:tcW w:type="dxa" w:w="3283"/>
             <w:tcBorders>
               <w:top w:val="single" w:color="BFC9D6" w:sz="4"/>
               <w:left w:val="single" w:color="BFC9D6" w:sz="4"/>
@@ -4376,7 +4376,7 @@
         </w:trPr>
         <w:tc>
           <w:tcPr>
-            <w:tcW w:type="dxa" w:w="952"/>
+            <w:tcW w:type="dxa" w:w="951"/>
             <w:tcBorders>
               <w:top w:val="single" w:color="BFC9D6" w:sz="4"/>
               <w:left w:val="single" w:color="BFC9D6" w:sz="4"/>
@@ -4412,7 +4412,7 @@
         </w:tc>
         <w:tc>
           <w:tcPr>
-            <w:tcW w:type="dxa" w:w="5781"/>
+            <w:tcW w:type="dxa" w:w="5630"/>
             <w:tcBorders>
               <w:top w:val="single" w:color="BFC9D6" w:sz="4"/>
               <w:left w:val="single" w:color="BFC9D6" w:sz="4"/>
@@ -4472,7 +4472,7 @@
         </w:tc>
         <w:tc>
           <w:tcPr>
-            <w:tcW w:type="dxa" w:w="3131"/>
+            <w:tcW w:type="dxa" w:w="3283"/>
             <w:tcBorders>
               <w:top w:val="single" w:color="BFC9D6" w:sz="4"/>
               <w:left w:val="single" w:color="BFC9D6" w:sz="4"/>
@@ -4513,7 +4513,7 @@
         </w:trPr>
         <w:tc>
           <w:tcPr>
-            <w:tcW w:type="dxa" w:w="952"/>
+            <w:tcW w:type="dxa" w:w="951"/>
             <w:tcBorders>
               <w:top w:val="single" w:color="BFC9D6" w:sz="4"/>
               <w:left w:val="single" w:color="BFC9D6" w:sz="4"/>
@@ -4550,7 +4550,7 @@
         </w:tc>
         <w:tc>
           <w:tcPr>
-            <w:tcW w:type="dxa" w:w="5781"/>
+            <w:tcW w:type="dxa" w:w="5630"/>
             <w:tcBorders>
               <w:top w:val="single" w:color="BFC9D6" w:sz="4"/>
               <w:left w:val="single" w:color="BFC9D6" w:sz="4"/>
@@ -4611,7 +4611,7 @@
         </w:tc>
         <w:tc>
           <w:tcPr>
-            <w:tcW w:type="dxa" w:w="3131"/>
+            <w:tcW w:type="dxa" w:w="3283"/>
             <w:tcBorders>
               <w:top w:val="single" w:color="BFC9D6" w:sz="4"/>
               <w:left w:val="single" w:color="BFC9D6" w:sz="4"/>
@@ -4653,7 +4653,7 @@
         </w:trPr>
         <w:tc>
           <w:tcPr>
-            <w:tcW w:type="dxa" w:w="952"/>
+            <w:tcW w:type="dxa" w:w="951"/>
             <w:tcBorders>
               <w:top w:val="single" w:color="BFC9D6" w:sz="4"/>
               <w:left w:val="single" w:color="BFC9D6" w:sz="4"/>
@@ -4689,7 +4689,7 @@
         </w:tc>
         <w:tc>
           <w:tcPr>
-            <w:tcW w:type="dxa" w:w="5781"/>
+            <w:tcW w:type="dxa" w:w="5630"/>
             <w:tcBorders>
               <w:top w:val="single" w:color="BFC9D6" w:sz="4"/>
               <w:left w:val="single" w:color="BFC9D6" w:sz="4"/>
@@ -4725,7 +4725,7 @@
         </w:tc>
         <w:tc>
           <w:tcPr>
-            <w:tcW w:type="dxa" w:w="3131"/>
+            <w:tcW w:type="dxa" w:w="3283"/>
             <w:tcBorders>
               <w:top w:val="single" w:color="BFC9D6" w:sz="4"/>
               <w:left w:val="single" w:color="BFC9D6" w:sz="4"/>
@@ -4766,7 +4766,7 @@
         </w:trPr>
         <w:tc>
           <w:tcPr>
-            <w:tcW w:type="dxa" w:w="952"/>
+            <w:tcW w:type="dxa" w:w="951"/>
             <w:tcBorders>
               <w:top w:val="single" w:color="BFC9D6" w:sz="4"/>
               <w:left w:val="single" w:color="BFC9D6" w:sz="4"/>
@@ -4803,7 +4803,7 @@
         </w:tc>
         <w:tc>
           <w:tcPr>
-            <w:tcW w:type="dxa" w:w="5781"/>
+            <w:tcW w:type="dxa" w:w="5630"/>
             <w:tcBorders>
               <w:top w:val="single" w:color="BFC9D6" w:sz="4"/>
               <w:left w:val="single" w:color="BFC9D6" w:sz="4"/>
@@ -4834,34 +4834,28 @@
                 <w:szCs w:val="18"/>
                 <w:rtl/>
               </w:rPr>
-              <w:t xml:space="preserve">SQL Server Audit يعمل، فيُسجَّل النشر نفسه (DOC-S12 §3.6)</w:t>
-            </w:r>
-          </w:p>
-        </w:tc>
-        <w:tc>
-          <w:tcPr>
-            <w:tcW w:type="dxa" w:w="3131"/>
-            <w:tcBorders>
-              <w:top w:val="single" w:color="BFC9D6" w:sz="4"/>
-              <w:left w:val="single" w:color="BFC9D6" w:sz="4"/>
-              <w:bottom w:val="single" w:color="BFC9D6" w:sz="4"/>
-              <w:right w:val="single" w:color="BFC9D6" w:sz="4"/>
-            </w:tcBorders>
-            <w:shd w:fill="F5F8FC" w:color="auto" w:val="clear"/>
-            <w:tcMar>
-              <w:top w:type="dxa" w:w="50"/>
-              <w:left w:type="dxa" w:w="90"/>
-              <w:bottom w:type="dxa" w:w="50"/>
-              <w:right w:type="dxa" w:w="90"/>
-            </w:tcMar>
-            <w:vAlign w:val="top"/>
-          </w:tcPr>
-          <w:p>
-            <w:pPr>
-              <w:keepNext w:val="false"/>
-              <w:bidi/>
-              <w:spacing w:after="30" w:before="30" w:line="264"/>
-            </w:pPr>
+              <w:t xml:space="preserve">SQL Server Audit يعمل، فيُسجَّل النشر نفسه (DOC-S12 §3.5). </w:t>
+            </w:r>
+            <w:r>
+              <w:rPr>
+                <w:rFonts w:ascii="Segoe UI Emoji" w:cs="Segoe UI Emoji" w:eastAsia="Segoe UI Emoji" w:hAnsi="Segoe UI Emoji"/>
+                <w:sz w:val="18"/>
+                <w:szCs w:val="18"/>
+                <w:rtl/>
+              </w:rPr>
+              <w:t xml:space="preserve">✅</w:t>
+            </w:r>
+            <w:r>
+              <w:rPr>
+                <w:rFonts w:ascii="Arial" w:cs="Arial" w:eastAsia="Arial" w:hAnsi="Arial"/>
+                <w:b w:val="false"/>
+                <w:bCs w:val="false"/>
+                <w:sz w:val="18"/>
+                <w:szCs w:val="18"/>
+                <w:rtl/>
+              </w:rPr>
+              <w:t xml:space="preserve"> منفّذ (ADR 0012): </w:t>
+            </w:r>
             <w:r>
               <w:rPr>
                 <w:rFonts w:ascii="Courier New" w:cs="Courier New" w:eastAsia="Courier New" w:hAnsi="Courier New"/>
@@ -4873,7 +4867,68 @@
                 <w:shd w:fill="F1F3F5" w:color="auto" w:val="clear"/>
                 <w:rtl/>
               </w:rPr>
-              <w:t xml:space="preserve">‎sys.dm_server_audit_status‎</w:t>
+              <w:t xml:space="preserve">‎tools/deploy/server_audit.sh apply‎</w:t>
+            </w:r>
+            <w:r>
+              <w:rPr>
+                <w:rFonts w:ascii="Arial" w:cs="Arial" w:eastAsia="Arial" w:hAnsi="Arial"/>
+                <w:b w:val="false"/>
+                <w:bCs w:val="false"/>
+                <w:sz w:val="18"/>
+                <w:szCs w:val="18"/>
+                <w:rtl/>
+              </w:rPr>
+              <w:t xml:space="preserve"> قبل النشر الأول، ومجلد الملفات على V5 (DOC-S10 §3)</w:t>
+            </w:r>
+          </w:p>
+        </w:tc>
+        <w:tc>
+          <w:tcPr>
+            <w:tcW w:type="dxa" w:w="3283"/>
+            <w:tcBorders>
+              <w:top w:val="single" w:color="BFC9D6" w:sz="4"/>
+              <w:left w:val="single" w:color="BFC9D6" w:sz="4"/>
+              <w:bottom w:val="single" w:color="BFC9D6" w:sz="4"/>
+              <w:right w:val="single" w:color="BFC9D6" w:sz="4"/>
+            </w:tcBorders>
+            <w:shd w:fill="F5F8FC" w:color="auto" w:val="clear"/>
+            <w:tcMar>
+              <w:top w:type="dxa" w:w="50"/>
+              <w:left w:type="dxa" w:w="90"/>
+              <w:bottom w:type="dxa" w:w="50"/>
+              <w:right w:type="dxa" w:w="90"/>
+            </w:tcMar>
+            <w:vAlign w:val="top"/>
+          </w:tcPr>
+          <w:p>
+            <w:pPr>
+              <w:keepNext w:val="false"/>
+              <w:bidi/>
+              <w:spacing w:after="30" w:before="30" w:line="264"/>
+            </w:pPr>
+            <w:r>
+              <w:rPr>
+                <w:rFonts w:ascii="Courier New" w:cs="Courier New" w:eastAsia="Courier New" w:hAnsi="Courier New"/>
+                <w:b w:val="false"/>
+                <w:bCs w:val="false"/>
+                <w:color w:val="1F2937"/>
+                <w:sz w:val="16"/>
+                <w:szCs w:val="16"/>
+                <w:shd w:fill="F1F3F5" w:color="auto" w:val="clear"/>
+                <w:rtl/>
+              </w:rPr>
+              <w:t xml:space="preserve">‎tools/deploy/server_audit.sh check‎</w:t>
+            </w:r>
+            <w:r>
+              <w:rPr>
+                <w:rFonts w:ascii="Arial" w:cs="Arial" w:eastAsia="Arial" w:hAnsi="Arial"/>
+                <w:b w:val="false"/>
+                <w:bCs w:val="false"/>
+                <w:sz w:val="18"/>
+                <w:szCs w:val="18"/>
+                <w:rtl/>
+              </w:rPr>
+              <w:t xml:space="preserve"> يخرج بصفر</w:t>
             </w:r>
           </w:p>
         </w:tc>
@@ -4884,7 +4939,7 @@
         </w:trPr>
         <w:tc>
           <w:tcPr>
-            <w:tcW w:type="dxa" w:w="952"/>
+            <w:tcW w:type="dxa" w:w="951"/>
             <w:tcBorders>
               <w:top w:val="single" w:color="BFC9D6" w:sz="4"/>
               <w:left w:val="single" w:color="BFC9D6" w:sz="4"/>
@@ -4920,7 +4975,7 @@
         </w:tc>
         <w:tc>
           <w:tcPr>
-            <w:tcW w:type="dxa" w:w="5781"/>
+            <w:tcW w:type="dxa" w:w="5630"/>
             <w:tcBorders>
               <w:top w:val="single" w:color="BFC9D6" w:sz="4"/>
               <w:left w:val="single" w:color="BFC9D6" w:sz="4"/>
@@ -4956,7 +5011,7 @@
         </w:tc>
         <w:tc>
           <w:tcPr>
-            <w:tcW w:type="dxa" w:w="3131"/>
+            <w:tcW w:type="dxa" w:w="3283"/>
             <w:tcBorders>
               <w:top w:val="single" w:color="BFC9D6" w:sz="4"/>
               <w:left w:val="single" w:color="BFC9D6" w:sz="4"/>
@@ -7035,6 +7090,422 @@
     </w:p>
     <w:p>
       <w:pPr>
+        <w:pStyle w:val="ListParagraph"/>
+        <w:numPr>
+          <w:ilvl w:val="0"/>
+          <w:numId w:val="2"/>
+        </w:numPr>
+        <w:bidi/>
+        <w:spacing w:after="70" w:before="0" w:line="300"/>
+      </w:pPr>
+      <w:r>
+        <w:rPr>
+          <w:rFonts w:ascii="Arial" w:cs="Arial" w:eastAsia="Arial" w:hAnsi="Arial"/>
+          <w:b/>
+          <w:bCs/>
+          <w:sz w:val="21"/>
+          <w:szCs w:val="21"/>
+          <w:rtl/>
+        </w:rPr>
+        <w:t xml:space="preserve">التدقيق والنافذة (ADR 0012):</w:t>
+      </w:r>
+      <w:r>
+        <w:rPr>
+          <w:rFonts w:ascii="Arial" w:cs="Arial" w:eastAsia="Arial" w:hAnsi="Arial"/>
+          <w:b w:val="false"/>
+          <w:bCs w:val="false"/>
+          <w:sz w:val="21"/>
+          <w:szCs w:val="21"/>
+          <w:rtl/>
+        </w:rPr>
+        <w:t xml:space="preserve"> يُصدِّر DBA مرجع التغيير في سجل النشر </w:t>
+      </w:r>
+      <w:r>
+        <w:rPr>
+          <w:rFonts w:ascii="Courier New" w:cs="Courier New" w:eastAsia="Courier New" w:hAnsi="Courier New"/>
+          <w:b w:val="false"/>
+          <w:bCs w:val="false"/>
+          <w:color w:val="1F2937"/>
+          <w:sz w:val="18"/>
+          <w:szCs w:val="18"/>
+          <w:shd w:fill="F1F3F5" w:color="auto" w:val="clear"/>
+          <w:rtl/>
+        </w:rPr>
+        <w:t xml:space="preserve">‎export BANKFAS_CHANGE_REF=&lt;مرجع النشر&gt;‎</w:t>
+      </w:r>
+      <w:r>
+        <w:rPr>
+          <w:rFonts w:ascii="Arial" w:cs="Arial" w:eastAsia="Arial" w:hAnsi="Arial"/>
+          <w:b w:val="false"/>
+          <w:bCs w:val="false"/>
+          <w:sz w:val="21"/>
+          <w:szCs w:val="21"/>
+          <w:rtl/>
+        </w:rPr>
+        <w:t xml:space="preserve"> قبل أي سكربت. يكتب كل سكربت في </w:t>
+      </w:r>
+      <w:r>
+        <w:rPr>
+          <w:rFonts w:ascii="Courier New" w:cs="Courier New" w:eastAsia="Courier New" w:hAnsi="Courier New"/>
+          <w:b w:val="false"/>
+          <w:bCs w:val="false"/>
+          <w:color w:val="1F2937"/>
+          <w:sz w:val="18"/>
+          <w:szCs w:val="18"/>
+          <w:shd w:fill="F1F3F5" w:color="auto" w:val="clear"/>
+          <w:rtl/>
+        </w:rPr>
+        <w:t xml:space="preserve">‎tools/deploy‎</w:t>
+      </w:r>
+      <w:r>
+        <w:rPr>
+          <w:rFonts w:ascii="Arial" w:cs="Arial" w:eastAsia="Arial" w:hAnsi="Arial"/>
+          <w:b w:val="false"/>
+          <w:bCs w:val="false"/>
+          <w:sz w:val="21"/>
+          <w:szCs w:val="21"/>
+          <w:rtl/>
+        </w:rPr>
+        <w:t xml:space="preserve"> بدايته ونهايته في SQL Server Audit بهذا المرجع، وتنبيهات AL-18 لا تنطلق لما يقع داخل نافذته. الترتيب:</w:t>
+      </w:r>
+    </w:p>
+    <w:p>
+      <w:pPr>
+        <w:pStyle w:val="ListParagraph"/>
+        <w:numPr>
+          <w:ilvl w:val="1"/>
+          <w:numId w:val="3"/>
+        </w:numPr>
+        <w:bidi/>
+        <w:spacing w:after="70" w:before="0" w:line="300"/>
+      </w:pPr>
+      <w:r>
+        <w:rPr>
+          <w:rFonts w:ascii="Courier New" w:cs="Courier New" w:eastAsia="Courier New" w:hAnsi="Courier New"/>
+          <w:b w:val="false"/>
+          <w:bCs w:val="false"/>
+          <w:color w:val="1F2937"/>
+          <w:sz w:val="18"/>
+          <w:szCs w:val="18"/>
+          <w:shd w:fill="F1F3F5" w:color="auto" w:val="clear"/>
+          <w:rtl/>
+        </w:rPr>
+        <w:t xml:space="preserve">‎server_audit.sh apply‎</w:t>
+      </w:r>
+      <w:r>
+        <w:rPr>
+          <w:rFonts w:ascii="Arial" w:cs="Arial" w:eastAsia="Arial" w:hAnsi="Arial"/>
+          <w:b w:val="false"/>
+          <w:bCs w:val="false"/>
+          <w:sz w:val="21"/>
+          <w:szCs w:val="21"/>
+          <w:rtl/>
+        </w:rPr>
+        <w:t xml:space="preserve"> (المرة الأولى، قبل كل شيء)؛</w:t>
+      </w:r>
+    </w:p>
+    <w:p>
+      <w:pPr>
+        <w:pStyle w:val="ListParagraph"/>
+        <w:numPr>
+          <w:ilvl w:val="1"/>
+          <w:numId w:val="3"/>
+        </w:numPr>
+        <w:bidi/>
+        <w:spacing w:after="70" w:before="0" w:line="300"/>
+      </w:pPr>
+      <w:r>
+        <w:rPr>
+          <w:rFonts w:ascii="Courier New" w:cs="Courier New" w:eastAsia="Courier New" w:hAnsi="Courier New"/>
+          <w:b w:val="false"/>
+          <w:bCs w:val="false"/>
+          <w:color w:val="1F2937"/>
+          <w:sz w:val="18"/>
+          <w:szCs w:val="18"/>
+          <w:shd w:fill="F1F3F5" w:color="auto" w:val="clear"/>
+          <w:rtl/>
+        </w:rPr>
+        <w:t xml:space="preserve">‎prepare_database.sh prepare‎</w:t>
+      </w:r>
+      <w:r>
+        <w:rPr>
+          <w:rFonts w:ascii="Arial" w:cs="Arial" w:eastAsia="Arial" w:hAnsi="Arial"/>
+          <w:b w:val="false"/>
+          <w:bCs w:val="false"/>
+          <w:sz w:val="21"/>
+          <w:szCs w:val="21"/>
+          <w:rtl/>
+        </w:rPr>
+        <w:t xml:space="preserve"> (المرة الأولى)؛</w:t>
+      </w:r>
+    </w:p>
+    <w:p>
+      <w:pPr>
+        <w:pStyle w:val="ListParagraph"/>
+        <w:numPr>
+          <w:ilvl w:val="1"/>
+          <w:numId w:val="3"/>
+        </w:numPr>
+        <w:bidi/>
+        <w:spacing w:after="70" w:before="0" w:line="300"/>
+      </w:pPr>
+      <w:r>
+        <w:rPr>
+          <w:rFonts w:ascii="Courier New" w:cs="Courier New" w:eastAsia="Courier New" w:hAnsi="Courier New"/>
+          <w:b w:val="false"/>
+          <w:bCs w:val="false"/>
+          <w:color w:val="1F2937"/>
+          <w:sz w:val="18"/>
+          <w:szCs w:val="18"/>
+          <w:shd w:fill="F1F3F5" w:color="auto" w:val="clear"/>
+          <w:rtl/>
+        </w:rPr>
+        <w:t xml:space="preserve">‎prepare_database.sh open‎</w:t>
+      </w:r>
+      <w:r>
+        <w:rPr>
+          <w:rFonts w:ascii="Arial" w:cs="Arial" w:eastAsia="Arial" w:hAnsi="Arial"/>
+          <w:b w:val="false"/>
+          <w:bCs w:val="false"/>
+          <w:sz w:val="21"/>
+          <w:szCs w:val="21"/>
+          <w:rtl/>
+        </w:rPr>
+        <w:t xml:space="preserve">؛</w:t>
+      </w:r>
+    </w:p>
+    <w:p>
+      <w:pPr>
+        <w:pStyle w:val="ListParagraph"/>
+        <w:numPr>
+          <w:ilvl w:val="1"/>
+          <w:numId w:val="3"/>
+        </w:numPr>
+        <w:bidi/>
+        <w:spacing w:after="70" w:before="0" w:line="300"/>
+      </w:pPr>
+      <w:r>
+        <w:rPr>
+          <w:rFonts w:ascii="Courier New" w:cs="Courier New" w:eastAsia="Courier New" w:hAnsi="Courier New"/>
+          <w:b w:val="false"/>
+          <w:bCs w:val="false"/>
+          <w:color w:val="1F2937"/>
+          <w:sz w:val="18"/>
+          <w:szCs w:val="18"/>
+          <w:shd w:fill="F1F3F5" w:color="auto" w:val="clear"/>
+          <w:rtl/>
+        </w:rPr>
+        <w:t xml:space="preserve">‎deploy.sh‎</w:t>
+      </w:r>
+      <w:r>
+        <w:rPr>
+          <w:rFonts w:ascii="Arial" w:cs="Arial" w:eastAsia="Arial" w:hAnsi="Arial"/>
+          <w:b w:val="false"/>
+          <w:bCs w:val="false"/>
+          <w:sz w:val="21"/>
+          <w:szCs w:val="21"/>
+          <w:rtl/>
+        </w:rPr>
+        <w:t xml:space="preserve"> بحساب </w:t>
+      </w:r>
+      <w:r>
+        <w:rPr>
+          <w:rFonts w:ascii="Courier New" w:cs="Courier New" w:eastAsia="Courier New" w:hAnsi="Courier New"/>
+          <w:b w:val="false"/>
+          <w:bCs w:val="false"/>
+          <w:color w:val="1F2937"/>
+          <w:sz w:val="18"/>
+          <w:szCs w:val="18"/>
+          <w:shd w:fill="F1F3F5" w:color="auto" w:val="clear"/>
+          <w:rtl/>
+        </w:rPr>
+        <w:t xml:space="preserve">‎bankfas_migrator‎</w:t>
+      </w:r>
+      <w:r>
+        <w:rPr>
+          <w:rFonts w:ascii="Arial" w:cs="Arial" w:eastAsia="Arial" w:hAnsi="Arial"/>
+          <w:b w:val="false"/>
+          <w:bCs w:val="false"/>
+          <w:sz w:val="21"/>
+          <w:szCs w:val="21"/>
+          <w:rtl/>
+        </w:rPr>
+        <w:t xml:space="preserve">؛</w:t>
+      </w:r>
+    </w:p>
+    <w:p>
+      <w:pPr>
+        <w:pStyle w:val="ListParagraph"/>
+        <w:numPr>
+          <w:ilvl w:val="1"/>
+          <w:numId w:val="3"/>
+        </w:numPr>
+        <w:bidi/>
+        <w:spacing w:after="70" w:before="0" w:line="300"/>
+      </w:pPr>
+      <w:r>
+        <w:rPr>
+          <w:rFonts w:ascii="Courier New" w:cs="Courier New" w:eastAsia="Courier New" w:hAnsi="Courier New"/>
+          <w:b w:val="false"/>
+          <w:bCs w:val="false"/>
+          <w:color w:val="1F2937"/>
+          <w:sz w:val="18"/>
+          <w:szCs w:val="18"/>
+          <w:shd w:fill="F1F3F5" w:color="auto" w:val="clear"/>
+          <w:rtl/>
+        </w:rPr>
+        <w:t xml:space="preserve">‎server_audit.sh apply‎</w:t>
+      </w:r>
+      <w:r>
+        <w:rPr>
+          <w:rFonts w:ascii="Arial" w:cs="Arial" w:eastAsia="Arial" w:hAnsi="Arial"/>
+          <w:b w:val="false"/>
+          <w:bCs w:val="false"/>
+          <w:sz w:val="21"/>
+          <w:szCs w:val="21"/>
+          <w:rtl/>
+        </w:rPr>
+        <w:t xml:space="preserve">، فتُضاف مواصفة القاعدة على جداول التدقيق؛</w:t>
+      </w:r>
+    </w:p>
+    <w:p>
+      <w:pPr>
+        <w:pStyle w:val="ListParagraph"/>
+        <w:numPr>
+          <w:ilvl w:val="1"/>
+          <w:numId w:val="3"/>
+        </w:numPr>
+        <w:bidi/>
+        <w:spacing w:after="70" w:before="0" w:line="300"/>
+      </w:pPr>
+      <w:r>
+        <w:rPr>
+          <w:rFonts w:ascii="Courier New" w:cs="Courier New" w:eastAsia="Courier New" w:hAnsi="Courier New"/>
+          <w:b w:val="false"/>
+          <w:bCs w:val="false"/>
+          <w:color w:val="1F2937"/>
+          <w:sz w:val="18"/>
+          <w:szCs w:val="18"/>
+          <w:shd w:fill="F1F3F5" w:color="auto" w:val="clear"/>
+          <w:rtl/>
+        </w:rPr>
+        <w:t xml:space="preserve">‎provision_logins.sh‎</w:t>
+      </w:r>
+      <w:r>
+        <w:rPr>
+          <w:rFonts w:ascii="Arial" w:cs="Arial" w:eastAsia="Arial" w:hAnsi="Arial"/>
+          <w:b w:val="false"/>
+          <w:bCs w:val="false"/>
+          <w:sz w:val="21"/>
+          <w:szCs w:val="21"/>
+          <w:rtl/>
+        </w:rPr>
+        <w:t xml:space="preserve">؛</w:t>
+      </w:r>
+    </w:p>
+    <w:p>
+      <w:pPr>
+        <w:pStyle w:val="ListParagraph"/>
+        <w:numPr>
+          <w:ilvl w:val="1"/>
+          <w:numId w:val="3"/>
+        </w:numPr>
+        <w:bidi/>
+        <w:spacing w:after="70" w:before="0" w:line="300"/>
+      </w:pPr>
+      <w:r>
+        <w:rPr>
+          <w:rFonts w:ascii="Courier New" w:cs="Courier New" w:eastAsia="Courier New" w:hAnsi="Courier New"/>
+          <w:b w:val="false"/>
+          <w:bCs w:val="false"/>
+          <w:color w:val="1F2937"/>
+          <w:sz w:val="18"/>
+          <w:szCs w:val="18"/>
+          <w:shd w:fill="F1F3F5" w:color="auto" w:val="clear"/>
+          <w:rtl/>
+        </w:rPr>
+        <w:t xml:space="preserve">‎prepare_database.sh close‎</w:t>
+      </w:r>
+      <w:r>
+        <w:rPr>
+          <w:rFonts w:ascii="Arial" w:cs="Arial" w:eastAsia="Arial" w:hAnsi="Arial"/>
+          <w:b w:val="false"/>
+          <w:bCs w:val="false"/>
+          <w:sz w:val="21"/>
+          <w:szCs w:val="21"/>
+          <w:rtl/>
+        </w:rPr>
+        <w:t xml:space="preserve">.</w:t>
+      </w:r>
+    </w:p>
+    <w:p>
+      <w:pPr>
+        <w:bidi/>
+        <w:spacing w:after="70" w:before="0" w:line="300"/>
+        <w:ind w:left="574"/>
+      </w:pPr>
+      <w:r>
+        <w:rPr>
+          <w:rFonts w:ascii="Arial" w:cs="Arial" w:eastAsia="Arial" w:hAnsi="Arial"/>
+          <w:b w:val="false"/>
+          <w:bCs w:val="false"/>
+          <w:sz w:val="21"/>
+          <w:szCs w:val="21"/>
+          <w:rtl/>
+        </w:rPr>
+        <w:t xml:space="preserve">بعد الإغلاق يشغّل SEC </w:t>
+      </w:r>
+      <w:r>
+        <w:rPr>
+          <w:rFonts w:ascii="Courier New" w:cs="Courier New" w:eastAsia="Courier New" w:hAnsi="Courier New"/>
+          <w:b w:val="false"/>
+          <w:bCs w:val="false"/>
+          <w:color w:val="1F2937"/>
+          <w:sz w:val="18"/>
+          <w:szCs w:val="18"/>
+          <w:shd w:fill="F1F3F5" w:color="auto" w:val="clear"/>
+          <w:rtl/>
+        </w:rPr>
+        <w:t xml:space="preserve">‎server_audit.sh alerts &lt;بداية النافذة&gt;‎</w:t>
+      </w:r>
+      <w:r>
+        <w:rPr>
+          <w:rFonts w:ascii="Arial" w:cs="Arial" w:eastAsia="Arial" w:hAnsi="Arial"/>
+          <w:b w:val="false"/>
+          <w:bCs w:val="false"/>
+          <w:sz w:val="21"/>
+          <w:szCs w:val="21"/>
+          <w:rtl/>
+        </w:rPr>
+        <w:t xml:space="preserve">، والمتوقع صفر تنبيه. ويرفق </w:t>
+      </w:r>
+      <w:r>
+        <w:rPr>
+          <w:rFonts w:ascii="Courier New" w:cs="Courier New" w:eastAsia="Courier New" w:hAnsi="Courier New"/>
+          <w:b w:val="false"/>
+          <w:bCs w:val="false"/>
+          <w:color w:val="1F2937"/>
+          <w:sz w:val="18"/>
+          <w:szCs w:val="18"/>
+          <w:shd w:fill="F1F3F5" w:color="auto" w:val="clear"/>
+          <w:rtl/>
+        </w:rPr>
+        <w:t xml:space="preserve">‎server_audit.sh windows‎</w:t>
+      </w:r>
+      <w:r>
+        <w:rPr>
+          <w:rFonts w:ascii="Arial" w:cs="Arial" w:eastAsia="Arial" w:hAnsi="Arial"/>
+          <w:b w:val="false"/>
+          <w:bCs w:val="false"/>
+          <w:sz w:val="21"/>
+          <w:szCs w:val="21"/>
+          <w:rtl/>
+        </w:rPr>
+        <w:t xml:space="preserve"> بسجل النشر.</w:t>
+      </w:r>
+    </w:p>
+    <w:p>
+      <w:pPr>
         <w:bidi/>
         <w:spacing w:after="60" w:before="0"/>
       </w:pPr>
@@ -7761,10 +8232,10 @@
         </w:tblBorders>
       </w:tblPr>
       <w:tblGrid>
-        <w:gridCol w:w="931"/>
-        <w:gridCol w:w="3459"/>
-        <w:gridCol w:w="931"/>
-        <w:gridCol w:w="4543"/>
+        <w:gridCol w:w="940"/>
+        <w:gridCol w:w="3452"/>
+        <w:gridCol w:w="940"/>
+        <w:gridCol w:w="4532"/>
       </w:tblGrid>
       <w:tr>
         <w:trPr>
@@ -7773,7 +8244,7 @@
         </w:trPr>
         <w:tc>
           <w:tcPr>
-            <w:tcW w:type="dxa" w:w="931"/>
+            <w:tcW w:type="dxa" w:w="940"/>
             <w:tcBorders>
               <w:top w:val="single" w:color="BFC9D6" w:sz="4"/>
               <w:left w:val="single" w:color="BFC9D6" w:sz="4"/>
@@ -7811,7 +8282,7 @@
         </w:tc>
         <w:tc>
           <w:tcPr>
-            <w:tcW w:type="dxa" w:w="3459"/>
+            <w:tcW w:type="dxa" w:w="3452"/>
             <w:tcBorders>
               <w:top w:val="single" w:color="BFC9D6" w:sz="4"/>
               <w:left w:val="single" w:color="BFC9D6" w:sz="4"/>
@@ -7849,7 +8320,7 @@
         </w:tc>
         <w:tc>
           <w:tcPr>
-            <w:tcW w:type="dxa" w:w="931"/>
+            <w:tcW w:type="dxa" w:w="940"/>
             <w:tcBorders>
               <w:top w:val="single" w:color="BFC9D6" w:sz="4"/>
               <w:left w:val="single" w:color="BFC9D6" w:sz="4"/>
@@ -7887,7 +8358,7 @@
         </w:tc>
         <w:tc>
           <w:tcPr>
-            <w:tcW w:type="dxa" w:w="4543"/>
+            <w:tcW w:type="dxa" w:w="4532"/>
             <w:tcBorders>
               <w:top w:val="single" w:color="BFC9D6" w:sz="4"/>
               <w:left w:val="single" w:color="BFC9D6" w:sz="4"/>
@@ -7930,7 +8401,7 @@
         </w:trPr>
         <w:tc>
           <w:tcPr>
-            <w:tcW w:type="dxa" w:w="931"/>
+            <w:tcW w:type="dxa" w:w="940"/>
             <w:tcBorders>
               <w:top w:val="single" w:color="BFC9D6" w:sz="4"/>
               <w:left w:val="single" w:color="BFC9D6" w:sz="4"/>
@@ -7966,7 +8437,7 @@
         </w:tc>
         <w:tc>
           <w:tcPr>
-            <w:tcW w:type="dxa" w:w="3459"/>
+            <w:tcW w:type="dxa" w:w="3452"/>
             <w:tcBorders>
               <w:top w:val="single" w:color="BFC9D6" w:sz="4"/>
               <w:left w:val="single" w:color="BFC9D6" w:sz="4"/>
@@ -8002,7 +8473,7 @@
         </w:tc>
         <w:tc>
           <w:tcPr>
-            <w:tcW w:type="dxa" w:w="931"/>
+            <w:tcW w:type="dxa" w:w="940"/>
             <w:tcBorders>
               <w:top w:val="single" w:color="BFC9D6" w:sz="4"/>
               <w:left w:val="single" w:color="BFC9D6" w:sz="4"/>
@@ -8038,7 +8509,7 @@
         </w:tc>
         <w:tc>
           <w:tcPr>
-            <w:tcW w:type="dxa" w:w="4543"/>
+            <w:tcW w:type="dxa" w:w="4532"/>
             <w:tcBorders>
               <w:top w:val="single" w:color="BFC9D6" w:sz="4"/>
               <w:left w:val="single" w:color="BFC9D6" w:sz="4"/>
@@ -8079,7 +8550,7 @@
         </w:trPr>
         <w:tc>
           <w:tcPr>
-            <w:tcW w:type="dxa" w:w="931"/>
+            <w:tcW w:type="dxa" w:w="940"/>
             <w:tcBorders>
               <w:top w:val="single" w:color="BFC9D6" w:sz="4"/>
               <w:left w:val="single" w:color="BFC9D6" w:sz="4"/>
@@ -8110,13 +8581,13 @@
                 <w:szCs w:val="18"/>
                 <w:rtl/>
               </w:rPr>
-              <w:t xml:space="preserve">F-02</w:t>
-            </w:r>
-          </w:p>
-        </w:tc>
-        <w:tc>
-          <w:tcPr>
-            <w:tcW w:type="dxa" w:w="3459"/>
+              <w:t xml:space="preserve">F-01a</w:t>
+            </w:r>
+          </w:p>
+        </w:tc>
+        <w:tc>
+          <w:tcPr>
+            <w:tcW w:type="dxa" w:w="3452"/>
             <w:tcBorders>
               <w:top w:val="single" w:color="BFC9D6" w:sz="4"/>
               <w:left w:val="single" w:color="BFC9D6" w:sz="4"/>
@@ -8147,7 +8618,7 @@
                 <w:szCs w:val="18"/>
                 <w:rtl/>
               </w:rPr>
-              <w:t xml:space="preserve">تفعيل </w:t>
+              <w:t xml:space="preserve">تدقيق الخادم: </w:t>
             </w:r>
             <w:r>
               <w:rPr>
@@ -8160,13 +8631,37 @@
                 <w:shd w:fill="F1F3F5" w:color="auto" w:val="clear"/>
                 <w:rtl/>
               </w:rPr>
-              <w:t xml:space="preserve">‎bankfas_migrator‎</w:t>
-            </w:r>
-          </w:p>
-        </w:tc>
-        <w:tc>
-          <w:tcPr>
-            <w:tcW w:type="dxa" w:w="931"/>
+              <w:t xml:space="preserve">‎server_audit.sh apply‎</w:t>
+            </w:r>
+            <w:r>
+              <w:rPr>
+                <w:rFonts w:ascii="Arial" w:cs="Arial" w:eastAsia="Arial" w:hAnsi="Arial"/>
+                <w:b w:val="false"/>
+                <w:bCs w:val="false"/>
+                <w:sz w:val="18"/>
+                <w:szCs w:val="18"/>
+                <w:rtl/>
+              </w:rPr>
+              <w:t xml:space="preserve"> في المرة الأولى، ثم </w:t>
+            </w:r>
+            <w:r>
+              <w:rPr>
+                <w:rFonts w:ascii="Courier New" w:cs="Courier New" w:eastAsia="Courier New" w:hAnsi="Courier New"/>
+                <w:b w:val="false"/>
+                <w:bCs w:val="false"/>
+                <w:color w:val="1F2937"/>
+                <w:sz w:val="16"/>
+                <w:szCs w:val="16"/>
+                <w:shd w:fill="F1F3F5" w:color="auto" w:val="clear"/>
+                <w:rtl/>
+              </w:rPr>
+              <w:t xml:space="preserve">‎server_audit.sh check‎</w:t>
+            </w:r>
+          </w:p>
+        </w:tc>
+        <w:tc>
+          <w:tcPr>
+            <w:tcW w:type="dxa" w:w="940"/>
             <w:tcBorders>
               <w:top w:val="single" w:color="BFC9D6" w:sz="4"/>
               <w:left w:val="single" w:color="BFC9D6" w:sz="4"/>
@@ -8203,7 +8698,7 @@
         </w:tc>
         <w:tc>
           <w:tcPr>
-            <w:tcW w:type="dxa" w:w="4543"/>
+            <w:tcW w:type="dxa" w:w="4532"/>
             <w:tcBorders>
               <w:top w:val="single" w:color="BFC9D6" w:sz="4"/>
               <w:left w:val="single" w:color="BFC9D6" w:sz="4"/>
@@ -8227,14 +8722,23 @@
             </w:pPr>
             <w:r>
               <w:rPr>
-                <w:rFonts w:ascii="Arial" w:cs="Arial" w:eastAsia="Arial" w:hAnsi="Arial"/>
-                <w:b w:val="false"/>
-                <w:bCs w:val="false"/>
-                <w:sz w:val="18"/>
-                <w:szCs w:val="18"/>
-                <w:rtl/>
-              </w:rPr>
-              <w:t xml:space="preserve">تنبيه «دخول خارج النافذة» يُعلَّق للنافذة فقط (DOC-S08 §10)</w:t>
+                <w:rFonts w:ascii="Segoe UI Emoji" w:cs="Segoe UI Emoji" w:eastAsia="Segoe UI Emoji" w:hAnsi="Segoe UI Emoji"/>
+                <w:sz w:val="18"/>
+                <w:szCs w:val="18"/>
+                <w:rtl/>
+              </w:rPr>
+              <w:t xml:space="preserve">✅</w:t>
+            </w:r>
+            <w:r>
+              <w:rPr>
+                <w:rFonts w:ascii="Arial" w:cs="Arial" w:eastAsia="Arial" w:hAnsi="Arial"/>
+                <w:b w:val="false"/>
+                <w:bCs w:val="false"/>
+                <w:sz w:val="18"/>
+                <w:szCs w:val="18"/>
+                <w:rtl/>
+              </w:rPr>
+              <w:t xml:space="preserve"> ADR 0012؛ يوقف النشر إن فشل</w:t>
             </w:r>
           </w:p>
         </w:tc>
@@ -8245,79 +8749,105 @@
         </w:trPr>
         <w:tc>
           <w:tcPr>
-            <w:tcW w:type="dxa" w:w="931"/>
-            <w:tcBorders>
-              <w:top w:val="single" w:color="BFC9D6" w:sz="4"/>
-              <w:left w:val="single" w:color="BFC9D6" w:sz="4"/>
-              <w:bottom w:val="single" w:color="BFC9D6" w:sz="4"/>
-              <w:right w:val="single" w:color="BFC9D6" w:sz="4"/>
-            </w:tcBorders>
-            <w:tcMar>
-              <w:top w:type="dxa" w:w="50"/>
-              <w:left w:type="dxa" w:w="90"/>
-              <w:bottom w:type="dxa" w:w="50"/>
-              <w:right w:type="dxa" w:w="90"/>
-            </w:tcMar>
-            <w:vAlign w:val="top"/>
-          </w:tcPr>
-          <w:p>
-            <w:pPr>
-              <w:keepNext w:val="false"/>
-              <w:bidi/>
-              <w:spacing w:after="30" w:before="30" w:line="264"/>
-            </w:pPr>
-            <w:r>
-              <w:rPr>
-                <w:rFonts w:ascii="Arial" w:cs="Arial" w:eastAsia="Arial" w:hAnsi="Arial"/>
-                <w:b w:val="false"/>
-                <w:bCs w:val="false"/>
-                <w:sz w:val="18"/>
-                <w:szCs w:val="18"/>
-                <w:rtl/>
-              </w:rPr>
-              <w:t xml:space="preserve">F-03</w:t>
-            </w:r>
-          </w:p>
-        </w:tc>
-        <w:tc>
-          <w:tcPr>
-            <w:tcW w:type="dxa" w:w="3459"/>
-            <w:tcBorders>
-              <w:top w:val="single" w:color="BFC9D6" w:sz="4"/>
-              <w:left w:val="single" w:color="BFC9D6" w:sz="4"/>
-              <w:bottom w:val="single" w:color="BFC9D6" w:sz="4"/>
-              <w:right w:val="single" w:color="BFC9D6" w:sz="4"/>
-            </w:tcBorders>
-            <w:tcMar>
-              <w:top w:type="dxa" w:w="50"/>
-              <w:left w:type="dxa" w:w="90"/>
-              <w:bottom w:type="dxa" w:w="50"/>
-              <w:right w:type="dxa" w:w="90"/>
-            </w:tcMar>
-            <w:vAlign w:val="top"/>
-          </w:tcPr>
-          <w:p>
-            <w:pPr>
-              <w:keepNext w:val="false"/>
-              <w:bidi/>
-              <w:spacing w:after="30" w:before="30" w:line="264"/>
-            </w:pPr>
-            <w:r>
-              <w:rPr>
-                <w:rFonts w:ascii="Arial" w:cs="Arial" w:eastAsia="Arial" w:hAnsi="Arial"/>
-                <w:b w:val="false"/>
-                <w:bCs w:val="false"/>
-                <w:sz w:val="18"/>
-                <w:szCs w:val="18"/>
-                <w:rtl/>
-              </w:rPr>
-              <w:t xml:space="preserve">إنشاء القاعدة الفارغة (§6.1)</w:t>
-            </w:r>
-          </w:p>
-        </w:tc>
-        <w:tc>
-          <w:tcPr>
-            <w:tcW w:type="dxa" w:w="931"/>
+            <w:tcW w:type="dxa" w:w="940"/>
+            <w:tcBorders>
+              <w:top w:val="single" w:color="BFC9D6" w:sz="4"/>
+              <w:left w:val="single" w:color="BFC9D6" w:sz="4"/>
+              <w:bottom w:val="single" w:color="BFC9D6" w:sz="4"/>
+              <w:right w:val="single" w:color="BFC9D6" w:sz="4"/>
+            </w:tcBorders>
+            <w:tcMar>
+              <w:top w:type="dxa" w:w="50"/>
+              <w:left w:type="dxa" w:w="90"/>
+              <w:bottom w:type="dxa" w:w="50"/>
+              <w:right w:type="dxa" w:w="90"/>
+            </w:tcMar>
+            <w:vAlign w:val="top"/>
+          </w:tcPr>
+          <w:p>
+            <w:pPr>
+              <w:keepNext w:val="false"/>
+              <w:bidi/>
+              <w:spacing w:after="30" w:before="30" w:line="264"/>
+            </w:pPr>
+            <w:r>
+              <w:rPr>
+                <w:rFonts w:ascii="Arial" w:cs="Arial" w:eastAsia="Arial" w:hAnsi="Arial"/>
+                <w:b w:val="false"/>
+                <w:bCs w:val="false"/>
+                <w:sz w:val="18"/>
+                <w:szCs w:val="18"/>
+                <w:rtl/>
+              </w:rPr>
+              <w:t xml:space="preserve">F-02</w:t>
+            </w:r>
+          </w:p>
+        </w:tc>
+        <w:tc>
+          <w:tcPr>
+            <w:tcW w:type="dxa" w:w="3452"/>
+            <w:tcBorders>
+              <w:top w:val="single" w:color="BFC9D6" w:sz="4"/>
+              <w:left w:val="single" w:color="BFC9D6" w:sz="4"/>
+              <w:bottom w:val="single" w:color="BFC9D6" w:sz="4"/>
+              <w:right w:val="single" w:color="BFC9D6" w:sz="4"/>
+            </w:tcBorders>
+            <w:tcMar>
+              <w:top w:type="dxa" w:w="50"/>
+              <w:left w:type="dxa" w:w="90"/>
+              <w:bottom w:type="dxa" w:w="50"/>
+              <w:right w:type="dxa" w:w="90"/>
+            </w:tcMar>
+            <w:vAlign w:val="top"/>
+          </w:tcPr>
+          <w:p>
+            <w:pPr>
+              <w:keepNext w:val="false"/>
+              <w:bidi/>
+              <w:spacing w:after="30" w:before="30" w:line="264"/>
+            </w:pPr>
+            <w:r>
+              <w:rPr>
+                <w:rFonts w:ascii="Courier New" w:cs="Courier New" w:eastAsia="Courier New" w:hAnsi="Courier New"/>
+                <w:b w:val="false"/>
+                <w:bCs w:val="false"/>
+                <w:color w:val="1F2937"/>
+                <w:sz w:val="16"/>
+                <w:szCs w:val="16"/>
+                <w:shd w:fill="F1F3F5" w:color="auto" w:val="clear"/>
+                <w:rtl/>
+              </w:rPr>
+              <w:t xml:space="preserve">‎prepare_database.sh open‎</w:t>
+            </w:r>
+            <w:r>
+              <w:rPr>
+                <w:rFonts w:ascii="Arial" w:cs="Arial" w:eastAsia="Arial" w:hAnsi="Arial"/>
+                <w:b w:val="false"/>
+                <w:bCs w:val="false"/>
+                <w:sz w:val="18"/>
+                <w:szCs w:val="18"/>
+                <w:rtl/>
+              </w:rPr>
+              <w:t xml:space="preserve">: إعلان النافذة في التدقيق وتفعيل </w:t>
+            </w:r>
+            <w:r>
+              <w:rPr>
+                <w:rFonts w:ascii="Courier New" w:cs="Courier New" w:eastAsia="Courier New" w:hAnsi="Courier New"/>
+                <w:b w:val="false"/>
+                <w:bCs w:val="false"/>
+                <w:color w:val="1F2937"/>
+                <w:sz w:val="16"/>
+                <w:szCs w:val="16"/>
+                <w:shd w:fill="F1F3F5" w:color="auto" w:val="clear"/>
+                <w:rtl/>
+              </w:rPr>
+              <w:t xml:space="preserve">‎bankfas_migrator‎</w:t>
+            </w:r>
+          </w:p>
+        </w:tc>
+        <w:tc>
+          <w:tcPr>
+            <w:tcW w:type="dxa" w:w="940"/>
             <w:tcBorders>
               <w:top w:val="single" w:color="BFC9D6" w:sz="4"/>
               <w:left w:val="single" w:color="BFC9D6" w:sz="4"/>
@@ -8353,37 +8883,70 @@
         </w:tc>
         <w:tc>
           <w:tcPr>
-            <w:tcW w:type="dxa" w:w="4543"/>
-            <w:tcBorders>
-              <w:top w:val="single" w:color="BFC9D6" w:sz="4"/>
-              <w:left w:val="single" w:color="BFC9D6" w:sz="4"/>
-              <w:bottom w:val="single" w:color="BFC9D6" w:sz="4"/>
-              <w:right w:val="single" w:color="BFC9D6" w:sz="4"/>
-            </w:tcBorders>
-            <w:tcMar>
-              <w:top w:type="dxa" w:w="50"/>
-              <w:left w:type="dxa" w:w="90"/>
-              <w:bottom w:type="dxa" w:w="50"/>
-              <w:right w:type="dxa" w:w="90"/>
-            </w:tcMar>
-            <w:vAlign w:val="top"/>
-          </w:tcPr>
-          <w:p>
-            <w:pPr>
-              <w:keepNext w:val="false"/>
-              <w:bidi/>
-              <w:spacing w:after="30" w:before="30" w:line="264"/>
-            </w:pPr>
-            <w:r>
-              <w:rPr>
-                <w:rFonts w:ascii="Arial" w:cs="Arial" w:eastAsia="Arial" w:hAnsi="Arial"/>
-                <w:b w:val="false"/>
-                <w:bCs w:val="false"/>
-                <w:sz w:val="18"/>
-                <w:szCs w:val="18"/>
-                <w:rtl/>
-              </w:rPr>
-              <w:t xml:space="preserve">—</w:t>
+            <w:tcW w:type="dxa" w:w="4532"/>
+            <w:tcBorders>
+              <w:top w:val="single" w:color="BFC9D6" w:sz="4"/>
+              <w:left w:val="single" w:color="BFC9D6" w:sz="4"/>
+              <w:bottom w:val="single" w:color="BFC9D6" w:sz="4"/>
+              <w:right w:val="single" w:color="BFC9D6" w:sz="4"/>
+            </w:tcBorders>
+            <w:tcMar>
+              <w:top w:type="dxa" w:w="50"/>
+              <w:left w:type="dxa" w:w="90"/>
+              <w:bottom w:type="dxa" w:w="50"/>
+              <w:right w:type="dxa" w:w="90"/>
+            </w:tcMar>
+            <w:vAlign w:val="top"/>
+          </w:tcPr>
+          <w:p>
+            <w:pPr>
+              <w:keepNext w:val="false"/>
+              <w:bidi/>
+              <w:spacing w:after="30" w:before="30" w:line="264"/>
+            </w:pPr>
+            <w:r>
+              <w:rPr>
+                <w:rFonts w:ascii="Segoe UI Emoji" w:cs="Segoe UI Emoji" w:eastAsia="Segoe UI Emoji" w:hAnsi="Segoe UI Emoji"/>
+                <w:sz w:val="18"/>
+                <w:szCs w:val="18"/>
+                <w:rtl/>
+              </w:rPr>
+              <w:t xml:space="preserve">✅</w:t>
+            </w:r>
+            <w:r>
+              <w:rPr>
+                <w:rFonts w:ascii="Arial" w:cs="Arial" w:eastAsia="Arial" w:hAnsi="Arial"/>
+                <w:b w:val="false"/>
+                <w:bCs w:val="false"/>
+                <w:sz w:val="18"/>
+                <w:szCs w:val="18"/>
+                <w:rtl/>
+              </w:rPr>
+              <w:t xml:space="preserve"> تنبيه «دخول خارج النافذة» يسكت داخل النافذة المعلنة فقط (DOC-S08 §10، ADR 0012). في المرة الأولى يسبقه F-03، لأن </w:t>
+            </w:r>
+            <w:r>
+              <w:rPr>
+                <w:rFonts w:ascii="Courier New" w:cs="Courier New" w:eastAsia="Courier New" w:hAnsi="Courier New"/>
+                <w:b w:val="false"/>
+                <w:bCs w:val="false"/>
+                <w:color w:val="1F2937"/>
+                <w:sz w:val="16"/>
+                <w:szCs w:val="16"/>
+                <w:shd w:fill="F1F3F5" w:color="auto" w:val="clear"/>
+                <w:rtl/>
+              </w:rPr>
+              <w:t xml:space="preserve">‎prepare‎</w:t>
+            </w:r>
+            <w:r>
+              <w:rPr>
+                <w:rFonts w:ascii="Arial" w:cs="Arial" w:eastAsia="Arial" w:hAnsi="Arial"/>
+                <w:b w:val="false"/>
+                <w:bCs w:val="false"/>
+                <w:sz w:val="18"/>
+                <w:szCs w:val="18"/>
+                <w:rtl/>
+              </w:rPr>
+              <w:t xml:space="preserve"> ينشئ الحساب</w:t>
             </w:r>
           </w:p>
         </w:tc>
@@ -8394,7 +8957,7 @@
         </w:trPr>
         <w:tc>
           <w:tcPr>
-            <w:tcW w:type="dxa" w:w="931"/>
+            <w:tcW w:type="dxa" w:w="940"/>
             <w:tcBorders>
               <w:top w:val="single" w:color="BFC9D6" w:sz="4"/>
               <w:left w:val="single" w:color="BFC9D6" w:sz="4"/>
@@ -8425,13 +8988,13 @@
                 <w:szCs w:val="18"/>
                 <w:rtl/>
               </w:rPr>
-              <w:t xml:space="preserve">F-04</w:t>
-            </w:r>
-          </w:p>
-        </w:tc>
-        <w:tc>
-          <w:tcPr>
-            <w:tcW w:type="dxa" w:w="3459"/>
+              <w:t xml:space="preserve">F-03</w:t>
+            </w:r>
+          </w:p>
+        </w:tc>
+        <w:tc>
+          <w:tcPr>
+            <w:tcW w:type="dxa" w:w="3452"/>
             <w:tcBorders>
               <w:top w:val="single" w:color="BFC9D6" w:sz="4"/>
               <w:left w:val="single" w:color="BFC9D6" w:sz="4"/>
@@ -8462,13 +9025,13 @@
                 <w:szCs w:val="18"/>
                 <w:rtl/>
               </w:rPr>
-              <w:t xml:space="preserve">نقل الحزمة ومطابقة SHA-256 مع ناتج CI</w:t>
-            </w:r>
-          </w:p>
-        </w:tc>
-        <w:tc>
-          <w:tcPr>
-            <w:tcW w:type="dxa" w:w="931"/>
+              <w:t xml:space="preserve">إنشاء القاعدة الفارغة (§6.1)</w:t>
+            </w:r>
+          </w:p>
+        </w:tc>
+        <w:tc>
+          <w:tcPr>
+            <w:tcW w:type="dxa" w:w="940"/>
             <w:tcBorders>
               <w:top w:val="single" w:color="BFC9D6" w:sz="4"/>
               <w:left w:val="single" w:color="BFC9D6" w:sz="4"/>
@@ -8499,13 +9062,13 @@
                 <w:szCs w:val="18"/>
                 <w:rtl/>
               </w:rPr>
-              <w:t xml:space="preserve">OPS</w:t>
-            </w:r>
-          </w:p>
-        </w:tc>
-        <w:tc>
-          <w:tcPr>
-            <w:tcW w:type="dxa" w:w="4543"/>
+              <w:t xml:space="preserve">DBA</w:t>
+            </w:r>
+          </w:p>
+        </w:tc>
+        <w:tc>
+          <w:tcPr>
+            <w:tcW w:type="dxa" w:w="4532"/>
             <w:tcBorders>
               <w:top w:val="single" w:color="BFC9D6" w:sz="4"/>
               <w:left w:val="single" w:color="BFC9D6" w:sz="4"/>
@@ -8536,7 +9099,7 @@
                 <w:szCs w:val="18"/>
                 <w:rtl/>
               </w:rPr>
-              <w:t xml:space="preserve">DQ-S11-4</w:t>
+              <w:t xml:space="preserve">—</w:t>
             </w:r>
           </w:p>
         </w:tc>
@@ -8547,79 +9110,79 @@
         </w:trPr>
         <w:tc>
           <w:tcPr>
-            <w:tcW w:type="dxa" w:w="931"/>
-            <w:tcBorders>
-              <w:top w:val="single" w:color="BFC9D6" w:sz="4"/>
-              <w:left w:val="single" w:color="BFC9D6" w:sz="4"/>
-              <w:bottom w:val="single" w:color="BFC9D6" w:sz="4"/>
-              <w:right w:val="single" w:color="BFC9D6" w:sz="4"/>
-            </w:tcBorders>
-            <w:tcMar>
-              <w:top w:type="dxa" w:w="50"/>
-              <w:left w:type="dxa" w:w="90"/>
-              <w:bottom w:type="dxa" w:w="50"/>
-              <w:right w:type="dxa" w:w="90"/>
-            </w:tcMar>
-            <w:vAlign w:val="top"/>
-          </w:tcPr>
-          <w:p>
-            <w:pPr>
-              <w:keepNext w:val="false"/>
-              <w:bidi/>
-              <w:spacing w:after="30" w:before="30" w:line="264"/>
-            </w:pPr>
-            <w:r>
-              <w:rPr>
-                <w:rFonts w:ascii="Arial" w:cs="Arial" w:eastAsia="Arial" w:hAnsi="Arial"/>
-                <w:b w:val="false"/>
-                <w:bCs w:val="false"/>
-                <w:sz w:val="18"/>
-                <w:szCs w:val="18"/>
-                <w:rtl/>
-              </w:rPr>
-              <w:t xml:space="preserve">F-05</w:t>
-            </w:r>
-          </w:p>
-        </w:tc>
-        <w:tc>
-          <w:tcPr>
-            <w:tcW w:type="dxa" w:w="3459"/>
-            <w:tcBorders>
-              <w:top w:val="single" w:color="BFC9D6" w:sz="4"/>
-              <w:left w:val="single" w:color="BFC9D6" w:sz="4"/>
-              <w:bottom w:val="single" w:color="BFC9D6" w:sz="4"/>
-              <w:right w:val="single" w:color="BFC9D6" w:sz="4"/>
-            </w:tcBorders>
-            <w:tcMar>
-              <w:top w:type="dxa" w:w="50"/>
-              <w:left w:type="dxa" w:w="90"/>
-              <w:bottom w:type="dxa" w:w="50"/>
-              <w:right w:type="dxa" w:w="90"/>
-            </w:tcMar>
-            <w:vAlign w:val="top"/>
-          </w:tcPr>
-          <w:p>
-            <w:pPr>
-              <w:keepNext w:val="false"/>
-              <w:bidi/>
-              <w:spacing w:after="30" w:before="30" w:line="264"/>
-            </w:pPr>
-            <w:r>
-              <w:rPr>
-                <w:rFonts w:ascii="Arial" w:cs="Arial" w:eastAsia="Arial" w:hAnsi="Arial"/>
-                <w:b w:val="false"/>
-                <w:bCs w:val="false"/>
-                <w:sz w:val="18"/>
-                <w:szCs w:val="18"/>
-                <w:rtl/>
-              </w:rPr>
-              <w:t xml:space="preserve">فحوص ما قبل النشر (§8.1)</w:t>
-            </w:r>
-          </w:p>
-        </w:tc>
-        <w:tc>
-          <w:tcPr>
-            <w:tcW w:type="dxa" w:w="931"/>
+            <w:tcW w:type="dxa" w:w="940"/>
+            <w:tcBorders>
+              <w:top w:val="single" w:color="BFC9D6" w:sz="4"/>
+              <w:left w:val="single" w:color="BFC9D6" w:sz="4"/>
+              <w:bottom w:val="single" w:color="BFC9D6" w:sz="4"/>
+              <w:right w:val="single" w:color="BFC9D6" w:sz="4"/>
+            </w:tcBorders>
+            <w:tcMar>
+              <w:top w:type="dxa" w:w="50"/>
+              <w:left w:type="dxa" w:w="90"/>
+              <w:bottom w:type="dxa" w:w="50"/>
+              <w:right w:type="dxa" w:w="90"/>
+            </w:tcMar>
+            <w:vAlign w:val="top"/>
+          </w:tcPr>
+          <w:p>
+            <w:pPr>
+              <w:keepNext w:val="false"/>
+              <w:bidi/>
+              <w:spacing w:after="30" w:before="30" w:line="264"/>
+            </w:pPr>
+            <w:r>
+              <w:rPr>
+                <w:rFonts w:ascii="Arial" w:cs="Arial" w:eastAsia="Arial" w:hAnsi="Arial"/>
+                <w:b w:val="false"/>
+                <w:bCs w:val="false"/>
+                <w:sz w:val="18"/>
+                <w:szCs w:val="18"/>
+                <w:rtl/>
+              </w:rPr>
+              <w:t xml:space="preserve">F-04</w:t>
+            </w:r>
+          </w:p>
+        </w:tc>
+        <w:tc>
+          <w:tcPr>
+            <w:tcW w:type="dxa" w:w="3452"/>
+            <w:tcBorders>
+              <w:top w:val="single" w:color="BFC9D6" w:sz="4"/>
+              <w:left w:val="single" w:color="BFC9D6" w:sz="4"/>
+              <w:bottom w:val="single" w:color="BFC9D6" w:sz="4"/>
+              <w:right w:val="single" w:color="BFC9D6" w:sz="4"/>
+            </w:tcBorders>
+            <w:tcMar>
+              <w:top w:type="dxa" w:w="50"/>
+              <w:left w:type="dxa" w:w="90"/>
+              <w:bottom w:type="dxa" w:w="50"/>
+              <w:right w:type="dxa" w:w="90"/>
+            </w:tcMar>
+            <w:vAlign w:val="top"/>
+          </w:tcPr>
+          <w:p>
+            <w:pPr>
+              <w:keepNext w:val="false"/>
+              <w:bidi/>
+              <w:spacing w:after="30" w:before="30" w:line="264"/>
+            </w:pPr>
+            <w:r>
+              <w:rPr>
+                <w:rFonts w:ascii="Arial" w:cs="Arial" w:eastAsia="Arial" w:hAnsi="Arial"/>
+                <w:b w:val="false"/>
+                <w:bCs w:val="false"/>
+                <w:sz w:val="18"/>
+                <w:szCs w:val="18"/>
+                <w:rtl/>
+              </w:rPr>
+              <w:t xml:space="preserve">نقل الحزمة ومطابقة SHA-256 مع ناتج CI</w:t>
+            </w:r>
+          </w:p>
+        </w:tc>
+        <w:tc>
+          <w:tcPr>
+            <w:tcW w:type="dxa" w:w="940"/>
             <w:tcBorders>
               <w:top w:val="single" w:color="BFC9D6" w:sz="4"/>
               <w:left w:val="single" w:color="BFC9D6" w:sz="4"/>
@@ -8655,37 +9218,37 @@
         </w:tc>
         <w:tc>
           <w:tcPr>
-            <w:tcW w:type="dxa" w:w="4543"/>
-            <w:tcBorders>
-              <w:top w:val="single" w:color="BFC9D6" w:sz="4"/>
-              <w:left w:val="single" w:color="BFC9D6" w:sz="4"/>
-              <w:bottom w:val="single" w:color="BFC9D6" w:sz="4"/>
-              <w:right w:val="single" w:color="BFC9D6" w:sz="4"/>
-            </w:tcBorders>
-            <w:tcMar>
-              <w:top w:type="dxa" w:w="50"/>
-              <w:left w:type="dxa" w:w="90"/>
-              <w:bottom w:type="dxa" w:w="50"/>
-              <w:right w:type="dxa" w:w="90"/>
-            </w:tcMar>
-            <w:vAlign w:val="top"/>
-          </w:tcPr>
-          <w:p>
-            <w:pPr>
-              <w:keepNext w:val="false"/>
-              <w:bidi/>
-              <w:spacing w:after="30" w:before="30" w:line="264"/>
-            </w:pPr>
-            <w:r>
-              <w:rPr>
-                <w:rFonts w:ascii="Arial" w:cs="Arial" w:eastAsia="Arial" w:hAnsi="Arial"/>
-                <w:b w:val="false"/>
-                <w:bCs w:val="false"/>
-                <w:sz w:val="18"/>
-                <w:szCs w:val="18"/>
-                <w:rtl/>
-              </w:rPr>
-              <w:t xml:space="preserve">أي فشل يوقف</w:t>
+            <w:tcW w:type="dxa" w:w="4532"/>
+            <w:tcBorders>
+              <w:top w:val="single" w:color="BFC9D6" w:sz="4"/>
+              <w:left w:val="single" w:color="BFC9D6" w:sz="4"/>
+              <w:bottom w:val="single" w:color="BFC9D6" w:sz="4"/>
+              <w:right w:val="single" w:color="BFC9D6" w:sz="4"/>
+            </w:tcBorders>
+            <w:tcMar>
+              <w:top w:type="dxa" w:w="50"/>
+              <w:left w:type="dxa" w:w="90"/>
+              <w:bottom w:type="dxa" w:w="50"/>
+              <w:right w:type="dxa" w:w="90"/>
+            </w:tcMar>
+            <w:vAlign w:val="top"/>
+          </w:tcPr>
+          <w:p>
+            <w:pPr>
+              <w:keepNext w:val="false"/>
+              <w:bidi/>
+              <w:spacing w:after="30" w:before="30" w:line="264"/>
+            </w:pPr>
+            <w:r>
+              <w:rPr>
+                <w:rFonts w:ascii="Arial" w:cs="Arial" w:eastAsia="Arial" w:hAnsi="Arial"/>
+                <w:b w:val="false"/>
+                <w:bCs w:val="false"/>
+                <w:sz w:val="18"/>
+                <w:szCs w:val="18"/>
+                <w:rtl/>
+              </w:rPr>
+              <w:t xml:space="preserve">DQ-S11-4</w:t>
             </w:r>
           </w:p>
         </w:tc>
@@ -8696,7 +9259,7 @@
         </w:trPr>
         <w:tc>
           <w:tcPr>
-            <w:tcW w:type="dxa" w:w="931"/>
+            <w:tcW w:type="dxa" w:w="940"/>
             <w:tcBorders>
               <w:top w:val="single" w:color="BFC9D6" w:sz="4"/>
               <w:left w:val="single" w:color="BFC9D6" w:sz="4"/>
@@ -8727,13 +9290,13 @@
                 <w:szCs w:val="18"/>
                 <w:rtl/>
               </w:rPr>
-              <w:t xml:space="preserve">F-06</w:t>
-            </w:r>
-          </w:p>
-        </w:tc>
-        <w:tc>
-          <w:tcPr>
-            <w:tcW w:type="dxa" w:w="3459"/>
+              <w:t xml:space="preserve">F-05</w:t>
+            </w:r>
+          </w:p>
+        </w:tc>
+        <w:tc>
+          <w:tcPr>
+            <w:tcW w:type="dxa" w:w="3452"/>
             <w:tcBorders>
               <w:top w:val="single" w:color="BFC9D6" w:sz="4"/>
               <w:left w:val="single" w:color="BFC9D6" w:sz="4"/>
@@ -8764,13 +9327,13 @@
                 <w:szCs w:val="18"/>
                 <w:rtl/>
               </w:rPr>
-              <w:t xml:space="preserve">تشغيل deploy.sh (§5.2)</w:t>
-            </w:r>
-          </w:p>
-        </w:tc>
-        <w:tc>
-          <w:tcPr>
-            <w:tcW w:type="dxa" w:w="931"/>
+              <w:t xml:space="preserve">فحوص ما قبل النشر (§8.1)</w:t>
+            </w:r>
+          </w:p>
+        </w:tc>
+        <w:tc>
+          <w:tcPr>
+            <w:tcW w:type="dxa" w:w="940"/>
             <w:tcBorders>
               <w:top w:val="single" w:color="BFC9D6" w:sz="4"/>
               <w:left w:val="single" w:color="BFC9D6" w:sz="4"/>
@@ -8801,13 +9364,13 @@
                 <w:szCs w:val="18"/>
                 <w:rtl/>
               </w:rPr>
-              <w:t xml:space="preserve">OPS، ويراقبه شخص ثانٍ</w:t>
-            </w:r>
-          </w:p>
-        </w:tc>
-        <w:tc>
-          <w:tcPr>
-            <w:tcW w:type="dxa" w:w="4543"/>
+              <w:t xml:space="preserve">OPS</w:t>
+            </w:r>
+          </w:p>
+        </w:tc>
+        <w:tc>
+          <w:tcPr>
+            <w:tcW w:type="dxa" w:w="4532"/>
             <w:tcBorders>
               <w:top w:val="single" w:color="BFC9D6" w:sz="4"/>
               <w:left w:val="single" w:color="BFC9D6" w:sz="4"/>
@@ -8838,7 +9401,7 @@
                 <w:szCs w:val="18"/>
                 <w:rtl/>
               </w:rPr>
-              <w:t xml:space="preserve">DQ-S11-9</w:t>
+              <w:t xml:space="preserve">أي فشل يوقف</w:t>
             </w:r>
           </w:p>
         </w:tc>
@@ -8849,145 +9412,145 @@
         </w:trPr>
         <w:tc>
           <w:tcPr>
-            <w:tcW w:type="dxa" w:w="931"/>
-            <w:tcBorders>
-              <w:top w:val="single" w:color="BFC9D6" w:sz="4"/>
-              <w:left w:val="single" w:color="BFC9D6" w:sz="4"/>
-              <w:bottom w:val="single" w:color="BFC9D6" w:sz="4"/>
-              <w:right w:val="single" w:color="BFC9D6" w:sz="4"/>
-            </w:tcBorders>
-            <w:tcMar>
-              <w:top w:type="dxa" w:w="50"/>
-              <w:left w:type="dxa" w:w="90"/>
-              <w:bottom w:type="dxa" w:w="50"/>
-              <w:right w:type="dxa" w:w="90"/>
-            </w:tcMar>
-            <w:vAlign w:val="top"/>
-          </w:tcPr>
-          <w:p>
-            <w:pPr>
-              <w:keepNext w:val="false"/>
-              <w:bidi/>
-              <w:spacing w:after="30" w:before="30" w:line="264"/>
-            </w:pPr>
-            <w:r>
-              <w:rPr>
-                <w:rFonts w:ascii="Arial" w:cs="Arial" w:eastAsia="Arial" w:hAnsi="Arial"/>
-                <w:b w:val="false"/>
-                <w:bCs w:val="false"/>
-                <w:sz w:val="18"/>
-                <w:szCs w:val="18"/>
-                <w:rtl/>
-              </w:rPr>
-              <w:t xml:space="preserve">F-07</w:t>
-            </w:r>
-          </w:p>
-        </w:tc>
-        <w:tc>
-          <w:tcPr>
-            <w:tcW w:type="dxa" w:w="3459"/>
-            <w:tcBorders>
-              <w:top w:val="single" w:color="BFC9D6" w:sz="4"/>
-              <w:left w:val="single" w:color="BFC9D6" w:sz="4"/>
-              <w:bottom w:val="single" w:color="BFC9D6" w:sz="4"/>
-              <w:right w:val="single" w:color="BFC9D6" w:sz="4"/>
-            </w:tcBorders>
-            <w:tcMar>
-              <w:top w:type="dxa" w:w="50"/>
-              <w:left w:type="dxa" w:w="90"/>
-              <w:bottom w:type="dxa" w:w="50"/>
-              <w:right w:type="dxa" w:w="90"/>
-            </w:tcMar>
-            <w:vAlign w:val="top"/>
-          </w:tcPr>
-          <w:p>
-            <w:pPr>
-              <w:keepNext w:val="false"/>
-              <w:bidi/>
-              <w:spacing w:after="30" w:before="30" w:line="264"/>
-            </w:pPr>
-            <w:r>
-              <w:rPr>
-                <w:rFonts w:ascii="Arial" w:cs="Arial" w:eastAsia="Arial" w:hAnsi="Arial"/>
-                <w:b w:val="false"/>
-                <w:bCs w:val="false"/>
-                <w:sz w:val="18"/>
-                <w:szCs w:val="18"/>
-                <w:rtl/>
-              </w:rPr>
-              <w:t xml:space="preserve">فحوص ما بعد النشر (§8.2)</w:t>
-            </w:r>
-          </w:p>
-        </w:tc>
-        <w:tc>
-          <w:tcPr>
-            <w:tcW w:type="dxa" w:w="931"/>
-            <w:tcBorders>
-              <w:top w:val="single" w:color="BFC9D6" w:sz="4"/>
-              <w:left w:val="single" w:color="BFC9D6" w:sz="4"/>
-              <w:bottom w:val="single" w:color="BFC9D6" w:sz="4"/>
-              <w:right w:val="single" w:color="BFC9D6" w:sz="4"/>
-            </w:tcBorders>
-            <w:tcMar>
-              <w:top w:type="dxa" w:w="50"/>
-              <w:left w:type="dxa" w:w="90"/>
-              <w:bottom w:type="dxa" w:w="50"/>
-              <w:right w:type="dxa" w:w="90"/>
-            </w:tcMar>
-            <w:vAlign w:val="top"/>
-          </w:tcPr>
-          <w:p>
-            <w:pPr>
-              <w:keepNext w:val="false"/>
-              <w:bidi/>
-              <w:spacing w:after="30" w:before="30" w:line="264"/>
-            </w:pPr>
-            <w:r>
-              <w:rPr>
-                <w:rFonts w:ascii="Arial" w:cs="Arial" w:eastAsia="Arial" w:hAnsi="Arial"/>
-                <w:b w:val="false"/>
-                <w:bCs w:val="false"/>
-                <w:sz w:val="18"/>
-                <w:szCs w:val="18"/>
-                <w:rtl/>
-              </w:rPr>
-              <w:t xml:space="preserve">OPS</w:t>
-            </w:r>
-          </w:p>
-        </w:tc>
-        <w:tc>
-          <w:tcPr>
-            <w:tcW w:type="dxa" w:w="4543"/>
-            <w:tcBorders>
-              <w:top w:val="single" w:color="BFC9D6" w:sz="4"/>
-              <w:left w:val="single" w:color="BFC9D6" w:sz="4"/>
-              <w:bottom w:val="single" w:color="BFC9D6" w:sz="4"/>
-              <w:right w:val="single" w:color="BFC9D6" w:sz="4"/>
-            </w:tcBorders>
-            <w:tcMar>
-              <w:top w:type="dxa" w:w="50"/>
-              <w:left w:type="dxa" w:w="90"/>
-              <w:bottom w:type="dxa" w:w="50"/>
-              <w:right w:type="dxa" w:w="90"/>
-            </w:tcMar>
-            <w:vAlign w:val="top"/>
-          </w:tcPr>
-          <w:p>
-            <w:pPr>
-              <w:keepNext w:val="false"/>
-              <w:bidi/>
-              <w:spacing w:after="30" w:before="30" w:line="264"/>
-            </w:pPr>
-            <w:r>
-              <w:rPr>
-                <w:rFonts w:ascii="Arial" w:cs="Arial" w:eastAsia="Arial" w:hAnsi="Arial"/>
-                <w:b w:val="false"/>
-                <w:bCs w:val="false"/>
-                <w:sz w:val="18"/>
-                <w:szCs w:val="18"/>
-                <w:rtl/>
-              </w:rPr>
-              <w:t xml:space="preserve">أي فشل ينقل إلى §9</w:t>
+            <w:tcW w:type="dxa" w:w="940"/>
+            <w:tcBorders>
+              <w:top w:val="single" w:color="BFC9D6" w:sz="4"/>
+              <w:left w:val="single" w:color="BFC9D6" w:sz="4"/>
+              <w:bottom w:val="single" w:color="BFC9D6" w:sz="4"/>
+              <w:right w:val="single" w:color="BFC9D6" w:sz="4"/>
+            </w:tcBorders>
+            <w:tcMar>
+              <w:top w:type="dxa" w:w="50"/>
+              <w:left w:type="dxa" w:w="90"/>
+              <w:bottom w:type="dxa" w:w="50"/>
+              <w:right w:type="dxa" w:w="90"/>
+            </w:tcMar>
+            <w:vAlign w:val="top"/>
+          </w:tcPr>
+          <w:p>
+            <w:pPr>
+              <w:keepNext w:val="false"/>
+              <w:bidi/>
+              <w:spacing w:after="30" w:before="30" w:line="264"/>
+            </w:pPr>
+            <w:r>
+              <w:rPr>
+                <w:rFonts w:ascii="Arial" w:cs="Arial" w:eastAsia="Arial" w:hAnsi="Arial"/>
+                <w:b w:val="false"/>
+                <w:bCs w:val="false"/>
+                <w:sz w:val="18"/>
+                <w:szCs w:val="18"/>
+                <w:rtl/>
+              </w:rPr>
+              <w:t xml:space="preserve">F-06</w:t>
+            </w:r>
+          </w:p>
+        </w:tc>
+        <w:tc>
+          <w:tcPr>
+            <w:tcW w:type="dxa" w:w="3452"/>
+            <w:tcBorders>
+              <w:top w:val="single" w:color="BFC9D6" w:sz="4"/>
+              <w:left w:val="single" w:color="BFC9D6" w:sz="4"/>
+              <w:bottom w:val="single" w:color="BFC9D6" w:sz="4"/>
+              <w:right w:val="single" w:color="BFC9D6" w:sz="4"/>
+            </w:tcBorders>
+            <w:tcMar>
+              <w:top w:type="dxa" w:w="50"/>
+              <w:left w:type="dxa" w:w="90"/>
+              <w:bottom w:type="dxa" w:w="50"/>
+              <w:right w:type="dxa" w:w="90"/>
+            </w:tcMar>
+            <w:vAlign w:val="top"/>
+          </w:tcPr>
+          <w:p>
+            <w:pPr>
+              <w:keepNext w:val="false"/>
+              <w:bidi/>
+              <w:spacing w:after="30" w:before="30" w:line="264"/>
+            </w:pPr>
+            <w:r>
+              <w:rPr>
+                <w:rFonts w:ascii="Arial" w:cs="Arial" w:eastAsia="Arial" w:hAnsi="Arial"/>
+                <w:b w:val="false"/>
+                <w:bCs w:val="false"/>
+                <w:sz w:val="18"/>
+                <w:szCs w:val="18"/>
+                <w:rtl/>
+              </w:rPr>
+              <w:t xml:space="preserve">تشغيل deploy.sh (§5.2)</w:t>
+            </w:r>
+          </w:p>
+        </w:tc>
+        <w:tc>
+          <w:tcPr>
+            <w:tcW w:type="dxa" w:w="940"/>
+            <w:tcBorders>
+              <w:top w:val="single" w:color="BFC9D6" w:sz="4"/>
+              <w:left w:val="single" w:color="BFC9D6" w:sz="4"/>
+              <w:bottom w:val="single" w:color="BFC9D6" w:sz="4"/>
+              <w:right w:val="single" w:color="BFC9D6" w:sz="4"/>
+            </w:tcBorders>
+            <w:tcMar>
+              <w:top w:type="dxa" w:w="50"/>
+              <w:left w:type="dxa" w:w="90"/>
+              <w:bottom w:type="dxa" w:w="50"/>
+              <w:right w:type="dxa" w:w="90"/>
+            </w:tcMar>
+            <w:vAlign w:val="top"/>
+          </w:tcPr>
+          <w:p>
+            <w:pPr>
+              <w:keepNext w:val="false"/>
+              <w:bidi/>
+              <w:spacing w:after="30" w:before="30" w:line="264"/>
+            </w:pPr>
+            <w:r>
+              <w:rPr>
+                <w:rFonts w:ascii="Arial" w:cs="Arial" w:eastAsia="Arial" w:hAnsi="Arial"/>
+                <w:b w:val="false"/>
+                <w:bCs w:val="false"/>
+                <w:sz w:val="18"/>
+                <w:szCs w:val="18"/>
+                <w:rtl/>
+              </w:rPr>
+              <w:t xml:space="preserve">OPS، ويراقبه شخص ثانٍ</w:t>
+            </w:r>
+          </w:p>
+        </w:tc>
+        <w:tc>
+          <w:tcPr>
+            <w:tcW w:type="dxa" w:w="4532"/>
+            <w:tcBorders>
+              <w:top w:val="single" w:color="BFC9D6" w:sz="4"/>
+              <w:left w:val="single" w:color="BFC9D6" w:sz="4"/>
+              <w:bottom w:val="single" w:color="BFC9D6" w:sz="4"/>
+              <w:right w:val="single" w:color="BFC9D6" w:sz="4"/>
+            </w:tcBorders>
+            <w:tcMar>
+              <w:top w:type="dxa" w:w="50"/>
+              <w:left w:type="dxa" w:w="90"/>
+              <w:bottom w:type="dxa" w:w="50"/>
+              <w:right w:type="dxa" w:w="90"/>
+            </w:tcMar>
+            <w:vAlign w:val="top"/>
+          </w:tcPr>
+          <w:p>
+            <w:pPr>
+              <w:keepNext w:val="false"/>
+              <w:bidi/>
+              <w:spacing w:after="30" w:before="30" w:line="264"/>
+            </w:pPr>
+            <w:r>
+              <w:rPr>
+                <w:rFonts w:ascii="Arial" w:cs="Arial" w:eastAsia="Arial" w:hAnsi="Arial"/>
+                <w:b w:val="false"/>
+                <w:bCs w:val="false"/>
+                <w:sz w:val="18"/>
+                <w:szCs w:val="18"/>
+                <w:rtl/>
+              </w:rPr>
+              <w:t xml:space="preserve">DQ-S11-9</w:t>
             </w:r>
           </w:p>
         </w:tc>
@@ -8998,7 +9561,7 @@
         </w:trPr>
         <w:tc>
           <w:tcPr>
-            <w:tcW w:type="dxa" w:w="931"/>
+            <w:tcW w:type="dxa" w:w="940"/>
             <w:tcBorders>
               <w:top w:val="single" w:color="BFC9D6" w:sz="4"/>
               <w:left w:val="single" w:color="BFC9D6" w:sz="4"/>
@@ -9029,13 +9592,13 @@
                 <w:szCs w:val="18"/>
                 <w:rtl/>
               </w:rPr>
-              <w:t xml:space="preserve">F-08</w:t>
-            </w:r>
-          </w:p>
-        </w:tc>
-        <w:tc>
-          <w:tcPr>
-            <w:tcW w:type="dxa" w:w="3459"/>
+              <w:t xml:space="preserve">F-07</w:t>
+            </w:r>
+          </w:p>
+        </w:tc>
+        <w:tc>
+          <w:tcPr>
+            <w:tcW w:type="dxa" w:w="3452"/>
             <w:tcBorders>
               <w:top w:val="single" w:color="BFC9D6" w:sz="4"/>
               <w:left w:val="single" w:color="BFC9D6" w:sz="4"/>
@@ -9059,57 +9622,20 @@
             </w:pPr>
             <w:r>
               <w:rPr>
-                <w:rFonts w:ascii="Courier New" w:cs="Courier New" w:eastAsia="Courier New" w:hAnsi="Courier New"/>
-                <w:b w:val="false"/>
-                <w:bCs w:val="false"/>
-                <w:color w:val="1F2937"/>
-                <w:sz w:val="16"/>
-                <w:szCs w:val="16"/>
-                <w:shd w:fill="F1F3F5" w:color="auto" w:val="clear"/>
-                <w:rtl/>
-              </w:rPr>
-              <w:t xml:space="preserve">‎RECOVERY FULL‎</w:t>
-            </w:r>
-            <w:r>
-              <w:rPr>
-                <w:rFonts w:ascii="Arial" w:cs="Arial" w:eastAsia="Arial" w:hAnsi="Arial"/>
-                <w:b w:val="false"/>
-                <w:bCs w:val="false"/>
-                <w:sz w:val="18"/>
-                <w:szCs w:val="18"/>
-                <w:rtl/>
-              </w:rPr>
-              <w:t xml:space="preserve"> (DOC-S09 §4.1)، و</w:t>
-            </w:r>
-            <w:r>
-              <w:rPr>
-                <w:rFonts w:ascii="Courier New" w:cs="Courier New" w:eastAsia="Courier New" w:hAnsi="Courier New"/>
-                <w:b w:val="false"/>
-                <w:bCs w:val="false"/>
-                <w:color w:val="1F2937"/>
-                <w:sz w:val="16"/>
-                <w:szCs w:val="16"/>
-                <w:shd w:fill="F1F3F5" w:color="auto" w:val="clear"/>
-                <w:rtl/>
-              </w:rPr>
-              <w:t xml:space="preserve">‎READ_COMMITTED_SNAPSHOT ON‎</w:t>
-            </w:r>
-            <w:r>
-              <w:rPr>
-                <w:rFonts w:ascii="Arial" w:cs="Arial" w:eastAsia="Arial" w:hAnsi="Arial"/>
-                <w:b w:val="false"/>
-                <w:bCs w:val="false"/>
-                <w:sz w:val="18"/>
-                <w:szCs w:val="18"/>
-                <w:rtl/>
-              </w:rPr>
-              <w:t xml:space="preserve"> (docs/20-database-design.md:462؛ DQ-S11-5)</w:t>
-            </w:r>
-          </w:p>
-        </w:tc>
-        <w:tc>
-          <w:tcPr>
-            <w:tcW w:type="dxa" w:w="931"/>
+                <w:rFonts w:ascii="Arial" w:cs="Arial" w:eastAsia="Arial" w:hAnsi="Arial"/>
+                <w:b w:val="false"/>
+                <w:bCs w:val="false"/>
+                <w:sz w:val="18"/>
+                <w:szCs w:val="18"/>
+                <w:rtl/>
+              </w:rPr>
+              <w:t xml:space="preserve">فحوص ما بعد النشر (§8.2)</w:t>
+            </w:r>
+          </w:p>
+        </w:tc>
+        <w:tc>
+          <w:tcPr>
+            <w:tcW w:type="dxa" w:w="940"/>
             <w:tcBorders>
               <w:top w:val="single" w:color="BFC9D6" w:sz="4"/>
               <w:left w:val="single" w:color="BFC9D6" w:sz="4"/>
@@ -9140,13 +9666,13 @@
                 <w:szCs w:val="18"/>
                 <w:rtl/>
               </w:rPr>
-              <w:t xml:space="preserve">DBA</w:t>
-            </w:r>
-          </w:p>
-        </w:tc>
-        <w:tc>
-          <w:tcPr>
-            <w:tcW w:type="dxa" w:w="4543"/>
+              <w:t xml:space="preserve">OPS</w:t>
+            </w:r>
+          </w:p>
+        </w:tc>
+        <w:tc>
+          <w:tcPr>
+            <w:tcW w:type="dxa" w:w="4532"/>
             <w:tcBorders>
               <w:top w:val="single" w:color="BFC9D6" w:sz="4"/>
               <w:left w:val="single" w:color="BFC9D6" w:sz="4"/>
@@ -9177,7 +9703,7 @@
                 <w:szCs w:val="18"/>
                 <w:rtl/>
               </w:rPr>
-              <w:t xml:space="preserve">لم يضمَّنا في السكربتات</w:t>
+              <w:t xml:space="preserve">أي فشل ينقل إلى §9</w:t>
             </w:r>
           </w:p>
         </w:tc>
@@ -9188,79 +9714,116 @@
         </w:trPr>
         <w:tc>
           <w:tcPr>
-            <w:tcW w:type="dxa" w:w="931"/>
-            <w:tcBorders>
-              <w:top w:val="single" w:color="BFC9D6" w:sz="4"/>
-              <w:left w:val="single" w:color="BFC9D6" w:sz="4"/>
-              <w:bottom w:val="single" w:color="BFC9D6" w:sz="4"/>
-              <w:right w:val="single" w:color="BFC9D6" w:sz="4"/>
-            </w:tcBorders>
-            <w:tcMar>
-              <w:top w:type="dxa" w:w="50"/>
-              <w:left w:type="dxa" w:w="90"/>
-              <w:bottom w:type="dxa" w:w="50"/>
-              <w:right w:type="dxa" w:w="90"/>
-            </w:tcMar>
-            <w:vAlign w:val="top"/>
-          </w:tcPr>
-          <w:p>
-            <w:pPr>
-              <w:keepNext w:val="false"/>
-              <w:bidi/>
-              <w:spacing w:after="30" w:before="30" w:line="264"/>
-            </w:pPr>
-            <w:r>
-              <w:rPr>
-                <w:rFonts w:ascii="Arial" w:cs="Arial" w:eastAsia="Arial" w:hAnsi="Arial"/>
-                <w:b w:val="false"/>
-                <w:bCs w:val="false"/>
-                <w:sz w:val="18"/>
-                <w:szCs w:val="18"/>
-                <w:rtl/>
-              </w:rPr>
-              <w:t xml:space="preserve">F-09</w:t>
-            </w:r>
-          </w:p>
-        </w:tc>
-        <w:tc>
-          <w:tcPr>
-            <w:tcW w:type="dxa" w:w="3459"/>
-            <w:tcBorders>
-              <w:top w:val="single" w:color="BFC9D6" w:sz="4"/>
-              <w:left w:val="single" w:color="BFC9D6" w:sz="4"/>
-              <w:bottom w:val="single" w:color="BFC9D6" w:sz="4"/>
-              <w:right w:val="single" w:color="BFC9D6" w:sz="4"/>
-            </w:tcBorders>
-            <w:tcMar>
-              <w:top w:type="dxa" w:w="50"/>
-              <w:left w:type="dxa" w:w="90"/>
-              <w:bottom w:type="dxa" w:w="50"/>
-              <w:right w:type="dxa" w:w="90"/>
-            </w:tcMar>
-            <w:vAlign w:val="top"/>
-          </w:tcPr>
-          <w:p>
-            <w:pPr>
-              <w:keepNext w:val="false"/>
-              <w:bidi/>
-              <w:spacing w:after="30" w:before="30" w:line="264"/>
-            </w:pPr>
-            <w:r>
-              <w:rPr>
-                <w:rFonts w:ascii="Arial" w:cs="Arial" w:eastAsia="Arial" w:hAnsi="Arial"/>
-                <w:b w:val="false"/>
-                <w:bCs w:val="false"/>
-                <w:sz w:val="18"/>
-                <w:szCs w:val="18"/>
-                <w:rtl/>
-              </w:rPr>
-              <w:t xml:space="preserve">تفعيل TDE ومتابعته حتى الاكتمال (DOC-S02 §5.1 الخطوتان 5-6)</w:t>
-            </w:r>
-          </w:p>
-        </w:tc>
-        <w:tc>
-          <w:tcPr>
-            <w:tcW w:type="dxa" w:w="931"/>
+            <w:tcW w:type="dxa" w:w="940"/>
+            <w:tcBorders>
+              <w:top w:val="single" w:color="BFC9D6" w:sz="4"/>
+              <w:left w:val="single" w:color="BFC9D6" w:sz="4"/>
+              <w:bottom w:val="single" w:color="BFC9D6" w:sz="4"/>
+              <w:right w:val="single" w:color="BFC9D6" w:sz="4"/>
+            </w:tcBorders>
+            <w:tcMar>
+              <w:top w:type="dxa" w:w="50"/>
+              <w:left w:type="dxa" w:w="90"/>
+              <w:bottom w:type="dxa" w:w="50"/>
+              <w:right w:type="dxa" w:w="90"/>
+            </w:tcMar>
+            <w:vAlign w:val="top"/>
+          </w:tcPr>
+          <w:p>
+            <w:pPr>
+              <w:keepNext w:val="false"/>
+              <w:bidi/>
+              <w:spacing w:after="30" w:before="30" w:line="264"/>
+            </w:pPr>
+            <w:r>
+              <w:rPr>
+                <w:rFonts w:ascii="Arial" w:cs="Arial" w:eastAsia="Arial" w:hAnsi="Arial"/>
+                <w:b w:val="false"/>
+                <w:bCs w:val="false"/>
+                <w:sz w:val="18"/>
+                <w:szCs w:val="18"/>
+                <w:rtl/>
+              </w:rPr>
+              <w:t xml:space="preserve">F-07a</w:t>
+            </w:r>
+          </w:p>
+        </w:tc>
+        <w:tc>
+          <w:tcPr>
+            <w:tcW w:type="dxa" w:w="3452"/>
+            <w:tcBorders>
+              <w:top w:val="single" w:color="BFC9D6" w:sz="4"/>
+              <w:left w:val="single" w:color="BFC9D6" w:sz="4"/>
+              <w:bottom w:val="single" w:color="BFC9D6" w:sz="4"/>
+              <w:right w:val="single" w:color="BFC9D6" w:sz="4"/>
+            </w:tcBorders>
+            <w:tcMar>
+              <w:top w:type="dxa" w:w="50"/>
+              <w:left w:type="dxa" w:w="90"/>
+              <w:bottom w:type="dxa" w:w="50"/>
+              <w:right w:type="dxa" w:w="90"/>
+            </w:tcMar>
+            <w:vAlign w:val="top"/>
+          </w:tcPr>
+          <w:p>
+            <w:pPr>
+              <w:keepNext w:val="false"/>
+              <w:bidi/>
+              <w:spacing w:after="30" w:before="30" w:line="264"/>
+            </w:pPr>
+            <w:r>
+              <w:rPr>
+                <w:rFonts w:ascii="Courier New" w:cs="Courier New" w:eastAsia="Courier New" w:hAnsi="Courier New"/>
+                <w:b w:val="false"/>
+                <w:bCs w:val="false"/>
+                <w:color w:val="1F2937"/>
+                <w:sz w:val="16"/>
+                <w:szCs w:val="16"/>
+                <w:shd w:fill="F1F3F5" w:color="auto" w:val="clear"/>
+                <w:rtl/>
+              </w:rPr>
+              <w:t xml:space="preserve">‎server_audit.sh apply‎</w:t>
+            </w:r>
+            <w:r>
+              <w:rPr>
+                <w:rFonts w:ascii="Arial" w:cs="Arial" w:eastAsia="Arial" w:hAnsi="Arial"/>
+                <w:b w:val="false"/>
+                <w:bCs w:val="false"/>
+                <w:sz w:val="18"/>
+                <w:szCs w:val="18"/>
+                <w:rtl/>
+              </w:rPr>
+              <w:t xml:space="preserve"> لمواصفة القاعدة، ثم </w:t>
+            </w:r>
+            <w:r>
+              <w:rPr>
+                <w:rFonts w:ascii="Courier New" w:cs="Courier New" w:eastAsia="Courier New" w:hAnsi="Courier New"/>
+                <w:b w:val="false"/>
+                <w:bCs w:val="false"/>
+                <w:color w:val="1F2937"/>
+                <w:sz w:val="16"/>
+                <w:szCs w:val="16"/>
+                <w:shd w:fill="F1F3F5" w:color="auto" w:val="clear"/>
+                <w:rtl/>
+              </w:rPr>
+              <w:t xml:space="preserve">‎provision_logins.sh‎</w:t>
+            </w:r>
+            <w:r>
+              <w:rPr>
+                <w:rFonts w:ascii="Arial" w:cs="Arial" w:eastAsia="Arial" w:hAnsi="Arial"/>
+                <w:b w:val="false"/>
+                <w:bCs w:val="false"/>
+                <w:sz w:val="18"/>
+                <w:szCs w:val="18"/>
+                <w:rtl/>
+              </w:rPr>
+              <w:t xml:space="preserve"> (§5.2)</w:t>
+            </w:r>
+          </w:p>
+        </w:tc>
+        <w:tc>
+          <w:tcPr>
+            <w:tcW w:type="dxa" w:w="940"/>
             <w:tcBorders>
               <w:top w:val="single" w:color="BFC9D6" w:sz="4"/>
               <w:left w:val="single" w:color="BFC9D6" w:sz="4"/>
@@ -9296,37 +9859,46 @@
         </w:tc>
         <w:tc>
           <w:tcPr>
-            <w:tcW w:type="dxa" w:w="4543"/>
-            <w:tcBorders>
-              <w:top w:val="single" w:color="BFC9D6" w:sz="4"/>
-              <w:left w:val="single" w:color="BFC9D6" w:sz="4"/>
-              <w:bottom w:val="single" w:color="BFC9D6" w:sz="4"/>
-              <w:right w:val="single" w:color="BFC9D6" w:sz="4"/>
-            </w:tcBorders>
-            <w:tcMar>
-              <w:top w:type="dxa" w:w="50"/>
-              <w:left w:type="dxa" w:w="90"/>
-              <w:bottom w:type="dxa" w:w="50"/>
-              <w:right w:type="dxa" w:w="90"/>
-            </w:tcMar>
-            <w:vAlign w:val="top"/>
-          </w:tcPr>
-          <w:p>
-            <w:pPr>
-              <w:keepNext w:val="false"/>
-              <w:bidi/>
-              <w:spacing w:after="30" w:before="30" w:line="264"/>
-            </w:pPr>
-            <w:r>
-              <w:rPr>
-                <w:rFonts w:ascii="Arial" w:cs="Arial" w:eastAsia="Arial" w:hAnsi="Arial"/>
-                <w:b w:val="false"/>
-                <w:bCs w:val="false"/>
-                <w:sz w:val="18"/>
-                <w:szCs w:val="18"/>
-                <w:rtl/>
-              </w:rPr>
-              <w:t xml:space="preserve">قبل أي بيانات حقيقية (docs/adr/0001-schema-work-on-linux.md:26)</w:t>
+            <w:tcW w:type="dxa" w:w="4532"/>
+            <w:tcBorders>
+              <w:top w:val="single" w:color="BFC9D6" w:sz="4"/>
+              <w:left w:val="single" w:color="BFC9D6" w:sz="4"/>
+              <w:bottom w:val="single" w:color="BFC9D6" w:sz="4"/>
+              <w:right w:val="single" w:color="BFC9D6" w:sz="4"/>
+            </w:tcBorders>
+            <w:tcMar>
+              <w:top w:type="dxa" w:w="50"/>
+              <w:left w:type="dxa" w:w="90"/>
+              <w:bottom w:type="dxa" w:w="50"/>
+              <w:right w:type="dxa" w:w="90"/>
+            </w:tcMar>
+            <w:vAlign w:val="top"/>
+          </w:tcPr>
+          <w:p>
+            <w:pPr>
+              <w:keepNext w:val="false"/>
+              <w:bidi/>
+              <w:spacing w:after="30" w:before="30" w:line="264"/>
+            </w:pPr>
+            <w:r>
+              <w:rPr>
+                <w:rFonts w:ascii="Segoe UI Emoji" w:cs="Segoe UI Emoji" w:eastAsia="Segoe UI Emoji" w:hAnsi="Segoe UI Emoji"/>
+                <w:sz w:val="18"/>
+                <w:szCs w:val="18"/>
+                <w:rtl/>
+              </w:rPr>
+              <w:t xml:space="preserve">✅</w:t>
+            </w:r>
+            <w:r>
+              <w:rPr>
+                <w:rFonts w:ascii="Arial" w:cs="Arial" w:eastAsia="Arial" w:hAnsi="Arial"/>
+                <w:b w:val="false"/>
+                <w:bCs w:val="false"/>
+                <w:sz w:val="18"/>
+                <w:szCs w:val="18"/>
+                <w:rtl/>
+              </w:rPr>
+              <w:t xml:space="preserve"> داخل النافذة (ADR 0012)</w:t>
             </w:r>
           </w:p>
         </w:tc>
@@ -9337,7 +9909,7 @@
         </w:trPr>
         <w:tc>
           <w:tcPr>
-            <w:tcW w:type="dxa" w:w="931"/>
+            <w:tcW w:type="dxa" w:w="940"/>
             <w:tcBorders>
               <w:top w:val="single" w:color="BFC9D6" w:sz="4"/>
               <w:left w:val="single" w:color="BFC9D6" w:sz="4"/>
@@ -9368,13 +9940,13 @@
                 <w:szCs w:val="18"/>
                 <w:rtl/>
               </w:rPr>
-              <w:t xml:space="preserve">F-10</w:t>
-            </w:r>
-          </w:p>
-        </w:tc>
-        <w:tc>
-          <w:tcPr>
-            <w:tcW w:type="dxa" w:w="3459"/>
+              <w:t xml:space="preserve">F-08</w:t>
+            </w:r>
+          </w:p>
+        </w:tc>
+        <w:tc>
+          <w:tcPr>
+            <w:tcW w:type="dxa" w:w="3452"/>
             <w:tcBorders>
               <w:top w:val="single" w:color="BFC9D6" w:sz="4"/>
               <w:left w:val="single" w:color="BFC9D6" w:sz="4"/>
@@ -9398,20 +9970,57 @@
             </w:pPr>
             <w:r>
               <w:rPr>
-                <w:rFonts w:ascii="Arial" w:cs="Arial" w:eastAsia="Arial" w:hAnsi="Arial"/>
-                <w:b w:val="false"/>
-                <w:bCs w:val="false"/>
-                <w:sz w:val="18"/>
-                <w:szCs w:val="18"/>
-                <w:rtl/>
-              </w:rPr>
-              <w:t xml:space="preserve">أول نسخة كاملة مشفّرة وفحصها، وبها تبدأ سلسلة السجل (DOC-S09 §4.1)</w:t>
-            </w:r>
-          </w:p>
-        </w:tc>
-        <w:tc>
-          <w:tcPr>
-            <w:tcW w:type="dxa" w:w="931"/>
+                <w:rFonts w:ascii="Courier New" w:cs="Courier New" w:eastAsia="Courier New" w:hAnsi="Courier New"/>
+                <w:b w:val="false"/>
+                <w:bCs w:val="false"/>
+                <w:color w:val="1F2937"/>
+                <w:sz w:val="16"/>
+                <w:szCs w:val="16"/>
+                <w:shd w:fill="F1F3F5" w:color="auto" w:val="clear"/>
+                <w:rtl/>
+              </w:rPr>
+              <w:t xml:space="preserve">‎RECOVERY FULL‎</w:t>
+            </w:r>
+            <w:r>
+              <w:rPr>
+                <w:rFonts w:ascii="Arial" w:cs="Arial" w:eastAsia="Arial" w:hAnsi="Arial"/>
+                <w:b w:val="false"/>
+                <w:bCs w:val="false"/>
+                <w:sz w:val="18"/>
+                <w:szCs w:val="18"/>
+                <w:rtl/>
+              </w:rPr>
+              <w:t xml:space="preserve"> (DOC-S09 §4.1)، و</w:t>
+            </w:r>
+            <w:r>
+              <w:rPr>
+                <w:rFonts w:ascii="Courier New" w:cs="Courier New" w:eastAsia="Courier New" w:hAnsi="Courier New"/>
+                <w:b w:val="false"/>
+                <w:bCs w:val="false"/>
+                <w:color w:val="1F2937"/>
+                <w:sz w:val="16"/>
+                <w:szCs w:val="16"/>
+                <w:shd w:fill="F1F3F5" w:color="auto" w:val="clear"/>
+                <w:rtl/>
+              </w:rPr>
+              <w:t xml:space="preserve">‎READ_COMMITTED_SNAPSHOT ON‎</w:t>
+            </w:r>
+            <w:r>
+              <w:rPr>
+                <w:rFonts w:ascii="Arial" w:cs="Arial" w:eastAsia="Arial" w:hAnsi="Arial"/>
+                <w:b w:val="false"/>
+                <w:bCs w:val="false"/>
+                <w:sz w:val="18"/>
+                <w:szCs w:val="18"/>
+                <w:rtl/>
+              </w:rPr>
+              <w:t xml:space="preserve"> (docs/20-database-design.md:462؛ DQ-S11-5)</w:t>
+            </w:r>
+          </w:p>
+        </w:tc>
+        <w:tc>
+          <w:tcPr>
+            <w:tcW w:type="dxa" w:w="940"/>
             <w:tcBorders>
               <w:top w:val="single" w:color="BFC9D6" w:sz="4"/>
               <w:left w:val="single" w:color="BFC9D6" w:sz="4"/>
@@ -9448,7 +10057,7 @@
         </w:tc>
         <w:tc>
           <w:tcPr>
-            <w:tcW w:type="dxa" w:w="4543"/>
+            <w:tcW w:type="dxa" w:w="4532"/>
             <w:tcBorders>
               <w:top w:val="single" w:color="BFC9D6" w:sz="4"/>
               <w:left w:val="single" w:color="BFC9D6" w:sz="4"/>
@@ -9479,7 +10088,7 @@
                 <w:szCs w:val="18"/>
                 <w:rtl/>
               </w:rPr>
-              <w:t xml:space="preserve">—</w:t>
+              <w:t xml:space="preserve">لم يضمَّنا في السكربتات</w:t>
             </w:r>
           </w:p>
         </w:tc>
@@ -9490,145 +10099,145 @@
         </w:trPr>
         <w:tc>
           <w:tcPr>
-            <w:tcW w:type="dxa" w:w="931"/>
-            <w:tcBorders>
-              <w:top w:val="single" w:color="BFC9D6" w:sz="4"/>
-              <w:left w:val="single" w:color="BFC9D6" w:sz="4"/>
-              <w:bottom w:val="single" w:color="BFC9D6" w:sz="4"/>
-              <w:right w:val="single" w:color="BFC9D6" w:sz="4"/>
-            </w:tcBorders>
-            <w:tcMar>
-              <w:top w:type="dxa" w:w="50"/>
-              <w:left w:type="dxa" w:w="90"/>
-              <w:bottom w:type="dxa" w:w="50"/>
-              <w:right w:type="dxa" w:w="90"/>
-            </w:tcMar>
-            <w:vAlign w:val="top"/>
-          </w:tcPr>
-          <w:p>
-            <w:pPr>
-              <w:keepNext w:val="false"/>
-              <w:bidi/>
-              <w:spacing w:after="30" w:before="30" w:line="264"/>
-            </w:pPr>
-            <w:r>
-              <w:rPr>
-                <w:rFonts w:ascii="Arial" w:cs="Arial" w:eastAsia="Arial" w:hAnsi="Arial"/>
-                <w:b w:val="false"/>
-                <w:bCs w:val="false"/>
-                <w:sz w:val="18"/>
-                <w:szCs w:val="18"/>
-                <w:rtl/>
-              </w:rPr>
-              <w:t xml:space="preserve">F-11</w:t>
-            </w:r>
-          </w:p>
-        </w:tc>
-        <w:tc>
-          <w:tcPr>
-            <w:tcW w:type="dxa" w:w="3459"/>
-            <w:tcBorders>
-              <w:top w:val="single" w:color="BFC9D6" w:sz="4"/>
-              <w:left w:val="single" w:color="BFC9D6" w:sz="4"/>
-              <w:bottom w:val="single" w:color="BFC9D6" w:sz="4"/>
-              <w:right w:val="single" w:color="BFC9D6" w:sz="4"/>
-            </w:tcBorders>
-            <w:tcMar>
-              <w:top w:type="dxa" w:w="50"/>
-              <w:left w:type="dxa" w:w="90"/>
-              <w:bottom w:type="dxa" w:w="50"/>
-              <w:right w:type="dxa" w:w="90"/>
-            </w:tcMar>
-            <w:vAlign w:val="top"/>
-          </w:tcPr>
-          <w:p>
-            <w:pPr>
-              <w:keepNext w:val="false"/>
-              <w:bidi/>
-              <w:spacing w:after="30" w:before="30" w:line="264"/>
-            </w:pPr>
-            <w:r>
-              <w:rPr>
-                <w:rFonts w:ascii="Arial" w:cs="Arial" w:eastAsia="Arial" w:hAnsi="Arial"/>
-                <w:b w:val="false"/>
-                <w:bCs w:val="false"/>
-                <w:sz w:val="18"/>
-                <w:szCs w:val="18"/>
-                <w:rtl/>
-              </w:rPr>
-              <w:t xml:space="preserve">بذور المنصة حين توجد (DOC-B05 §4.3)</w:t>
-            </w:r>
-          </w:p>
-        </w:tc>
-        <w:tc>
-          <w:tcPr>
-            <w:tcW w:type="dxa" w:w="931"/>
-            <w:tcBorders>
-              <w:top w:val="single" w:color="BFC9D6" w:sz="4"/>
-              <w:left w:val="single" w:color="BFC9D6" w:sz="4"/>
-              <w:bottom w:val="single" w:color="BFC9D6" w:sz="4"/>
-              <w:right w:val="single" w:color="BFC9D6" w:sz="4"/>
-            </w:tcBorders>
-            <w:tcMar>
-              <w:top w:type="dxa" w:w="50"/>
-              <w:left w:type="dxa" w:w="90"/>
-              <w:bottom w:type="dxa" w:w="50"/>
-              <w:right w:type="dxa" w:w="90"/>
-            </w:tcMar>
-            <w:vAlign w:val="top"/>
-          </w:tcPr>
-          <w:p>
-            <w:pPr>
-              <w:keepNext w:val="false"/>
-              <w:bidi/>
-              <w:spacing w:after="30" w:before="30" w:line="264"/>
-            </w:pPr>
-            <w:r>
-              <w:rPr>
-                <w:rFonts w:ascii="Arial" w:cs="Arial" w:eastAsia="Arial" w:hAnsi="Arial"/>
-                <w:b w:val="false"/>
-                <w:bCs w:val="false"/>
-                <w:sz w:val="18"/>
-                <w:szCs w:val="18"/>
-                <w:rtl/>
-              </w:rPr>
-              <w:t xml:space="preserve">OPS</w:t>
-            </w:r>
-          </w:p>
-        </w:tc>
-        <w:tc>
-          <w:tcPr>
-            <w:tcW w:type="dxa" w:w="4543"/>
-            <w:tcBorders>
-              <w:top w:val="single" w:color="BFC9D6" w:sz="4"/>
-              <w:left w:val="single" w:color="BFC9D6" w:sz="4"/>
-              <w:bottom w:val="single" w:color="BFC9D6" w:sz="4"/>
-              <w:right w:val="single" w:color="BFC9D6" w:sz="4"/>
-            </w:tcBorders>
-            <w:tcMar>
-              <w:top w:type="dxa" w:w="50"/>
-              <w:left w:type="dxa" w:w="90"/>
-              <w:bottom w:type="dxa" w:w="50"/>
-              <w:right w:type="dxa" w:w="90"/>
-            </w:tcMar>
-            <w:vAlign w:val="top"/>
-          </w:tcPr>
-          <w:p>
-            <w:pPr>
-              <w:keepNext w:val="false"/>
-              <w:bidi/>
-              <w:spacing w:after="30" w:before="30" w:line="264"/>
-            </w:pPr>
-            <w:r>
-              <w:rPr>
-                <w:rFonts w:ascii="Arial" w:cs="Arial" w:eastAsia="Arial" w:hAnsi="Arial"/>
-                <w:b w:val="false"/>
-                <w:bCs w:val="false"/>
-                <w:sz w:val="18"/>
-                <w:szCs w:val="18"/>
-                <w:rtl/>
-              </w:rPr>
-              <w:t xml:space="preserve">لا بذور في المستودع اليوم</w:t>
+            <w:tcW w:type="dxa" w:w="940"/>
+            <w:tcBorders>
+              <w:top w:val="single" w:color="BFC9D6" w:sz="4"/>
+              <w:left w:val="single" w:color="BFC9D6" w:sz="4"/>
+              <w:bottom w:val="single" w:color="BFC9D6" w:sz="4"/>
+              <w:right w:val="single" w:color="BFC9D6" w:sz="4"/>
+            </w:tcBorders>
+            <w:tcMar>
+              <w:top w:type="dxa" w:w="50"/>
+              <w:left w:type="dxa" w:w="90"/>
+              <w:bottom w:type="dxa" w:w="50"/>
+              <w:right w:type="dxa" w:w="90"/>
+            </w:tcMar>
+            <w:vAlign w:val="top"/>
+          </w:tcPr>
+          <w:p>
+            <w:pPr>
+              <w:keepNext w:val="false"/>
+              <w:bidi/>
+              <w:spacing w:after="30" w:before="30" w:line="264"/>
+            </w:pPr>
+            <w:r>
+              <w:rPr>
+                <w:rFonts w:ascii="Arial" w:cs="Arial" w:eastAsia="Arial" w:hAnsi="Arial"/>
+                <w:b w:val="false"/>
+                <w:bCs w:val="false"/>
+                <w:sz w:val="18"/>
+                <w:szCs w:val="18"/>
+                <w:rtl/>
+              </w:rPr>
+              <w:t xml:space="preserve">F-09</w:t>
+            </w:r>
+          </w:p>
+        </w:tc>
+        <w:tc>
+          <w:tcPr>
+            <w:tcW w:type="dxa" w:w="3452"/>
+            <w:tcBorders>
+              <w:top w:val="single" w:color="BFC9D6" w:sz="4"/>
+              <w:left w:val="single" w:color="BFC9D6" w:sz="4"/>
+              <w:bottom w:val="single" w:color="BFC9D6" w:sz="4"/>
+              <w:right w:val="single" w:color="BFC9D6" w:sz="4"/>
+            </w:tcBorders>
+            <w:tcMar>
+              <w:top w:type="dxa" w:w="50"/>
+              <w:left w:type="dxa" w:w="90"/>
+              <w:bottom w:type="dxa" w:w="50"/>
+              <w:right w:type="dxa" w:w="90"/>
+            </w:tcMar>
+            <w:vAlign w:val="top"/>
+          </w:tcPr>
+          <w:p>
+            <w:pPr>
+              <w:keepNext w:val="false"/>
+              <w:bidi/>
+              <w:spacing w:after="30" w:before="30" w:line="264"/>
+            </w:pPr>
+            <w:r>
+              <w:rPr>
+                <w:rFonts w:ascii="Arial" w:cs="Arial" w:eastAsia="Arial" w:hAnsi="Arial"/>
+                <w:b w:val="false"/>
+                <w:bCs w:val="false"/>
+                <w:sz w:val="18"/>
+                <w:szCs w:val="18"/>
+                <w:rtl/>
+              </w:rPr>
+              <w:t xml:space="preserve">تفعيل TDE ومتابعته حتى الاكتمال (DOC-S02 §5.1 الخطوتان 5-6)</w:t>
+            </w:r>
+          </w:p>
+        </w:tc>
+        <w:tc>
+          <w:tcPr>
+            <w:tcW w:type="dxa" w:w="940"/>
+            <w:tcBorders>
+              <w:top w:val="single" w:color="BFC9D6" w:sz="4"/>
+              <w:left w:val="single" w:color="BFC9D6" w:sz="4"/>
+              <w:bottom w:val="single" w:color="BFC9D6" w:sz="4"/>
+              <w:right w:val="single" w:color="BFC9D6" w:sz="4"/>
+            </w:tcBorders>
+            <w:tcMar>
+              <w:top w:type="dxa" w:w="50"/>
+              <w:left w:type="dxa" w:w="90"/>
+              <w:bottom w:type="dxa" w:w="50"/>
+              <w:right w:type="dxa" w:w="90"/>
+            </w:tcMar>
+            <w:vAlign w:val="top"/>
+          </w:tcPr>
+          <w:p>
+            <w:pPr>
+              <w:keepNext w:val="false"/>
+              <w:bidi/>
+              <w:spacing w:after="30" w:before="30" w:line="264"/>
+            </w:pPr>
+            <w:r>
+              <w:rPr>
+                <w:rFonts w:ascii="Arial" w:cs="Arial" w:eastAsia="Arial" w:hAnsi="Arial"/>
+                <w:b w:val="false"/>
+                <w:bCs w:val="false"/>
+                <w:sz w:val="18"/>
+                <w:szCs w:val="18"/>
+                <w:rtl/>
+              </w:rPr>
+              <w:t xml:space="preserve">DBA</w:t>
+            </w:r>
+          </w:p>
+        </w:tc>
+        <w:tc>
+          <w:tcPr>
+            <w:tcW w:type="dxa" w:w="4532"/>
+            <w:tcBorders>
+              <w:top w:val="single" w:color="BFC9D6" w:sz="4"/>
+              <w:left w:val="single" w:color="BFC9D6" w:sz="4"/>
+              <w:bottom w:val="single" w:color="BFC9D6" w:sz="4"/>
+              <w:right w:val="single" w:color="BFC9D6" w:sz="4"/>
+            </w:tcBorders>
+            <w:tcMar>
+              <w:top w:type="dxa" w:w="50"/>
+              <w:left w:type="dxa" w:w="90"/>
+              <w:bottom w:type="dxa" w:w="50"/>
+              <w:right w:type="dxa" w:w="90"/>
+            </w:tcMar>
+            <w:vAlign w:val="top"/>
+          </w:tcPr>
+          <w:p>
+            <w:pPr>
+              <w:keepNext w:val="false"/>
+              <w:bidi/>
+              <w:spacing w:after="30" w:before="30" w:line="264"/>
+            </w:pPr>
+            <w:r>
+              <w:rPr>
+                <w:rFonts w:ascii="Arial" w:cs="Arial" w:eastAsia="Arial" w:hAnsi="Arial"/>
+                <w:b w:val="false"/>
+                <w:bCs w:val="false"/>
+                <w:sz w:val="18"/>
+                <w:szCs w:val="18"/>
+                <w:rtl/>
+              </w:rPr>
+              <w:t xml:space="preserve">قبل أي بيانات حقيقية (docs/adr/0001-schema-work-on-linux.md:26)</w:t>
             </w:r>
           </w:p>
         </w:tc>
@@ -9639,7 +10248,7 @@
         </w:trPr>
         <w:tc>
           <w:tcPr>
-            <w:tcW w:type="dxa" w:w="931"/>
+            <w:tcW w:type="dxa" w:w="940"/>
             <w:tcBorders>
               <w:top w:val="single" w:color="BFC9D6" w:sz="4"/>
               <w:left w:val="single" w:color="BFC9D6" w:sz="4"/>
@@ -9670,13 +10279,13 @@
                 <w:szCs w:val="18"/>
                 <w:rtl/>
               </w:rPr>
-              <w:t xml:space="preserve">F-12</w:t>
-            </w:r>
-          </w:p>
-        </w:tc>
-        <w:tc>
-          <w:tcPr>
-            <w:tcW w:type="dxa" w:w="3459"/>
+              <w:t xml:space="preserve">F-10</w:t>
+            </w:r>
+          </w:p>
+        </w:tc>
+        <w:tc>
+          <w:tcPr>
+            <w:tcW w:type="dxa" w:w="3452"/>
             <w:tcBorders>
               <w:top w:val="single" w:color="BFC9D6" w:sz="4"/>
               <w:left w:val="single" w:color="BFC9D6" w:sz="4"/>
@@ -9707,37 +10316,13 @@
                 <w:szCs w:val="18"/>
                 <w:rtl/>
               </w:rPr>
-              <w:t xml:space="preserve">تعطيل </w:t>
-            </w:r>
-            <w:r>
-              <w:rPr>
-                <w:rFonts w:ascii="Courier New" w:cs="Courier New" w:eastAsia="Courier New" w:hAnsi="Courier New"/>
-                <w:b w:val="false"/>
-                <w:bCs w:val="false"/>
-                <w:color w:val="1F2937"/>
-                <w:sz w:val="16"/>
-                <w:szCs w:val="16"/>
-                <w:shd w:fill="F1F3F5" w:color="auto" w:val="clear"/>
-                <w:rtl/>
-              </w:rPr>
-              <w:t xml:space="preserve">‎bankfas_migrator‎</w:t>
-            </w:r>
-            <w:r>
-              <w:rPr>
-                <w:rFonts w:ascii="Arial" w:cs="Arial" w:eastAsia="Arial" w:hAnsi="Arial"/>
-                <w:b w:val="false"/>
-                <w:bCs w:val="false"/>
-                <w:sz w:val="18"/>
-                <w:szCs w:val="18"/>
-                <w:rtl/>
-              </w:rPr>
-              <w:t xml:space="preserve"> وتدوير سره (DOC-S08 §6)</w:t>
-            </w:r>
-          </w:p>
-        </w:tc>
-        <w:tc>
-          <w:tcPr>
-            <w:tcW w:type="dxa" w:w="931"/>
+              <w:t xml:space="preserve">أول نسخة كاملة مشفّرة وفحصها، وبها تبدأ سلسلة السجل (DOC-S09 §4.1)</w:t>
+            </w:r>
+          </w:p>
+        </w:tc>
+        <w:tc>
+          <w:tcPr>
+            <w:tcW w:type="dxa" w:w="940"/>
             <w:tcBorders>
               <w:top w:val="single" w:color="BFC9D6" w:sz="4"/>
               <w:left w:val="single" w:color="BFC9D6" w:sz="4"/>
@@ -9774,7 +10359,7 @@
         </w:tc>
         <w:tc>
           <w:tcPr>
-            <w:tcW w:type="dxa" w:w="4543"/>
+            <w:tcW w:type="dxa" w:w="4532"/>
             <w:tcBorders>
               <w:top w:val="single" w:color="BFC9D6" w:sz="4"/>
               <w:left w:val="single" w:color="BFC9D6" w:sz="4"/>
@@ -9816,13 +10401,528 @@
         </w:trPr>
         <w:tc>
           <w:tcPr>
-            <w:tcW w:type="dxa" w:w="931"/>
-            <w:tcBorders>
-              <w:top w:val="single" w:color="BFC9D6" w:sz="4"/>
-              <w:left w:val="single" w:color="BFC9D6" w:sz="4"/>
-              <w:bottom w:val="single" w:color="BFC9D6" w:sz="4"/>
-              <w:right w:val="single" w:color="BFC9D6" w:sz="4"/>
-            </w:tcBorders>
+            <w:tcW w:type="dxa" w:w="940"/>
+            <w:tcBorders>
+              <w:top w:val="single" w:color="BFC9D6" w:sz="4"/>
+              <w:left w:val="single" w:color="BFC9D6" w:sz="4"/>
+              <w:bottom w:val="single" w:color="BFC9D6" w:sz="4"/>
+              <w:right w:val="single" w:color="BFC9D6" w:sz="4"/>
+            </w:tcBorders>
+            <w:tcMar>
+              <w:top w:type="dxa" w:w="50"/>
+              <w:left w:type="dxa" w:w="90"/>
+              <w:bottom w:type="dxa" w:w="50"/>
+              <w:right w:type="dxa" w:w="90"/>
+            </w:tcMar>
+            <w:vAlign w:val="top"/>
+          </w:tcPr>
+          <w:p>
+            <w:pPr>
+              <w:keepNext w:val="false"/>
+              <w:bidi/>
+              <w:spacing w:after="30" w:before="30" w:line="264"/>
+            </w:pPr>
+            <w:r>
+              <w:rPr>
+                <w:rFonts w:ascii="Arial" w:cs="Arial" w:eastAsia="Arial" w:hAnsi="Arial"/>
+                <w:b w:val="false"/>
+                <w:bCs w:val="false"/>
+                <w:sz w:val="18"/>
+                <w:szCs w:val="18"/>
+                <w:rtl/>
+              </w:rPr>
+              <w:t xml:space="preserve">F-11</w:t>
+            </w:r>
+          </w:p>
+        </w:tc>
+        <w:tc>
+          <w:tcPr>
+            <w:tcW w:type="dxa" w:w="3452"/>
+            <w:tcBorders>
+              <w:top w:val="single" w:color="BFC9D6" w:sz="4"/>
+              <w:left w:val="single" w:color="BFC9D6" w:sz="4"/>
+              <w:bottom w:val="single" w:color="BFC9D6" w:sz="4"/>
+              <w:right w:val="single" w:color="BFC9D6" w:sz="4"/>
+            </w:tcBorders>
+            <w:tcMar>
+              <w:top w:type="dxa" w:w="50"/>
+              <w:left w:type="dxa" w:w="90"/>
+              <w:bottom w:type="dxa" w:w="50"/>
+              <w:right w:type="dxa" w:w="90"/>
+            </w:tcMar>
+            <w:vAlign w:val="top"/>
+          </w:tcPr>
+          <w:p>
+            <w:pPr>
+              <w:keepNext w:val="false"/>
+              <w:bidi/>
+              <w:spacing w:after="30" w:before="30" w:line="264"/>
+            </w:pPr>
+            <w:r>
+              <w:rPr>
+                <w:rFonts w:ascii="Arial" w:cs="Arial" w:eastAsia="Arial" w:hAnsi="Arial"/>
+                <w:b w:val="false"/>
+                <w:bCs w:val="false"/>
+                <w:sz w:val="18"/>
+                <w:szCs w:val="18"/>
+                <w:rtl/>
+              </w:rPr>
+              <w:t xml:space="preserve">بذور المنصة حين توجد (DOC-B05 §4.3)</w:t>
+            </w:r>
+          </w:p>
+        </w:tc>
+        <w:tc>
+          <w:tcPr>
+            <w:tcW w:type="dxa" w:w="940"/>
+            <w:tcBorders>
+              <w:top w:val="single" w:color="BFC9D6" w:sz="4"/>
+              <w:left w:val="single" w:color="BFC9D6" w:sz="4"/>
+              <w:bottom w:val="single" w:color="BFC9D6" w:sz="4"/>
+              <w:right w:val="single" w:color="BFC9D6" w:sz="4"/>
+            </w:tcBorders>
+            <w:tcMar>
+              <w:top w:type="dxa" w:w="50"/>
+              <w:left w:type="dxa" w:w="90"/>
+              <w:bottom w:type="dxa" w:w="50"/>
+              <w:right w:type="dxa" w:w="90"/>
+            </w:tcMar>
+            <w:vAlign w:val="top"/>
+          </w:tcPr>
+          <w:p>
+            <w:pPr>
+              <w:keepNext w:val="false"/>
+              <w:bidi/>
+              <w:spacing w:after="30" w:before="30" w:line="264"/>
+            </w:pPr>
+            <w:r>
+              <w:rPr>
+                <w:rFonts w:ascii="Arial" w:cs="Arial" w:eastAsia="Arial" w:hAnsi="Arial"/>
+                <w:b w:val="false"/>
+                <w:bCs w:val="false"/>
+                <w:sz w:val="18"/>
+                <w:szCs w:val="18"/>
+                <w:rtl/>
+              </w:rPr>
+              <w:t xml:space="preserve">OPS</w:t>
+            </w:r>
+          </w:p>
+        </w:tc>
+        <w:tc>
+          <w:tcPr>
+            <w:tcW w:type="dxa" w:w="4532"/>
+            <w:tcBorders>
+              <w:top w:val="single" w:color="BFC9D6" w:sz="4"/>
+              <w:left w:val="single" w:color="BFC9D6" w:sz="4"/>
+              <w:bottom w:val="single" w:color="BFC9D6" w:sz="4"/>
+              <w:right w:val="single" w:color="BFC9D6" w:sz="4"/>
+            </w:tcBorders>
+            <w:tcMar>
+              <w:top w:type="dxa" w:w="50"/>
+              <w:left w:type="dxa" w:w="90"/>
+              <w:bottom w:type="dxa" w:w="50"/>
+              <w:right w:type="dxa" w:w="90"/>
+            </w:tcMar>
+            <w:vAlign w:val="top"/>
+          </w:tcPr>
+          <w:p>
+            <w:pPr>
+              <w:keepNext w:val="false"/>
+              <w:bidi/>
+              <w:spacing w:after="30" w:before="30" w:line="264"/>
+            </w:pPr>
+            <w:r>
+              <w:rPr>
+                <w:rFonts w:ascii="Arial" w:cs="Arial" w:eastAsia="Arial" w:hAnsi="Arial"/>
+                <w:b w:val="false"/>
+                <w:bCs w:val="false"/>
+                <w:sz w:val="18"/>
+                <w:szCs w:val="18"/>
+                <w:rtl/>
+              </w:rPr>
+              <w:t xml:space="preserve">لا بذور في المستودع اليوم</w:t>
+            </w:r>
+          </w:p>
+        </w:tc>
+      </w:tr>
+      <w:tr>
+        <w:trPr>
+          <w:cantSplit/>
+        </w:trPr>
+        <w:tc>
+          <w:tcPr>
+            <w:tcW w:type="dxa" w:w="940"/>
+            <w:tcBorders>
+              <w:top w:val="single" w:color="BFC9D6" w:sz="4"/>
+              <w:left w:val="single" w:color="BFC9D6" w:sz="4"/>
+              <w:bottom w:val="single" w:color="BFC9D6" w:sz="4"/>
+              <w:right w:val="single" w:color="BFC9D6" w:sz="4"/>
+            </w:tcBorders>
+            <w:shd w:fill="F5F8FC" w:color="auto" w:val="clear"/>
+            <w:tcMar>
+              <w:top w:type="dxa" w:w="50"/>
+              <w:left w:type="dxa" w:w="90"/>
+              <w:bottom w:type="dxa" w:w="50"/>
+              <w:right w:type="dxa" w:w="90"/>
+            </w:tcMar>
+            <w:vAlign w:val="top"/>
+          </w:tcPr>
+          <w:p>
+            <w:pPr>
+              <w:keepNext w:val="false"/>
+              <w:bidi/>
+              <w:spacing w:after="30" w:before="30" w:line="264"/>
+            </w:pPr>
+            <w:r>
+              <w:rPr>
+                <w:rFonts w:ascii="Arial" w:cs="Arial" w:eastAsia="Arial" w:hAnsi="Arial"/>
+                <w:b w:val="false"/>
+                <w:bCs w:val="false"/>
+                <w:sz w:val="18"/>
+                <w:szCs w:val="18"/>
+                <w:rtl/>
+              </w:rPr>
+              <w:t xml:space="preserve">F-12</w:t>
+            </w:r>
+          </w:p>
+        </w:tc>
+        <w:tc>
+          <w:tcPr>
+            <w:tcW w:type="dxa" w:w="3452"/>
+            <w:tcBorders>
+              <w:top w:val="single" w:color="BFC9D6" w:sz="4"/>
+              <w:left w:val="single" w:color="BFC9D6" w:sz="4"/>
+              <w:bottom w:val="single" w:color="BFC9D6" w:sz="4"/>
+              <w:right w:val="single" w:color="BFC9D6" w:sz="4"/>
+            </w:tcBorders>
+            <w:shd w:fill="F5F8FC" w:color="auto" w:val="clear"/>
+            <w:tcMar>
+              <w:top w:type="dxa" w:w="50"/>
+              <w:left w:type="dxa" w:w="90"/>
+              <w:bottom w:type="dxa" w:w="50"/>
+              <w:right w:type="dxa" w:w="90"/>
+            </w:tcMar>
+            <w:vAlign w:val="top"/>
+          </w:tcPr>
+          <w:p>
+            <w:pPr>
+              <w:keepNext w:val="false"/>
+              <w:bidi/>
+              <w:spacing w:after="30" w:before="30" w:line="264"/>
+            </w:pPr>
+            <w:r>
+              <w:rPr>
+                <w:rFonts w:ascii="Courier New" w:cs="Courier New" w:eastAsia="Courier New" w:hAnsi="Courier New"/>
+                <w:b w:val="false"/>
+                <w:bCs w:val="false"/>
+                <w:color w:val="1F2937"/>
+                <w:sz w:val="16"/>
+                <w:szCs w:val="16"/>
+                <w:shd w:fill="F1F3F5" w:color="auto" w:val="clear"/>
+                <w:rtl/>
+              </w:rPr>
+              <w:t xml:space="preserve">‎prepare_database.sh close‎</w:t>
+            </w:r>
+            <w:r>
+              <w:rPr>
+                <w:rFonts w:ascii="Arial" w:cs="Arial" w:eastAsia="Arial" w:hAnsi="Arial"/>
+                <w:b w:val="false"/>
+                <w:bCs w:val="false"/>
+                <w:sz w:val="18"/>
+                <w:szCs w:val="18"/>
+                <w:rtl/>
+              </w:rPr>
+              <w:t xml:space="preserve">: تعطيل </w:t>
+            </w:r>
+            <w:r>
+              <w:rPr>
+                <w:rFonts w:ascii="Courier New" w:cs="Courier New" w:eastAsia="Courier New" w:hAnsi="Courier New"/>
+                <w:b w:val="false"/>
+                <w:bCs w:val="false"/>
+                <w:color w:val="1F2937"/>
+                <w:sz w:val="16"/>
+                <w:szCs w:val="16"/>
+                <w:shd w:fill="F1F3F5" w:color="auto" w:val="clear"/>
+                <w:rtl/>
+              </w:rPr>
+              <w:t xml:space="preserve">‎bankfas_migrator‎</w:t>
+            </w:r>
+            <w:r>
+              <w:rPr>
+                <w:rFonts w:ascii="Arial" w:cs="Arial" w:eastAsia="Arial" w:hAnsi="Arial"/>
+                <w:b w:val="false"/>
+                <w:bCs w:val="false"/>
+                <w:sz w:val="18"/>
+                <w:szCs w:val="18"/>
+                <w:rtl/>
+              </w:rPr>
+              <w:t xml:space="preserve"> وإعلان إغلاق النافذة، ثم تدوير سره (DOC-S08 §6)</w:t>
+            </w:r>
+          </w:p>
+        </w:tc>
+        <w:tc>
+          <w:tcPr>
+            <w:tcW w:type="dxa" w:w="940"/>
+            <w:tcBorders>
+              <w:top w:val="single" w:color="BFC9D6" w:sz="4"/>
+              <w:left w:val="single" w:color="BFC9D6" w:sz="4"/>
+              <w:bottom w:val="single" w:color="BFC9D6" w:sz="4"/>
+              <w:right w:val="single" w:color="BFC9D6" w:sz="4"/>
+            </w:tcBorders>
+            <w:shd w:fill="F5F8FC" w:color="auto" w:val="clear"/>
+            <w:tcMar>
+              <w:top w:type="dxa" w:w="50"/>
+              <w:left w:type="dxa" w:w="90"/>
+              <w:bottom w:type="dxa" w:w="50"/>
+              <w:right w:type="dxa" w:w="90"/>
+            </w:tcMar>
+            <w:vAlign w:val="top"/>
+          </w:tcPr>
+          <w:p>
+            <w:pPr>
+              <w:keepNext w:val="false"/>
+              <w:bidi/>
+              <w:spacing w:after="30" w:before="30" w:line="264"/>
+            </w:pPr>
+            <w:r>
+              <w:rPr>
+                <w:rFonts w:ascii="Arial" w:cs="Arial" w:eastAsia="Arial" w:hAnsi="Arial"/>
+                <w:b w:val="false"/>
+                <w:bCs w:val="false"/>
+                <w:sz w:val="18"/>
+                <w:szCs w:val="18"/>
+                <w:rtl/>
+              </w:rPr>
+              <w:t xml:space="preserve">DBA</w:t>
+            </w:r>
+          </w:p>
+        </w:tc>
+        <w:tc>
+          <w:tcPr>
+            <w:tcW w:type="dxa" w:w="4532"/>
+            <w:tcBorders>
+              <w:top w:val="single" w:color="BFC9D6" w:sz="4"/>
+              <w:left w:val="single" w:color="BFC9D6" w:sz="4"/>
+              <w:bottom w:val="single" w:color="BFC9D6" w:sz="4"/>
+              <w:right w:val="single" w:color="BFC9D6" w:sz="4"/>
+            </w:tcBorders>
+            <w:shd w:fill="F5F8FC" w:color="auto" w:val="clear"/>
+            <w:tcMar>
+              <w:top w:type="dxa" w:w="50"/>
+              <w:left w:type="dxa" w:w="90"/>
+              <w:bottom w:type="dxa" w:w="50"/>
+              <w:right w:type="dxa" w:w="90"/>
+            </w:tcMar>
+            <w:vAlign w:val="top"/>
+          </w:tcPr>
+          <w:p>
+            <w:pPr>
+              <w:keepNext w:val="false"/>
+              <w:bidi/>
+              <w:spacing w:after="30" w:before="30" w:line="264"/>
+            </w:pPr>
+            <w:r>
+              <w:rPr>
+                <w:rFonts w:ascii="Arial" w:cs="Arial" w:eastAsia="Arial" w:hAnsi="Arial"/>
+                <w:b w:val="false"/>
+                <w:bCs w:val="false"/>
+                <w:sz w:val="18"/>
+                <w:szCs w:val="18"/>
+                <w:rtl/>
+              </w:rPr>
+              <w:t xml:space="preserve">—</w:t>
+            </w:r>
+          </w:p>
+        </w:tc>
+      </w:tr>
+      <w:tr>
+        <w:trPr>
+          <w:cantSplit/>
+        </w:trPr>
+        <w:tc>
+          <w:tcPr>
+            <w:tcW w:type="dxa" w:w="940"/>
+            <w:tcBorders>
+              <w:top w:val="single" w:color="BFC9D6" w:sz="4"/>
+              <w:left w:val="single" w:color="BFC9D6" w:sz="4"/>
+              <w:bottom w:val="single" w:color="BFC9D6" w:sz="4"/>
+              <w:right w:val="single" w:color="BFC9D6" w:sz="4"/>
+            </w:tcBorders>
+            <w:tcMar>
+              <w:top w:type="dxa" w:w="50"/>
+              <w:left w:type="dxa" w:w="90"/>
+              <w:bottom w:type="dxa" w:w="50"/>
+              <w:right w:type="dxa" w:w="90"/>
+            </w:tcMar>
+            <w:vAlign w:val="top"/>
+          </w:tcPr>
+          <w:p>
+            <w:pPr>
+              <w:keepNext w:val="false"/>
+              <w:bidi/>
+              <w:spacing w:after="30" w:before="30" w:line="264"/>
+            </w:pPr>
+            <w:r>
+              <w:rPr>
+                <w:rFonts w:ascii="Arial" w:cs="Arial" w:eastAsia="Arial" w:hAnsi="Arial"/>
+                <w:b w:val="false"/>
+                <w:bCs w:val="false"/>
+                <w:sz w:val="18"/>
+                <w:szCs w:val="18"/>
+                <w:rtl/>
+              </w:rPr>
+              <w:t xml:space="preserve">F-12a</w:t>
+            </w:r>
+          </w:p>
+        </w:tc>
+        <w:tc>
+          <w:tcPr>
+            <w:tcW w:type="dxa" w:w="3452"/>
+            <w:tcBorders>
+              <w:top w:val="single" w:color="BFC9D6" w:sz="4"/>
+              <w:left w:val="single" w:color="BFC9D6" w:sz="4"/>
+              <w:bottom w:val="single" w:color="BFC9D6" w:sz="4"/>
+              <w:right w:val="single" w:color="BFC9D6" w:sz="4"/>
+            </w:tcBorders>
+            <w:tcMar>
+              <w:top w:type="dxa" w:w="50"/>
+              <w:left w:type="dxa" w:w="90"/>
+              <w:bottom w:type="dxa" w:w="50"/>
+              <w:right w:type="dxa" w:w="90"/>
+            </w:tcMar>
+            <w:vAlign w:val="top"/>
+          </w:tcPr>
+          <w:p>
+            <w:pPr>
+              <w:keepNext w:val="false"/>
+              <w:bidi/>
+              <w:spacing w:after="30" w:before="30" w:line="264"/>
+            </w:pPr>
+            <w:r>
+              <w:rPr>
+                <w:rFonts w:ascii="Courier New" w:cs="Courier New" w:eastAsia="Courier New" w:hAnsi="Courier New"/>
+                <w:b w:val="false"/>
+                <w:bCs w:val="false"/>
+                <w:color w:val="1F2937"/>
+                <w:sz w:val="16"/>
+                <w:szCs w:val="16"/>
+                <w:shd w:fill="F1F3F5" w:color="auto" w:val="clear"/>
+                <w:rtl/>
+              </w:rPr>
+              <w:t xml:space="preserve">‎server_audit.sh alerts &lt;بداية النافذة&gt;‎</w:t>
+            </w:r>
+            <w:r>
+              <w:rPr>
+                <w:rFonts w:ascii="Arial" w:cs="Arial" w:eastAsia="Arial" w:hAnsi="Arial"/>
+                <w:b w:val="false"/>
+                <w:bCs w:val="false"/>
+                <w:sz w:val="18"/>
+                <w:szCs w:val="18"/>
+                <w:rtl/>
+              </w:rPr>
+              <w:t xml:space="preserve"> و</w:t>
+            </w:r>
+            <w:r>
+              <w:rPr>
+                <w:rFonts w:ascii="Courier New" w:cs="Courier New" w:eastAsia="Courier New" w:hAnsi="Courier New"/>
+                <w:b w:val="false"/>
+                <w:bCs w:val="false"/>
+                <w:color w:val="1F2937"/>
+                <w:sz w:val="16"/>
+                <w:szCs w:val="16"/>
+                <w:shd w:fill="F1F3F5" w:color="auto" w:val="clear"/>
+                <w:rtl/>
+              </w:rPr>
+              <w:t xml:space="preserve">‎windows‎</w:t>
+            </w:r>
+          </w:p>
+        </w:tc>
+        <w:tc>
+          <w:tcPr>
+            <w:tcW w:type="dxa" w:w="940"/>
+            <w:tcBorders>
+              <w:top w:val="single" w:color="BFC9D6" w:sz="4"/>
+              <w:left w:val="single" w:color="BFC9D6" w:sz="4"/>
+              <w:bottom w:val="single" w:color="BFC9D6" w:sz="4"/>
+              <w:right w:val="single" w:color="BFC9D6" w:sz="4"/>
+            </w:tcBorders>
+            <w:tcMar>
+              <w:top w:type="dxa" w:w="50"/>
+              <w:left w:type="dxa" w:w="90"/>
+              <w:bottom w:type="dxa" w:w="50"/>
+              <w:right w:type="dxa" w:w="90"/>
+            </w:tcMar>
+            <w:vAlign w:val="top"/>
+          </w:tcPr>
+          <w:p>
+            <w:pPr>
+              <w:keepNext w:val="false"/>
+              <w:bidi/>
+              <w:spacing w:after="30" w:before="30" w:line="264"/>
+            </w:pPr>
+            <w:r>
+              <w:rPr>
+                <w:rFonts w:ascii="Arial" w:cs="Arial" w:eastAsia="Arial" w:hAnsi="Arial"/>
+                <w:b w:val="false"/>
+                <w:bCs w:val="false"/>
+                <w:sz w:val="18"/>
+                <w:szCs w:val="18"/>
+                <w:rtl/>
+              </w:rPr>
+              <w:t xml:space="preserve">SEC</w:t>
+            </w:r>
+          </w:p>
+        </w:tc>
+        <w:tc>
+          <w:tcPr>
+            <w:tcW w:type="dxa" w:w="4532"/>
+            <w:tcBorders>
+              <w:top w:val="single" w:color="BFC9D6" w:sz="4"/>
+              <w:left w:val="single" w:color="BFC9D6" w:sz="4"/>
+              <w:bottom w:val="single" w:color="BFC9D6" w:sz="4"/>
+              <w:right w:val="single" w:color="BFC9D6" w:sz="4"/>
+            </w:tcBorders>
+            <w:tcMar>
+              <w:top w:type="dxa" w:w="50"/>
+              <w:left w:type="dxa" w:w="90"/>
+              <w:bottom w:type="dxa" w:w="50"/>
+              <w:right w:type="dxa" w:w="90"/>
+            </w:tcMar>
+            <w:vAlign w:val="top"/>
+          </w:tcPr>
+          <w:p>
+            <w:pPr>
+              <w:keepNext w:val="false"/>
+              <w:bidi/>
+              <w:spacing w:after="30" w:before="30" w:line="264"/>
+            </w:pPr>
+            <w:r>
+              <w:rPr>
+                <w:rFonts w:ascii="Arial" w:cs="Arial" w:eastAsia="Arial" w:hAnsi="Arial"/>
+                <w:b w:val="false"/>
+                <w:bCs w:val="false"/>
+                <w:sz w:val="18"/>
+                <w:szCs w:val="18"/>
+                <w:rtl/>
+              </w:rPr>
+              <w:t xml:space="preserve">صفر تنبيه متوقع؛ أي تنبيه يُفسَّر في سجل النشر</w:t>
+            </w:r>
+          </w:p>
+        </w:tc>
+      </w:tr>
+      <w:tr>
+        <w:trPr>
+          <w:cantSplit/>
+        </w:trPr>
+        <w:tc>
+          <w:tcPr>
+            <w:tcW w:type="dxa" w:w="940"/>
+            <w:tcBorders>
+              <w:top w:val="single" w:color="BFC9D6" w:sz="4"/>
+              <w:left w:val="single" w:color="BFC9D6" w:sz="4"/>
+              <w:bottom w:val="single" w:color="BFC9D6" w:sz="4"/>
+              <w:right w:val="single" w:color="BFC9D6" w:sz="4"/>
+            </w:tcBorders>
+            <w:shd w:fill="F5F8FC" w:color="auto" w:val="clear"/>
             <w:tcMar>
               <w:top w:type="dxa" w:w="50"/>
               <w:left w:type="dxa" w:w="90"/>
@@ -9852,13 +10952,14 @@
         </w:tc>
         <w:tc>
           <w:tcPr>
-            <w:tcW w:type="dxa" w:w="3459"/>
-            <w:tcBorders>
-              <w:top w:val="single" w:color="BFC9D6" w:sz="4"/>
-              <w:left w:val="single" w:color="BFC9D6" w:sz="4"/>
-              <w:bottom w:val="single" w:color="BFC9D6" w:sz="4"/>
-              <w:right w:val="single" w:color="BFC9D6" w:sz="4"/>
-            </w:tcBorders>
+            <w:tcW w:type="dxa" w:w="3452"/>
+            <w:tcBorders>
+              <w:top w:val="single" w:color="BFC9D6" w:sz="4"/>
+              <w:left w:val="single" w:color="BFC9D6" w:sz="4"/>
+              <w:bottom w:val="single" w:color="BFC9D6" w:sz="4"/>
+              <w:right w:val="single" w:color="BFC9D6" w:sz="4"/>
+            </w:tcBorders>
+            <w:shd w:fill="F5F8FC" w:color="auto" w:val="clear"/>
             <w:tcMar>
               <w:top w:type="dxa" w:w="50"/>
               <w:left w:type="dxa" w:w="90"/>
@@ -9888,13 +10989,14 @@
         </w:tc>
         <w:tc>
           <w:tcPr>
-            <w:tcW w:type="dxa" w:w="931"/>
-            <w:tcBorders>
-              <w:top w:val="single" w:color="BFC9D6" w:sz="4"/>
-              <w:left w:val="single" w:color="BFC9D6" w:sz="4"/>
-              <w:bottom w:val="single" w:color="BFC9D6" w:sz="4"/>
-              <w:right w:val="single" w:color="BFC9D6" w:sz="4"/>
-            </w:tcBorders>
+            <w:tcW w:type="dxa" w:w="940"/>
+            <w:tcBorders>
+              <w:top w:val="single" w:color="BFC9D6" w:sz="4"/>
+              <w:left w:val="single" w:color="BFC9D6" w:sz="4"/>
+              <w:bottom w:val="single" w:color="BFC9D6" w:sz="4"/>
+              <w:right w:val="single" w:color="BFC9D6" w:sz="4"/>
+            </w:tcBorders>
+            <w:shd w:fill="F5F8FC" w:color="auto" w:val="clear"/>
             <w:tcMar>
               <w:top w:type="dxa" w:w="50"/>
               <w:left w:type="dxa" w:w="90"/>
@@ -9924,13 +11026,14 @@
         </w:tc>
         <w:tc>
           <w:tcPr>
-            <w:tcW w:type="dxa" w:w="4543"/>
-            <w:tcBorders>
-              <w:top w:val="single" w:color="BFC9D6" w:sz="4"/>
-              <w:left w:val="single" w:color="BFC9D6" w:sz="4"/>
-              <w:bottom w:val="single" w:color="BFC9D6" w:sz="4"/>
-              <w:right w:val="single" w:color="BFC9D6" w:sz="4"/>
-            </w:tcBorders>
+            <w:tcW w:type="dxa" w:w="4532"/>
+            <w:tcBorders>
+              <w:top w:val="single" w:color="BFC9D6" w:sz="4"/>
+              <w:left w:val="single" w:color="BFC9D6" w:sz="4"/>
+              <w:bottom w:val="single" w:color="BFC9D6" w:sz="4"/>
+              <w:right w:val="single" w:color="BFC9D6" w:sz="4"/>
+            </w:tcBorders>
+            <w:shd w:fill="F5F8FC" w:color="auto" w:val="clear"/>
             <w:tcMar>
               <w:top w:type="dxa" w:w="50"/>
               <w:left w:type="dxa" w:w="90"/>
@@ -10147,7 +11250,7 @@
         <w:pStyle w:val="ListParagraph"/>
         <w:numPr>
           <w:ilvl w:val="0"/>
-          <w:numId w:val="3"/>
+          <w:numId w:val="4"/>
         </w:numPr>
         <w:bidi/>
         <w:spacing w:after="70" w:before="0" w:line="300"/>
@@ -10180,7 +11283,7 @@
         <w:pStyle w:val="ListParagraph"/>
         <w:numPr>
           <w:ilvl w:val="0"/>
-          <w:numId w:val="3"/>
+          <w:numId w:val="4"/>
         </w:numPr>
         <w:bidi/>
         <w:spacing w:after="70" w:before="0" w:line="300"/>
@@ -10213,7 +11316,7 @@
         <w:pStyle w:val="ListParagraph"/>
         <w:numPr>
           <w:ilvl w:val="0"/>
-          <w:numId w:val="3"/>
+          <w:numId w:val="4"/>
         </w:numPr>
         <w:bidi/>
         <w:spacing w:after="70" w:before="0" w:line="300"/>
@@ -10318,7 +11421,7 @@
         <w:pStyle w:val="ListParagraph"/>
         <w:numPr>
           <w:ilvl w:val="0"/>
-          <w:numId w:val="3"/>
+          <w:numId w:val="4"/>
         </w:numPr>
         <w:bidi/>
         <w:spacing w:after="70" w:before="0" w:line="300"/>
@@ -10351,7 +11454,7 @@
         <w:pStyle w:val="ListParagraph"/>
         <w:numPr>
           <w:ilvl w:val="0"/>
-          <w:numId w:val="3"/>
+          <w:numId w:val="4"/>
         </w:numPr>
         <w:bidi/>
         <w:spacing w:after="70" w:before="0" w:line="300"/>
@@ -11344,7 +12447,18 @@
                 <w:shd w:fill="F1F3F5" w:color="auto" w:val="clear"/>
                 <w:rtl/>
               </w:rPr>
-              <w:t xml:space="preserve">‎sys.dm_server_audit_status‎</w:t>
+              <w:t xml:space="preserve">‎tools/deploy/server_audit.sh check‎</w:t>
+            </w:r>
+            <w:r>
+              <w:rPr>
+                <w:rFonts w:ascii="Arial" w:cs="Arial" w:eastAsia="Arial" w:hAnsi="Arial"/>
+                <w:b w:val="false"/>
+                <w:bCs w:val="false"/>
+                <w:sz w:val="18"/>
+                <w:szCs w:val="18"/>
+                <w:rtl/>
+              </w:rPr>
+              <w:t xml:space="preserve"> (ADR 0012)</w:t>
             </w:r>
           </w:p>
         </w:tc>
@@ -11381,7 +12495,7 @@
                 <w:szCs w:val="18"/>
                 <w:rtl/>
               </w:rPr>
-              <w:t xml:space="preserve">التدقيق متوقف</w:t>
+              <w:t xml:space="preserve">خروج غير صفري: التدقيق متوقف أو غير مطابق</w:t>
             </w:r>
           </w:p>
         </w:tc>
@@ -18334,7 +19448,7 @@
         <w:pStyle w:val="ListParagraph"/>
         <w:numPr>
           <w:ilvl w:val="0"/>
-          <w:numId w:val="4"/>
+          <w:numId w:val="5"/>
         </w:numPr>
         <w:bidi/>
         <w:spacing w:after="70" w:before="0" w:line="300"/>
@@ -18428,7 +19542,7 @@
         <w:pStyle w:val="ListParagraph"/>
         <w:numPr>
           <w:ilvl w:val="0"/>
-          <w:numId w:val="4"/>
+          <w:numId w:val="5"/>
         </w:numPr>
         <w:bidi/>
         <w:spacing w:after="70" w:before="0" w:line="300"/>
@@ -18450,7 +19564,7 @@
         <w:pStyle w:val="ListParagraph"/>
         <w:numPr>
           <w:ilvl w:val="0"/>
-          <w:numId w:val="4"/>
+          <w:numId w:val="5"/>
         </w:numPr>
         <w:bidi/>
         <w:spacing w:after="70" w:before="0" w:line="300"/>
@@ -18664,7 +19778,7 @@
         <w:pStyle w:val="ListParagraph"/>
         <w:numPr>
           <w:ilvl w:val="0"/>
-          <w:numId w:val="4"/>
+          <w:numId w:val="5"/>
         </w:numPr>
         <w:bidi/>
         <w:spacing w:after="70" w:before="0" w:line="300"/>
@@ -18734,7 +19848,7 @@
         <w:pStyle w:val="ListParagraph"/>
         <w:numPr>
           <w:ilvl w:val="0"/>
-          <w:numId w:val="4"/>
+          <w:numId w:val="5"/>
         </w:numPr>
         <w:bidi/>
         <w:spacing w:after="70" w:before="0" w:line="300"/>
@@ -18852,7 +19966,7 @@
         <w:pStyle w:val="ListParagraph"/>
         <w:numPr>
           <w:ilvl w:val="0"/>
-          <w:numId w:val="4"/>
+          <w:numId w:val="5"/>
         </w:numPr>
         <w:bidi/>
         <w:spacing w:after="70" w:before="0" w:line="300"/>
@@ -20590,6 +21704,36 @@
       </w:pPr>
     </w:lvl>
   </w:abstractNum>
+  <w:abstractNum w:abstractNumId="5" w15:restartNumberingAfterBreak="0">
+    <w:multiLevelType w:val="hybridMultilevel"/>
+    <w:lvl w:ilvl="0" w15:tentative="1">
+      <w:start w:val="1"/>
+      <w:numFmt w:val="decimal"/>
+      <w:lvlText w:val="%1."/>
+      <w:lvlJc w:val="left"/>
+      <w:pPr>
+        <w:ind w:left="574" w:hanging="340"/>
+      </w:pPr>
+    </w:lvl>
+    <w:lvl w:ilvl="1" w15:tentative="1">
+      <w:start w:val="1"/>
+      <w:numFmt w:val="decimal"/>
+      <w:lvlText w:val="%2."/>
+      <w:lvlJc w:val="left"/>
+      <w:pPr>
+        <w:ind w:left="1028" w:hanging="340"/>
+      </w:pPr>
+    </w:lvl>
+    <w:lvl w:ilvl="2" w15:tentative="1">
+      <w:start w:val="1"/>
+      <w:numFmt w:val="decimal"/>
+      <w:lvlText w:val="%3."/>
+      <w:lvlJc w:val="left"/>
+      <w:pPr>
+        <w:ind w:left="1482" w:hanging="340"/>
+      </w:pPr>
+    </w:lvl>
+  </w:abstractNum>
   <w:num w:numId="1">
     <w:abstractNumId w:val="1"/>
     <w:lvlOverride w:ilvl="0">
@@ -20610,6 +21754,12 @@
   </w:num>
   <w:num w:numId="4">
     <w:abstractNumId w:val="4"/>
+    <w:lvlOverride w:ilvl="0">
+      <w:startOverride w:val="1"/>
+    </w:lvlOverride>
+  </w:num>
+  <w:num w:numId="5">
+    <w:abstractNumId w:val="5"/>
     <w:lvlOverride w:ilvl="0">
       <w:startOverride w:val="1"/>
     </w:lvlOverride>

--- a/treasury-platform/docs/30-readiness/word/DOC-S11-deployment-guide.docx
+++ b/treasury-platform/docs/30-readiness/word/DOC-S11-deployment-guide.docx
@@ -3246,14 +3246,23 @@
             </w:pPr>
             <w:r>
               <w:rPr>
-                <w:rFonts w:ascii="Arial" w:cs="Arial" w:eastAsia="Arial" w:hAnsi="Arial"/>
-                <w:b w:val="false"/>
-                <w:bCs w:val="false"/>
-                <w:sz w:val="18"/>
-                <w:szCs w:val="18"/>
-                <w:rtl/>
-              </w:rPr>
-              <w:t xml:space="preserve">ستة أعداد من الكتالوج مقابل DDL المولَّد، بالحساب </w:t>
+                <w:rFonts w:ascii="Segoe UI Emoji" w:cs="Segoe UI Emoji" w:eastAsia="Segoe UI Emoji" w:hAnsi="Segoe UI Emoji"/>
+                <w:sz w:val="18"/>
+                <w:szCs w:val="18"/>
+                <w:rtl/>
+              </w:rPr>
+              <w:t xml:space="preserve">✅</w:t>
+            </w:r>
+            <w:r>
+              <w:rPr>
+                <w:rFonts w:ascii="Arial" w:cs="Arial" w:eastAsia="Arial" w:hAnsi="Arial"/>
+                <w:b w:val="false"/>
+                <w:bCs w:val="false"/>
+                <w:sz w:val="18"/>
+                <w:szCs w:val="18"/>
+                <w:rtl/>
+              </w:rPr>
+              <w:t xml:space="preserve"> منذ ADR 0013: عشرة فحوص (أعداد الكتالوج مقابل DDL المولَّد، وسياسات الأمن، والإجراءات بصفة </w:t>
             </w:r>
             <w:r>
               <w:rPr>
@@ -3266,18 +3275,18 @@
                 <w:shd w:fill="F1F3F5" w:color="auto" w:val="clear"/>
                 <w:rtl/>
               </w:rPr>
-              <w:t xml:space="preserve">‎sa‎</w:t>
-            </w:r>
-            <w:r>
-              <w:rPr>
-                <w:rFonts w:ascii="Arial" w:cs="Arial" w:eastAsia="Arial" w:hAnsi="Arial"/>
-                <w:b w:val="false"/>
-                <w:bCs w:val="false"/>
-                <w:sz w:val="18"/>
-                <w:szCs w:val="18"/>
-                <w:rtl/>
-              </w:rPr>
-              <w:t xml:space="preserve"> والخيار </w:t>
+              <w:t xml:space="preserve">‎tp_auth_exec‎</w:t>
+            </w:r>
+            <w:r>
+              <w:rPr>
+                <w:rFonts w:ascii="Arial" w:cs="Arial" w:eastAsia="Arial" w:hAnsi="Arial"/>
+                <w:b w:val="false"/>
+                <w:bCs w:val="false"/>
+                <w:sz w:val="18"/>
+                <w:szCs w:val="18"/>
+                <w:rtl/>
+              </w:rPr>
+              <w:t xml:space="preserve">، والترتيب) بحساب المراقبة </w:t>
             </w:r>
             <w:r>
               <w:rPr>
@@ -3290,19 +3299,32 @@
                 <w:shd w:fill="F1F3F5" w:color="auto" w:val="clear"/>
                 <w:rtl/>
               </w:rPr>
+              <w:t xml:space="preserve">‎bankfas_monitor‎</w:t>
+            </w:r>
+            <w:r>
+              <w:rPr>
+                <w:rFonts w:ascii="Arial" w:cs="Arial" w:eastAsia="Arial" w:hAnsi="Arial"/>
+                <w:b w:val="false"/>
+                <w:bCs w:val="false"/>
+                <w:sz w:val="18"/>
+                <w:szCs w:val="18"/>
+                <w:rtl/>
+              </w:rPr>
+              <w:t xml:space="preserve"> وبلا </w:t>
+            </w:r>
+            <w:r>
+              <w:rPr>
+                <w:rFonts w:ascii="Courier New" w:cs="Courier New" w:eastAsia="Courier New" w:hAnsi="Courier New"/>
+                <w:b w:val="false"/>
+                <w:bCs w:val="false"/>
+                <w:color w:val="1F2937"/>
+                <w:sz w:val="16"/>
+                <w:szCs w:val="16"/>
+                <w:shd w:fill="F1F3F5" w:color="auto" w:val="clear"/>
+                <w:rtl/>
+              </w:rPr>
               <w:t xml:space="preserve">‎-C‎</w:t>
             </w:r>
-            <w:r>
-              <w:rPr>
-                <w:rFonts w:ascii="Arial" w:cs="Arial" w:eastAsia="Arial" w:hAnsi="Arial"/>
-                <w:b w:val="false"/>
-                <w:bCs w:val="false"/>
-                <w:sz w:val="18"/>
-                <w:szCs w:val="18"/>
-                <w:rtl/>
-              </w:rPr>
-              <w:t xml:space="preserve"> ثابتين</w:t>
-            </w:r>
           </w:p>
         </w:tc>
         <w:tc>
@@ -3337,7 +3359,7 @@
                 <w:szCs w:val="18"/>
                 <w:rtl/>
               </w:rPr>
-              <w:t xml:space="preserve">tools/dbgen/check_deployed.py:16-28، :52</w:t>
+              <w:t xml:space="preserve">tools/dbgen/check_deployed.py</w:t>
             </w:r>
           </w:p>
         </w:tc>
@@ -6045,27 +6067,23 @@
             </w:pPr>
             <w:r>
               <w:rPr>
-                <w:rFonts w:ascii="Courier New" w:cs="Courier New" w:eastAsia="Courier New" w:hAnsi="Courier New"/>
-                <w:b w:val="false"/>
-                <w:bCs w:val="false"/>
-                <w:color w:val="1F2937"/>
-                <w:sz w:val="16"/>
-                <w:szCs w:val="16"/>
-                <w:shd w:fill="F1F3F5" w:color="auto" w:val="clear"/>
-                <w:rtl/>
-              </w:rPr>
-              <w:t xml:space="preserve">‎-C‎</w:t>
-            </w:r>
-            <w:r>
-              <w:rPr>
-                <w:rFonts w:ascii="Arial" w:cs="Arial" w:eastAsia="Arial" w:hAnsi="Arial"/>
-                <w:b w:val="false"/>
-                <w:bCs w:val="false"/>
-                <w:sz w:val="18"/>
-                <w:szCs w:val="18"/>
-                <w:rtl/>
-              </w:rPr>
-              <w:t xml:space="preserve"> (:19)</w:t>
+                <w:rFonts w:ascii="Segoe UI Emoji" w:cs="Segoe UI Emoji" w:eastAsia="Segoe UI Emoji" w:hAnsi="Segoe UI Emoji"/>
+                <w:sz w:val="18"/>
+                <w:szCs w:val="18"/>
+                <w:rtl/>
+              </w:rPr>
+              <w:t xml:space="preserve">✅</w:t>
+            </w:r>
+            <w:r>
+              <w:rPr>
+                <w:rFonts w:ascii="Arial" w:cs="Arial" w:eastAsia="Arial" w:hAnsi="Arial"/>
+                <w:b w:val="false"/>
+                <w:bCs w:val="false"/>
+                <w:sz w:val="18"/>
+                <w:szCs w:val="18"/>
+                <w:rtl/>
+              </w:rPr>
+              <w:t xml:space="preserve"> لا شيء منذ ADR 0013، فتُتحقق شهادة الخادم</w:t>
             </w:r>
           </w:p>
         </w:tc>
@@ -6094,27 +6112,14 @@
             </w:pPr>
             <w:r>
               <w:rPr>
-                <w:rFonts w:ascii="Courier New" w:cs="Courier New" w:eastAsia="Courier New" w:hAnsi="Courier New"/>
-                <w:b w:val="false"/>
-                <w:bCs w:val="false"/>
-                <w:color w:val="1F2937"/>
-                <w:sz w:val="16"/>
-                <w:szCs w:val="16"/>
-                <w:shd w:fill="F1F3F5" w:color="auto" w:val="clear"/>
-                <w:rtl/>
-              </w:rPr>
-              <w:t xml:space="preserve">‎""‎</w:t>
-            </w:r>
-            <w:r>
-              <w:rPr>
-                <w:rFonts w:ascii="Arial" w:cs="Arial" w:eastAsia="Arial" w:hAnsi="Arial"/>
-                <w:b w:val="false"/>
-                <w:bCs w:val="false"/>
-                <w:sz w:val="18"/>
-                <w:szCs w:val="18"/>
-                <w:rtl/>
-              </w:rPr>
-              <w:t xml:space="preserve"> اليوم، و</w:t>
+                <w:rFonts w:ascii="Arial" w:cs="Arial" w:eastAsia="Arial" w:hAnsi="Arial"/>
+                <w:b w:val="false"/>
+                <w:bCs w:val="false"/>
+                <w:sz w:val="18"/>
+                <w:szCs w:val="18"/>
+                <w:rtl/>
+              </w:rPr>
+              <w:t xml:space="preserve">لا شيء اليوم، و</w:t>
             </w:r>
             <w:r>
               <w:rPr>
@@ -6532,6 +6537,308 @@
           <w:rtl/>
         </w:rPr>
         <w:t xml:space="preserve"> صراحة. ويُعدَّل tools/ci/db_ci.sh:54 في التغيير نفسه، لأنه يعتمد اليوم على الافتراضي.</w:t>
+      </w:r>
+    </w:p>
+    <w:p>
+      <w:pPr>
+        <w:pStyle w:val="ListParagraph"/>
+        <w:numPr>
+          <w:ilvl w:val="0"/>
+          <w:numId w:val="2"/>
+        </w:numPr>
+        <w:bidi/>
+        <w:spacing w:after="70" w:before="0" w:line="300"/>
+      </w:pPr>
+      <w:r>
+        <w:rPr>
+          <w:rFonts w:ascii="Segoe UI Emoji" w:cs="Segoe UI Emoji" w:eastAsia="Segoe UI Emoji" w:hAnsi="Segoe UI Emoji"/>
+          <w:sz w:val="21"/>
+          <w:szCs w:val="21"/>
+          <w:rtl/>
+        </w:rPr>
+        <w:t xml:space="preserve">✅</w:t>
+      </w:r>
+      <w:r>
+        <w:rPr>
+          <w:rFonts w:ascii="Arial" w:cs="Arial" w:eastAsia="Arial" w:hAnsi="Arial"/>
+          <w:b w:val="false"/>
+          <w:bCs w:val="false"/>
+          <w:sz w:val="21"/>
+          <w:szCs w:val="21"/>
+          <w:rtl/>
+        </w:rPr>
+        <w:t xml:space="preserve"> </w:t>
+      </w:r>
+      <w:r>
+        <w:rPr>
+          <w:rFonts w:ascii="Arial" w:cs="Arial" w:eastAsia="Arial" w:hAnsi="Arial"/>
+          <w:b/>
+          <w:bCs/>
+          <w:sz w:val="21"/>
+          <w:szCs w:val="21"/>
+          <w:rtl/>
+        </w:rPr>
+        <w:t xml:space="preserve">منفّذ (2026-10-13، docs/adr/0013-monitor-login-and-deployment-checks.md):</w:t>
+      </w:r>
+    </w:p>
+    <w:p>
+      <w:pPr>
+        <w:pStyle w:val="ListParagraph"/>
+        <w:numPr>
+          <w:ilvl w:val="1"/>
+          <w:numId w:val="2"/>
+        </w:numPr>
+        <w:bidi/>
+        <w:spacing w:after="70" w:before="0" w:line="300"/>
+      </w:pPr>
+      <w:r>
+        <w:rPr>
+          <w:rFonts w:ascii="Arial" w:cs="Arial" w:eastAsia="Arial" w:hAnsi="Arial"/>
+          <w:b w:val="false"/>
+          <w:bCs w:val="false"/>
+          <w:sz w:val="21"/>
+          <w:szCs w:val="21"/>
+          <w:rtl/>
+        </w:rPr>
+        <w:t xml:space="preserve">الافتراضي بلا </w:t>
+      </w:r>
+      <w:r>
+        <w:rPr>
+          <w:rFonts w:ascii="Courier New" w:cs="Courier New" w:eastAsia="Courier New" w:hAnsi="Courier New"/>
+          <w:b w:val="false"/>
+          <w:bCs w:val="false"/>
+          <w:color w:val="1F2937"/>
+          <w:sz w:val="18"/>
+          <w:szCs w:val="18"/>
+          <w:shd w:fill="F1F3F5" w:color="auto" w:val="clear"/>
+          <w:rtl/>
+        </w:rPr>
+        <w:t xml:space="preserve">‎-C‎</w:t>
+      </w:r>
+      <w:r>
+        <w:rPr>
+          <w:rFonts w:ascii="Arial" w:cs="Arial" w:eastAsia="Arial" w:hAnsi="Arial"/>
+          <w:b w:val="false"/>
+          <w:bCs w:val="false"/>
+          <w:sz w:val="21"/>
+          <w:szCs w:val="21"/>
+          <w:rtl/>
+        </w:rPr>
+        <w:t xml:space="preserve"> في كل سكربت تحت </w:t>
+      </w:r>
+      <w:r>
+        <w:rPr>
+          <w:rFonts w:ascii="Courier New" w:cs="Courier New" w:eastAsia="Courier New" w:hAnsi="Courier New"/>
+          <w:b w:val="false"/>
+          <w:bCs w:val="false"/>
+          <w:color w:val="1F2937"/>
+          <w:sz w:val="18"/>
+          <w:szCs w:val="18"/>
+          <w:shd w:fill="F1F3F5" w:color="auto" w:val="clear"/>
+          <w:rtl/>
+        </w:rPr>
+        <w:t xml:space="preserve">‎tools/deploy‎</w:t>
+      </w:r>
+      <w:r>
+        <w:rPr>
+          <w:rFonts w:ascii="Arial" w:cs="Arial" w:eastAsia="Arial" w:hAnsi="Arial"/>
+          <w:b w:val="false"/>
+          <w:bCs w:val="false"/>
+          <w:sz w:val="21"/>
+          <w:szCs w:val="21"/>
+          <w:rtl/>
+        </w:rPr>
+        <w:t xml:space="preserve"> وفي </w:t>
+      </w:r>
+      <w:r>
+        <w:rPr>
+          <w:rFonts w:ascii="Courier New" w:cs="Courier New" w:eastAsia="Courier New" w:hAnsi="Courier New"/>
+          <w:b w:val="false"/>
+          <w:bCs w:val="false"/>
+          <w:color w:val="1F2937"/>
+          <w:sz w:val="18"/>
+          <w:szCs w:val="18"/>
+          <w:shd w:fill="F1F3F5" w:color="auto" w:val="clear"/>
+          <w:rtl/>
+        </w:rPr>
+        <w:t xml:space="preserve">‎check_deployed.py‎</w:t>
+      </w:r>
+      <w:r>
+        <w:rPr>
+          <w:rFonts w:ascii="Arial" w:cs="Arial" w:eastAsia="Arial" w:hAnsi="Arial"/>
+          <w:b w:val="false"/>
+          <w:bCs w:val="false"/>
+          <w:sz w:val="21"/>
+          <w:szCs w:val="21"/>
+          <w:rtl/>
+        </w:rPr>
+        <w:t xml:space="preserve">.</w:t>
+      </w:r>
+    </w:p>
+    <w:p>
+      <w:pPr>
+        <w:pStyle w:val="ListParagraph"/>
+        <w:numPr>
+          <w:ilvl w:val="1"/>
+          <w:numId w:val="2"/>
+        </w:numPr>
+        <w:bidi/>
+        <w:spacing w:after="70" w:before="0" w:line="300"/>
+      </w:pPr>
+      <w:r>
+        <w:rPr>
+          <w:rFonts w:ascii="Courier New" w:cs="Courier New" w:eastAsia="Courier New" w:hAnsi="Courier New"/>
+          <w:b w:val="false"/>
+          <w:bCs w:val="false"/>
+          <w:color w:val="1F2937"/>
+          <w:sz w:val="18"/>
+          <w:szCs w:val="18"/>
+          <w:shd w:fill="F1F3F5" w:color="auto" w:val="clear"/>
+          <w:rtl/>
+        </w:rPr>
+        <w:t xml:space="preserve">‎db_ci.sh‎</w:t>
+      </w:r>
+      <w:r>
+        <w:rPr>
+          <w:rFonts w:ascii="Arial" w:cs="Arial" w:eastAsia="Arial" w:hAnsi="Arial"/>
+          <w:b w:val="false"/>
+          <w:bCs w:val="false"/>
+          <w:sz w:val="21"/>
+          <w:szCs w:val="21"/>
+          <w:rtl/>
+        </w:rPr>
+        <w:t xml:space="preserve"> يصدّر </w:t>
+      </w:r>
+      <w:r>
+        <w:rPr>
+          <w:rFonts w:ascii="Courier New" w:cs="Courier New" w:eastAsia="Courier New" w:hAnsi="Courier New"/>
+          <w:b w:val="false"/>
+          <w:bCs w:val="false"/>
+          <w:color w:val="1F2937"/>
+          <w:sz w:val="18"/>
+          <w:szCs w:val="18"/>
+          <w:shd w:fill="F1F3F5" w:color="auto" w:val="clear"/>
+          <w:rtl/>
+        </w:rPr>
+        <w:t xml:space="preserve">‎SQLCMD_OPTS=-C‎</w:t>
+      </w:r>
+      <w:r>
+        <w:rPr>
+          <w:rFonts w:ascii="Arial" w:cs="Arial" w:eastAsia="Arial" w:hAnsi="Arial"/>
+          <w:b w:val="false"/>
+          <w:bCs w:val="false"/>
+          <w:sz w:val="21"/>
+          <w:szCs w:val="21"/>
+          <w:rtl/>
+        </w:rPr>
+        <w:t xml:space="preserve"> لحاويته المؤقتة وحدها، وتفشل خطوته 3 إن أضاف أي من هذه الأدوات </w:t>
+      </w:r>
+      <w:r>
+        <w:rPr>
+          <w:rFonts w:ascii="Courier New" w:cs="Courier New" w:eastAsia="Courier New" w:hAnsi="Courier New"/>
+          <w:b w:val="false"/>
+          <w:bCs w:val="false"/>
+          <w:color w:val="1F2937"/>
+          <w:sz w:val="18"/>
+          <w:szCs w:val="18"/>
+          <w:shd w:fill="F1F3F5" w:color="auto" w:val="clear"/>
+          <w:rtl/>
+        </w:rPr>
+        <w:t xml:space="preserve">‎-C‎</w:t>
+      </w:r>
+      <w:r>
+        <w:rPr>
+          <w:rFonts w:ascii="Arial" w:cs="Arial" w:eastAsia="Arial" w:hAnsi="Arial"/>
+          <w:b w:val="false"/>
+          <w:bCs w:val="false"/>
+          <w:sz w:val="21"/>
+          <w:szCs w:val="21"/>
+          <w:rtl/>
+        </w:rPr>
+        <w:t xml:space="preserve"> من تلقاء نفسه.</w:t>
+      </w:r>
+    </w:p>
+    <w:p>
+      <w:pPr>
+        <w:pStyle w:val="ListParagraph"/>
+        <w:numPr>
+          <w:ilvl w:val="1"/>
+          <w:numId w:val="2"/>
+        </w:numPr>
+        <w:bidi/>
+        <w:spacing w:after="70" w:before="0" w:line="300"/>
+      </w:pPr>
+      <w:r>
+        <w:rPr>
+          <w:rFonts w:ascii="Courier New" w:cs="Courier New" w:eastAsia="Courier New" w:hAnsi="Courier New"/>
+          <w:b w:val="false"/>
+          <w:bCs w:val="false"/>
+          <w:color w:val="1F2937"/>
+          <w:sz w:val="18"/>
+          <w:szCs w:val="18"/>
+          <w:shd w:fill="F1F3F5" w:color="auto" w:val="clear"/>
+          <w:rtl/>
+        </w:rPr>
+        <w:t xml:space="preserve">‎deploy.ps1‎</w:t>
+      </w:r>
+      <w:r>
+        <w:rPr>
+          <w:rFonts w:ascii="Arial" w:cs="Arial" w:eastAsia="Arial" w:hAnsi="Arial"/>
+          <w:b w:val="false"/>
+          <w:bCs w:val="false"/>
+          <w:sz w:val="21"/>
+          <w:szCs w:val="21"/>
+          <w:rtl/>
+        </w:rPr>
+        <w:t xml:space="preserve"> لا يضيف </w:t>
+      </w:r>
+      <w:r>
+        <w:rPr>
+          <w:rFonts w:ascii="Courier New" w:cs="Courier New" w:eastAsia="Courier New" w:hAnsi="Courier New"/>
+          <w:b w:val="false"/>
+          <w:bCs w:val="false"/>
+          <w:color w:val="1F2937"/>
+          <w:sz w:val="18"/>
+          <w:szCs w:val="18"/>
+          <w:shd w:fill="F1F3F5" w:color="auto" w:val="clear"/>
+          <w:rtl/>
+        </w:rPr>
+        <w:t xml:space="preserve">‎-C‎</w:t>
+      </w:r>
+      <w:r>
+        <w:rPr>
+          <w:rFonts w:ascii="Arial" w:cs="Arial" w:eastAsia="Arial" w:hAnsi="Arial"/>
+          <w:b w:val="false"/>
+          <w:bCs w:val="false"/>
+          <w:sz w:val="21"/>
+          <w:szCs w:val="21"/>
+          <w:rtl/>
+        </w:rPr>
+        <w:t xml:space="preserve"> إلا بالمفتاح </w:t>
+      </w:r>
+      <w:r>
+        <w:rPr>
+          <w:rFonts w:ascii="Courier New" w:cs="Courier New" w:eastAsia="Courier New" w:hAnsi="Courier New"/>
+          <w:b w:val="false"/>
+          <w:bCs w:val="false"/>
+          <w:color w:val="1F2937"/>
+          <w:sz w:val="18"/>
+          <w:szCs w:val="18"/>
+          <w:shd w:fill="F1F3F5" w:color="auto" w:val="clear"/>
+          <w:rtl/>
+        </w:rPr>
+        <w:t xml:space="preserve">‎-TrustServerCertificate‎</w:t>
+      </w:r>
+      <w:r>
+        <w:rPr>
+          <w:rFonts w:ascii="Arial" w:cs="Arial" w:eastAsia="Arial" w:hAnsi="Arial"/>
+          <w:b w:val="false"/>
+          <w:bCs w:val="false"/>
+          <w:sz w:val="21"/>
+          <w:szCs w:val="21"/>
+          <w:rtl/>
+        </w:rPr>
+        <w:t xml:space="preserve">.</w:t>
       </w:r>
     </w:p>
     <w:p>
@@ -7079,13 +7386,120 @@
       <w:r>
         <w:rPr>
           <w:rFonts w:ascii="Arial" w:cs="Arial" w:eastAsia="Arial" w:hAnsi="Arial"/>
-          <w:b w:val="false"/>
-          <w:bCs w:val="false"/>
+          <w:b/>
+          <w:bCs/>
           <w:sz w:val="21"/>
           <w:szCs w:val="21"/>
           <w:rtl/>
         </w:rPr>
-        <w:t xml:space="preserve">سجل النشر يُشحن إلى المخزن المركزي (DOC-S12)، ولا يحمل كلمة المرور لأن sqlcmd يقرؤها من البيئة.</w:t>
+        <w:t xml:space="preserve">ثم حساب المراقبة (ADR 0013):</w:t>
+      </w:r>
+      <w:r>
+        <w:rPr>
+          <w:rFonts w:ascii="Arial" w:cs="Arial" w:eastAsia="Arial" w:hAnsi="Arial"/>
+          <w:b w:val="false"/>
+          <w:bCs w:val="false"/>
+          <w:sz w:val="21"/>
+          <w:szCs w:val="21"/>
+          <w:rtl/>
+        </w:rPr>
+        <w:t xml:space="preserve"> </w:t>
+      </w:r>
+      <w:r>
+        <w:rPr>
+          <w:rFonts w:ascii="Courier New" w:cs="Courier New" w:eastAsia="Courier New" w:hAnsi="Courier New"/>
+          <w:b w:val="false"/>
+          <w:bCs w:val="false"/>
+          <w:color w:val="1F2937"/>
+          <w:sz w:val="18"/>
+          <w:szCs w:val="18"/>
+          <w:shd w:fill="F1F3F5" w:color="auto" w:val="clear"/>
+          <w:rtl/>
+        </w:rPr>
+        <w:t xml:space="preserve">‎BANKFAS_SECRETS_DIR=/etc/bankfas/db-secrets bash tools/deploy/provision_monitor.sh --generate‎</w:t>
+      </w:r>
+      <w:r>
+        <w:rPr>
+          <w:rFonts w:ascii="Arial" w:cs="Arial" w:eastAsia="Arial" w:hAnsi="Arial"/>
+          <w:b w:val="false"/>
+          <w:bCs w:val="false"/>
+          <w:sz w:val="21"/>
+          <w:szCs w:val="21"/>
+          <w:rtl/>
+        </w:rPr>
+        <w:t xml:space="preserve">. والحساب </w:t>
+      </w:r>
+      <w:r>
+        <w:rPr>
+          <w:rFonts w:ascii="Courier New" w:cs="Courier New" w:eastAsia="Courier New" w:hAnsi="Courier New"/>
+          <w:b w:val="false"/>
+          <w:bCs w:val="false"/>
+          <w:color w:val="1F2937"/>
+          <w:sz w:val="18"/>
+          <w:szCs w:val="18"/>
+          <w:shd w:fill="F1F3F5" w:color="auto" w:val="clear"/>
+          <w:rtl/>
+        </w:rPr>
+        <w:t xml:space="preserve">‎bankfas_monitor‎</w:t>
+      </w:r>
+      <w:r>
+        <w:rPr>
+          <w:rFonts w:ascii="Arial" w:cs="Arial" w:eastAsia="Arial" w:hAnsi="Arial"/>
+          <w:b w:val="false"/>
+          <w:bCs w:val="false"/>
+          <w:sz w:val="21"/>
+          <w:szCs w:val="21"/>
+          <w:rtl/>
+        </w:rPr>
+        <w:t xml:space="preserve"> يرى حالة الخادم وتعريفات </w:t>
+      </w:r>
+      <w:r>
+        <w:rPr>
+          <w:rFonts w:ascii="Courier New" w:cs="Courier New" w:eastAsia="Courier New" w:hAnsi="Courier New"/>
+          <w:b w:val="false"/>
+          <w:bCs w:val="false"/>
+          <w:color w:val="1F2937"/>
+          <w:sz w:val="18"/>
+          <w:szCs w:val="18"/>
+          <w:shd w:fill="F1F3F5" w:color="auto" w:val="clear"/>
+          <w:rtl/>
+        </w:rPr>
+        <w:t xml:space="preserve">‎BankFas‎</w:t>
+      </w:r>
+      <w:r>
+        <w:rPr>
+          <w:rFonts w:ascii="Arial" w:cs="Arial" w:eastAsia="Arial" w:hAnsi="Arial"/>
+          <w:b w:val="false"/>
+          <w:bCs w:val="false"/>
+          <w:sz w:val="21"/>
+          <w:szCs w:val="21"/>
+          <w:rtl/>
+        </w:rPr>
+        <w:t xml:space="preserve"> وملفات التدقيق وسجل النسخ، ولا يقرأ صفًا. ينقل DBA سره إلى وكيل المراقبة، وبه تُشغَّل فحوص §8.2 و</w:t>
+      </w:r>
+      <w:r>
+        <w:rPr>
+          <w:rFonts w:ascii="Courier New" w:cs="Courier New" w:eastAsia="Courier New" w:hAnsi="Courier New"/>
+          <w:b w:val="false"/>
+          <w:bCs w:val="false"/>
+          <w:color w:val="1F2937"/>
+          <w:sz w:val="18"/>
+          <w:szCs w:val="18"/>
+          <w:shd w:fill="F1F3F5" w:color="auto" w:val="clear"/>
+          <w:rtl/>
+        </w:rPr>
+        <w:t xml:space="preserve">‎server_audit.sh check‎</w:t>
+      </w:r>
+      <w:r>
+        <w:rPr>
+          <w:rFonts w:ascii="Arial" w:cs="Arial" w:eastAsia="Arial" w:hAnsi="Arial"/>
+          <w:b w:val="false"/>
+          <w:bCs w:val="false"/>
+          <w:sz w:val="21"/>
+          <w:szCs w:val="21"/>
+          <w:rtl/>
+        </w:rPr>
+        <w:t xml:space="preserve">.</w:t>
       </w:r>
     </w:p>
     <w:p>
@@ -7101,6 +7515,28 @@
       <w:r>
         <w:rPr>
           <w:rFonts w:ascii="Arial" w:cs="Arial" w:eastAsia="Arial" w:hAnsi="Arial"/>
+          <w:b w:val="false"/>
+          <w:bCs w:val="false"/>
+          <w:sz w:val="21"/>
+          <w:szCs w:val="21"/>
+          <w:rtl/>
+        </w:rPr>
+        <w:t xml:space="preserve">سجل النشر يُشحن إلى المخزن المركزي (DOC-S12)، ولا يحمل كلمة المرور لأن sqlcmd يقرؤها من البيئة.</w:t>
+      </w:r>
+    </w:p>
+    <w:p>
+      <w:pPr>
+        <w:pStyle w:val="ListParagraph"/>
+        <w:numPr>
+          <w:ilvl w:val="0"/>
+          <w:numId w:val="2"/>
+        </w:numPr>
+        <w:bidi/>
+        <w:spacing w:after="70" w:before="0" w:line="300"/>
+      </w:pPr>
+      <w:r>
+        <w:rPr>
+          <w:rFonts w:ascii="Arial" w:cs="Arial" w:eastAsia="Arial" w:hAnsi="Arial"/>
           <w:b/>
           <w:bCs/>
           <w:sz w:val="21"/>
@@ -7401,6 +7837,41 @@
           <w:rtl/>
         </w:rPr>
         <w:t xml:space="preserve">؛</w:t>
+      </w:r>
+    </w:p>
+    <w:p>
+      <w:pPr>
+        <w:pStyle w:val="ListParagraph"/>
+        <w:numPr>
+          <w:ilvl w:val="1"/>
+          <w:numId w:val="3"/>
+        </w:numPr>
+        <w:bidi/>
+        <w:spacing w:after="70" w:before="0" w:line="300"/>
+      </w:pPr>
+      <w:r>
+        <w:rPr>
+          <w:rFonts w:ascii="Courier New" w:cs="Courier New" w:eastAsia="Courier New" w:hAnsi="Courier New"/>
+          <w:b w:val="false"/>
+          <w:bCs w:val="false"/>
+          <w:color w:val="1F2937"/>
+          <w:sz w:val="18"/>
+          <w:szCs w:val="18"/>
+          <w:shd w:fill="F1F3F5" w:color="auto" w:val="clear"/>
+          <w:rtl/>
+        </w:rPr>
+        <w:t xml:space="preserve">‎provision_monitor.sh‎</w:t>
+      </w:r>
+      <w:r>
+        <w:rPr>
+          <w:rFonts w:ascii="Arial" w:cs="Arial" w:eastAsia="Arial" w:hAnsi="Arial"/>
+          <w:b w:val="false"/>
+          <w:bCs w:val="false"/>
+          <w:sz w:val="21"/>
+          <w:szCs w:val="21"/>
+          <w:rtl/>
+        </w:rPr>
+        <w:t xml:space="preserve"> (ADR 0013)؛</w:t>
       </w:r>
     </w:p>
     <w:p>
@@ -9629,7 +10100,20 @@
                 <w:szCs w:val="18"/>
                 <w:rtl/>
               </w:rPr>
-              <w:t xml:space="preserve">فحوص ما بعد النشر (§8.2)</w:t>
+              <w:t xml:space="preserve">فحوص ما بعد النشر (§8.2) بحساب </w:t>
+            </w:r>
+            <w:r>
+              <w:rPr>
+                <w:rFonts w:ascii="Courier New" w:cs="Courier New" w:eastAsia="Courier New" w:hAnsi="Courier New"/>
+                <w:b w:val="false"/>
+                <w:bCs w:val="false"/>
+                <w:color w:val="1F2937"/>
+                <w:sz w:val="16"/>
+                <w:szCs w:val="16"/>
+                <w:shd w:fill="F1F3F5" w:color="auto" w:val="clear"/>
+                <w:rtl/>
+              </w:rPr>
+              <w:t xml:space="preserve">‎bankfas_monitor‎</w:t>
             </w:r>
           </w:p>
         </w:tc>
@@ -9703,7 +10187,27 @@
                 <w:szCs w:val="18"/>
                 <w:rtl/>
               </w:rPr>
-              <w:t xml:space="preserve">أي فشل ينقل إلى §9</w:t>
+              <w:t xml:space="preserve">أي فشل ينقل إلى §9. </w:t>
+            </w:r>
+            <w:r>
+              <w:rPr>
+                <w:rFonts w:ascii="Segoe UI Emoji" w:cs="Segoe UI Emoji" w:eastAsia="Segoe UI Emoji" w:hAnsi="Segoe UI Emoji"/>
+                <w:sz w:val="18"/>
+                <w:szCs w:val="18"/>
+                <w:rtl/>
+              </w:rPr>
+              <w:t xml:space="preserve">✅</w:t>
+            </w:r>
+            <w:r>
+              <w:rPr>
+                <w:rFonts w:ascii="Arial" w:cs="Arial" w:eastAsia="Arial" w:hAnsi="Arial"/>
+                <w:b w:val="false"/>
+                <w:bCs w:val="false"/>
+                <w:sz w:val="18"/>
+                <w:szCs w:val="18"/>
+                <w:rtl/>
+              </w:rPr>
+              <w:t xml:space="preserve"> منفّذ بـ ADR 0013</w:t>
             </w:r>
           </w:p>
         </w:tc>
@@ -9817,6 +10321,30 @@
                 <w:szCs w:val="18"/>
                 <w:rtl/>
               </w:rPr>
+              <w:t xml:space="preserve"> و</w:t>
+            </w:r>
+            <w:r>
+              <w:rPr>
+                <w:rFonts w:ascii="Courier New" w:cs="Courier New" w:eastAsia="Courier New" w:hAnsi="Courier New"/>
+                <w:b w:val="false"/>
+                <w:bCs w:val="false"/>
+                <w:color w:val="1F2937"/>
+                <w:sz w:val="16"/>
+                <w:szCs w:val="16"/>
+                <w:shd w:fill="F1F3F5" w:color="auto" w:val="clear"/>
+                <w:rtl/>
+              </w:rPr>
+              <w:t xml:space="preserve">‎provision_monitor.sh‎</w:t>
+            </w:r>
+            <w:r>
+              <w:rPr>
+                <w:rFonts w:ascii="Arial" w:cs="Arial" w:eastAsia="Arial" w:hAnsi="Arial"/>
+                <w:b w:val="false"/>
+                <w:bCs w:val="false"/>
+                <w:sz w:val="18"/>
+                <w:szCs w:val="18"/>
+                <w:rtl/>
+              </w:rPr>
               <w:t xml:space="preserve"> (§5.2)</w:t>
             </w:r>
           </w:p>
@@ -9898,7 +10426,7 @@
                 <w:szCs w:val="18"/>
                 <w:rtl/>
               </w:rPr>
-              <w:t xml:space="preserve"> داخل النافذة (ADR 0012)</w:t>
+              <w:t xml:space="preserve"> داخل النافذة (ADR 0012، ADR 0013). في أول نشر يُنشأ حساب المراقبة هنا، فيسبق F-07</w:t>
             </w:r>
           </w:p>
         </w:tc>
@@ -12654,9 +13182,9 @@
         </w:tblBorders>
       </w:tblPr>
       <w:tblGrid>
-        <w:gridCol w:w="981"/>
-        <w:gridCol w:w="5064"/>
-        <w:gridCol w:w="3819"/>
+        <w:gridCol w:w="1134"/>
+        <w:gridCol w:w="4977"/>
+        <w:gridCol w:w="3753"/>
       </w:tblGrid>
       <w:tr>
         <w:trPr>
@@ -12665,7 +13193,7 @@
         </w:trPr>
         <w:tc>
           <w:tcPr>
-            <w:tcW w:type="dxa" w:w="981"/>
+            <w:tcW w:type="dxa" w:w="1134"/>
             <w:tcBorders>
               <w:top w:val="single" w:color="BFC9D6" w:sz="4"/>
               <w:left w:val="single" w:color="BFC9D6" w:sz="4"/>
@@ -12703,7 +13231,7 @@
         </w:tc>
         <w:tc>
           <w:tcPr>
-            <w:tcW w:type="dxa" w:w="5064"/>
+            <w:tcW w:type="dxa" w:w="4977"/>
             <w:tcBorders>
               <w:top w:val="single" w:color="BFC9D6" w:sz="4"/>
               <w:left w:val="single" w:color="BFC9D6" w:sz="4"/>
@@ -12741,7 +13269,7 @@
         </w:tc>
         <w:tc>
           <w:tcPr>
-            <w:tcW w:type="dxa" w:w="3819"/>
+            <w:tcW w:type="dxa" w:w="3753"/>
             <w:tcBorders>
               <w:top w:val="single" w:color="BFC9D6" w:sz="4"/>
               <w:left w:val="single" w:color="BFC9D6" w:sz="4"/>
@@ -12784,63 +13312,38 @@
         </w:trPr>
         <w:tc>
           <w:tcPr>
-            <w:tcW w:type="dxa" w:w="981"/>
-            <w:tcBorders>
-              <w:top w:val="single" w:color="BFC9D6" w:sz="4"/>
-              <w:left w:val="single" w:color="BFC9D6" w:sz="4"/>
-              <w:bottom w:val="single" w:color="BFC9D6" w:sz="4"/>
-              <w:right w:val="single" w:color="BFC9D6" w:sz="4"/>
-            </w:tcBorders>
-            <w:tcMar>
-              <w:top w:type="dxa" w:w="50"/>
-              <w:left w:type="dxa" w:w="90"/>
-              <w:bottom w:type="dxa" w:w="50"/>
-              <w:right w:type="dxa" w:w="90"/>
-            </w:tcMar>
-            <w:vAlign w:val="top"/>
-          </w:tcPr>
-          <w:p>
-            <w:pPr>
-              <w:keepNext w:val="false"/>
-              <w:bidi/>
-              <w:spacing w:after="30" w:before="30" w:line="264"/>
-            </w:pPr>
-            <w:r>
-              <w:rPr>
-                <w:rFonts w:ascii="Arial" w:cs="Arial" w:eastAsia="Arial" w:hAnsi="Arial"/>
-                <w:b w:val="false"/>
-                <w:bCs w:val="false"/>
-                <w:sz w:val="18"/>
-                <w:szCs w:val="18"/>
-                <w:rtl/>
-              </w:rPr>
-              <w:t xml:space="preserve">الأعداد مقابل DDL</w:t>
-            </w:r>
-          </w:p>
-        </w:tc>
-        <w:tc>
-          <w:tcPr>
-            <w:tcW w:type="dxa" w:w="5064"/>
-            <w:tcBorders>
-              <w:top w:val="single" w:color="BFC9D6" w:sz="4"/>
-              <w:left w:val="single" w:color="BFC9D6" w:sz="4"/>
-              <w:bottom w:val="single" w:color="BFC9D6" w:sz="4"/>
-              <w:right w:val="single" w:color="BFC9D6" w:sz="4"/>
-            </w:tcBorders>
-            <w:tcMar>
-              <w:top w:type="dxa" w:w="50"/>
-              <w:left w:type="dxa" w:w="90"/>
-              <w:bottom w:type="dxa" w:w="50"/>
-              <w:right w:type="dxa" w:w="90"/>
-            </w:tcMar>
-            <w:vAlign w:val="top"/>
-          </w:tcPr>
-          <w:p>
-            <w:pPr>
-              <w:keepNext w:val="false"/>
-              <w:bidi/>
-              <w:spacing w:after="30" w:before="30" w:line="264"/>
-            </w:pPr>
+            <w:tcW w:type="dxa" w:w="1134"/>
+            <w:tcBorders>
+              <w:top w:val="single" w:color="BFC9D6" w:sz="4"/>
+              <w:left w:val="single" w:color="BFC9D6" w:sz="4"/>
+              <w:bottom w:val="single" w:color="BFC9D6" w:sz="4"/>
+              <w:right w:val="single" w:color="BFC9D6" w:sz="4"/>
+            </w:tcBorders>
+            <w:tcMar>
+              <w:top w:type="dxa" w:w="50"/>
+              <w:left w:type="dxa" w:w="90"/>
+              <w:bottom w:type="dxa" w:w="50"/>
+              <w:right w:type="dxa" w:w="90"/>
+            </w:tcMar>
+            <w:vAlign w:val="top"/>
+          </w:tcPr>
+          <w:p>
+            <w:pPr>
+              <w:keepNext w:val="false"/>
+              <w:bidi/>
+              <w:spacing w:after="30" w:before="30" w:line="264"/>
+            </w:pPr>
+            <w:r>
+              <w:rPr>
+                <w:rFonts w:ascii="Arial" w:cs="Arial" w:eastAsia="Arial" w:hAnsi="Arial"/>
+                <w:b w:val="false"/>
+                <w:bCs w:val="false"/>
+                <w:sz w:val="18"/>
+                <w:szCs w:val="18"/>
+                <w:rtl/>
+              </w:rPr>
+              <w:t xml:space="preserve">الأعداد مقابل DDL، والسياسات، والإجراءات بصفة </w:t>
+            </w:r>
             <w:r>
               <w:rPr>
                 <w:rFonts w:ascii="Courier New" w:cs="Courier New" w:eastAsia="Courier New" w:hAnsi="Courier New"/>
@@ -12852,44 +13355,44 @@
                 <w:shd w:fill="F1F3F5" w:color="auto" w:val="clear"/>
                 <w:rtl/>
               </w:rPr>
-              <w:t xml:space="preserve">‎python3 tools/dbgen/check_deployed.py --sqlcmd "$SQLCMD" --server "$SQL_SERVER" --database BankFas‎</w:t>
-            </w:r>
-          </w:p>
-        </w:tc>
-        <w:tc>
-          <w:tcPr>
-            <w:tcW w:type="dxa" w:w="3819"/>
-            <w:tcBorders>
-              <w:top w:val="single" w:color="BFC9D6" w:sz="4"/>
-              <w:left w:val="single" w:color="BFC9D6" w:sz="4"/>
-              <w:bottom w:val="single" w:color="BFC9D6" w:sz="4"/>
-              <w:right w:val="single" w:color="BFC9D6" w:sz="4"/>
-            </w:tcBorders>
-            <w:tcMar>
-              <w:top w:type="dxa" w:w="50"/>
-              <w:left w:type="dxa" w:w="90"/>
-              <w:bottom w:type="dxa" w:w="50"/>
-              <w:right w:type="dxa" w:w="90"/>
-            </w:tcMar>
-            <w:vAlign w:val="top"/>
-          </w:tcPr>
-          <w:p>
-            <w:pPr>
-              <w:keepNext w:val="false"/>
-              <w:bidi/>
-              <w:spacing w:after="30" w:before="30" w:line="264"/>
-            </w:pPr>
-            <w:r>
-              <w:rPr>
-                <w:rFonts w:ascii="Arial" w:cs="Arial" w:eastAsia="Arial" w:hAnsi="Arial"/>
-                <w:b w:val="false"/>
-                <w:bCs w:val="false"/>
-                <w:sz w:val="18"/>
-                <w:szCs w:val="18"/>
-                <w:rtl/>
-              </w:rPr>
-              <w:t xml:space="preserve">كل الأسطر </w:t>
-            </w:r>
+              <w:t xml:space="preserve">‎tp_auth_exec‎</w:t>
+            </w:r>
+            <w:r>
+              <w:rPr>
+                <w:rFonts w:ascii="Arial" w:cs="Arial" w:eastAsia="Arial" w:hAnsi="Arial"/>
+                <w:b w:val="false"/>
+                <w:bCs w:val="false"/>
+                <w:sz w:val="18"/>
+                <w:szCs w:val="18"/>
+                <w:rtl/>
+              </w:rPr>
+              <w:t xml:space="preserve">، والترتيب</w:t>
+            </w:r>
+          </w:p>
+        </w:tc>
+        <w:tc>
+          <w:tcPr>
+            <w:tcW w:type="dxa" w:w="4977"/>
+            <w:tcBorders>
+              <w:top w:val="single" w:color="BFC9D6" w:sz="4"/>
+              <w:left w:val="single" w:color="BFC9D6" w:sz="4"/>
+              <w:bottom w:val="single" w:color="BFC9D6" w:sz="4"/>
+              <w:right w:val="single" w:color="BFC9D6" w:sz="4"/>
+            </w:tcBorders>
+            <w:tcMar>
+              <w:top w:type="dxa" w:w="50"/>
+              <w:left w:type="dxa" w:w="90"/>
+              <w:bottom w:type="dxa" w:w="50"/>
+              <w:right w:type="dxa" w:w="90"/>
+            </w:tcMar>
+            <w:vAlign w:val="top"/>
+          </w:tcPr>
+          <w:p>
+            <w:pPr>
+              <w:keepNext w:val="false"/>
+              <w:bidi/>
+              <w:spacing w:after="30" w:before="30" w:line="264"/>
+            </w:pPr>
             <w:r>
               <w:rPr>
                 <w:rFonts w:ascii="Courier New" w:cs="Courier New" w:eastAsia="Courier New" w:hAnsi="Courier New"/>
@@ -12901,7 +13404,78 @@
                 <w:shd w:fill="F1F3F5" w:color="auto" w:val="clear"/>
                 <w:rtl/>
               </w:rPr>
+              <w:t xml:space="preserve">‎SQL_USER=bankfas_monitor SQLCMDPASSWORD="$(cat &lt;ملف سر المراقبة&gt;)" python3 tools/dbgen/check_deployed.py --sqlcmd "$SQLCMD" --server "$SQL_SERVER" --database BankFas‎</w:t>
+            </w:r>
+            <w:r>
+              <w:rPr>
+                <w:rFonts w:ascii="Arial" w:cs="Arial" w:eastAsia="Arial" w:hAnsi="Arial"/>
+                <w:b w:val="false"/>
+                <w:bCs w:val="false"/>
+                <w:sz w:val="18"/>
+                <w:szCs w:val="18"/>
+                <w:rtl/>
+              </w:rPr>
+              <w:t xml:space="preserve"> (ADR 0013)</w:t>
+            </w:r>
+          </w:p>
+        </w:tc>
+        <w:tc>
+          <w:tcPr>
+            <w:tcW w:type="dxa" w:w="3753"/>
+            <w:tcBorders>
+              <w:top w:val="single" w:color="BFC9D6" w:sz="4"/>
+              <w:left w:val="single" w:color="BFC9D6" w:sz="4"/>
+              <w:bottom w:val="single" w:color="BFC9D6" w:sz="4"/>
+              <w:right w:val="single" w:color="BFC9D6" w:sz="4"/>
+            </w:tcBorders>
+            <w:tcMar>
+              <w:top w:type="dxa" w:w="50"/>
+              <w:left w:type="dxa" w:w="90"/>
+              <w:bottom w:type="dxa" w:w="50"/>
+              <w:right w:type="dxa" w:w="90"/>
+            </w:tcMar>
+            <w:vAlign w:val="top"/>
+          </w:tcPr>
+          <w:p>
+            <w:pPr>
+              <w:keepNext w:val="false"/>
+              <w:bidi/>
+              <w:spacing w:after="30" w:before="30" w:line="264"/>
+            </w:pPr>
+            <w:r>
+              <w:rPr>
+                <w:rFonts w:ascii="Arial" w:cs="Arial" w:eastAsia="Arial" w:hAnsi="Arial"/>
+                <w:b w:val="false"/>
+                <w:bCs w:val="false"/>
+                <w:sz w:val="18"/>
+                <w:szCs w:val="18"/>
+                <w:rtl/>
+              </w:rPr>
+              <w:t xml:space="preserve">الأسطر العشرة كلها </w:t>
+            </w:r>
+            <w:r>
+              <w:rPr>
+                <w:rFonts w:ascii="Courier New" w:cs="Courier New" w:eastAsia="Courier New" w:hAnsi="Courier New"/>
+                <w:b w:val="false"/>
+                <w:bCs w:val="false"/>
+                <w:color w:val="1F2937"/>
+                <w:sz w:val="16"/>
+                <w:szCs w:val="16"/>
+                <w:shd w:fill="F1F3F5" w:color="auto" w:val="clear"/>
+                <w:rtl/>
+              </w:rPr>
               <w:t xml:space="preserve">‎ok‎</w:t>
+            </w:r>
+            <w:r>
+              <w:rPr>
+                <w:rFonts w:ascii="Arial" w:cs="Arial" w:eastAsia="Arial" w:hAnsi="Arial"/>
+                <w:b w:val="false"/>
+                <w:bCs w:val="false"/>
+                <w:sz w:val="18"/>
+                <w:szCs w:val="18"/>
+                <w:rtl/>
+              </w:rPr>
+              <w:t xml:space="preserve">، ورمز خروج 0</w:t>
             </w:r>
           </w:p>
         </w:tc>
@@ -12912,7 +13486,7 @@
         </w:trPr>
         <w:tc>
           <w:tcPr>
-            <w:tcW w:type="dxa" w:w="981"/>
+            <w:tcW w:type="dxa" w:w="1134"/>
             <w:tcBorders>
               <w:top w:val="single" w:color="BFC9D6" w:sz="4"/>
               <w:left w:val="single" w:color="BFC9D6" w:sz="4"/>
@@ -12949,7 +13523,7 @@
         </w:tc>
         <w:tc>
           <w:tcPr>
-            <w:tcW w:type="dxa" w:w="5064"/>
+            <w:tcW w:type="dxa" w:w="4977"/>
             <w:tcBorders>
               <w:top w:val="single" w:color="BFC9D6" w:sz="4"/>
               <w:left w:val="single" w:color="BFC9D6" w:sz="4"/>
@@ -12986,7 +13560,7 @@
         </w:tc>
         <w:tc>
           <w:tcPr>
-            <w:tcW w:type="dxa" w:w="3819"/>
+            <w:tcW w:type="dxa" w:w="3753"/>
             <w:tcBorders>
               <w:top w:val="single" w:color="BFC9D6" w:sz="4"/>
               <w:left w:val="single" w:color="BFC9D6" w:sz="4"/>
@@ -13028,7 +13602,7 @@
         </w:trPr>
         <w:tc>
           <w:tcPr>
-            <w:tcW w:type="dxa" w:w="981"/>
+            <w:tcW w:type="dxa" w:w="1134"/>
             <w:tcBorders>
               <w:top w:val="single" w:color="BFC9D6" w:sz="4"/>
               <w:left w:val="single" w:color="BFC9D6" w:sz="4"/>
@@ -13064,7 +13638,7 @@
         </w:tc>
         <w:tc>
           <w:tcPr>
-            <w:tcW w:type="dxa" w:w="5064"/>
+            <w:tcW w:type="dxa" w:w="4977"/>
             <w:tcBorders>
               <w:top w:val="single" w:color="BFC9D6" w:sz="4"/>
               <w:left w:val="single" w:color="BFC9D6" w:sz="4"/>
@@ -13100,7 +13674,7 @@
         </w:tc>
         <w:tc>
           <w:tcPr>
-            <w:tcW w:type="dxa" w:w="3819"/>
+            <w:tcW w:type="dxa" w:w="3753"/>
             <w:tcBorders>
               <w:top w:val="single" w:color="BFC9D6" w:sz="4"/>
               <w:left w:val="single" w:color="BFC9D6" w:sz="4"/>
@@ -13141,7 +13715,7 @@
         </w:trPr>
         <w:tc>
           <w:tcPr>
-            <w:tcW w:type="dxa" w:w="981"/>
+            <w:tcW w:type="dxa" w:w="1134"/>
             <w:tcBorders>
               <w:top w:val="single" w:color="BFC9D6" w:sz="4"/>
               <w:left w:val="single" w:color="BFC9D6" w:sz="4"/>
@@ -13178,7 +13752,7 @@
         </w:tc>
         <w:tc>
           <w:tcPr>
-            <w:tcW w:type="dxa" w:w="5064"/>
+            <w:tcW w:type="dxa" w:w="4977"/>
             <w:tcBorders>
               <w:top w:val="single" w:color="BFC9D6" w:sz="4"/>
               <w:left w:val="single" w:color="BFC9D6" w:sz="4"/>
@@ -13215,7 +13789,7 @@
         </w:tc>
         <w:tc>
           <w:tcPr>
-            <w:tcW w:type="dxa" w:w="3819"/>
+            <w:tcW w:type="dxa" w:w="3753"/>
             <w:tcBorders>
               <w:top w:val="single" w:color="BFC9D6" w:sz="4"/>
               <w:left w:val="single" w:color="BFC9D6" w:sz="4"/>
@@ -13281,7 +13855,7 @@
         </w:trPr>
         <w:tc>
           <w:tcPr>
-            <w:tcW w:type="dxa" w:w="981"/>
+            <w:tcW w:type="dxa" w:w="1134"/>
             <w:tcBorders>
               <w:top w:val="single" w:color="BFC9D6" w:sz="4"/>
               <w:left w:val="single" w:color="BFC9D6" w:sz="4"/>
@@ -13317,7 +13891,7 @@
         </w:tc>
         <w:tc>
           <w:tcPr>
-            <w:tcW w:type="dxa" w:w="5064"/>
+            <w:tcW w:type="dxa" w:w="4977"/>
             <w:tcBorders>
               <w:top w:val="single" w:color="BFC9D6" w:sz="4"/>
               <w:left w:val="single" w:color="BFC9D6" w:sz="4"/>
@@ -13353,7 +13927,7 @@
         </w:tc>
         <w:tc>
           <w:tcPr>
-            <w:tcW w:type="dxa" w:w="3819"/>
+            <w:tcW w:type="dxa" w:w="3753"/>
             <w:tcBorders>
               <w:top w:val="single" w:color="BFC9D6" w:sz="4"/>
               <w:left w:val="single" w:color="BFC9D6" w:sz="4"/>
@@ -13396,7 +13970,7 @@
         </w:trPr>
         <w:tc>
           <w:tcPr>
-            <w:tcW w:type="dxa" w:w="981"/>
+            <w:tcW w:type="dxa" w:w="1134"/>
             <w:tcBorders>
               <w:top w:val="single" w:color="BFC9D6" w:sz="4"/>
               <w:left w:val="single" w:color="BFC9D6" w:sz="4"/>
@@ -13433,7 +14007,7 @@
         </w:tc>
         <w:tc>
           <w:tcPr>
-            <w:tcW w:type="dxa" w:w="5064"/>
+            <w:tcW w:type="dxa" w:w="4977"/>
             <w:tcBorders>
               <w:top w:val="single" w:color="BFC9D6" w:sz="4"/>
               <w:left w:val="single" w:color="BFC9D6" w:sz="4"/>
@@ -13496,7 +14070,7 @@
         </w:tc>
         <w:tc>
           <w:tcPr>
-            <w:tcW w:type="dxa" w:w="3819"/>
+            <w:tcW w:type="dxa" w:w="3753"/>
             <w:tcBorders>
               <w:top w:val="single" w:color="BFC9D6" w:sz="4"/>
               <w:left w:val="single" w:color="BFC9D6" w:sz="4"/>
@@ -13551,7 +14125,7 @@
         </w:trPr>
         <w:tc>
           <w:tcPr>
-            <w:tcW w:type="dxa" w:w="981"/>
+            <w:tcW w:type="dxa" w:w="1134"/>
             <w:tcBorders>
               <w:top w:val="single" w:color="BFC9D6" w:sz="4"/>
               <w:left w:val="single" w:color="BFC9D6" w:sz="4"/>
@@ -13587,7 +14161,7 @@
         </w:tc>
         <w:tc>
           <w:tcPr>
-            <w:tcW w:type="dxa" w:w="5064"/>
+            <w:tcW w:type="dxa" w:w="4977"/>
             <w:tcBorders>
               <w:top w:val="single" w:color="BFC9D6" w:sz="4"/>
               <w:left w:val="single" w:color="BFC9D6" w:sz="4"/>
@@ -13623,7 +14197,7 @@
         </w:tc>
         <w:tc>
           <w:tcPr>
-            <w:tcW w:type="dxa" w:w="3819"/>
+            <w:tcW w:type="dxa" w:w="3753"/>
             <w:tcBorders>
               <w:top w:val="single" w:color="BFC9D6" w:sz="4"/>
               <w:left w:val="single" w:color="BFC9D6" w:sz="4"/>
@@ -13672,6 +14246,15 @@
       </w:pPr>
       <w:r>
         <w:rPr>
+          <w:rFonts w:ascii="Segoe UI Emoji" w:cs="Segoe UI Emoji" w:eastAsia="Segoe UI Emoji" w:hAnsi="Segoe UI Emoji"/>
+          <w:sz w:val="21"/>
+          <w:szCs w:val="21"/>
+          <w:rtl/>
+        </w:rPr>
+        <w:t xml:space="preserve">✅</w:t>
+      </w:r>
+      <w:r>
+        <w:rPr>
           <w:rFonts w:ascii="Arial" w:cs="Arial" w:eastAsia="Arial" w:hAnsi="Arial"/>
           <w:b/>
           <w:bCs/>
@@ -13679,13 +14262,24 @@
           <w:szCs w:val="21"/>
           <w:rtl/>
         </w:rPr>
-        <w:t xml:space="preserve">عائق في </w:t>
+        <w:t xml:space="preserve"> رُفع العائق (ADR 0013).</w:t>
+      </w:r>
+      <w:r>
+        <w:rPr>
+          <w:rFonts w:ascii="Arial" w:cs="Arial" w:eastAsia="Arial" w:hAnsi="Arial"/>
+          <w:b w:val="false"/>
+          <w:bCs w:val="false"/>
+          <w:sz w:val="21"/>
+          <w:szCs w:val="21"/>
+          <w:rtl/>
+        </w:rPr>
+        <w:t xml:space="preserve"> </w:t>
       </w:r>
       <w:r>
         <w:rPr>
           <w:rFonts w:ascii="Courier New" w:cs="Courier New" w:eastAsia="Courier New" w:hAnsi="Courier New"/>
-          <w:b/>
-          <w:bCs/>
+          <w:b w:val="false"/>
+          <w:bCs w:val="false"/>
           <w:color w:val="1F2937"/>
           <w:sz w:val="18"/>
           <w:szCs w:val="18"/>
@@ -13697,13 +14291,26 @@
       <w:r>
         <w:rPr>
           <w:rFonts w:ascii="Arial" w:cs="Arial" w:eastAsia="Arial" w:hAnsi="Arial"/>
-          <w:b/>
-          <w:bCs/>
+          <w:b w:val="false"/>
+          <w:bCs w:val="false"/>
           <w:sz w:val="21"/>
           <w:szCs w:val="21"/>
           <w:rtl/>
         </w:rPr>
-        <w:t xml:space="preserve">.</w:t>
+        <w:t xml:space="preserve"> يأخذ الحساب والخيارات من البيئة كالأغلفة، ويضم الآن فحوص السياسات والإجراءات والترتيب أدناه، ويقرأ التعريفات وحدها. فيشغّله </w:t>
+      </w:r>
+      <w:r>
+        <w:rPr>
+          <w:rFonts w:ascii="Courier New" w:cs="Courier New" w:eastAsia="Courier New" w:hAnsi="Courier New"/>
+          <w:b w:val="false"/>
+          <w:bCs w:val="false"/>
+          <w:color w:val="1F2937"/>
+          <w:sz w:val="18"/>
+          <w:szCs w:val="18"/>
+          <w:shd w:fill="F1F3F5" w:color="auto" w:val="clear"/>
+          <w:rtl/>
+        </w:rPr>
+        <w:t xml:space="preserve">‎bankfas_monitor‎</w:t>
       </w:r>
       <w:r>
         <w:rPr>
@@ -13714,7 +14321,7 @@
           <w:szCs w:val="21"/>
           <w:rtl/>
         </w:rPr>
-        <w:t xml:space="preserve"> الأداة تمرّر </w:t>
+        <w:t xml:space="preserve">، وتثبت ذلك الخطوة 5 في CI، ويجد سياسة معطّلة (الفحص MN4). الاستعلام اليدوي أدناه للتحقيق فقط. وصف العائق كما كان: الأداة تمرّر </w:t>
       </w:r>
       <w:r>
         <w:rPr>
@@ -16245,9 +16852,9 @@
         </w:tblBorders>
       </w:tblPr>
       <w:tblGrid>
-        <w:gridCol w:w="970"/>
-        <w:gridCol w:w="7070"/>
-        <w:gridCol w:w="1824"/>
+        <w:gridCol w:w="969"/>
+        <w:gridCol w:w="6894"/>
+        <w:gridCol w:w="2001"/>
       </w:tblGrid>
       <w:tr>
         <w:trPr>
@@ -16256,7 +16863,7 @@
         </w:trPr>
         <w:tc>
           <w:tcPr>
-            <w:tcW w:type="dxa" w:w="970"/>
+            <w:tcW w:type="dxa" w:w="969"/>
             <w:tcBorders>
               <w:top w:val="single" w:color="BFC9D6" w:sz="4"/>
               <w:left w:val="single" w:color="BFC9D6" w:sz="4"/>
@@ -16294,7 +16901,7 @@
         </w:tc>
         <w:tc>
           <w:tcPr>
-            <w:tcW w:type="dxa" w:w="7070"/>
+            <w:tcW w:type="dxa" w:w="6894"/>
             <w:tcBorders>
               <w:top w:val="single" w:color="BFC9D6" w:sz="4"/>
               <w:left w:val="single" w:color="BFC9D6" w:sz="4"/>
@@ -16332,7 +16939,7 @@
         </w:tc>
         <w:tc>
           <w:tcPr>
-            <w:tcW w:type="dxa" w:w="1824"/>
+            <w:tcW w:type="dxa" w:w="2001"/>
             <w:tcBorders>
               <w:top w:val="single" w:color="BFC9D6" w:sz="4"/>
               <w:left w:val="single" w:color="BFC9D6" w:sz="4"/>
@@ -16375,7 +16982,7 @@
         </w:trPr>
         <w:tc>
           <w:tcPr>
-            <w:tcW w:type="dxa" w:w="970"/>
+            <w:tcW w:type="dxa" w:w="969"/>
             <w:tcBorders>
               <w:top w:val="single" w:color="BFC9D6" w:sz="4"/>
               <w:left w:val="single" w:color="BFC9D6" w:sz="4"/>
@@ -16411,7 +17018,7 @@
         </w:tc>
         <w:tc>
           <w:tcPr>
-            <w:tcW w:type="dxa" w:w="7070"/>
+            <w:tcW w:type="dxa" w:w="6894"/>
             <w:tcBorders>
               <w:top w:val="single" w:color="BFC9D6" w:sz="4"/>
               <w:left w:val="single" w:color="BFC9D6" w:sz="4"/>
@@ -16495,37 +17102,57 @@
         </w:tc>
         <w:tc>
           <w:tcPr>
-            <w:tcW w:type="dxa" w:w="1824"/>
-            <w:tcBorders>
-              <w:top w:val="single" w:color="BFC9D6" w:sz="4"/>
-              <w:left w:val="single" w:color="BFC9D6" w:sz="4"/>
-              <w:bottom w:val="single" w:color="BFC9D6" w:sz="4"/>
-              <w:right w:val="single" w:color="BFC9D6" w:sz="4"/>
-            </w:tcBorders>
-            <w:tcMar>
-              <w:top w:type="dxa" w:w="50"/>
-              <w:left w:type="dxa" w:w="90"/>
-              <w:bottom w:type="dxa" w:w="50"/>
-              <w:right w:type="dxa" w:w="90"/>
-            </w:tcMar>
-            <w:vAlign w:val="top"/>
-          </w:tcPr>
-          <w:p>
-            <w:pPr>
-              <w:keepNext w:val="false"/>
-              <w:bidi/>
-              <w:spacing w:after="30" w:before="30" w:line="264"/>
-            </w:pPr>
-            <w:r>
-              <w:rPr>
-                <w:rFonts w:ascii="Arial" w:cs="Arial" w:eastAsia="Arial" w:hAnsi="Arial"/>
-                <w:b w:val="false"/>
-                <w:bCs w:val="false"/>
-                <w:sz w:val="18"/>
-                <w:szCs w:val="18"/>
-                <w:rtl/>
-              </w:rPr>
-              <w:t xml:space="preserve">DQ-S05-7</w:t>
+            <w:tcW w:type="dxa" w:w="2001"/>
+            <w:tcBorders>
+              <w:top w:val="single" w:color="BFC9D6" w:sz="4"/>
+              <w:left w:val="single" w:color="BFC9D6" w:sz="4"/>
+              <w:bottom w:val="single" w:color="BFC9D6" w:sz="4"/>
+              <w:right w:val="single" w:color="BFC9D6" w:sz="4"/>
+            </w:tcBorders>
+            <w:tcMar>
+              <w:top w:type="dxa" w:w="50"/>
+              <w:left w:type="dxa" w:w="90"/>
+              <w:bottom w:type="dxa" w:w="50"/>
+              <w:right w:type="dxa" w:w="90"/>
+            </w:tcMar>
+            <w:vAlign w:val="top"/>
+          </w:tcPr>
+          <w:p>
+            <w:pPr>
+              <w:keepNext w:val="false"/>
+              <w:bidi/>
+              <w:spacing w:after="30" w:before="30" w:line="264"/>
+            </w:pPr>
+            <w:r>
+              <w:rPr>
+                <w:rFonts w:ascii="Arial" w:cs="Arial" w:eastAsia="Arial" w:hAnsi="Arial"/>
+                <w:b w:val="false"/>
+                <w:bCs w:val="false"/>
+                <w:sz w:val="18"/>
+                <w:szCs w:val="18"/>
+                <w:rtl/>
+              </w:rPr>
+              <w:t xml:space="preserve">DQ-S05-7. </w:t>
+            </w:r>
+            <w:r>
+              <w:rPr>
+                <w:rFonts w:ascii="Segoe UI Emoji" w:cs="Segoe UI Emoji" w:eastAsia="Segoe UI Emoji" w:hAnsi="Segoe UI Emoji"/>
+                <w:sz w:val="18"/>
+                <w:szCs w:val="18"/>
+                <w:rtl/>
+              </w:rPr>
+              <w:t xml:space="preserve">✅</w:t>
+            </w:r>
+            <w:r>
+              <w:rPr>
+                <w:rFonts w:ascii="Arial" w:cs="Arial" w:eastAsia="Arial" w:hAnsi="Arial"/>
+                <w:b w:val="false"/>
+                <w:bCs w:val="false"/>
+                <w:sz w:val="18"/>
+                <w:szCs w:val="18"/>
+                <w:rtl/>
+              </w:rPr>
+              <w:t xml:space="preserve"> منفّذ (ADR 0013)</w:t>
             </w:r>
           </w:p>
         </w:tc>
@@ -16536,7 +17163,7 @@
         </w:trPr>
         <w:tc>
           <w:tcPr>
-            <w:tcW w:type="dxa" w:w="970"/>
+            <w:tcW w:type="dxa" w:w="969"/>
             <w:tcBorders>
               <w:top w:val="single" w:color="BFC9D6" w:sz="4"/>
               <w:left w:val="single" w:color="BFC9D6" w:sz="4"/>
@@ -16573,7 +17200,7 @@
         </w:tc>
         <w:tc>
           <w:tcPr>
-            <w:tcW w:type="dxa" w:w="7070"/>
+            <w:tcW w:type="dxa" w:w="6894"/>
             <w:tcBorders>
               <w:top w:val="single" w:color="BFC9D6" w:sz="4"/>
               <w:left w:val="single" w:color="BFC9D6" w:sz="4"/>
@@ -16647,7 +17274,7 @@
         </w:tc>
         <w:tc>
           <w:tcPr>
-            <w:tcW w:type="dxa" w:w="1824"/>
+            <w:tcW w:type="dxa" w:w="2001"/>
             <w:tcBorders>
               <w:top w:val="single" w:color="BFC9D6" w:sz="4"/>
               <w:left w:val="single" w:color="BFC9D6" w:sz="4"/>
@@ -16689,7 +17316,7 @@
         </w:trPr>
         <w:tc>
           <w:tcPr>
-            <w:tcW w:type="dxa" w:w="970"/>
+            <w:tcW w:type="dxa" w:w="969"/>
             <w:tcBorders>
               <w:top w:val="single" w:color="BFC9D6" w:sz="4"/>
               <w:left w:val="single" w:color="BFC9D6" w:sz="4"/>
@@ -16725,7 +17352,7 @@
         </w:tc>
         <w:tc>
           <w:tcPr>
-            <w:tcW w:type="dxa" w:w="7070"/>
+            <w:tcW w:type="dxa" w:w="6894"/>
             <w:tcBorders>
               <w:top w:val="single" w:color="BFC9D6" w:sz="4"/>
               <w:left w:val="single" w:color="BFC9D6" w:sz="4"/>
@@ -16787,37 +17414,57 @@
         </w:tc>
         <w:tc>
           <w:tcPr>
-            <w:tcW w:type="dxa" w:w="1824"/>
-            <w:tcBorders>
-              <w:top w:val="single" w:color="BFC9D6" w:sz="4"/>
-              <w:left w:val="single" w:color="BFC9D6" w:sz="4"/>
-              <w:bottom w:val="single" w:color="BFC9D6" w:sz="4"/>
-              <w:right w:val="single" w:color="BFC9D6" w:sz="4"/>
-            </w:tcBorders>
-            <w:tcMar>
-              <w:top w:type="dxa" w:w="50"/>
-              <w:left w:type="dxa" w:w="90"/>
-              <w:bottom w:type="dxa" w:w="50"/>
-              <w:right w:type="dxa" w:w="90"/>
-            </w:tcMar>
-            <w:vAlign w:val="top"/>
-          </w:tcPr>
-          <w:p>
-            <w:pPr>
-              <w:keepNext w:val="false"/>
-              <w:bidi/>
-              <w:spacing w:after="30" w:before="30" w:line="264"/>
-            </w:pPr>
-            <w:r>
-              <w:rPr>
-                <w:rFonts w:ascii="Arial" w:cs="Arial" w:eastAsia="Arial" w:hAnsi="Arial"/>
-                <w:b w:val="false"/>
-                <w:bCs w:val="false"/>
-                <w:sz w:val="18"/>
-                <w:szCs w:val="18"/>
-                <w:rtl/>
-              </w:rPr>
-              <w:t xml:space="preserve">DQ-S11-7</w:t>
+            <w:tcW w:type="dxa" w:w="2001"/>
+            <w:tcBorders>
+              <w:top w:val="single" w:color="BFC9D6" w:sz="4"/>
+              <w:left w:val="single" w:color="BFC9D6" w:sz="4"/>
+              <w:bottom w:val="single" w:color="BFC9D6" w:sz="4"/>
+              <w:right w:val="single" w:color="BFC9D6" w:sz="4"/>
+            </w:tcBorders>
+            <w:tcMar>
+              <w:top w:type="dxa" w:w="50"/>
+              <w:left w:type="dxa" w:w="90"/>
+              <w:bottom w:type="dxa" w:w="50"/>
+              <w:right w:type="dxa" w:w="90"/>
+            </w:tcMar>
+            <w:vAlign w:val="top"/>
+          </w:tcPr>
+          <w:p>
+            <w:pPr>
+              <w:keepNext w:val="false"/>
+              <w:bidi/>
+              <w:spacing w:after="30" w:before="30" w:line="264"/>
+            </w:pPr>
+            <w:r>
+              <w:rPr>
+                <w:rFonts w:ascii="Arial" w:cs="Arial" w:eastAsia="Arial" w:hAnsi="Arial"/>
+                <w:b w:val="false"/>
+                <w:bCs w:val="false"/>
+                <w:sz w:val="18"/>
+                <w:szCs w:val="18"/>
+                <w:rtl/>
+              </w:rPr>
+              <w:t xml:space="preserve">DQ-S11-7. </w:t>
+            </w:r>
+            <w:r>
+              <w:rPr>
+                <w:rFonts w:ascii="Segoe UI Emoji" w:cs="Segoe UI Emoji" w:eastAsia="Segoe UI Emoji" w:hAnsi="Segoe UI Emoji"/>
+                <w:sz w:val="18"/>
+                <w:szCs w:val="18"/>
+                <w:rtl/>
+              </w:rPr>
+              <w:t xml:space="preserve">✅</w:t>
+            </w:r>
+            <w:r>
+              <w:rPr>
+                <w:rFonts w:ascii="Arial" w:cs="Arial" w:eastAsia="Arial" w:hAnsi="Arial"/>
+                <w:b w:val="false"/>
+                <w:bCs w:val="false"/>
+                <w:sz w:val="18"/>
+                <w:szCs w:val="18"/>
+                <w:rtl/>
+              </w:rPr>
+              <w:t xml:space="preserve"> منفّذ (ADR 0013)</w:t>
             </w:r>
           </w:p>
         </w:tc>
@@ -16828,7 +17475,7 @@
         </w:trPr>
         <w:tc>
           <w:tcPr>
-            <w:tcW w:type="dxa" w:w="970"/>
+            <w:tcW w:type="dxa" w:w="969"/>
             <w:tcBorders>
               <w:top w:val="single" w:color="BFC9D6" w:sz="4"/>
               <w:left w:val="single" w:color="BFC9D6" w:sz="4"/>
@@ -16865,7 +17512,7 @@
         </w:tc>
         <w:tc>
           <w:tcPr>
-            <w:tcW w:type="dxa" w:w="7070"/>
+            <w:tcW w:type="dxa" w:w="6894"/>
             <w:tcBorders>
               <w:top w:val="single" w:color="BFC9D6" w:sz="4"/>
               <w:left w:val="single" w:color="BFC9D6" w:sz="4"/>
@@ -16950,7 +17597,7 @@
         </w:tc>
         <w:tc>
           <w:tcPr>
-            <w:tcW w:type="dxa" w:w="1824"/>
+            <w:tcW w:type="dxa" w:w="2001"/>
             <w:tcBorders>
               <w:top w:val="single" w:color="BFC9D6" w:sz="4"/>
               <w:left w:val="single" w:color="BFC9D6" w:sz="4"/>
@@ -16992,7 +17639,7 @@
         </w:trPr>
         <w:tc>
           <w:tcPr>
-            <w:tcW w:type="dxa" w:w="970"/>
+            <w:tcW w:type="dxa" w:w="969"/>
             <w:tcBorders>
               <w:top w:val="single" w:color="BFC9D6" w:sz="4"/>
               <w:left w:val="single" w:color="BFC9D6" w:sz="4"/>
@@ -17028,7 +17675,7 @@
         </w:tc>
         <w:tc>
           <w:tcPr>
-            <w:tcW w:type="dxa" w:w="7070"/>
+            <w:tcW w:type="dxa" w:w="6894"/>
             <w:tcBorders>
               <w:top w:val="single" w:color="BFC9D6" w:sz="4"/>
               <w:left w:val="single" w:color="BFC9D6" w:sz="4"/>
@@ -17064,7 +17711,7 @@
         </w:tc>
         <w:tc>
           <w:tcPr>
-            <w:tcW w:type="dxa" w:w="1824"/>
+            <w:tcW w:type="dxa" w:w="2001"/>
             <w:tcBorders>
               <w:top w:val="single" w:color="BFC9D6" w:sz="4"/>
               <w:left w:val="single" w:color="BFC9D6" w:sz="4"/>
@@ -17140,11 +17787,11 @@
         </w:tblBorders>
       </w:tblPr>
       <w:tblGrid>
-        <w:gridCol w:w="1504"/>
-        <w:gridCol w:w="3847"/>
-        <w:gridCol w:w="2173"/>
-        <w:gridCol w:w="1170"/>
-        <w:gridCol w:w="1170"/>
+        <w:gridCol w:w="1438"/>
+        <w:gridCol w:w="3679"/>
+        <w:gridCol w:w="2509"/>
+        <w:gridCol w:w="1119"/>
+        <w:gridCol w:w="1119"/>
       </w:tblGrid>
       <w:tr>
         <w:trPr>
@@ -17153,7 +17800,7 @@
         </w:trPr>
         <w:tc>
           <w:tcPr>
-            <w:tcW w:type="dxa" w:w="1504"/>
+            <w:tcW w:type="dxa" w:w="1438"/>
             <w:tcBorders>
               <w:top w:val="single" w:color="BFC9D6" w:sz="4"/>
               <w:left w:val="single" w:color="BFC9D6" w:sz="4"/>
@@ -17191,7 +17838,7 @@
         </w:tc>
         <w:tc>
           <w:tcPr>
-            <w:tcW w:type="dxa" w:w="3847"/>
+            <w:tcW w:type="dxa" w:w="3679"/>
             <w:tcBorders>
               <w:top w:val="single" w:color="BFC9D6" w:sz="4"/>
               <w:left w:val="single" w:color="BFC9D6" w:sz="4"/>
@@ -17229,7 +17876,7 @@
         </w:tc>
         <w:tc>
           <w:tcPr>
-            <w:tcW w:type="dxa" w:w="2173"/>
+            <w:tcW w:type="dxa" w:w="2509"/>
             <w:tcBorders>
               <w:top w:val="single" w:color="BFC9D6" w:sz="4"/>
               <w:left w:val="single" w:color="BFC9D6" w:sz="4"/>
@@ -17267,7 +17914,7 @@
         </w:tc>
         <w:tc>
           <w:tcPr>
-            <w:tcW w:type="dxa" w:w="1170"/>
+            <w:tcW w:type="dxa" w:w="1119"/>
             <w:tcBorders>
               <w:top w:val="single" w:color="BFC9D6" w:sz="4"/>
               <w:left w:val="single" w:color="BFC9D6" w:sz="4"/>
@@ -17305,7 +17952,7 @@
         </w:tc>
         <w:tc>
           <w:tcPr>
-            <w:tcW w:type="dxa" w:w="1170"/>
+            <w:tcW w:type="dxa" w:w="1119"/>
             <w:tcBorders>
               <w:top w:val="single" w:color="BFC9D6" w:sz="4"/>
               <w:left w:val="single" w:color="BFC9D6" w:sz="4"/>
@@ -17348,7 +17995,7 @@
         </w:trPr>
         <w:tc>
           <w:tcPr>
-            <w:tcW w:type="dxa" w:w="1504"/>
+            <w:tcW w:type="dxa" w:w="1438"/>
             <w:tcBorders>
               <w:top w:val="single" w:color="BFC9D6" w:sz="4"/>
               <w:left w:val="single" w:color="BFC9D6" w:sz="4"/>
@@ -17384,7 +18031,7 @@
         </w:tc>
         <w:tc>
           <w:tcPr>
-            <w:tcW w:type="dxa" w:w="3847"/>
+            <w:tcW w:type="dxa" w:w="3679"/>
             <w:tcBorders>
               <w:top w:val="single" w:color="BFC9D6" w:sz="4"/>
               <w:left w:val="single" w:color="BFC9D6" w:sz="4"/>
@@ -17420,7 +18067,7 @@
         </w:tc>
         <w:tc>
           <w:tcPr>
-            <w:tcW w:type="dxa" w:w="2173"/>
+            <w:tcW w:type="dxa" w:w="2509"/>
             <w:tcBorders>
               <w:top w:val="single" w:color="BFC9D6" w:sz="4"/>
               <w:left w:val="single" w:color="BFC9D6" w:sz="4"/>
@@ -17478,7 +18125,7 @@
         </w:tc>
         <w:tc>
           <w:tcPr>
-            <w:tcW w:type="dxa" w:w="1170"/>
+            <w:tcW w:type="dxa" w:w="1119"/>
             <w:tcBorders>
               <w:top w:val="single" w:color="BFC9D6" w:sz="4"/>
               <w:left w:val="single" w:color="BFC9D6" w:sz="4"/>
@@ -17514,7 +18161,7 @@
         </w:tc>
         <w:tc>
           <w:tcPr>
-            <w:tcW w:type="dxa" w:w="1170"/>
+            <w:tcW w:type="dxa" w:w="1119"/>
             <w:tcBorders>
               <w:top w:val="single" w:color="BFC9D6" w:sz="4"/>
               <w:left w:val="single" w:color="BFC9D6" w:sz="4"/>
@@ -17555,7 +18202,7 @@
         </w:trPr>
         <w:tc>
           <w:tcPr>
-            <w:tcW w:type="dxa" w:w="1504"/>
+            <w:tcW w:type="dxa" w:w="1438"/>
             <w:tcBorders>
               <w:top w:val="single" w:color="BFC9D6" w:sz="4"/>
               <w:left w:val="single" w:color="BFC9D6" w:sz="4"/>
@@ -17592,7 +18239,7 @@
         </w:tc>
         <w:tc>
           <w:tcPr>
-            <w:tcW w:type="dxa" w:w="3847"/>
+            <w:tcW w:type="dxa" w:w="3679"/>
             <w:tcBorders>
               <w:top w:val="single" w:color="BFC9D6" w:sz="4"/>
               <w:left w:val="single" w:color="BFC9D6" w:sz="4"/>
@@ -17677,7 +18324,7 @@
         </w:tc>
         <w:tc>
           <w:tcPr>
-            <w:tcW w:type="dxa" w:w="2173"/>
+            <w:tcW w:type="dxa" w:w="2509"/>
             <w:tcBorders>
               <w:top w:val="single" w:color="BFC9D6" w:sz="4"/>
               <w:left w:val="single" w:color="BFC9D6" w:sz="4"/>
@@ -17723,7 +18370,7 @@
         </w:tc>
         <w:tc>
           <w:tcPr>
-            <w:tcW w:type="dxa" w:w="1170"/>
+            <w:tcW w:type="dxa" w:w="1119"/>
             <w:tcBorders>
               <w:top w:val="single" w:color="BFC9D6" w:sz="4"/>
               <w:left w:val="single" w:color="BFC9D6" w:sz="4"/>
@@ -17760,7 +18407,7 @@
         </w:tc>
         <w:tc>
           <w:tcPr>
-            <w:tcW w:type="dxa" w:w="1170"/>
+            <w:tcW w:type="dxa" w:w="1119"/>
             <w:tcBorders>
               <w:top w:val="single" w:color="BFC9D6" w:sz="4"/>
               <w:left w:val="single" w:color="BFC9D6" w:sz="4"/>
@@ -17802,7 +18449,7 @@
         </w:trPr>
         <w:tc>
           <w:tcPr>
-            <w:tcW w:type="dxa" w:w="1504"/>
+            <w:tcW w:type="dxa" w:w="1438"/>
             <w:tcBorders>
               <w:top w:val="single" w:color="BFC9D6" w:sz="4"/>
               <w:left w:val="single" w:color="BFC9D6" w:sz="4"/>
@@ -17838,7 +18485,7 @@
         </w:tc>
         <w:tc>
           <w:tcPr>
-            <w:tcW w:type="dxa" w:w="3847"/>
+            <w:tcW w:type="dxa" w:w="3679"/>
             <w:tcBorders>
               <w:top w:val="single" w:color="BFC9D6" w:sz="4"/>
               <w:left w:val="single" w:color="BFC9D6" w:sz="4"/>
@@ -17898,7 +18545,7 @@
         </w:tc>
         <w:tc>
           <w:tcPr>
-            <w:tcW w:type="dxa" w:w="2173"/>
+            <w:tcW w:type="dxa" w:w="2509"/>
             <w:tcBorders>
               <w:top w:val="single" w:color="BFC9D6" w:sz="4"/>
               <w:left w:val="single" w:color="BFC9D6" w:sz="4"/>
@@ -17958,7 +18605,7 @@
         </w:tc>
         <w:tc>
           <w:tcPr>
-            <w:tcW w:type="dxa" w:w="1170"/>
+            <w:tcW w:type="dxa" w:w="1119"/>
             <w:tcBorders>
               <w:top w:val="single" w:color="BFC9D6" w:sz="4"/>
               <w:left w:val="single" w:color="BFC9D6" w:sz="4"/>
@@ -17994,7 +18641,7 @@
         </w:tc>
         <w:tc>
           <w:tcPr>
-            <w:tcW w:type="dxa" w:w="1170"/>
+            <w:tcW w:type="dxa" w:w="1119"/>
             <w:tcBorders>
               <w:top w:val="single" w:color="BFC9D6" w:sz="4"/>
               <w:left w:val="single" w:color="BFC9D6" w:sz="4"/>
@@ -18035,7 +18682,7 @@
         </w:trPr>
         <w:tc>
           <w:tcPr>
-            <w:tcW w:type="dxa" w:w="1504"/>
+            <w:tcW w:type="dxa" w:w="1438"/>
             <w:tcBorders>
               <w:top w:val="single" w:color="BFC9D6" w:sz="4"/>
               <w:left w:val="single" w:color="BFC9D6" w:sz="4"/>
@@ -18072,7 +18719,7 @@
         </w:tc>
         <w:tc>
           <w:tcPr>
-            <w:tcW w:type="dxa" w:w="3847"/>
+            <w:tcW w:type="dxa" w:w="3679"/>
             <w:tcBorders>
               <w:top w:val="single" w:color="BFC9D6" w:sz="4"/>
               <w:left w:val="single" w:color="BFC9D6" w:sz="4"/>
@@ -18109,7 +18756,7 @@
         </w:tc>
         <w:tc>
           <w:tcPr>
-            <w:tcW w:type="dxa" w:w="2173"/>
+            <w:tcW w:type="dxa" w:w="2509"/>
             <w:tcBorders>
               <w:top w:val="single" w:color="BFC9D6" w:sz="4"/>
               <w:left w:val="single" w:color="BFC9D6" w:sz="4"/>
@@ -18146,7 +18793,7 @@
         </w:tc>
         <w:tc>
           <w:tcPr>
-            <w:tcW w:type="dxa" w:w="1170"/>
+            <w:tcW w:type="dxa" w:w="1119"/>
             <w:tcBorders>
               <w:top w:val="single" w:color="BFC9D6" w:sz="4"/>
               <w:left w:val="single" w:color="BFC9D6" w:sz="4"/>
@@ -18183,7 +18830,7 @@
         </w:tc>
         <w:tc>
           <w:tcPr>
-            <w:tcW w:type="dxa" w:w="1170"/>
+            <w:tcW w:type="dxa" w:w="1119"/>
             <w:tcBorders>
               <w:top w:val="single" w:color="BFC9D6" w:sz="4"/>
               <w:left w:val="single" w:color="BFC9D6" w:sz="4"/>
@@ -18225,7 +18872,7 @@
         </w:trPr>
         <w:tc>
           <w:tcPr>
-            <w:tcW w:type="dxa" w:w="1504"/>
+            <w:tcW w:type="dxa" w:w="1438"/>
             <w:tcBorders>
               <w:top w:val="single" w:color="BFC9D6" w:sz="4"/>
               <w:left w:val="single" w:color="BFC9D6" w:sz="4"/>
@@ -18261,7 +18908,7 @@
         </w:tc>
         <w:tc>
           <w:tcPr>
-            <w:tcW w:type="dxa" w:w="3847"/>
+            <w:tcW w:type="dxa" w:w="3679"/>
             <w:tcBorders>
               <w:top w:val="single" w:color="BFC9D6" w:sz="4"/>
               <w:left w:val="single" w:color="BFC9D6" w:sz="4"/>
@@ -18299,7 +18946,7 @@
         </w:tc>
         <w:tc>
           <w:tcPr>
-            <w:tcW w:type="dxa" w:w="2173"/>
+            <w:tcW w:type="dxa" w:w="2509"/>
             <w:tcBorders>
               <w:top w:val="single" w:color="BFC9D6" w:sz="4"/>
               <w:left w:val="single" w:color="BFC9D6" w:sz="4"/>
@@ -18335,7 +18982,7 @@
         </w:tc>
         <w:tc>
           <w:tcPr>
-            <w:tcW w:type="dxa" w:w="1170"/>
+            <w:tcW w:type="dxa" w:w="1119"/>
             <w:tcBorders>
               <w:top w:val="single" w:color="BFC9D6" w:sz="4"/>
               <w:left w:val="single" w:color="BFC9D6" w:sz="4"/>
@@ -18371,7 +19018,7 @@
         </w:tc>
         <w:tc>
           <w:tcPr>
-            <w:tcW w:type="dxa" w:w="1170"/>
+            <w:tcW w:type="dxa" w:w="1119"/>
             <w:tcBorders>
               <w:top w:val="single" w:color="BFC9D6" w:sz="4"/>
               <w:left w:val="single" w:color="BFC9D6" w:sz="4"/>
@@ -18412,7 +19059,7 @@
         </w:trPr>
         <w:tc>
           <w:tcPr>
-            <w:tcW w:type="dxa" w:w="1504"/>
+            <w:tcW w:type="dxa" w:w="1438"/>
             <w:tcBorders>
               <w:top w:val="single" w:color="BFC9D6" w:sz="4"/>
               <w:left w:val="single" w:color="BFC9D6" w:sz="4"/>
@@ -18449,7 +19096,7 @@
         </w:tc>
         <w:tc>
           <w:tcPr>
-            <w:tcW w:type="dxa" w:w="3847"/>
+            <w:tcW w:type="dxa" w:w="3679"/>
             <w:tcBorders>
               <w:top w:val="single" w:color="BFC9D6" w:sz="4"/>
               <w:left w:val="single" w:color="BFC9D6" w:sz="4"/>
@@ -18486,7 +19133,7 @@
         </w:tc>
         <w:tc>
           <w:tcPr>
-            <w:tcW w:type="dxa" w:w="2173"/>
+            <w:tcW w:type="dxa" w:w="2509"/>
             <w:tcBorders>
               <w:top w:val="single" w:color="BFC9D6" w:sz="4"/>
               <w:left w:val="single" w:color="BFC9D6" w:sz="4"/>
@@ -18571,7 +19218,7 @@
         </w:tc>
         <w:tc>
           <w:tcPr>
-            <w:tcW w:type="dxa" w:w="1170"/>
+            <w:tcW w:type="dxa" w:w="1119"/>
             <w:tcBorders>
               <w:top w:val="single" w:color="BFC9D6" w:sz="4"/>
               <w:left w:val="single" w:color="BFC9D6" w:sz="4"/>
@@ -18608,7 +19255,7 @@
         </w:tc>
         <w:tc>
           <w:tcPr>
-            <w:tcW w:type="dxa" w:w="1170"/>
+            <w:tcW w:type="dxa" w:w="1119"/>
             <w:tcBorders>
               <w:top w:val="single" w:color="BFC9D6" w:sz="4"/>
               <w:left w:val="single" w:color="BFC9D6" w:sz="4"/>
@@ -18650,7 +19297,7 @@
         </w:trPr>
         <w:tc>
           <w:tcPr>
-            <w:tcW w:type="dxa" w:w="1504"/>
+            <w:tcW w:type="dxa" w:w="1438"/>
             <w:tcBorders>
               <w:top w:val="single" w:color="BFC9D6" w:sz="4"/>
               <w:left w:val="single" w:color="BFC9D6" w:sz="4"/>
@@ -18686,7 +19333,7 @@
         </w:tc>
         <w:tc>
           <w:tcPr>
-            <w:tcW w:type="dxa" w:w="3847"/>
+            <w:tcW w:type="dxa" w:w="3679"/>
             <w:tcBorders>
               <w:top w:val="single" w:color="BFC9D6" w:sz="4"/>
               <w:left w:val="single" w:color="BFC9D6" w:sz="4"/>
@@ -18735,43 +19382,87 @@
         </w:tc>
         <w:tc>
           <w:tcPr>
-            <w:tcW w:type="dxa" w:w="2173"/>
-            <w:tcBorders>
-              <w:top w:val="single" w:color="BFC9D6" w:sz="4"/>
-              <w:left w:val="single" w:color="BFC9D6" w:sz="4"/>
-              <w:bottom w:val="single" w:color="BFC9D6" w:sz="4"/>
-              <w:right w:val="single" w:color="BFC9D6" w:sz="4"/>
-            </w:tcBorders>
-            <w:tcMar>
-              <w:top w:type="dxa" w:w="50"/>
-              <w:left w:type="dxa" w:w="90"/>
-              <w:bottom w:type="dxa" w:w="50"/>
-              <w:right w:type="dxa" w:w="90"/>
-            </w:tcMar>
-            <w:vAlign w:val="top"/>
-          </w:tcPr>
-          <w:p>
-            <w:pPr>
-              <w:keepNext w:val="false"/>
-              <w:bidi/>
-              <w:spacing w:after="30" w:before="30" w:line="264"/>
-            </w:pPr>
-            <w:r>
-              <w:rPr>
-                <w:rFonts w:ascii="Arial" w:cs="Arial" w:eastAsia="Arial" w:hAnsi="Arial"/>
-                <w:b w:val="false"/>
-                <w:bCs w:val="false"/>
-                <w:sz w:val="18"/>
-                <w:szCs w:val="18"/>
-                <w:rtl/>
-              </w:rPr>
-              <w:t xml:space="preserve">يُعدَّل ليأخذ الحساب والخيارات من البيئة؛ وحتى ذلك الاستعلام يدويًا</w:t>
-            </w:r>
-          </w:p>
-        </w:tc>
-        <w:tc>
-          <w:tcPr>
-            <w:tcW w:type="dxa" w:w="1170"/>
+            <w:tcW w:type="dxa" w:w="2509"/>
+            <w:tcBorders>
+              <w:top w:val="single" w:color="BFC9D6" w:sz="4"/>
+              <w:left w:val="single" w:color="BFC9D6" w:sz="4"/>
+              <w:bottom w:val="single" w:color="BFC9D6" w:sz="4"/>
+              <w:right w:val="single" w:color="BFC9D6" w:sz="4"/>
+            </w:tcBorders>
+            <w:tcMar>
+              <w:top w:type="dxa" w:w="50"/>
+              <w:left w:type="dxa" w:w="90"/>
+              <w:bottom w:type="dxa" w:w="50"/>
+              <w:right w:type="dxa" w:w="90"/>
+            </w:tcMar>
+            <w:vAlign w:val="top"/>
+          </w:tcPr>
+          <w:p>
+            <w:pPr>
+              <w:keepNext w:val="false"/>
+              <w:bidi/>
+              <w:spacing w:after="30" w:before="30" w:line="264"/>
+            </w:pPr>
+            <w:r>
+              <w:rPr>
+                <w:rFonts w:ascii="Arial" w:cs="Arial" w:eastAsia="Arial" w:hAnsi="Arial"/>
+                <w:b w:val="false"/>
+                <w:bCs w:val="false"/>
+                <w:sz w:val="18"/>
+                <w:szCs w:val="18"/>
+                <w:rtl/>
+              </w:rPr>
+              <w:t xml:space="preserve">يُعدَّل ليأخذ الحساب والخيارات من البيئة؛ وحتى ذلك الاستعلام يدويًا. </w:t>
+            </w:r>
+            <w:r>
+              <w:rPr>
+                <w:rFonts w:ascii="Segoe UI Emoji" w:cs="Segoe UI Emoji" w:eastAsia="Segoe UI Emoji" w:hAnsi="Segoe UI Emoji"/>
+                <w:sz w:val="18"/>
+                <w:szCs w:val="18"/>
+                <w:rtl/>
+              </w:rPr>
+              <w:t xml:space="preserve">✅</w:t>
+            </w:r>
+            <w:r>
+              <w:rPr>
+                <w:rFonts w:ascii="Arial" w:cs="Arial" w:eastAsia="Arial" w:hAnsi="Arial"/>
+                <w:b w:val="false"/>
+                <w:bCs w:val="false"/>
+                <w:sz w:val="18"/>
+                <w:szCs w:val="18"/>
+                <w:rtl/>
+              </w:rPr>
+              <w:t xml:space="preserve"> منفّذ (2026-10-13، ADR 0013): يأخذهما من البيئة، ويشغّله </w:t>
+            </w:r>
+            <w:r>
+              <w:rPr>
+                <w:rFonts w:ascii="Courier New" w:cs="Courier New" w:eastAsia="Courier New" w:hAnsi="Courier New"/>
+                <w:b w:val="false"/>
+                <w:bCs w:val="false"/>
+                <w:color w:val="1F2937"/>
+                <w:sz w:val="16"/>
+                <w:szCs w:val="16"/>
+                <w:shd w:fill="F1F3F5" w:color="auto" w:val="clear"/>
+                <w:rtl/>
+              </w:rPr>
+              <w:t xml:space="preserve">‎bankfas_monitor‎</w:t>
+            </w:r>
+            <w:r>
+              <w:rPr>
+                <w:rFonts w:ascii="Arial" w:cs="Arial" w:eastAsia="Arial" w:hAnsi="Arial"/>
+                <w:b w:val="false"/>
+                <w:bCs w:val="false"/>
+                <w:sz w:val="18"/>
+                <w:szCs w:val="18"/>
+                <w:rtl/>
+              </w:rPr>
+              <w:t xml:space="preserve"> بلا صلاحية على الصفوف</w:t>
+            </w:r>
+          </w:p>
+        </w:tc>
+        <w:tc>
+          <w:tcPr>
+            <w:tcW w:type="dxa" w:w="1119"/>
             <w:tcBorders>
               <w:top w:val="single" w:color="BFC9D6" w:sz="4"/>
               <w:left w:val="single" w:color="BFC9D6" w:sz="4"/>
@@ -18807,7 +19498,7 @@
         </w:tc>
         <w:tc>
           <w:tcPr>
-            <w:tcW w:type="dxa" w:w="1170"/>
+            <w:tcW w:type="dxa" w:w="1119"/>
             <w:tcBorders>
               <w:top w:val="single" w:color="BFC9D6" w:sz="4"/>
               <w:left w:val="single" w:color="BFC9D6" w:sz="4"/>
@@ -18848,7 +19539,7 @@
         </w:trPr>
         <w:tc>
           <w:tcPr>
-            <w:tcW w:type="dxa" w:w="1504"/>
+            <w:tcW w:type="dxa" w:w="1438"/>
             <w:tcBorders>
               <w:top w:val="single" w:color="BFC9D6" w:sz="4"/>
               <w:left w:val="single" w:color="BFC9D6" w:sz="4"/>
@@ -18885,7 +19576,7 @@
         </w:tc>
         <w:tc>
           <w:tcPr>
-            <w:tcW w:type="dxa" w:w="3847"/>
+            <w:tcW w:type="dxa" w:w="3679"/>
             <w:tcBorders>
               <w:top w:val="single" w:color="BFC9D6" w:sz="4"/>
               <w:left w:val="single" w:color="BFC9D6" w:sz="4"/>
@@ -18922,7 +19613,7 @@
         </w:tc>
         <w:tc>
           <w:tcPr>
-            <w:tcW w:type="dxa" w:w="2173"/>
+            <w:tcW w:type="dxa" w:w="2509"/>
             <w:tcBorders>
               <w:top w:val="single" w:color="BFC9D6" w:sz="4"/>
               <w:left w:val="single" w:color="BFC9D6" w:sz="4"/>
@@ -18968,7 +19659,7 @@
         </w:tc>
         <w:tc>
           <w:tcPr>
-            <w:tcW w:type="dxa" w:w="1170"/>
+            <w:tcW w:type="dxa" w:w="1119"/>
             <w:tcBorders>
               <w:top w:val="single" w:color="BFC9D6" w:sz="4"/>
               <w:left w:val="single" w:color="BFC9D6" w:sz="4"/>
@@ -19005,7 +19696,7 @@
         </w:tc>
         <w:tc>
           <w:tcPr>
-            <w:tcW w:type="dxa" w:w="1170"/>
+            <w:tcW w:type="dxa" w:w="1119"/>
             <w:tcBorders>
               <w:top w:val="single" w:color="BFC9D6" w:sz="4"/>
               <w:left w:val="single" w:color="BFC9D6" w:sz="4"/>
@@ -19047,7 +19738,7 @@
         </w:trPr>
         <w:tc>
           <w:tcPr>
-            <w:tcW w:type="dxa" w:w="1504"/>
+            <w:tcW w:type="dxa" w:w="1438"/>
             <w:tcBorders>
               <w:top w:val="single" w:color="BFC9D6" w:sz="4"/>
               <w:left w:val="single" w:color="BFC9D6" w:sz="4"/>
@@ -19083,7 +19774,7 @@
         </w:tc>
         <w:tc>
           <w:tcPr>
-            <w:tcW w:type="dxa" w:w="3847"/>
+            <w:tcW w:type="dxa" w:w="3679"/>
             <w:tcBorders>
               <w:top w:val="single" w:color="BFC9D6" w:sz="4"/>
               <w:left w:val="single" w:color="BFC9D6" w:sz="4"/>
@@ -19119,7 +19810,7 @@
         </w:tc>
         <w:tc>
           <w:tcPr>
-            <w:tcW w:type="dxa" w:w="2173"/>
+            <w:tcW w:type="dxa" w:w="2509"/>
             <w:tcBorders>
               <w:top w:val="single" w:color="BFC9D6" w:sz="4"/>
               <w:left w:val="single" w:color="BFC9D6" w:sz="4"/>
@@ -19155,7 +19846,7 @@
         </w:tc>
         <w:tc>
           <w:tcPr>
-            <w:tcW w:type="dxa" w:w="1170"/>
+            <w:tcW w:type="dxa" w:w="1119"/>
             <w:tcBorders>
               <w:top w:val="single" w:color="BFC9D6" w:sz="4"/>
               <w:left w:val="single" w:color="BFC9D6" w:sz="4"/>
@@ -19191,7 +19882,7 @@
         </w:tc>
         <w:tc>
           <w:tcPr>
-            <w:tcW w:type="dxa" w:w="1170"/>
+            <w:tcW w:type="dxa" w:w="1119"/>
             <w:tcBorders>
               <w:top w:val="single" w:color="BFC9D6" w:sz="4"/>
               <w:left w:val="single" w:color="BFC9D6" w:sz="4"/>
@@ -19232,7 +19923,7 @@
         </w:trPr>
         <w:tc>
           <w:tcPr>
-            <w:tcW w:type="dxa" w:w="1504"/>
+            <w:tcW w:type="dxa" w:w="1438"/>
             <w:tcBorders>
               <w:top w:val="single" w:color="BFC9D6" w:sz="4"/>
               <w:left w:val="single" w:color="BFC9D6" w:sz="4"/>
@@ -19269,7 +19960,7 @@
         </w:tc>
         <w:tc>
           <w:tcPr>
-            <w:tcW w:type="dxa" w:w="3847"/>
+            <w:tcW w:type="dxa" w:w="3679"/>
             <w:tcBorders>
               <w:top w:val="single" w:color="BFC9D6" w:sz="4"/>
               <w:left w:val="single" w:color="BFC9D6" w:sz="4"/>
@@ -19306,7 +19997,7 @@
         </w:tc>
         <w:tc>
           <w:tcPr>
-            <w:tcW w:type="dxa" w:w="2173"/>
+            <w:tcW w:type="dxa" w:w="2509"/>
             <w:tcBorders>
               <w:top w:val="single" w:color="BFC9D6" w:sz="4"/>
               <w:left w:val="single" w:color="BFC9D6" w:sz="4"/>
@@ -19343,7 +20034,7 @@
         </w:tc>
         <w:tc>
           <w:tcPr>
-            <w:tcW w:type="dxa" w:w="1170"/>
+            <w:tcW w:type="dxa" w:w="1119"/>
             <w:tcBorders>
               <w:top w:val="single" w:color="BFC9D6" w:sz="4"/>
               <w:left w:val="single" w:color="BFC9D6" w:sz="4"/>
@@ -19380,7 +20071,7 @@
         </w:tc>
         <w:tc>
           <w:tcPr>
-            <w:tcW w:type="dxa" w:w="1170"/>
+            <w:tcW w:type="dxa" w:w="1119"/>
             <w:tcBorders>
               <w:top w:val="single" w:color="BFC9D6" w:sz="4"/>
               <w:left w:val="single" w:color="BFC9D6" w:sz="4"/>
@@ -19534,7 +20225,75 @@
           <w:szCs w:val="21"/>
           <w:rtl/>
         </w:rPr>
-        <w:t xml:space="preserve"> (tools/deploy/deploy.sh:17، :19). الأداة آمنة للإنتاج فقط حين تُعرَّف المتغيرات صراحة (§5).</w:t>
+        <w:t xml:space="preserve"> (tools/deploy/deploy.sh:17، :19). الأداة آمنة للإنتاج فقط حين تُعرَّف المتغيرات صراحة (§5). (</w:t>
+      </w:r>
+      <w:r>
+        <w:rPr>
+          <w:rFonts w:ascii="Segoe UI Emoji" w:cs="Segoe UI Emoji" w:eastAsia="Segoe UI Emoji" w:hAnsi="Segoe UI Emoji"/>
+          <w:sz w:val="21"/>
+          <w:szCs w:val="21"/>
+          <w:rtl/>
+        </w:rPr>
+        <w:t xml:space="preserve">✅</w:t>
+      </w:r>
+      <w:r>
+        <w:rPr>
+          <w:rFonts w:ascii="Arial" w:cs="Arial" w:eastAsia="Arial" w:hAnsi="Arial"/>
+          <w:b w:val="false"/>
+          <w:bCs w:val="false"/>
+          <w:sz w:val="21"/>
+          <w:szCs w:val="21"/>
+          <w:rtl/>
+        </w:rPr>
+        <w:t xml:space="preserve"> </w:t>
+      </w:r>
+      <w:r>
+        <w:rPr>
+          <w:rFonts w:ascii="Courier New" w:cs="Courier New" w:eastAsia="Courier New" w:hAnsi="Courier New"/>
+          <w:b w:val="false"/>
+          <w:bCs w:val="false"/>
+          <w:color w:val="1F2937"/>
+          <w:sz w:val="18"/>
+          <w:szCs w:val="18"/>
+          <w:shd w:fill="F1F3F5" w:color="auto" w:val="clear"/>
+          <w:rtl/>
+        </w:rPr>
+        <w:t xml:space="preserve">‎-C‎</w:t>
+      </w:r>
+      <w:r>
+        <w:rPr>
+          <w:rFonts w:ascii="Arial" w:cs="Arial" w:eastAsia="Arial" w:hAnsi="Arial"/>
+          <w:b w:val="false"/>
+          <w:bCs w:val="false"/>
+          <w:sz w:val="21"/>
+          <w:szCs w:val="21"/>
+          <w:rtl/>
+        </w:rPr>
+        <w:t xml:space="preserve"> لم يعد افتراضيًا منذ ADR 0013؛ بقي </w:t>
+      </w:r>
+      <w:r>
+        <w:rPr>
+          <w:rFonts w:ascii="Courier New" w:cs="Courier New" w:eastAsia="Courier New" w:hAnsi="Courier New"/>
+          <w:b w:val="false"/>
+          <w:bCs w:val="false"/>
+          <w:color w:val="1F2937"/>
+          <w:sz w:val="18"/>
+          <w:szCs w:val="18"/>
+          <w:shd w:fill="F1F3F5" w:color="auto" w:val="clear"/>
+          <w:rtl/>
+        </w:rPr>
+        <w:t xml:space="preserve">‎sa‎</w:t>
+      </w:r>
+      <w:r>
+        <w:rPr>
+          <w:rFonts w:ascii="Arial" w:cs="Arial" w:eastAsia="Arial" w:hAnsi="Arial"/>
+          <w:b w:val="false"/>
+          <w:bCs w:val="false"/>
+          <w:sz w:val="21"/>
+          <w:szCs w:val="21"/>
+          <w:rtl/>
+        </w:rPr>
+        <w:t xml:space="preserve"> افتراضيًا، ورفضه خارج CI في DQ-S11-6.)</w:t>
       </w:r>
     </w:p>
     <w:p>
@@ -19840,7 +20599,27 @@
           <w:szCs w:val="21"/>
           <w:rtl/>
         </w:rPr>
-        <w:t xml:space="preserve">.</w:t>
+        <w:t xml:space="preserve">. (</w:t>
+      </w:r>
+      <w:r>
+        <w:rPr>
+          <w:rFonts w:ascii="Segoe UI Emoji" w:cs="Segoe UI Emoji" w:eastAsia="Segoe UI Emoji" w:hAnsi="Segoe UI Emoji"/>
+          <w:sz w:val="21"/>
+          <w:szCs w:val="21"/>
+          <w:rtl/>
+        </w:rPr>
+        <w:t xml:space="preserve">✅</w:t>
+      </w:r>
+      <w:r>
+        <w:rPr>
+          <w:rFonts w:ascii="Arial" w:cs="Arial" w:eastAsia="Arial" w:hAnsi="Arial"/>
+          <w:b w:val="false"/>
+          <w:bCs w:val="false"/>
+          <w:sz w:val="21"/>
+          <w:szCs w:val="21"/>
+          <w:rtl/>
+        </w:rPr>
+        <w:t xml:space="preserve"> صُحّح بـ ADR 0013.)</w:t>
       </w:r>
     </w:p>
     <w:p>

--- a/treasury-platform/docs/30-readiness/word/DOC-S11-deployment-guide.docx
+++ b/treasury-platform/docs/30-readiness/word/DOC-S11-deployment-guide.docx
@@ -4010,7 +4010,75 @@
                 <w:szCs w:val="18"/>
                 <w:rtl/>
               </w:rPr>
-              <w:t xml:space="preserve">Ubuntu وSQL Server على الخادم مطابقان لسجل الإصدارات (FR-PLT-045 البند 4، بوابة G4)</w:t>
+              <w:t xml:space="preserve">Ubuntu وSQL Server على الخادم مطابقان لسجل الإصدارات (FR-PLT-045 البند 4، بوابة G4). </w:t>
+            </w:r>
+            <w:r>
+              <w:rPr>
+                <w:rFonts w:ascii="Segoe UI Emoji" w:cs="Segoe UI Emoji" w:eastAsia="Segoe UI Emoji" w:hAnsi="Segoe UI Emoji"/>
+                <w:sz w:val="18"/>
+                <w:szCs w:val="18"/>
+                <w:rtl/>
+              </w:rPr>
+              <w:t xml:space="preserve">✅</w:t>
+            </w:r>
+            <w:r>
+              <w:rPr>
+                <w:rFonts w:ascii="Arial" w:cs="Arial" w:eastAsia="Arial" w:hAnsi="Arial"/>
+                <w:b w:val="false"/>
+                <w:bCs w:val="false"/>
+                <w:sz w:val="18"/>
+                <w:szCs w:val="18"/>
+                <w:rtl/>
+              </w:rPr>
+              <w:t xml:space="preserve"> يفحصه </w:t>
+            </w:r>
+            <w:r>
+              <w:rPr>
+                <w:rFonts w:ascii="Courier New" w:cs="Courier New" w:eastAsia="Courier New" w:hAnsi="Courier New"/>
+                <w:b w:val="false"/>
+                <w:bCs w:val="false"/>
+                <w:color w:val="1F2937"/>
+                <w:sz w:val="16"/>
+                <w:szCs w:val="16"/>
+                <w:shd w:fill="F1F3F5" w:color="auto" w:val="clear"/>
+                <w:rtl/>
+              </w:rPr>
+              <w:t xml:space="preserve">‎deploy.sh‎</w:t>
+            </w:r>
+            <w:r>
+              <w:rPr>
+                <w:rFonts w:ascii="Arial" w:cs="Arial" w:eastAsia="Arial" w:hAnsi="Arial"/>
+                <w:b w:val="false"/>
+                <w:bCs w:val="false"/>
+                <w:sz w:val="18"/>
+                <w:szCs w:val="18"/>
+                <w:rtl/>
+              </w:rPr>
+              <w:t xml:space="preserve"> نفسه قبل أي تنفيذ مقابل </w:t>
+            </w:r>
+            <w:r>
+              <w:rPr>
+                <w:rFonts w:ascii="Courier New" w:cs="Courier New" w:eastAsia="Courier New" w:hAnsi="Courier New"/>
+                <w:b w:val="false"/>
+                <w:bCs w:val="false"/>
+                <w:color w:val="1F2937"/>
+                <w:sz w:val="16"/>
+                <w:szCs w:val="16"/>
+                <w:shd w:fill="F1F3F5" w:color="auto" w:val="clear"/>
+                <w:rtl/>
+              </w:rPr>
+              <w:t xml:space="preserve">‎versions.json‎</w:t>
+            </w:r>
+            <w:r>
+              <w:rPr>
+                <w:rFonts w:ascii="Arial" w:cs="Arial" w:eastAsia="Arial" w:hAnsi="Arial"/>
+                <w:b w:val="false"/>
+                <w:bCs w:val="false"/>
+                <w:sz w:val="18"/>
+                <w:szCs w:val="18"/>
+                <w:rtl/>
+              </w:rPr>
+              <w:t xml:space="preserve"> (ADR 0014)</w:t>
             </w:r>
           </w:p>
         </w:tc>
@@ -4047,7 +4115,31 @@
                 <w:szCs w:val="18"/>
                 <w:rtl/>
               </w:rPr>
-              <w:t xml:space="preserve">ناتج DOC-S10 §7.2</w:t>
+              <w:t xml:space="preserve">سطر </w:t>
+            </w:r>
+            <w:r>
+              <w:rPr>
+                <w:rFonts w:ascii="Courier New" w:cs="Courier New" w:eastAsia="Courier New" w:hAnsi="Courier New"/>
+                <w:b w:val="false"/>
+                <w:bCs w:val="false"/>
+                <w:color w:val="1F2937"/>
+                <w:sz w:val="16"/>
+                <w:szCs w:val="16"/>
+                <w:shd w:fill="F1F3F5" w:color="auto" w:val="clear"/>
+                <w:rtl/>
+              </w:rPr>
+              <w:t xml:space="preserve">‎preflight passed‎</w:t>
+            </w:r>
+            <w:r>
+              <w:rPr>
+                <w:rFonts w:ascii="Arial" w:cs="Arial" w:eastAsia="Arial" w:hAnsi="Arial"/>
+                <w:b w:val="false"/>
+                <w:bCs w:val="false"/>
+                <w:sz w:val="18"/>
+                <w:szCs w:val="18"/>
+                <w:rtl/>
+              </w:rPr>
+              <w:t xml:space="preserve"> في سجل النشر</w:t>
             </w:r>
           </w:p>
         </w:tc>
@@ -5109,10 +5201,10 @@
         </w:tblBorders>
       </w:tblPr>
       <w:tblGrid>
-        <w:gridCol w:w="1569"/>
-        <w:gridCol w:w="1569"/>
-        <w:gridCol w:w="3250"/>
-        <w:gridCol w:w="3476"/>
+        <w:gridCol w:w="1534"/>
+        <w:gridCol w:w="1753"/>
+        <w:gridCol w:w="3178"/>
+        <w:gridCol w:w="3399"/>
       </w:tblGrid>
       <w:tr>
         <w:trPr>
@@ -5121,7 +5213,7 @@
         </w:trPr>
         <w:tc>
           <w:tcPr>
-            <w:tcW w:type="dxa" w:w="1569"/>
+            <w:tcW w:type="dxa" w:w="1534"/>
             <w:tcBorders>
               <w:top w:val="single" w:color="BFC9D6" w:sz="4"/>
               <w:left w:val="single" w:color="BFC9D6" w:sz="4"/>
@@ -5159,7 +5251,7 @@
         </w:tc>
         <w:tc>
           <w:tcPr>
-            <w:tcW w:type="dxa" w:w="1569"/>
+            <w:tcW w:type="dxa" w:w="1753"/>
             <w:tcBorders>
               <w:top w:val="single" w:color="BFC9D6" w:sz="4"/>
               <w:left w:val="single" w:color="BFC9D6" w:sz="4"/>
@@ -5197,7 +5289,7 @@
         </w:tc>
         <w:tc>
           <w:tcPr>
-            <w:tcW w:type="dxa" w:w="3250"/>
+            <w:tcW w:type="dxa" w:w="3178"/>
             <w:tcBorders>
               <w:top w:val="single" w:color="BFC9D6" w:sz="4"/>
               <w:left w:val="single" w:color="BFC9D6" w:sz="4"/>
@@ -5245,7 +5337,7 @@
         </w:tc>
         <w:tc>
           <w:tcPr>
-            <w:tcW w:type="dxa" w:w="3476"/>
+            <w:tcW w:type="dxa" w:w="3399"/>
             <w:tcBorders>
               <w:top w:val="single" w:color="BFC9D6" w:sz="4"/>
               <w:left w:val="single" w:color="BFC9D6" w:sz="4"/>
@@ -5288,7 +5380,7 @@
         </w:trPr>
         <w:tc>
           <w:tcPr>
-            <w:tcW w:type="dxa" w:w="1569"/>
+            <w:tcW w:type="dxa" w:w="1534"/>
             <w:tcBorders>
               <w:top w:val="single" w:color="BFC9D6" w:sz="4"/>
               <w:left w:val="single" w:color="BFC9D6" w:sz="4"/>
@@ -5326,7 +5418,7 @@
         </w:tc>
         <w:tc>
           <w:tcPr>
-            <w:tcW w:type="dxa" w:w="1569"/>
+            <w:tcW w:type="dxa" w:w="1753"/>
             <w:tcBorders>
               <w:top w:val="single" w:color="BFC9D6" w:sz="4"/>
               <w:left w:val="single" w:color="BFC9D6" w:sz="4"/>
@@ -5375,7 +5467,7 @@
         </w:tc>
         <w:tc>
           <w:tcPr>
-            <w:tcW w:type="dxa" w:w="3250"/>
+            <w:tcW w:type="dxa" w:w="3178"/>
             <w:tcBorders>
               <w:top w:val="single" w:color="BFC9D6" w:sz="4"/>
               <w:left w:val="single" w:color="BFC9D6" w:sz="4"/>
@@ -5413,7 +5505,7 @@
         </w:tc>
         <w:tc>
           <w:tcPr>
-            <w:tcW w:type="dxa" w:w="3476"/>
+            <w:tcW w:type="dxa" w:w="3399"/>
             <w:tcBorders>
               <w:top w:val="single" w:color="BFC9D6" w:sz="4"/>
               <w:left w:val="single" w:color="BFC9D6" w:sz="4"/>
@@ -5478,7 +5570,7 @@
         </w:trPr>
         <w:tc>
           <w:tcPr>
-            <w:tcW w:type="dxa" w:w="1569"/>
+            <w:tcW w:type="dxa" w:w="1534"/>
             <w:tcBorders>
               <w:top w:val="single" w:color="BFC9D6" w:sz="4"/>
               <w:left w:val="single" w:color="BFC9D6" w:sz="4"/>
@@ -5517,7 +5609,7 @@
         </w:tc>
         <w:tc>
           <w:tcPr>
-            <w:tcW w:type="dxa" w:w="1569"/>
+            <w:tcW w:type="dxa" w:w="1753"/>
             <w:tcBorders>
               <w:top w:val="single" w:color="BFC9D6" w:sz="4"/>
               <w:left w:val="single" w:color="BFC9D6" w:sz="4"/>
@@ -5539,6 +5631,26 @@
               <w:bidi/>
               <w:spacing w:after="30" w:before="30" w:line="264"/>
             </w:pPr>
+            <w:r>
+              <w:rPr>
+                <w:rFonts w:ascii="Segoe UI Emoji" w:cs="Segoe UI Emoji" w:eastAsia="Segoe UI Emoji" w:hAnsi="Segoe UI Emoji"/>
+                <w:sz w:val="18"/>
+                <w:szCs w:val="18"/>
+                <w:rtl/>
+              </w:rPr>
+              <w:t xml:space="preserve">✅</w:t>
+            </w:r>
+            <w:r>
+              <w:rPr>
+                <w:rFonts w:ascii="Arial" w:cs="Arial" w:eastAsia="Arial" w:hAnsi="Arial"/>
+                <w:b w:val="false"/>
+                <w:bCs w:val="false"/>
+                <w:sz w:val="18"/>
+                <w:szCs w:val="18"/>
+                <w:rtl/>
+              </w:rPr>
+              <w:t xml:space="preserve"> </w:t>
+            </w:r>
             <w:r>
               <w:rPr>
                 <w:rFonts w:ascii="Courier New" w:cs="Courier New" w:eastAsia="Courier New" w:hAnsi="Courier New"/>
@@ -5550,45 +5662,19 @@
                 <w:shd w:fill="F1F3F5" w:color="auto" w:val="clear"/>
                 <w:rtl/>
               </w:rPr>
-              <w:t xml:space="preserve">‎sa‎</w:t>
-            </w:r>
-            <w:r>
-              <w:rPr>
-                <w:rFonts w:ascii="Arial" w:cs="Arial" w:eastAsia="Arial" w:hAnsi="Arial"/>
-                <w:b w:val="false"/>
-                <w:bCs w:val="false"/>
-                <w:sz w:val="18"/>
-                <w:szCs w:val="18"/>
-                <w:rtl/>
-              </w:rPr>
-              <w:t xml:space="preserve"> (:17)</w:t>
-            </w:r>
-          </w:p>
-        </w:tc>
-        <w:tc>
-          <w:tcPr>
-            <w:tcW w:type="dxa" w:w="3250"/>
-            <w:tcBorders>
-              <w:top w:val="single" w:color="BFC9D6" w:sz="4"/>
-              <w:left w:val="single" w:color="BFC9D6" w:sz="4"/>
-              <w:bottom w:val="single" w:color="BFC9D6" w:sz="4"/>
-              <w:right w:val="single" w:color="BFC9D6" w:sz="4"/>
-            </w:tcBorders>
-            <w:shd w:fill="F5F8FC" w:color="auto" w:val="clear"/>
-            <w:tcMar>
-              <w:top w:type="dxa" w:w="50"/>
-              <w:left w:type="dxa" w:w="90"/>
-              <w:bottom w:type="dxa" w:w="50"/>
-              <w:right w:type="dxa" w:w="90"/>
-            </w:tcMar>
-            <w:vAlign w:val="top"/>
-          </w:tcPr>
-          <w:p>
-            <w:pPr>
-              <w:keepNext w:val="false"/>
-              <w:bidi/>
-              <w:spacing w:after="30" w:before="30" w:line="264"/>
-            </w:pPr>
+              <w:t xml:space="preserve">‎bankfas_migrator‎</w:t>
+            </w:r>
+            <w:r>
+              <w:rPr>
+                <w:rFonts w:ascii="Arial" w:cs="Arial" w:eastAsia="Arial" w:hAnsi="Arial"/>
+                <w:b w:val="false"/>
+                <w:bCs w:val="false"/>
+                <w:sz w:val="18"/>
+                <w:szCs w:val="18"/>
+                <w:rtl/>
+              </w:rPr>
+              <w:t xml:space="preserve"> منذ ADR 0014، و</w:t>
+            </w:r>
             <w:r>
               <w:rPr>
                 <w:rFonts w:ascii="Courier New" w:cs="Courier New" w:eastAsia="Courier New" w:hAnsi="Courier New"/>
@@ -5600,13 +5686,111 @@
                 <w:shd w:fill="F1F3F5" w:color="auto" w:val="clear"/>
                 <w:rtl/>
               </w:rPr>
+              <w:t xml:space="preserve">‎deploy.sh‎</w:t>
+            </w:r>
+            <w:r>
+              <w:rPr>
+                <w:rFonts w:ascii="Arial" w:cs="Arial" w:eastAsia="Arial" w:hAnsi="Arial"/>
+                <w:b w:val="false"/>
+                <w:bCs w:val="false"/>
+                <w:sz w:val="18"/>
+                <w:szCs w:val="18"/>
+                <w:rtl/>
+              </w:rPr>
+              <w:t xml:space="preserve"> يرفض </w:t>
+            </w:r>
+            <w:r>
+              <w:rPr>
+                <w:rFonts w:ascii="Courier New" w:cs="Courier New" w:eastAsia="Courier New" w:hAnsi="Courier New"/>
+                <w:b w:val="false"/>
+                <w:bCs w:val="false"/>
+                <w:color w:val="1F2937"/>
+                <w:sz w:val="16"/>
+                <w:szCs w:val="16"/>
+                <w:shd w:fill="F1F3F5" w:color="auto" w:val="clear"/>
+                <w:rtl/>
+              </w:rPr>
+              <w:t xml:space="preserve">‎sa‎</w:t>
+            </w:r>
+            <w:r>
+              <w:rPr>
+                <w:rFonts w:ascii="Arial" w:cs="Arial" w:eastAsia="Arial" w:hAnsi="Arial"/>
+                <w:b w:val="false"/>
+                <w:bCs w:val="false"/>
+                <w:sz w:val="18"/>
+                <w:szCs w:val="18"/>
+                <w:rtl/>
+              </w:rPr>
+              <w:t xml:space="preserve"> وأي </w:t>
+            </w:r>
+            <w:r>
+              <w:rPr>
+                <w:rFonts w:ascii="Courier New" w:cs="Courier New" w:eastAsia="Courier New" w:hAnsi="Courier New"/>
+                <w:b w:val="false"/>
+                <w:bCs w:val="false"/>
+                <w:color w:val="1F2937"/>
+                <w:sz w:val="16"/>
+                <w:szCs w:val="16"/>
+                <w:shd w:fill="F1F3F5" w:color="auto" w:val="clear"/>
+                <w:rtl/>
+              </w:rPr>
+              <w:t xml:space="preserve">‎sysadmin‎</w:t>
+            </w:r>
+            <w:r>
+              <w:rPr>
+                <w:rFonts w:ascii="Arial" w:cs="Arial" w:eastAsia="Arial" w:hAnsi="Arial"/>
+                <w:b w:val="false"/>
+                <w:bCs w:val="false"/>
+                <w:sz w:val="18"/>
+                <w:szCs w:val="18"/>
+                <w:rtl/>
+              </w:rPr>
+              <w:t xml:space="preserve"> (50140)</w:t>
+            </w:r>
+          </w:p>
+        </w:tc>
+        <w:tc>
+          <w:tcPr>
+            <w:tcW w:type="dxa" w:w="3178"/>
+            <w:tcBorders>
+              <w:top w:val="single" w:color="BFC9D6" w:sz="4"/>
+              <w:left w:val="single" w:color="BFC9D6" w:sz="4"/>
+              <w:bottom w:val="single" w:color="BFC9D6" w:sz="4"/>
+              <w:right w:val="single" w:color="BFC9D6" w:sz="4"/>
+            </w:tcBorders>
+            <w:shd w:fill="F5F8FC" w:color="auto" w:val="clear"/>
+            <w:tcMar>
+              <w:top w:type="dxa" w:w="50"/>
+              <w:left w:type="dxa" w:w="90"/>
+              <w:bottom w:type="dxa" w:w="50"/>
+              <w:right w:type="dxa" w:w="90"/>
+            </w:tcMar>
+            <w:vAlign w:val="top"/>
+          </w:tcPr>
+          <w:p>
+            <w:pPr>
+              <w:keepNext w:val="false"/>
+              <w:bidi/>
+              <w:spacing w:after="30" w:before="30" w:line="264"/>
+            </w:pPr>
+            <w:r>
+              <w:rPr>
+                <w:rFonts w:ascii="Courier New" w:cs="Courier New" w:eastAsia="Courier New" w:hAnsi="Courier New"/>
+                <w:b w:val="false"/>
+                <w:bCs w:val="false"/>
+                <w:color w:val="1F2937"/>
+                <w:sz w:val="16"/>
+                <w:szCs w:val="16"/>
+                <w:shd w:fill="F1F3F5" w:color="auto" w:val="clear"/>
+                <w:rtl/>
+              </w:rPr>
               <w:t xml:space="preserve">‎bankfas_migrator‎</w:t>
             </w:r>
           </w:p>
         </w:tc>
         <w:tc>
           <w:tcPr>
-            <w:tcW w:type="dxa" w:w="3476"/>
+            <w:tcW w:type="dxa" w:w="3399"/>
             <w:tcBorders>
               <w:top w:val="single" w:color="BFC9D6" w:sz="4"/>
               <w:left w:val="single" w:color="BFC9D6" w:sz="4"/>
@@ -5685,7 +5869,7 @@
         </w:trPr>
         <w:tc>
           <w:tcPr>
-            <w:tcW w:type="dxa" w:w="1569"/>
+            <w:tcW w:type="dxa" w:w="1534"/>
             <w:tcBorders>
               <w:top w:val="single" w:color="BFC9D6" w:sz="4"/>
               <w:left w:val="single" w:color="BFC9D6" w:sz="4"/>
@@ -5723,7 +5907,7 @@
         </w:tc>
         <w:tc>
           <w:tcPr>
-            <w:tcW w:type="dxa" w:w="1569"/>
+            <w:tcW w:type="dxa" w:w="1753"/>
             <w:tcBorders>
               <w:top w:val="single" w:color="BFC9D6" w:sz="4"/>
               <w:left w:val="single" w:color="BFC9D6" w:sz="4"/>
@@ -5759,7 +5943,7 @@
         </w:tc>
         <w:tc>
           <w:tcPr>
-            <w:tcW w:type="dxa" w:w="3250"/>
+            <w:tcW w:type="dxa" w:w="3178"/>
             <w:tcBorders>
               <w:top w:val="single" w:color="BFC9D6" w:sz="4"/>
               <w:left w:val="single" w:color="BFC9D6" w:sz="4"/>
@@ -5795,7 +5979,7 @@
         </w:tc>
         <w:tc>
           <w:tcPr>
-            <w:tcW w:type="dxa" w:w="3476"/>
+            <w:tcW w:type="dxa" w:w="3399"/>
             <w:tcBorders>
               <w:top w:val="single" w:color="BFC9D6" w:sz="4"/>
               <w:left w:val="single" w:color="BFC9D6" w:sz="4"/>
@@ -5836,7 +6020,7 @@
         </w:trPr>
         <w:tc>
           <w:tcPr>
-            <w:tcW w:type="dxa" w:w="1569"/>
+            <w:tcW w:type="dxa" w:w="1534"/>
             <w:tcBorders>
               <w:top w:val="single" w:color="BFC9D6" w:sz="4"/>
               <w:left w:val="single" w:color="BFC9D6" w:sz="4"/>
@@ -5875,7 +6059,7 @@
         </w:tc>
         <w:tc>
           <w:tcPr>
-            <w:tcW w:type="dxa" w:w="1569"/>
+            <w:tcW w:type="dxa" w:w="1753"/>
             <w:tcBorders>
               <w:top w:val="single" w:color="BFC9D6" w:sz="4"/>
               <w:left w:val="single" w:color="BFC9D6" w:sz="4"/>
@@ -5925,7 +6109,7 @@
         </w:tc>
         <w:tc>
           <w:tcPr>
-            <w:tcW w:type="dxa" w:w="3250"/>
+            <w:tcW w:type="dxa" w:w="3178"/>
             <w:tcBorders>
               <w:top w:val="single" w:color="BFC9D6" w:sz="4"/>
               <w:left w:val="single" w:color="BFC9D6" w:sz="4"/>
@@ -5964,7 +6148,7 @@
         </w:tc>
         <w:tc>
           <w:tcPr>
-            <w:tcW w:type="dxa" w:w="3476"/>
+            <w:tcW w:type="dxa" w:w="3399"/>
             <w:tcBorders>
               <w:top w:val="single" w:color="BFC9D6" w:sz="4"/>
               <w:left w:val="single" w:color="BFC9D6" w:sz="4"/>
@@ -6006,7 +6190,7 @@
         </w:trPr>
         <w:tc>
           <w:tcPr>
-            <w:tcW w:type="dxa" w:w="1569"/>
+            <w:tcW w:type="dxa" w:w="1534"/>
             <w:tcBorders>
               <w:top w:val="single" w:color="BFC9D6" w:sz="4"/>
               <w:left w:val="single" w:color="BFC9D6" w:sz="4"/>
@@ -6044,7 +6228,7 @@
         </w:tc>
         <w:tc>
           <w:tcPr>
-            <w:tcW w:type="dxa" w:w="1569"/>
+            <w:tcW w:type="dxa" w:w="1753"/>
             <w:tcBorders>
               <w:top w:val="single" w:color="BFC9D6" w:sz="4"/>
               <w:left w:val="single" w:color="BFC9D6" w:sz="4"/>
@@ -6089,7 +6273,7 @@
         </w:tc>
         <w:tc>
           <w:tcPr>
-            <w:tcW w:type="dxa" w:w="3250"/>
+            <w:tcW w:type="dxa" w:w="3178"/>
             <w:tcBorders>
               <w:top w:val="single" w:color="BFC9D6" w:sz="4"/>
               <w:left w:val="single" w:color="BFC9D6" w:sz="4"/>
@@ -6149,7 +6333,7 @@
         </w:tc>
         <w:tc>
           <w:tcPr>
-            <w:tcW w:type="dxa" w:w="3476"/>
+            <w:tcW w:type="dxa" w:w="3399"/>
             <w:tcBorders>
               <w:top w:val="single" w:color="BFC9D6" w:sz="4"/>
               <w:left w:val="single" w:color="BFC9D6" w:sz="4"/>
@@ -12155,9 +12339,9 @@
         </w:tblBorders>
       </w:tblPr>
       <w:tblGrid>
-        <w:gridCol w:w="1250"/>
-        <w:gridCol w:w="5975"/>
-        <w:gridCol w:w="2639"/>
+        <w:gridCol w:w="1917"/>
+        <w:gridCol w:w="6180"/>
+        <w:gridCol w:w="1767"/>
       </w:tblGrid>
       <w:tr>
         <w:trPr>
@@ -12166,7 +12350,7 @@
         </w:trPr>
         <w:tc>
           <w:tcPr>
-            <w:tcW w:type="dxa" w:w="1250"/>
+            <w:tcW w:type="dxa" w:w="1917"/>
             <w:tcBorders>
               <w:top w:val="single" w:color="BFC9D6" w:sz="4"/>
               <w:left w:val="single" w:color="BFC9D6" w:sz="4"/>
@@ -12204,7 +12388,7 @@
         </w:tc>
         <w:tc>
           <w:tcPr>
-            <w:tcW w:type="dxa" w:w="5975"/>
+            <w:tcW w:type="dxa" w:w="6180"/>
             <w:tcBorders>
               <w:top w:val="single" w:color="BFC9D6" w:sz="4"/>
               <w:left w:val="single" w:color="BFC9D6" w:sz="4"/>
@@ -12242,7 +12426,7 @@
         </w:tc>
         <w:tc>
           <w:tcPr>
-            <w:tcW w:type="dxa" w:w="2639"/>
+            <w:tcW w:type="dxa" w:w="1767"/>
             <w:tcBorders>
               <w:top w:val="single" w:color="BFC9D6" w:sz="4"/>
               <w:left w:val="single" w:color="BFC9D6" w:sz="4"/>
@@ -12285,7 +12469,7 @@
         </w:trPr>
         <w:tc>
           <w:tcPr>
-            <w:tcW w:type="dxa" w:w="1250"/>
+            <w:tcW w:type="dxa" w:w="1917"/>
             <w:tcBorders>
               <w:top w:val="single" w:color="BFC9D6" w:sz="4"/>
               <w:left w:val="single" w:color="BFC9D6" w:sz="4"/>
@@ -12321,7 +12505,7 @@
         </w:tc>
         <w:tc>
           <w:tcPr>
-            <w:tcW w:type="dxa" w:w="5975"/>
+            <w:tcW w:type="dxa" w:w="6180"/>
             <w:tcBorders>
               <w:top w:val="single" w:color="BFC9D6" w:sz="4"/>
               <w:left w:val="single" w:color="BFC9D6" w:sz="4"/>
@@ -12357,7 +12541,7 @@
         </w:tc>
         <w:tc>
           <w:tcPr>
-            <w:tcW w:type="dxa" w:w="2639"/>
+            <w:tcW w:type="dxa" w:w="1767"/>
             <w:tcBorders>
               <w:top w:val="single" w:color="BFC9D6" w:sz="4"/>
               <w:left w:val="single" w:color="BFC9D6" w:sz="4"/>
@@ -12398,7 +12582,7 @@
         </w:trPr>
         <w:tc>
           <w:tcPr>
-            <w:tcW w:type="dxa" w:w="1250"/>
+            <w:tcW w:type="dxa" w:w="1917"/>
             <w:tcBorders>
               <w:top w:val="single" w:color="BFC9D6" w:sz="4"/>
               <w:left w:val="single" w:color="BFC9D6" w:sz="4"/>
@@ -12435,7 +12619,7 @@
         </w:tc>
         <w:tc>
           <w:tcPr>
-            <w:tcW w:type="dxa" w:w="5975"/>
+            <w:tcW w:type="dxa" w:w="6180"/>
             <w:tcBorders>
               <w:top w:val="single" w:color="BFC9D6" w:sz="4"/>
               <w:left w:val="single" w:color="BFC9D6" w:sz="4"/>
@@ -12485,7 +12669,7 @@
         </w:tc>
         <w:tc>
           <w:tcPr>
-            <w:tcW w:type="dxa" w:w="2639"/>
+            <w:tcW w:type="dxa" w:w="1767"/>
             <w:tcBorders>
               <w:top w:val="single" w:color="BFC9D6" w:sz="4"/>
               <w:left w:val="single" w:color="BFC9D6" w:sz="4"/>
@@ -12527,7 +12711,7 @@
         </w:trPr>
         <w:tc>
           <w:tcPr>
-            <w:tcW w:type="dxa" w:w="1250"/>
+            <w:tcW w:type="dxa" w:w="1917"/>
             <w:tcBorders>
               <w:top w:val="single" w:color="BFC9D6" w:sz="4"/>
               <w:left w:val="single" w:color="BFC9D6" w:sz="4"/>
@@ -12563,73 +12747,130 @@
         </w:tc>
         <w:tc>
           <w:tcPr>
-            <w:tcW w:type="dxa" w:w="5975"/>
-            <w:tcBorders>
-              <w:top w:val="single" w:color="BFC9D6" w:sz="4"/>
-              <w:left w:val="single" w:color="BFC9D6" w:sz="4"/>
-              <w:bottom w:val="single" w:color="BFC9D6" w:sz="4"/>
-              <w:right w:val="single" w:color="BFC9D6" w:sz="4"/>
-            </w:tcBorders>
-            <w:tcMar>
-              <w:top w:type="dxa" w:w="50"/>
-              <w:left w:type="dxa" w:w="90"/>
-              <w:bottom w:type="dxa" w:w="50"/>
-              <w:right w:type="dxa" w:w="90"/>
-            </w:tcMar>
-            <w:vAlign w:val="top"/>
-          </w:tcPr>
-          <w:p>
-            <w:pPr>
-              <w:keepNext w:val="false"/>
-              <w:bidi/>
-              <w:spacing w:after="30" w:before="30" w:line="264"/>
-            </w:pPr>
-            <w:r>
-              <w:rPr>
-                <w:rFonts w:ascii="Arial" w:cs="Arial" w:eastAsia="Arial" w:hAnsi="Arial"/>
-                <w:b w:val="false"/>
-                <w:bCs w:val="false"/>
-                <w:sz w:val="18"/>
-                <w:szCs w:val="18"/>
-                <w:rtl/>
-              </w:rPr>
-              <w:t xml:space="preserve">DOC-S10 §7.2</w:t>
-            </w:r>
-          </w:p>
-        </w:tc>
-        <w:tc>
-          <w:tcPr>
-            <w:tcW w:type="dxa" w:w="2639"/>
-            <w:tcBorders>
-              <w:top w:val="single" w:color="BFC9D6" w:sz="4"/>
-              <w:left w:val="single" w:color="BFC9D6" w:sz="4"/>
-              <w:bottom w:val="single" w:color="BFC9D6" w:sz="4"/>
-              <w:right w:val="single" w:color="BFC9D6" w:sz="4"/>
-            </w:tcBorders>
-            <w:tcMar>
-              <w:top w:type="dxa" w:w="50"/>
-              <w:left w:type="dxa" w:w="90"/>
-              <w:bottom w:type="dxa" w:w="50"/>
-              <w:right w:type="dxa" w:w="90"/>
-            </w:tcMar>
-            <w:vAlign w:val="top"/>
-          </w:tcPr>
-          <w:p>
-            <w:pPr>
-              <w:keepNext w:val="false"/>
-              <w:bidi/>
-              <w:spacing w:after="30" w:before="30" w:line="264"/>
-            </w:pPr>
-            <w:r>
-              <w:rPr>
-                <w:rFonts w:ascii="Arial" w:cs="Arial" w:eastAsia="Arial" w:hAnsi="Arial"/>
-                <w:b w:val="false"/>
-                <w:bCs w:val="false"/>
-                <w:sz w:val="18"/>
-                <w:szCs w:val="18"/>
-                <w:rtl/>
-              </w:rPr>
-              <w:t xml:space="preserve">اختلاف عن السجل</w:t>
+            <w:tcW w:type="dxa" w:w="6180"/>
+            <w:tcBorders>
+              <w:top w:val="single" w:color="BFC9D6" w:sz="4"/>
+              <w:left w:val="single" w:color="BFC9D6" w:sz="4"/>
+              <w:bottom w:val="single" w:color="BFC9D6" w:sz="4"/>
+              <w:right w:val="single" w:color="BFC9D6" w:sz="4"/>
+            </w:tcBorders>
+            <w:tcMar>
+              <w:top w:type="dxa" w:w="50"/>
+              <w:left w:type="dxa" w:w="90"/>
+              <w:bottom w:type="dxa" w:w="50"/>
+              <w:right w:type="dxa" w:w="90"/>
+            </w:tcMar>
+            <w:vAlign w:val="top"/>
+          </w:tcPr>
+          <w:p>
+            <w:pPr>
+              <w:keepNext w:val="false"/>
+              <w:bidi/>
+              <w:spacing w:after="30" w:before="30" w:line="264"/>
+            </w:pPr>
+            <w:r>
+              <w:rPr>
+                <w:rFonts w:ascii="Segoe UI Emoji" w:cs="Segoe UI Emoji" w:eastAsia="Segoe UI Emoji" w:hAnsi="Segoe UI Emoji"/>
+                <w:sz w:val="18"/>
+                <w:szCs w:val="18"/>
+                <w:rtl/>
+              </w:rPr>
+              <w:t xml:space="preserve">✅</w:t>
+            </w:r>
+            <w:r>
+              <w:rPr>
+                <w:rFonts w:ascii="Arial" w:cs="Arial" w:eastAsia="Arial" w:hAnsi="Arial"/>
+                <w:b w:val="false"/>
+                <w:bCs w:val="false"/>
+                <w:sz w:val="18"/>
+                <w:szCs w:val="18"/>
+                <w:rtl/>
+              </w:rPr>
+              <w:t xml:space="preserve"> آلي في </w:t>
+            </w:r>
+            <w:r>
+              <w:rPr>
+                <w:rFonts w:ascii="Courier New" w:cs="Courier New" w:eastAsia="Courier New" w:hAnsi="Courier New"/>
+                <w:b w:val="false"/>
+                <w:bCs w:val="false"/>
+                <w:color w:val="1F2937"/>
+                <w:sz w:val="16"/>
+                <w:szCs w:val="16"/>
+                <w:shd w:fill="F1F3F5" w:color="auto" w:val="clear"/>
+                <w:rtl/>
+              </w:rPr>
+              <w:t xml:space="preserve">‎deploy.sh‎</w:t>
+            </w:r>
+            <w:r>
+              <w:rPr>
+                <w:rFonts w:ascii="Arial" w:cs="Arial" w:eastAsia="Arial" w:hAnsi="Arial"/>
+                <w:b w:val="false"/>
+                <w:bCs w:val="false"/>
+                <w:sz w:val="18"/>
+                <w:szCs w:val="18"/>
+                <w:rtl/>
+              </w:rPr>
+              <w:t xml:space="preserve"> (db/ops/deploy_preflight.sql، ADR 0014): بناء SQL Server ونسخة Ubuntu مقابل </w:t>
+            </w:r>
+            <w:r>
+              <w:rPr>
+                <w:rFonts w:ascii="Courier New" w:cs="Courier New" w:eastAsia="Courier New" w:hAnsi="Courier New"/>
+                <w:b w:val="false"/>
+                <w:bCs w:val="false"/>
+                <w:color w:val="1F2937"/>
+                <w:sz w:val="16"/>
+                <w:szCs w:val="16"/>
+                <w:shd w:fill="F1F3F5" w:color="auto" w:val="clear"/>
+                <w:rtl/>
+              </w:rPr>
+              <w:t xml:space="preserve">‎versions.json‎</w:t>
+            </w:r>
+            <w:r>
+              <w:rPr>
+                <w:rFonts w:ascii="Arial" w:cs="Arial" w:eastAsia="Arial" w:hAnsi="Arial"/>
+                <w:b w:val="false"/>
+                <w:bCs w:val="false"/>
+                <w:sz w:val="18"/>
+                <w:szCs w:val="18"/>
+                <w:rtl/>
+              </w:rPr>
+              <w:t xml:space="preserve">. والنواة وأدوات العميل تبقى يدوية (DOC-S10 §7.2)</w:t>
+            </w:r>
+          </w:p>
+        </w:tc>
+        <w:tc>
+          <w:tcPr>
+            <w:tcW w:type="dxa" w:w="1767"/>
+            <w:tcBorders>
+              <w:top w:val="single" w:color="BFC9D6" w:sz="4"/>
+              <w:left w:val="single" w:color="BFC9D6" w:sz="4"/>
+              <w:bottom w:val="single" w:color="BFC9D6" w:sz="4"/>
+              <w:right w:val="single" w:color="BFC9D6" w:sz="4"/>
+            </w:tcBorders>
+            <w:tcMar>
+              <w:top w:type="dxa" w:w="50"/>
+              <w:left w:type="dxa" w:w="90"/>
+              <w:bottom w:type="dxa" w:w="50"/>
+              <w:right w:type="dxa" w:w="90"/>
+            </w:tcMar>
+            <w:vAlign w:val="top"/>
+          </w:tcPr>
+          <w:p>
+            <w:pPr>
+              <w:keepNext w:val="false"/>
+              <w:bidi/>
+              <w:spacing w:after="30" w:before="30" w:line="264"/>
+            </w:pPr>
+            <w:r>
+              <w:rPr>
+                <w:rFonts w:ascii="Arial" w:cs="Arial" w:eastAsia="Arial" w:hAnsi="Arial"/>
+                <w:b w:val="false"/>
+                <w:bCs w:val="false"/>
+                <w:sz w:val="18"/>
+                <w:szCs w:val="18"/>
+                <w:rtl/>
+              </w:rPr>
+              <w:t xml:space="preserve">اختلاف عن السجل (50143)</w:t>
             </w:r>
           </w:p>
         </w:tc>
@@ -12640,7 +12881,7 @@
         </w:trPr>
         <w:tc>
           <w:tcPr>
-            <w:tcW w:type="dxa" w:w="1250"/>
+            <w:tcW w:type="dxa" w:w="1917"/>
             <w:tcBorders>
               <w:top w:val="single" w:color="BFC9D6" w:sz="4"/>
               <w:left w:val="single" w:color="BFC9D6" w:sz="4"/>
@@ -12677,7 +12918,7 @@
         </w:tc>
         <w:tc>
           <w:tcPr>
-            <w:tcW w:type="dxa" w:w="5975"/>
+            <w:tcW w:type="dxa" w:w="6180"/>
             <w:tcBorders>
               <w:top w:val="single" w:color="BFC9D6" w:sz="4"/>
               <w:left w:val="single" w:color="BFC9D6" w:sz="4"/>
@@ -12699,6 +12940,26 @@
               <w:bidi/>
               <w:spacing w:after="30" w:before="30" w:line="264"/>
             </w:pPr>
+            <w:r>
+              <w:rPr>
+                <w:rFonts w:ascii="Segoe UI Emoji" w:cs="Segoe UI Emoji" w:eastAsia="Segoe UI Emoji" w:hAnsi="Segoe UI Emoji"/>
+                <w:sz w:val="18"/>
+                <w:szCs w:val="18"/>
+                <w:rtl/>
+              </w:rPr>
+              <w:t xml:space="preserve">✅</w:t>
+            </w:r>
+            <w:r>
+              <w:rPr>
+                <w:rFonts w:ascii="Arial" w:cs="Arial" w:eastAsia="Arial" w:hAnsi="Arial"/>
+                <w:b w:val="false"/>
+                <w:bCs w:val="false"/>
+                <w:sz w:val="18"/>
+                <w:szCs w:val="18"/>
+                <w:rtl/>
+              </w:rPr>
+              <w:t xml:space="preserve"> آلي في </w:t>
+            </w:r>
             <w:r>
               <w:rPr>
                 <w:rFonts w:ascii="Courier New" w:cs="Courier New" w:eastAsia="Courier New" w:hAnsi="Courier New"/>
@@ -12710,24 +12971,24 @@
                 <w:shd w:fill="F1F3F5" w:color="auto" w:val="clear"/>
                 <w:rtl/>
               </w:rPr>
-              <w:t xml:space="preserve">‎SELECT DB_ID(N'BankFas'), DATABASEPROPERTYEX(N'BankFas','Collation')‎</w:t>
-            </w:r>
-            <w:r>
-              <w:rPr>
-                <w:rFonts w:ascii="Arial" w:cs="Arial" w:eastAsia="Arial" w:hAnsi="Arial"/>
-                <w:b w:val="false"/>
-                <w:bCs w:val="false"/>
-                <w:sz w:val="18"/>
-                <w:szCs w:val="18"/>
-                <w:rtl/>
-              </w:rPr>
-              <w:t xml:space="preserve">، وعدد الجداول</w:t>
-            </w:r>
-          </w:p>
-        </w:tc>
-        <w:tc>
-          <w:tcPr>
-            <w:tcW w:type="dxa" w:w="2639"/>
+              <w:t xml:space="preserve">‎deploy.sh‎</w:t>
+            </w:r>
+            <w:r>
+              <w:rPr>
+                <w:rFonts w:ascii="Arial" w:cs="Arial" w:eastAsia="Arial" w:hAnsi="Arial"/>
+                <w:b w:val="false"/>
+                <w:bCs w:val="false"/>
+                <w:sz w:val="18"/>
+                <w:szCs w:val="18"/>
+                <w:rtl/>
+              </w:rPr>
+              <w:t xml:space="preserve">: القاعدة موجودة بالترتيب، ولا جدول فيها</w:t>
+            </w:r>
+          </w:p>
+        </w:tc>
+        <w:tc>
+          <w:tcPr>
+            <w:tcW w:type="dxa" w:w="1767"/>
             <w:tcBorders>
               <w:top w:val="single" w:color="BFC9D6" w:sz="4"/>
               <w:left w:val="single" w:color="BFC9D6" w:sz="4"/>
@@ -12758,20 +13019,7 @@
                 <w:szCs w:val="18"/>
                 <w:rtl/>
               </w:rPr>
-              <w:t xml:space="preserve">القاعدة غير فارغة، أو الترتيب غير </w:t>
-            </w:r>
-            <w:r>
-              <w:rPr>
-                <w:rFonts w:ascii="Courier New" w:cs="Courier New" w:eastAsia="Courier New" w:hAnsi="Courier New"/>
-                <w:b w:val="false"/>
-                <w:bCs w:val="false"/>
-                <w:color w:val="1F2937"/>
-                <w:sz w:val="16"/>
-                <w:szCs w:val="16"/>
-                <w:shd w:fill="F1F3F5" w:color="auto" w:val="clear"/>
-                <w:rtl/>
-              </w:rPr>
-              <w:t xml:space="preserve">‎Arabic_100_CI_AS_SC‎</w:t>
+              <w:t xml:space="preserve">القاعدة غائبة أو بترتيب آخر (50141)، أو غير فارغة (50142)</w:t>
             </w:r>
           </w:p>
         </w:tc>
@@ -12782,119 +13030,168 @@
         </w:trPr>
         <w:tc>
           <w:tcPr>
-            <w:tcW w:type="dxa" w:w="1250"/>
-            <w:tcBorders>
-              <w:top w:val="single" w:color="BFC9D6" w:sz="4"/>
-              <w:left w:val="single" w:color="BFC9D6" w:sz="4"/>
-              <w:bottom w:val="single" w:color="BFC9D6" w:sz="4"/>
-              <w:right w:val="single" w:color="BFC9D6" w:sz="4"/>
-            </w:tcBorders>
-            <w:tcMar>
-              <w:top w:type="dxa" w:w="50"/>
-              <w:left w:type="dxa" w:w="90"/>
-              <w:bottom w:type="dxa" w:w="50"/>
-              <w:right w:type="dxa" w:w="90"/>
-            </w:tcMar>
-            <w:vAlign w:val="top"/>
-          </w:tcPr>
-          <w:p>
-            <w:pPr>
-              <w:keepNext w:val="false"/>
-              <w:bidi/>
-              <w:spacing w:after="30" w:before="30" w:line="264"/>
-            </w:pPr>
-            <w:r>
-              <w:rPr>
-                <w:rFonts w:ascii="Arial" w:cs="Arial" w:eastAsia="Arial" w:hAnsi="Arial"/>
-                <w:b w:val="false"/>
-                <w:bCs w:val="false"/>
-                <w:sz w:val="18"/>
-                <w:szCs w:val="18"/>
-                <w:rtl/>
-              </w:rPr>
-              <w:t xml:space="preserve">المساحة</w:t>
-            </w:r>
-          </w:p>
-        </w:tc>
-        <w:tc>
-          <w:tcPr>
-            <w:tcW w:type="dxa" w:w="5975"/>
-            <w:tcBorders>
-              <w:top w:val="single" w:color="BFC9D6" w:sz="4"/>
-              <w:left w:val="single" w:color="BFC9D6" w:sz="4"/>
-              <w:bottom w:val="single" w:color="BFC9D6" w:sz="4"/>
-              <w:right w:val="single" w:color="BFC9D6" w:sz="4"/>
-            </w:tcBorders>
-            <w:tcMar>
-              <w:top w:type="dxa" w:w="50"/>
-              <w:left w:type="dxa" w:w="90"/>
-              <w:bottom w:type="dxa" w:w="50"/>
-              <w:right w:type="dxa" w:w="90"/>
-            </w:tcMar>
-            <w:vAlign w:val="top"/>
-          </w:tcPr>
-          <w:p>
-            <w:pPr>
-              <w:keepNext w:val="false"/>
-              <w:bidi/>
-              <w:spacing w:after="30" w:before="30" w:line="264"/>
-            </w:pPr>
-            <w:r>
-              <w:rPr>
-                <w:rFonts w:ascii="Arial" w:cs="Arial" w:eastAsia="Arial" w:hAnsi="Arial"/>
-                <w:b w:val="false"/>
-                <w:bCs w:val="false"/>
-                <w:sz w:val="18"/>
-                <w:szCs w:val="18"/>
-                <w:rtl/>
-              </w:rPr>
-              <w:t xml:space="preserve">المساحة الحرة على V2 وV3 وV4</w:t>
-            </w:r>
-          </w:p>
-        </w:tc>
-        <w:tc>
-          <w:tcPr>
-            <w:tcW w:type="dxa" w:w="2639"/>
-            <w:tcBorders>
-              <w:top w:val="single" w:color="BFC9D6" w:sz="4"/>
-              <w:left w:val="single" w:color="BFC9D6" w:sz="4"/>
-              <w:bottom w:val="single" w:color="BFC9D6" w:sz="4"/>
-              <w:right w:val="single" w:color="BFC9D6" w:sz="4"/>
-            </w:tcBorders>
-            <w:tcMar>
-              <w:top w:type="dxa" w:w="50"/>
-              <w:left w:type="dxa" w:w="90"/>
-              <w:bottom w:type="dxa" w:w="50"/>
-              <w:right w:type="dxa" w:w="90"/>
-            </w:tcMar>
-            <w:vAlign w:val="top"/>
-          </w:tcPr>
-          <w:p>
-            <w:pPr>
-              <w:keepNext w:val="false"/>
-              <w:bidi/>
-              <w:spacing w:after="30" w:before="30" w:line="264"/>
-            </w:pPr>
-            <w:r>
-              <w:rPr>
-                <w:rFonts w:ascii="Arial" w:cs="Arial" w:eastAsia="Arial" w:hAnsi="Arial"/>
-                <w:b w:val="false"/>
-                <w:bCs w:val="false"/>
-                <w:sz w:val="18"/>
-                <w:szCs w:val="18"/>
-                <w:rtl/>
-              </w:rPr>
-              <w:t xml:space="preserve">أقل من 20% </w:t>
-            </w:r>
-            <w:r>
-              <w:rPr>
-                <w:rFonts w:ascii="Arial" w:cs="Arial" w:eastAsia="Arial" w:hAnsi="Arial"/>
-                <w:color w:val="E0A800"/>
-                <w:sz w:val="18"/>
-                <w:szCs w:val="18"/>
-                <w:rtl/>
-              </w:rPr>
-              <w:t xml:space="preserve">●</w:t>
+            <w:tcW w:type="dxa" w:w="1917"/>
+            <w:tcBorders>
+              <w:top w:val="single" w:color="BFC9D6" w:sz="4"/>
+              <w:left w:val="single" w:color="BFC9D6" w:sz="4"/>
+              <w:bottom w:val="single" w:color="BFC9D6" w:sz="4"/>
+              <w:right w:val="single" w:color="BFC9D6" w:sz="4"/>
+            </w:tcBorders>
+            <w:tcMar>
+              <w:top w:type="dxa" w:w="50"/>
+              <w:left w:type="dxa" w:w="90"/>
+              <w:bottom w:type="dxa" w:w="50"/>
+              <w:right w:type="dxa" w:w="90"/>
+            </w:tcMar>
+            <w:vAlign w:val="top"/>
+          </w:tcPr>
+          <w:p>
+            <w:pPr>
+              <w:keepNext w:val="false"/>
+              <w:bidi/>
+              <w:spacing w:after="30" w:before="30" w:line="264"/>
+            </w:pPr>
+            <w:r>
+              <w:rPr>
+                <w:rFonts w:ascii="Arial" w:cs="Arial" w:eastAsia="Arial" w:hAnsi="Arial"/>
+                <w:b w:val="false"/>
+                <w:bCs w:val="false"/>
+                <w:sz w:val="18"/>
+                <w:szCs w:val="18"/>
+                <w:rtl/>
+              </w:rPr>
+              <w:t xml:space="preserve">الحساب</w:t>
+            </w:r>
+          </w:p>
+        </w:tc>
+        <w:tc>
+          <w:tcPr>
+            <w:tcW w:type="dxa" w:w="6180"/>
+            <w:tcBorders>
+              <w:top w:val="single" w:color="BFC9D6" w:sz="4"/>
+              <w:left w:val="single" w:color="BFC9D6" w:sz="4"/>
+              <w:bottom w:val="single" w:color="BFC9D6" w:sz="4"/>
+              <w:right w:val="single" w:color="BFC9D6" w:sz="4"/>
+            </w:tcBorders>
+            <w:tcMar>
+              <w:top w:type="dxa" w:w="50"/>
+              <w:left w:type="dxa" w:w="90"/>
+              <w:bottom w:type="dxa" w:w="50"/>
+              <w:right w:type="dxa" w:w="90"/>
+            </w:tcMar>
+            <w:vAlign w:val="top"/>
+          </w:tcPr>
+          <w:p>
+            <w:pPr>
+              <w:keepNext w:val="false"/>
+              <w:bidi/>
+              <w:spacing w:after="30" w:before="30" w:line="264"/>
+            </w:pPr>
+            <w:r>
+              <w:rPr>
+                <w:rFonts w:ascii="Segoe UI Emoji" w:cs="Segoe UI Emoji" w:eastAsia="Segoe UI Emoji" w:hAnsi="Segoe UI Emoji"/>
+                <w:sz w:val="18"/>
+                <w:szCs w:val="18"/>
+                <w:rtl/>
+              </w:rPr>
+              <w:t xml:space="preserve">✅</w:t>
+            </w:r>
+            <w:r>
+              <w:rPr>
+                <w:rFonts w:ascii="Arial" w:cs="Arial" w:eastAsia="Arial" w:hAnsi="Arial"/>
+                <w:b w:val="false"/>
+                <w:bCs w:val="false"/>
+                <w:sz w:val="18"/>
+                <w:szCs w:val="18"/>
+                <w:rtl/>
+              </w:rPr>
+              <w:t xml:space="preserve"> آلي في </w:t>
+            </w:r>
+            <w:r>
+              <w:rPr>
+                <w:rFonts w:ascii="Courier New" w:cs="Courier New" w:eastAsia="Courier New" w:hAnsi="Courier New"/>
+                <w:b w:val="false"/>
+                <w:bCs w:val="false"/>
+                <w:color w:val="1F2937"/>
+                <w:sz w:val="16"/>
+                <w:szCs w:val="16"/>
+                <w:shd w:fill="F1F3F5" w:color="auto" w:val="clear"/>
+                <w:rtl/>
+              </w:rPr>
+              <w:t xml:space="preserve">‎deploy.sh‎</w:t>
+            </w:r>
+          </w:p>
+        </w:tc>
+        <w:tc>
+          <w:tcPr>
+            <w:tcW w:type="dxa" w:w="1767"/>
+            <w:tcBorders>
+              <w:top w:val="single" w:color="BFC9D6" w:sz="4"/>
+              <w:left w:val="single" w:color="BFC9D6" w:sz="4"/>
+              <w:bottom w:val="single" w:color="BFC9D6" w:sz="4"/>
+              <w:right w:val="single" w:color="BFC9D6" w:sz="4"/>
+            </w:tcBorders>
+            <w:tcMar>
+              <w:top w:type="dxa" w:w="50"/>
+              <w:left w:type="dxa" w:w="90"/>
+              <w:bottom w:type="dxa" w:w="50"/>
+              <w:right w:type="dxa" w:w="90"/>
+            </w:tcMar>
+            <w:vAlign w:val="top"/>
+          </w:tcPr>
+          <w:p>
+            <w:pPr>
+              <w:keepNext w:val="false"/>
+              <w:bidi/>
+              <w:spacing w:after="30" w:before="30" w:line="264"/>
+            </w:pPr>
+            <w:r>
+              <w:rPr>
+                <w:rFonts w:ascii="Courier New" w:cs="Courier New" w:eastAsia="Courier New" w:hAnsi="Courier New"/>
+                <w:b w:val="false"/>
+                <w:bCs w:val="false"/>
+                <w:color w:val="1F2937"/>
+                <w:sz w:val="16"/>
+                <w:szCs w:val="16"/>
+                <w:shd w:fill="F1F3F5" w:color="auto" w:val="clear"/>
+                <w:rtl/>
+              </w:rPr>
+              <w:t xml:space="preserve">‎sa‎</w:t>
+            </w:r>
+            <w:r>
+              <w:rPr>
+                <w:rFonts w:ascii="Arial" w:cs="Arial" w:eastAsia="Arial" w:hAnsi="Arial"/>
+                <w:b w:val="false"/>
+                <w:bCs w:val="false"/>
+                <w:sz w:val="18"/>
+                <w:szCs w:val="18"/>
+                <w:rtl/>
+              </w:rPr>
+              <w:t xml:space="preserve"> أو أي </w:t>
+            </w:r>
+            <w:r>
+              <w:rPr>
+                <w:rFonts w:ascii="Courier New" w:cs="Courier New" w:eastAsia="Courier New" w:hAnsi="Courier New"/>
+                <w:b w:val="false"/>
+                <w:bCs w:val="false"/>
+                <w:color w:val="1F2937"/>
+                <w:sz w:val="16"/>
+                <w:szCs w:val="16"/>
+                <w:shd w:fill="F1F3F5" w:color="auto" w:val="clear"/>
+                <w:rtl/>
+              </w:rPr>
+              <w:t xml:space="preserve">‎sysadmin‎</w:t>
+            </w:r>
+            <w:r>
+              <w:rPr>
+                <w:rFonts w:ascii="Arial" w:cs="Arial" w:eastAsia="Arial" w:hAnsi="Arial"/>
+                <w:b w:val="false"/>
+                <w:bCs w:val="false"/>
+                <w:sz w:val="18"/>
+                <w:szCs w:val="18"/>
+                <w:rtl/>
+              </w:rPr>
+              <w:t xml:space="preserve"> (50140)</w:t>
             </w:r>
           </w:p>
         </w:tc>
@@ -12905,7 +13202,7 @@
         </w:trPr>
         <w:tc>
           <w:tcPr>
-            <w:tcW w:type="dxa" w:w="1250"/>
+            <w:tcW w:type="dxa" w:w="1917"/>
             <w:tcBorders>
               <w:top w:val="single" w:color="BFC9D6" w:sz="4"/>
               <w:left w:val="single" w:color="BFC9D6" w:sz="4"/>
@@ -12936,13 +13233,13 @@
                 <w:szCs w:val="18"/>
                 <w:rtl/>
               </w:rPr>
-              <w:t xml:space="preserve">التدقيق</w:t>
-            </w:r>
-          </w:p>
-        </w:tc>
-        <w:tc>
-          <w:tcPr>
-            <w:tcW w:type="dxa" w:w="5975"/>
+              <w:t xml:space="preserve">المساحة</w:t>
+            </w:r>
+          </w:p>
+        </w:tc>
+        <w:tc>
+          <w:tcPr>
+            <w:tcW w:type="dxa" w:w="6180"/>
             <w:tcBorders>
               <w:top w:val="single" w:color="BFC9D6" w:sz="4"/>
               <w:left w:val="single" w:color="BFC9D6" w:sz="4"/>
@@ -12966,33 +13263,20 @@
             </w:pPr>
             <w:r>
               <w:rPr>
-                <w:rFonts w:ascii="Courier New" w:cs="Courier New" w:eastAsia="Courier New" w:hAnsi="Courier New"/>
-                <w:b w:val="false"/>
-                <w:bCs w:val="false"/>
-                <w:color w:val="1F2937"/>
-                <w:sz w:val="16"/>
-                <w:szCs w:val="16"/>
-                <w:shd w:fill="F1F3F5" w:color="auto" w:val="clear"/>
-                <w:rtl/>
-              </w:rPr>
-              <w:t xml:space="preserve">‎tools/deploy/server_audit.sh check‎</w:t>
-            </w:r>
-            <w:r>
-              <w:rPr>
-                <w:rFonts w:ascii="Arial" w:cs="Arial" w:eastAsia="Arial" w:hAnsi="Arial"/>
-                <w:b w:val="false"/>
-                <w:bCs w:val="false"/>
-                <w:sz w:val="18"/>
-                <w:szCs w:val="18"/>
-                <w:rtl/>
-              </w:rPr>
-              <w:t xml:space="preserve"> (ADR 0012)</w:t>
-            </w:r>
-          </w:p>
-        </w:tc>
-        <w:tc>
-          <w:tcPr>
-            <w:tcW w:type="dxa" w:w="2639"/>
+                <w:rFonts w:ascii="Arial" w:cs="Arial" w:eastAsia="Arial" w:hAnsi="Arial"/>
+                <w:b w:val="false"/>
+                <w:bCs w:val="false"/>
+                <w:sz w:val="18"/>
+                <w:szCs w:val="18"/>
+                <w:rtl/>
+              </w:rPr>
+              <w:t xml:space="preserve">المساحة الحرة على V2 وV3 وV4</w:t>
+            </w:r>
+          </w:p>
+        </w:tc>
+        <w:tc>
+          <w:tcPr>
+            <w:tcW w:type="dxa" w:w="1767"/>
             <w:tcBorders>
               <w:top w:val="single" w:color="BFC9D6" w:sz="4"/>
               <w:left w:val="single" w:color="BFC9D6" w:sz="4"/>
@@ -13023,7 +13307,17 @@
                 <w:szCs w:val="18"/>
                 <w:rtl/>
               </w:rPr>
-              <w:t xml:space="preserve">خروج غير صفري: التدقيق متوقف أو غير مطابق</w:t>
+              <w:t xml:space="preserve">أقل من 20% </w:t>
+            </w:r>
+            <w:r>
+              <w:rPr>
+                <w:rFonts w:ascii="Arial" w:cs="Arial" w:eastAsia="Arial" w:hAnsi="Arial"/>
+                <w:color w:val="E0A800"/>
+                <w:sz w:val="18"/>
+                <w:szCs w:val="18"/>
+                <w:rtl/>
+              </w:rPr>
+              <w:t xml:space="preserve">●</w:t>
             </w:r>
           </w:p>
         </w:tc>
@@ -13034,13 +13328,140 @@
         </w:trPr>
         <w:tc>
           <w:tcPr>
-            <w:tcW w:type="dxa" w:w="1250"/>
-            <w:tcBorders>
-              <w:top w:val="single" w:color="BFC9D6" w:sz="4"/>
-              <w:left w:val="single" w:color="BFC9D6" w:sz="4"/>
-              <w:bottom w:val="single" w:color="BFC9D6" w:sz="4"/>
-              <w:right w:val="single" w:color="BFC9D6" w:sz="4"/>
-            </w:tcBorders>
+            <w:tcW w:type="dxa" w:w="1917"/>
+            <w:tcBorders>
+              <w:top w:val="single" w:color="BFC9D6" w:sz="4"/>
+              <w:left w:val="single" w:color="BFC9D6" w:sz="4"/>
+              <w:bottom w:val="single" w:color="BFC9D6" w:sz="4"/>
+              <w:right w:val="single" w:color="BFC9D6" w:sz="4"/>
+            </w:tcBorders>
+            <w:tcMar>
+              <w:top w:type="dxa" w:w="50"/>
+              <w:left w:type="dxa" w:w="90"/>
+              <w:bottom w:type="dxa" w:w="50"/>
+              <w:right w:type="dxa" w:w="90"/>
+            </w:tcMar>
+            <w:vAlign w:val="top"/>
+          </w:tcPr>
+          <w:p>
+            <w:pPr>
+              <w:keepNext w:val="false"/>
+              <w:bidi/>
+              <w:spacing w:after="30" w:before="30" w:line="264"/>
+            </w:pPr>
+            <w:r>
+              <w:rPr>
+                <w:rFonts w:ascii="Arial" w:cs="Arial" w:eastAsia="Arial" w:hAnsi="Arial"/>
+                <w:b w:val="false"/>
+                <w:bCs w:val="false"/>
+                <w:sz w:val="18"/>
+                <w:szCs w:val="18"/>
+                <w:rtl/>
+              </w:rPr>
+              <w:t xml:space="preserve">التدقيق</w:t>
+            </w:r>
+          </w:p>
+        </w:tc>
+        <w:tc>
+          <w:tcPr>
+            <w:tcW w:type="dxa" w:w="6180"/>
+            <w:tcBorders>
+              <w:top w:val="single" w:color="BFC9D6" w:sz="4"/>
+              <w:left w:val="single" w:color="BFC9D6" w:sz="4"/>
+              <w:bottom w:val="single" w:color="BFC9D6" w:sz="4"/>
+              <w:right w:val="single" w:color="BFC9D6" w:sz="4"/>
+            </w:tcBorders>
+            <w:tcMar>
+              <w:top w:type="dxa" w:w="50"/>
+              <w:left w:type="dxa" w:w="90"/>
+              <w:bottom w:type="dxa" w:w="50"/>
+              <w:right w:type="dxa" w:w="90"/>
+            </w:tcMar>
+            <w:vAlign w:val="top"/>
+          </w:tcPr>
+          <w:p>
+            <w:pPr>
+              <w:keepNext w:val="false"/>
+              <w:bidi/>
+              <w:spacing w:after="30" w:before="30" w:line="264"/>
+            </w:pPr>
+            <w:r>
+              <w:rPr>
+                <w:rFonts w:ascii="Courier New" w:cs="Courier New" w:eastAsia="Courier New" w:hAnsi="Courier New"/>
+                <w:b w:val="false"/>
+                <w:bCs w:val="false"/>
+                <w:color w:val="1F2937"/>
+                <w:sz w:val="16"/>
+                <w:szCs w:val="16"/>
+                <w:shd w:fill="F1F3F5" w:color="auto" w:val="clear"/>
+                <w:rtl/>
+              </w:rPr>
+              <w:t xml:space="preserve">‎tools/deploy/server_audit.sh check‎</w:t>
+            </w:r>
+            <w:r>
+              <w:rPr>
+                <w:rFonts w:ascii="Arial" w:cs="Arial" w:eastAsia="Arial" w:hAnsi="Arial"/>
+                <w:b w:val="false"/>
+                <w:bCs w:val="false"/>
+                <w:sz w:val="18"/>
+                <w:szCs w:val="18"/>
+                <w:rtl/>
+              </w:rPr>
+              <w:t xml:space="preserve"> (ADR 0012)</w:t>
+            </w:r>
+          </w:p>
+        </w:tc>
+        <w:tc>
+          <w:tcPr>
+            <w:tcW w:type="dxa" w:w="1767"/>
+            <w:tcBorders>
+              <w:top w:val="single" w:color="BFC9D6" w:sz="4"/>
+              <w:left w:val="single" w:color="BFC9D6" w:sz="4"/>
+              <w:bottom w:val="single" w:color="BFC9D6" w:sz="4"/>
+              <w:right w:val="single" w:color="BFC9D6" w:sz="4"/>
+            </w:tcBorders>
+            <w:tcMar>
+              <w:top w:type="dxa" w:w="50"/>
+              <w:left w:type="dxa" w:w="90"/>
+              <w:bottom w:type="dxa" w:w="50"/>
+              <w:right w:type="dxa" w:w="90"/>
+            </w:tcMar>
+            <w:vAlign w:val="top"/>
+          </w:tcPr>
+          <w:p>
+            <w:pPr>
+              <w:keepNext w:val="false"/>
+              <w:bidi/>
+              <w:spacing w:after="30" w:before="30" w:line="264"/>
+            </w:pPr>
+            <w:r>
+              <w:rPr>
+                <w:rFonts w:ascii="Arial" w:cs="Arial" w:eastAsia="Arial" w:hAnsi="Arial"/>
+                <w:b w:val="false"/>
+                <w:bCs w:val="false"/>
+                <w:sz w:val="18"/>
+                <w:szCs w:val="18"/>
+                <w:rtl/>
+              </w:rPr>
+              <w:t xml:space="preserve">خروج غير صفري: التدقيق متوقف أو غير مطابق</w:t>
+            </w:r>
+          </w:p>
+        </w:tc>
+      </w:tr>
+      <w:tr>
+        <w:trPr>
+          <w:cantSplit/>
+        </w:trPr>
+        <w:tc>
+          <w:tcPr>
+            <w:tcW w:type="dxa" w:w="1917"/>
+            <w:tcBorders>
+              <w:top w:val="single" w:color="BFC9D6" w:sz="4"/>
+              <w:left w:val="single" w:color="BFC9D6" w:sz="4"/>
+              <w:bottom w:val="single" w:color="BFC9D6" w:sz="4"/>
+              <w:right w:val="single" w:color="BFC9D6" w:sz="4"/>
+            </w:tcBorders>
+            <w:shd w:fill="F5F8FC" w:color="auto" w:val="clear"/>
             <w:tcMar>
               <w:top w:type="dxa" w:w="50"/>
               <w:left w:type="dxa" w:w="90"/>
@@ -13070,13 +13491,14 @@
         </w:tc>
         <w:tc>
           <w:tcPr>
-            <w:tcW w:type="dxa" w:w="5975"/>
-            <w:tcBorders>
-              <w:top w:val="single" w:color="BFC9D6" w:sz="4"/>
-              <w:left w:val="single" w:color="BFC9D6" w:sz="4"/>
-              <w:bottom w:val="single" w:color="BFC9D6" w:sz="4"/>
-              <w:right w:val="single" w:color="BFC9D6" w:sz="4"/>
-            </w:tcBorders>
+            <w:tcW w:type="dxa" w:w="6180"/>
+            <w:tcBorders>
+              <w:top w:val="single" w:color="BFC9D6" w:sz="4"/>
+              <w:left w:val="single" w:color="BFC9D6" w:sz="4"/>
+              <w:bottom w:val="single" w:color="BFC9D6" w:sz="4"/>
+              <w:right w:val="single" w:color="BFC9D6" w:sz="4"/>
+            </w:tcBorders>
+            <w:shd w:fill="F5F8FC" w:color="auto" w:val="clear"/>
             <w:tcMar>
               <w:top w:type="dxa" w:w="50"/>
               <w:left w:type="dxa" w:w="90"/>
@@ -13106,13 +13528,14 @@
         </w:tc>
         <w:tc>
           <w:tcPr>
-            <w:tcW w:type="dxa" w:w="2639"/>
-            <w:tcBorders>
-              <w:top w:val="single" w:color="BFC9D6" w:sz="4"/>
-              <w:left w:val="single" w:color="BFC9D6" w:sz="4"/>
-              <w:bottom w:val="single" w:color="BFC9D6" w:sz="4"/>
-              <w:right w:val="single" w:color="BFC9D6" w:sz="4"/>
-            </w:tcBorders>
+            <w:tcW w:type="dxa" w:w="1767"/>
+            <w:tcBorders>
+              <w:top w:val="single" w:color="BFC9D6" w:sz="4"/>
+              <w:left w:val="single" w:color="BFC9D6" w:sz="4"/>
+              <w:bottom w:val="single" w:color="BFC9D6" w:sz="4"/>
+              <w:right w:val="single" w:color="BFC9D6" w:sz="4"/>
+            </w:tcBorders>
+            <w:shd w:fill="F5F8FC" w:color="auto" w:val="clear"/>
             <w:tcMar>
               <w:top w:type="dxa" w:w="50"/>
               <w:left w:type="dxa" w:w="90"/>
@@ -17628,7 +18051,27 @@
                 <w:szCs w:val="18"/>
                 <w:rtl/>
               </w:rPr>
-              <w:t xml:space="preserve">DQ-S11-6</w:t>
+              <w:t xml:space="preserve">DQ-S11-6. </w:t>
+            </w:r>
+            <w:r>
+              <w:rPr>
+                <w:rFonts w:ascii="Segoe UI Emoji" w:cs="Segoe UI Emoji" w:eastAsia="Segoe UI Emoji" w:hAnsi="Segoe UI Emoji"/>
+                <w:sz w:val="18"/>
+                <w:szCs w:val="18"/>
+                <w:rtl/>
+              </w:rPr>
+              <w:t xml:space="preserve">✅</w:t>
+            </w:r>
+            <w:r>
+              <w:rPr>
+                <w:rFonts w:ascii="Arial" w:cs="Arial" w:eastAsia="Arial" w:hAnsi="Arial"/>
+                <w:b w:val="false"/>
+                <w:bCs w:val="false"/>
+                <w:sz w:val="18"/>
+                <w:szCs w:val="18"/>
+                <w:rtl/>
+              </w:rPr>
+              <w:t xml:space="preserve"> منفّذ (ADR 0014)</w:t>
             </w:r>
           </w:p>
         </w:tc>
@@ -17787,11 +18230,11 @@
         </w:tblBorders>
       </w:tblPr>
       <w:tblGrid>
-        <w:gridCol w:w="1438"/>
-        <w:gridCol w:w="3679"/>
-        <w:gridCol w:w="2509"/>
-        <w:gridCol w:w="1119"/>
-        <w:gridCol w:w="1119"/>
+        <w:gridCol w:w="1006"/>
+        <w:gridCol w:w="2571"/>
+        <w:gridCol w:w="4361"/>
+        <w:gridCol w:w="963"/>
+        <w:gridCol w:w="963"/>
       </w:tblGrid>
       <w:tr>
         <w:trPr>
@@ -17800,7 +18243,7 @@
         </w:trPr>
         <w:tc>
           <w:tcPr>
-            <w:tcW w:type="dxa" w:w="1438"/>
+            <w:tcW w:type="dxa" w:w="1006"/>
             <w:tcBorders>
               <w:top w:val="single" w:color="BFC9D6" w:sz="4"/>
               <w:left w:val="single" w:color="BFC9D6" w:sz="4"/>
@@ -17838,7 +18281,7 @@
         </w:tc>
         <w:tc>
           <w:tcPr>
-            <w:tcW w:type="dxa" w:w="3679"/>
+            <w:tcW w:type="dxa" w:w="2571"/>
             <w:tcBorders>
               <w:top w:val="single" w:color="BFC9D6" w:sz="4"/>
               <w:left w:val="single" w:color="BFC9D6" w:sz="4"/>
@@ -17876,7 +18319,7 @@
         </w:tc>
         <w:tc>
           <w:tcPr>
-            <w:tcW w:type="dxa" w:w="2509"/>
+            <w:tcW w:type="dxa" w:w="4361"/>
             <w:tcBorders>
               <w:top w:val="single" w:color="BFC9D6" w:sz="4"/>
               <w:left w:val="single" w:color="BFC9D6" w:sz="4"/>
@@ -17914,7 +18357,7 @@
         </w:tc>
         <w:tc>
           <w:tcPr>
-            <w:tcW w:type="dxa" w:w="1119"/>
+            <w:tcW w:type="dxa" w:w="963"/>
             <w:tcBorders>
               <w:top w:val="single" w:color="BFC9D6" w:sz="4"/>
               <w:left w:val="single" w:color="BFC9D6" w:sz="4"/>
@@ -17952,7 +18395,7 @@
         </w:tc>
         <w:tc>
           <w:tcPr>
-            <w:tcW w:type="dxa" w:w="1119"/>
+            <w:tcW w:type="dxa" w:w="963"/>
             <w:tcBorders>
               <w:top w:val="single" w:color="BFC9D6" w:sz="4"/>
               <w:left w:val="single" w:color="BFC9D6" w:sz="4"/>
@@ -17995,7 +18438,7 @@
         </w:trPr>
         <w:tc>
           <w:tcPr>
-            <w:tcW w:type="dxa" w:w="1438"/>
+            <w:tcW w:type="dxa" w:w="1006"/>
             <w:tcBorders>
               <w:top w:val="single" w:color="BFC9D6" w:sz="4"/>
               <w:left w:val="single" w:color="BFC9D6" w:sz="4"/>
@@ -18031,7 +18474,7 @@
         </w:tc>
         <w:tc>
           <w:tcPr>
-            <w:tcW w:type="dxa" w:w="3679"/>
+            <w:tcW w:type="dxa" w:w="2571"/>
             <w:tcBorders>
               <w:top w:val="single" w:color="BFC9D6" w:sz="4"/>
               <w:left w:val="single" w:color="BFC9D6" w:sz="4"/>
@@ -18067,7 +18510,7 @@
         </w:tc>
         <w:tc>
           <w:tcPr>
-            <w:tcW w:type="dxa" w:w="2509"/>
+            <w:tcW w:type="dxa" w:w="4361"/>
             <w:tcBorders>
               <w:top w:val="single" w:color="BFC9D6" w:sz="4"/>
               <w:left w:val="single" w:color="BFC9D6" w:sz="4"/>
@@ -18125,7 +18568,7 @@
         </w:tc>
         <w:tc>
           <w:tcPr>
-            <w:tcW w:type="dxa" w:w="1119"/>
+            <w:tcW w:type="dxa" w:w="963"/>
             <w:tcBorders>
               <w:top w:val="single" w:color="BFC9D6" w:sz="4"/>
               <w:left w:val="single" w:color="BFC9D6" w:sz="4"/>
@@ -18161,7 +18604,7 @@
         </w:tc>
         <w:tc>
           <w:tcPr>
-            <w:tcW w:type="dxa" w:w="1119"/>
+            <w:tcW w:type="dxa" w:w="963"/>
             <w:tcBorders>
               <w:top w:val="single" w:color="BFC9D6" w:sz="4"/>
               <w:left w:val="single" w:color="BFC9D6" w:sz="4"/>
@@ -18202,7 +18645,7 @@
         </w:trPr>
         <w:tc>
           <w:tcPr>
-            <w:tcW w:type="dxa" w:w="1438"/>
+            <w:tcW w:type="dxa" w:w="1006"/>
             <w:tcBorders>
               <w:top w:val="single" w:color="BFC9D6" w:sz="4"/>
               <w:left w:val="single" w:color="BFC9D6" w:sz="4"/>
@@ -18239,7 +18682,7 @@
         </w:tc>
         <w:tc>
           <w:tcPr>
-            <w:tcW w:type="dxa" w:w="3679"/>
+            <w:tcW w:type="dxa" w:w="2571"/>
             <w:tcBorders>
               <w:top w:val="single" w:color="BFC9D6" w:sz="4"/>
               <w:left w:val="single" w:color="BFC9D6" w:sz="4"/>
@@ -18324,7 +18767,7 @@
         </w:tc>
         <w:tc>
           <w:tcPr>
-            <w:tcW w:type="dxa" w:w="2509"/>
+            <w:tcW w:type="dxa" w:w="4361"/>
             <w:tcBorders>
               <w:top w:val="single" w:color="BFC9D6" w:sz="4"/>
               <w:left w:val="single" w:color="BFC9D6" w:sz="4"/>
@@ -18370,7 +18813,7 @@
         </w:tc>
         <w:tc>
           <w:tcPr>
-            <w:tcW w:type="dxa" w:w="1119"/>
+            <w:tcW w:type="dxa" w:w="963"/>
             <w:tcBorders>
               <w:top w:val="single" w:color="BFC9D6" w:sz="4"/>
               <w:left w:val="single" w:color="BFC9D6" w:sz="4"/>
@@ -18407,7 +18850,7 @@
         </w:tc>
         <w:tc>
           <w:tcPr>
-            <w:tcW w:type="dxa" w:w="1119"/>
+            <w:tcW w:type="dxa" w:w="963"/>
             <w:tcBorders>
               <w:top w:val="single" w:color="BFC9D6" w:sz="4"/>
               <w:left w:val="single" w:color="BFC9D6" w:sz="4"/>
@@ -18449,7 +18892,7 @@
         </w:trPr>
         <w:tc>
           <w:tcPr>
-            <w:tcW w:type="dxa" w:w="1438"/>
+            <w:tcW w:type="dxa" w:w="1006"/>
             <w:tcBorders>
               <w:top w:val="single" w:color="BFC9D6" w:sz="4"/>
               <w:left w:val="single" w:color="BFC9D6" w:sz="4"/>
@@ -18485,7 +18928,7 @@
         </w:tc>
         <w:tc>
           <w:tcPr>
-            <w:tcW w:type="dxa" w:w="3679"/>
+            <w:tcW w:type="dxa" w:w="2571"/>
             <w:tcBorders>
               <w:top w:val="single" w:color="BFC9D6" w:sz="4"/>
               <w:left w:val="single" w:color="BFC9D6" w:sz="4"/>
@@ -18545,7 +18988,7 @@
         </w:tc>
         <w:tc>
           <w:tcPr>
-            <w:tcW w:type="dxa" w:w="2509"/>
+            <w:tcW w:type="dxa" w:w="4361"/>
             <w:tcBorders>
               <w:top w:val="single" w:color="BFC9D6" w:sz="4"/>
               <w:left w:val="single" w:color="BFC9D6" w:sz="4"/>
@@ -18605,7 +19048,7 @@
         </w:tc>
         <w:tc>
           <w:tcPr>
-            <w:tcW w:type="dxa" w:w="1119"/>
+            <w:tcW w:type="dxa" w:w="963"/>
             <w:tcBorders>
               <w:top w:val="single" w:color="BFC9D6" w:sz="4"/>
               <w:left w:val="single" w:color="BFC9D6" w:sz="4"/>
@@ -18641,7 +19084,7 @@
         </w:tc>
         <w:tc>
           <w:tcPr>
-            <w:tcW w:type="dxa" w:w="1119"/>
+            <w:tcW w:type="dxa" w:w="963"/>
             <w:tcBorders>
               <w:top w:val="single" w:color="BFC9D6" w:sz="4"/>
               <w:left w:val="single" w:color="BFC9D6" w:sz="4"/>
@@ -18682,7 +19125,7 @@
         </w:trPr>
         <w:tc>
           <w:tcPr>
-            <w:tcW w:type="dxa" w:w="1438"/>
+            <w:tcW w:type="dxa" w:w="1006"/>
             <w:tcBorders>
               <w:top w:val="single" w:color="BFC9D6" w:sz="4"/>
               <w:left w:val="single" w:color="BFC9D6" w:sz="4"/>
@@ -18719,7 +19162,7 @@
         </w:tc>
         <w:tc>
           <w:tcPr>
-            <w:tcW w:type="dxa" w:w="3679"/>
+            <w:tcW w:type="dxa" w:w="2571"/>
             <w:tcBorders>
               <w:top w:val="single" w:color="BFC9D6" w:sz="4"/>
               <w:left w:val="single" w:color="BFC9D6" w:sz="4"/>
@@ -18756,7 +19199,7 @@
         </w:tc>
         <w:tc>
           <w:tcPr>
-            <w:tcW w:type="dxa" w:w="2509"/>
+            <w:tcW w:type="dxa" w:w="4361"/>
             <w:tcBorders>
               <w:top w:val="single" w:color="BFC9D6" w:sz="4"/>
               <w:left w:val="single" w:color="BFC9D6" w:sz="4"/>
@@ -18793,7 +19236,7 @@
         </w:tc>
         <w:tc>
           <w:tcPr>
-            <w:tcW w:type="dxa" w:w="1119"/>
+            <w:tcW w:type="dxa" w:w="963"/>
             <w:tcBorders>
               <w:top w:val="single" w:color="BFC9D6" w:sz="4"/>
               <w:left w:val="single" w:color="BFC9D6" w:sz="4"/>
@@ -18830,7 +19273,7 @@
         </w:tc>
         <w:tc>
           <w:tcPr>
-            <w:tcW w:type="dxa" w:w="1119"/>
+            <w:tcW w:type="dxa" w:w="963"/>
             <w:tcBorders>
               <w:top w:val="single" w:color="BFC9D6" w:sz="4"/>
               <w:left w:val="single" w:color="BFC9D6" w:sz="4"/>
@@ -18872,7 +19315,7 @@
         </w:trPr>
         <w:tc>
           <w:tcPr>
-            <w:tcW w:type="dxa" w:w="1438"/>
+            <w:tcW w:type="dxa" w:w="1006"/>
             <w:tcBorders>
               <w:top w:val="single" w:color="BFC9D6" w:sz="4"/>
               <w:left w:val="single" w:color="BFC9D6" w:sz="4"/>
@@ -18908,7 +19351,7 @@
         </w:tc>
         <w:tc>
           <w:tcPr>
-            <w:tcW w:type="dxa" w:w="3679"/>
+            <w:tcW w:type="dxa" w:w="2571"/>
             <w:tcBorders>
               <w:top w:val="single" w:color="BFC9D6" w:sz="4"/>
               <w:left w:val="single" w:color="BFC9D6" w:sz="4"/>
@@ -18946,7 +19389,7 @@
         </w:tc>
         <w:tc>
           <w:tcPr>
-            <w:tcW w:type="dxa" w:w="2509"/>
+            <w:tcW w:type="dxa" w:w="4361"/>
             <w:tcBorders>
               <w:top w:val="single" w:color="BFC9D6" w:sz="4"/>
               <w:left w:val="single" w:color="BFC9D6" w:sz="4"/>
@@ -18982,7 +19425,7 @@
         </w:tc>
         <w:tc>
           <w:tcPr>
-            <w:tcW w:type="dxa" w:w="1119"/>
+            <w:tcW w:type="dxa" w:w="963"/>
             <w:tcBorders>
               <w:top w:val="single" w:color="BFC9D6" w:sz="4"/>
               <w:left w:val="single" w:color="BFC9D6" w:sz="4"/>
@@ -19018,7 +19461,7 @@
         </w:tc>
         <w:tc>
           <w:tcPr>
-            <w:tcW w:type="dxa" w:w="1119"/>
+            <w:tcW w:type="dxa" w:w="963"/>
             <w:tcBorders>
               <w:top w:val="single" w:color="BFC9D6" w:sz="4"/>
               <w:left w:val="single" w:color="BFC9D6" w:sz="4"/>
@@ -19059,7 +19502,7 @@
         </w:trPr>
         <w:tc>
           <w:tcPr>
-            <w:tcW w:type="dxa" w:w="1438"/>
+            <w:tcW w:type="dxa" w:w="1006"/>
             <w:tcBorders>
               <w:top w:val="single" w:color="BFC9D6" w:sz="4"/>
               <w:left w:val="single" w:color="BFC9D6" w:sz="4"/>
@@ -19096,7 +19539,7 @@
         </w:tc>
         <w:tc>
           <w:tcPr>
-            <w:tcW w:type="dxa" w:w="3679"/>
+            <w:tcW w:type="dxa" w:w="2571"/>
             <w:tcBorders>
               <w:top w:val="single" w:color="BFC9D6" w:sz="4"/>
               <w:left w:val="single" w:color="BFC9D6" w:sz="4"/>
@@ -19133,7 +19576,7 @@
         </w:tc>
         <w:tc>
           <w:tcPr>
-            <w:tcW w:type="dxa" w:w="2509"/>
+            <w:tcW w:type="dxa" w:w="4361"/>
             <w:tcBorders>
               <w:top w:val="single" w:color="BFC9D6" w:sz="4"/>
               <w:left w:val="single" w:color="BFC9D6" w:sz="4"/>
@@ -19212,13 +19655,177 @@
                 <w:szCs w:val="18"/>
                 <w:rtl/>
               </w:rPr>
-              <w:t xml:space="preserve">، ورفض قاعدة غير فارغة في النشر الجديد</w:t>
-            </w:r>
-          </w:p>
-        </w:tc>
-        <w:tc>
-          <w:tcPr>
-            <w:tcW w:type="dxa" w:w="1119"/>
+              <w:t xml:space="preserve">، ورفض قاعدة غير فارغة في النشر الجديد. </w:t>
+            </w:r>
+            <w:r>
+              <w:rPr>
+                <w:rFonts w:ascii="Segoe UI Emoji" w:cs="Segoe UI Emoji" w:eastAsia="Segoe UI Emoji" w:hAnsi="Segoe UI Emoji"/>
+                <w:sz w:val="18"/>
+                <w:szCs w:val="18"/>
+                <w:rtl/>
+              </w:rPr>
+              <w:t xml:space="preserve">✅</w:t>
+            </w:r>
+            <w:r>
+              <w:rPr>
+                <w:rFonts w:ascii="Arial" w:cs="Arial" w:eastAsia="Arial" w:hAnsi="Arial"/>
+                <w:b w:val="false"/>
+                <w:bCs w:val="false"/>
+                <w:sz w:val="18"/>
+                <w:szCs w:val="18"/>
+                <w:rtl/>
+              </w:rPr>
+              <w:t xml:space="preserve"> منفّذ (2026-10-13، docs/adr/0014-deployment-preflight.md): </w:t>
+            </w:r>
+            <w:r>
+              <w:rPr>
+                <w:rFonts w:ascii="Courier New" w:cs="Courier New" w:eastAsia="Courier New" w:hAnsi="Courier New"/>
+                <w:b w:val="false"/>
+                <w:bCs w:val="false"/>
+                <w:color w:val="1F2937"/>
+                <w:sz w:val="16"/>
+                <w:szCs w:val="16"/>
+                <w:shd w:fill="F1F3F5" w:color="auto" w:val="clear"/>
+                <w:rtl/>
+              </w:rPr>
+              <w:t xml:space="preserve">‎deploy.sh‎</w:t>
+            </w:r>
+            <w:r>
+              <w:rPr>
+                <w:rFonts w:ascii="Arial" w:cs="Arial" w:eastAsia="Arial" w:hAnsi="Arial"/>
+                <w:b w:val="false"/>
+                <w:bCs w:val="false"/>
+                <w:sz w:val="18"/>
+                <w:szCs w:val="18"/>
+                <w:rtl/>
+              </w:rPr>
+              <w:t xml:space="preserve"> يرفض </w:t>
+            </w:r>
+            <w:r>
+              <w:rPr>
+                <w:rFonts w:ascii="Courier New" w:cs="Courier New" w:eastAsia="Courier New" w:hAnsi="Courier New"/>
+                <w:b w:val="false"/>
+                <w:bCs w:val="false"/>
+                <w:color w:val="1F2937"/>
+                <w:sz w:val="16"/>
+                <w:szCs w:val="16"/>
+                <w:shd w:fill="F1F3F5" w:color="auto" w:val="clear"/>
+                <w:rtl/>
+              </w:rPr>
+              <w:t xml:space="preserve">‎sa‎</w:t>
+            </w:r>
+            <w:r>
+              <w:rPr>
+                <w:rFonts w:ascii="Arial" w:cs="Arial" w:eastAsia="Arial" w:hAnsi="Arial"/>
+                <w:b w:val="false"/>
+                <w:bCs w:val="false"/>
+                <w:sz w:val="18"/>
+                <w:szCs w:val="18"/>
+                <w:rtl/>
+              </w:rPr>
+              <w:t xml:space="preserve"> وأي </w:t>
+            </w:r>
+            <w:r>
+              <w:rPr>
+                <w:rFonts w:ascii="Courier New" w:cs="Courier New" w:eastAsia="Courier New" w:hAnsi="Courier New"/>
+                <w:b w:val="false"/>
+                <w:bCs w:val="false"/>
+                <w:color w:val="1F2937"/>
+                <w:sz w:val="16"/>
+                <w:szCs w:val="16"/>
+                <w:shd w:fill="F1F3F5" w:color="auto" w:val="clear"/>
+                <w:rtl/>
+              </w:rPr>
+              <w:t xml:space="preserve">‎sysadmin‎</w:t>
+            </w:r>
+            <w:r>
+              <w:rPr>
+                <w:rFonts w:ascii="Arial" w:cs="Arial" w:eastAsia="Arial" w:hAnsi="Arial"/>
+                <w:b w:val="false"/>
+                <w:bCs w:val="false"/>
+                <w:sz w:val="18"/>
+                <w:szCs w:val="18"/>
+                <w:rtl/>
+              </w:rPr>
+              <w:t xml:space="preserve"> دائمًا، وبناءً أو نسخة Ubuntu غير ما في </w:t>
+            </w:r>
+            <w:r>
+              <w:rPr>
+                <w:rFonts w:ascii="Courier New" w:cs="Courier New" w:eastAsia="Courier New" w:hAnsi="Courier New"/>
+                <w:b w:val="false"/>
+                <w:bCs w:val="false"/>
+                <w:color w:val="1F2937"/>
+                <w:sz w:val="16"/>
+                <w:szCs w:val="16"/>
+                <w:shd w:fill="F1F3F5" w:color="auto" w:val="clear"/>
+                <w:rtl/>
+              </w:rPr>
+              <w:t xml:space="preserve">‎versions.json‎</w:t>
+            </w:r>
+            <w:r>
+              <w:rPr>
+                <w:rFonts w:ascii="Arial" w:cs="Arial" w:eastAsia="Arial" w:hAnsi="Arial"/>
+                <w:b w:val="false"/>
+                <w:bCs w:val="false"/>
+                <w:sz w:val="18"/>
+                <w:szCs w:val="18"/>
+                <w:rtl/>
+              </w:rPr>
+              <w:t xml:space="preserve">، وقاعدة غائبة أو غير فارغة. وكل أداة ترفض </w:t>
+            </w:r>
+            <w:r>
+              <w:rPr>
+                <w:rFonts w:ascii="Courier New" w:cs="Courier New" w:eastAsia="Courier New" w:hAnsi="Courier New"/>
+                <w:b w:val="false"/>
+                <w:bCs w:val="false"/>
+                <w:color w:val="1F2937"/>
+                <w:sz w:val="16"/>
+                <w:szCs w:val="16"/>
+                <w:shd w:fill="F1F3F5" w:color="auto" w:val="clear"/>
+                <w:rtl/>
+              </w:rPr>
+              <w:t xml:space="preserve">‎-C‎</w:t>
+            </w:r>
+            <w:r>
+              <w:rPr>
+                <w:rFonts w:ascii="Arial" w:cs="Arial" w:eastAsia="Arial" w:hAnsi="Arial"/>
+                <w:b w:val="false"/>
+                <w:bCs w:val="false"/>
+                <w:sz w:val="18"/>
+                <w:szCs w:val="18"/>
+                <w:rtl/>
+              </w:rPr>
+              <w:t xml:space="preserve">، وسكربتات المدير ترفض </w:t>
+            </w:r>
+            <w:r>
+              <w:rPr>
+                <w:rFonts w:ascii="Courier New" w:cs="Courier New" w:eastAsia="Courier New" w:hAnsi="Courier New"/>
+                <w:b w:val="false"/>
+                <w:bCs w:val="false"/>
+                <w:color w:val="1F2937"/>
+                <w:sz w:val="16"/>
+                <w:szCs w:val="16"/>
+                <w:shd w:fill="F1F3F5" w:color="auto" w:val="clear"/>
+                <w:rtl/>
+              </w:rPr>
+              <w:t xml:space="preserve">‎sa‎</w:t>
+            </w:r>
+            <w:r>
+              <w:rPr>
+                <w:rFonts w:ascii="Arial" w:cs="Arial" w:eastAsia="Arial" w:hAnsi="Arial"/>
+                <w:b w:val="false"/>
+                <w:bCs w:val="false"/>
+                <w:sz w:val="18"/>
+                <w:szCs w:val="18"/>
+                <w:rtl/>
+              </w:rPr>
+              <w:t xml:space="preserve">، إلا بإذنين لا يضعهما إلا CI. تختبره الخطوة 22</w:t>
+            </w:r>
+          </w:p>
+        </w:tc>
+        <w:tc>
+          <w:tcPr>
+            <w:tcW w:type="dxa" w:w="963"/>
             <w:tcBorders>
               <w:top w:val="single" w:color="BFC9D6" w:sz="4"/>
               <w:left w:val="single" w:color="BFC9D6" w:sz="4"/>
@@ -19255,7 +19862,7 @@
         </w:tc>
         <w:tc>
           <w:tcPr>
-            <w:tcW w:type="dxa" w:w="1119"/>
+            <w:tcW w:type="dxa" w:w="963"/>
             <w:tcBorders>
               <w:top w:val="single" w:color="BFC9D6" w:sz="4"/>
               <w:left w:val="single" w:color="BFC9D6" w:sz="4"/>
@@ -19297,7 +19904,7 @@
         </w:trPr>
         <w:tc>
           <w:tcPr>
-            <w:tcW w:type="dxa" w:w="1438"/>
+            <w:tcW w:type="dxa" w:w="1006"/>
             <w:tcBorders>
               <w:top w:val="single" w:color="BFC9D6" w:sz="4"/>
               <w:left w:val="single" w:color="BFC9D6" w:sz="4"/>
@@ -19333,7 +19940,7 @@
         </w:tc>
         <w:tc>
           <w:tcPr>
-            <w:tcW w:type="dxa" w:w="3679"/>
+            <w:tcW w:type="dxa" w:w="2571"/>
             <w:tcBorders>
               <w:top w:val="single" w:color="BFC9D6" w:sz="4"/>
               <w:left w:val="single" w:color="BFC9D6" w:sz="4"/>
@@ -19382,7 +19989,7 @@
         </w:tc>
         <w:tc>
           <w:tcPr>
-            <w:tcW w:type="dxa" w:w="2509"/>
+            <w:tcW w:type="dxa" w:w="4361"/>
             <w:tcBorders>
               <w:top w:val="single" w:color="BFC9D6" w:sz="4"/>
               <w:left w:val="single" w:color="BFC9D6" w:sz="4"/>
@@ -19462,7 +20069,7 @@
         </w:tc>
         <w:tc>
           <w:tcPr>
-            <w:tcW w:type="dxa" w:w="1119"/>
+            <w:tcW w:type="dxa" w:w="963"/>
             <w:tcBorders>
               <w:top w:val="single" w:color="BFC9D6" w:sz="4"/>
               <w:left w:val="single" w:color="BFC9D6" w:sz="4"/>
@@ -19498,7 +20105,7 @@
         </w:tc>
         <w:tc>
           <w:tcPr>
-            <w:tcW w:type="dxa" w:w="1119"/>
+            <w:tcW w:type="dxa" w:w="963"/>
             <w:tcBorders>
               <w:top w:val="single" w:color="BFC9D6" w:sz="4"/>
               <w:left w:val="single" w:color="BFC9D6" w:sz="4"/>
@@ -19539,7 +20146,7 @@
         </w:trPr>
         <w:tc>
           <w:tcPr>
-            <w:tcW w:type="dxa" w:w="1438"/>
+            <w:tcW w:type="dxa" w:w="1006"/>
             <w:tcBorders>
               <w:top w:val="single" w:color="BFC9D6" w:sz="4"/>
               <w:left w:val="single" w:color="BFC9D6" w:sz="4"/>
@@ -19576,7 +20183,7 @@
         </w:tc>
         <w:tc>
           <w:tcPr>
-            <w:tcW w:type="dxa" w:w="3679"/>
+            <w:tcW w:type="dxa" w:w="2571"/>
             <w:tcBorders>
               <w:top w:val="single" w:color="BFC9D6" w:sz="4"/>
               <w:left w:val="single" w:color="BFC9D6" w:sz="4"/>
@@ -19613,7 +20220,7 @@
         </w:tc>
         <w:tc>
           <w:tcPr>
-            <w:tcW w:type="dxa" w:w="2509"/>
+            <w:tcW w:type="dxa" w:w="4361"/>
             <w:tcBorders>
               <w:top w:val="single" w:color="BFC9D6" w:sz="4"/>
               <w:left w:val="single" w:color="BFC9D6" w:sz="4"/>
@@ -19659,7 +20266,7 @@
         </w:tc>
         <w:tc>
           <w:tcPr>
-            <w:tcW w:type="dxa" w:w="1119"/>
+            <w:tcW w:type="dxa" w:w="963"/>
             <w:tcBorders>
               <w:top w:val="single" w:color="BFC9D6" w:sz="4"/>
               <w:left w:val="single" w:color="BFC9D6" w:sz="4"/>
@@ -19696,7 +20303,7 @@
         </w:tc>
         <w:tc>
           <w:tcPr>
-            <w:tcW w:type="dxa" w:w="1119"/>
+            <w:tcW w:type="dxa" w:w="963"/>
             <w:tcBorders>
               <w:top w:val="single" w:color="BFC9D6" w:sz="4"/>
               <w:left w:val="single" w:color="BFC9D6" w:sz="4"/>
@@ -19738,7 +20345,7 @@
         </w:trPr>
         <w:tc>
           <w:tcPr>
-            <w:tcW w:type="dxa" w:w="1438"/>
+            <w:tcW w:type="dxa" w:w="1006"/>
             <w:tcBorders>
               <w:top w:val="single" w:color="BFC9D6" w:sz="4"/>
               <w:left w:val="single" w:color="BFC9D6" w:sz="4"/>
@@ -19774,7 +20381,7 @@
         </w:tc>
         <w:tc>
           <w:tcPr>
-            <w:tcW w:type="dxa" w:w="3679"/>
+            <w:tcW w:type="dxa" w:w="2571"/>
             <w:tcBorders>
               <w:top w:val="single" w:color="BFC9D6" w:sz="4"/>
               <w:left w:val="single" w:color="BFC9D6" w:sz="4"/>
@@ -19810,7 +20417,7 @@
         </w:tc>
         <w:tc>
           <w:tcPr>
-            <w:tcW w:type="dxa" w:w="2509"/>
+            <w:tcW w:type="dxa" w:w="4361"/>
             <w:tcBorders>
               <w:top w:val="single" w:color="BFC9D6" w:sz="4"/>
               <w:left w:val="single" w:color="BFC9D6" w:sz="4"/>
@@ -19846,7 +20453,7 @@
         </w:tc>
         <w:tc>
           <w:tcPr>
-            <w:tcW w:type="dxa" w:w="1119"/>
+            <w:tcW w:type="dxa" w:w="963"/>
             <w:tcBorders>
               <w:top w:val="single" w:color="BFC9D6" w:sz="4"/>
               <w:left w:val="single" w:color="BFC9D6" w:sz="4"/>
@@ -19882,7 +20489,7 @@
         </w:tc>
         <w:tc>
           <w:tcPr>
-            <w:tcW w:type="dxa" w:w="1119"/>
+            <w:tcW w:type="dxa" w:w="963"/>
             <w:tcBorders>
               <w:top w:val="single" w:color="BFC9D6" w:sz="4"/>
               <w:left w:val="single" w:color="BFC9D6" w:sz="4"/>
@@ -19923,7 +20530,7 @@
         </w:trPr>
         <w:tc>
           <w:tcPr>
-            <w:tcW w:type="dxa" w:w="1438"/>
+            <w:tcW w:type="dxa" w:w="1006"/>
             <w:tcBorders>
               <w:top w:val="single" w:color="BFC9D6" w:sz="4"/>
               <w:left w:val="single" w:color="BFC9D6" w:sz="4"/>
@@ -19960,7 +20567,7 @@
         </w:tc>
         <w:tc>
           <w:tcPr>
-            <w:tcW w:type="dxa" w:w="3679"/>
+            <w:tcW w:type="dxa" w:w="2571"/>
             <w:tcBorders>
               <w:top w:val="single" w:color="BFC9D6" w:sz="4"/>
               <w:left w:val="single" w:color="BFC9D6" w:sz="4"/>
@@ -19997,7 +20604,7 @@
         </w:tc>
         <w:tc>
           <w:tcPr>
-            <w:tcW w:type="dxa" w:w="2509"/>
+            <w:tcW w:type="dxa" w:w="4361"/>
             <w:tcBorders>
               <w:top w:val="single" w:color="BFC9D6" w:sz="4"/>
               <w:left w:val="single" w:color="BFC9D6" w:sz="4"/>
@@ -20034,7 +20641,7 @@
         </w:tc>
         <w:tc>
           <w:tcPr>
-            <w:tcW w:type="dxa" w:w="1119"/>
+            <w:tcW w:type="dxa" w:w="963"/>
             <w:tcBorders>
               <w:top w:val="single" w:color="BFC9D6" w:sz="4"/>
               <w:left w:val="single" w:color="BFC9D6" w:sz="4"/>
@@ -20071,7 +20678,7 @@
         </w:tc>
         <w:tc>
           <w:tcPr>
-            <w:tcW w:type="dxa" w:w="1119"/>
+            <w:tcW w:type="dxa" w:w="963"/>
             <w:tcBorders>
               <w:top w:val="single" w:color="BFC9D6" w:sz="4"/>
               <w:left w:val="single" w:color="BFC9D6" w:sz="4"/>
@@ -20269,7 +20876,7 @@
           <w:szCs w:val="21"/>
           <w:rtl/>
         </w:rPr>
-        <w:t xml:space="preserve"> لم يعد افتراضيًا منذ ADR 0013؛ بقي </w:t>
+        <w:t xml:space="preserve"> لم يعد افتراضيًا منذ ADR 0013؛ و</w:t>
       </w:r>
       <w:r>
         <w:rPr>
@@ -20282,7 +20889,7 @@
           <w:shd w:fill="F1F3F5" w:color="auto" w:val="clear"/>
           <w:rtl/>
         </w:rPr>
-        <w:t xml:space="preserve">‎sa‎</w:t>
+        <w:t xml:space="preserve">‎deploy.sh‎</w:t>
       </w:r>
       <w:r>
         <w:rPr>
@@ -20293,7 +20900,79 @@
           <w:szCs w:val="21"/>
           <w:rtl/>
         </w:rPr>
-        <w:t xml:space="preserve"> افتراضيًا، ورفضه خارج CI في DQ-S11-6.)</w:t>
+        <w:t xml:space="preserve"> صار افتراضيه </w:t>
+      </w:r>
+      <w:r>
+        <w:rPr>
+          <w:rFonts w:ascii="Courier New" w:cs="Courier New" w:eastAsia="Courier New" w:hAnsi="Courier New"/>
+          <w:b w:val="false"/>
+          <w:bCs w:val="false"/>
+          <w:color w:val="1F2937"/>
+          <w:sz w:val="18"/>
+          <w:szCs w:val="18"/>
+          <w:shd w:fill="F1F3F5" w:color="auto" w:val="clear"/>
+          <w:rtl/>
+        </w:rPr>
+        <w:t xml:space="preserve">‎bankfas_migrator‎</w:t>
+      </w:r>
+      <w:r>
+        <w:rPr>
+          <w:rFonts w:ascii="Arial" w:cs="Arial" w:eastAsia="Arial" w:hAnsi="Arial"/>
+          <w:b w:val="false"/>
+          <w:bCs w:val="false"/>
+          <w:sz w:val="21"/>
+          <w:szCs w:val="21"/>
+          <w:rtl/>
+        </w:rPr>
+        <w:t xml:space="preserve"> ويرفض </w:t>
+      </w:r>
+      <w:r>
+        <w:rPr>
+          <w:rFonts w:ascii="Courier New" w:cs="Courier New" w:eastAsia="Courier New" w:hAnsi="Courier New"/>
+          <w:b w:val="false"/>
+          <w:bCs w:val="false"/>
+          <w:color w:val="1F2937"/>
+          <w:sz w:val="18"/>
+          <w:szCs w:val="18"/>
+          <w:shd w:fill="F1F3F5" w:color="auto" w:val="clear"/>
+          <w:rtl/>
+        </w:rPr>
+        <w:t xml:space="preserve">‎sa‎</w:t>
+      </w:r>
+      <w:r>
+        <w:rPr>
+          <w:rFonts w:ascii="Arial" w:cs="Arial" w:eastAsia="Arial" w:hAnsi="Arial"/>
+          <w:b w:val="false"/>
+          <w:bCs w:val="false"/>
+          <w:sz w:val="21"/>
+          <w:szCs w:val="21"/>
+          <w:rtl/>
+        </w:rPr>
+        <w:t xml:space="preserve"> وأي </w:t>
+      </w:r>
+      <w:r>
+        <w:rPr>
+          <w:rFonts w:ascii="Courier New" w:cs="Courier New" w:eastAsia="Courier New" w:hAnsi="Courier New"/>
+          <w:b w:val="false"/>
+          <w:bCs w:val="false"/>
+          <w:color w:val="1F2937"/>
+          <w:sz w:val="18"/>
+          <w:szCs w:val="18"/>
+          <w:shd w:fill="F1F3F5" w:color="auto" w:val="clear"/>
+          <w:rtl/>
+        </w:rPr>
+        <w:t xml:space="preserve">‎sysadmin‎</w:t>
+      </w:r>
+      <w:r>
+        <w:rPr>
+          <w:rFonts w:ascii="Arial" w:cs="Arial" w:eastAsia="Arial" w:hAnsi="Arial"/>
+          <w:b w:val="false"/>
+          <w:bCs w:val="false"/>
+          <w:sz w:val="21"/>
+          <w:szCs w:val="21"/>
+          <w:rtl/>
+        </w:rPr>
+        <w:t xml:space="preserve"> منذ ADR 0014.)</w:t>
       </w:r>
     </w:p>
     <w:p>

--- a/treasury-platform/docs/30-readiness/word/DOC-S11-deployment-guide.docx
+++ b/treasury-platform/docs/30-readiness/word/DOC-S11-deployment-guide.docx
@@ -1624,6 +1624,85 @@
               </w:rPr>
               <w:t xml:space="preserve">‎deploy.sql‎</w:t>
             </w:r>
+            <w:r>
+              <w:rPr>
+                <w:rFonts w:ascii="Arial" w:cs="Arial" w:eastAsia="Arial" w:hAnsi="Arial"/>
+                <w:b w:val="false"/>
+                <w:bCs w:val="false"/>
+                <w:sz w:val="18"/>
+                <w:szCs w:val="18"/>
+                <w:rtl/>
+              </w:rPr>
+              <w:t xml:space="preserve">. </w:t>
+            </w:r>
+            <w:r>
+              <w:rPr>
+                <w:rFonts w:ascii="Segoe UI Emoji" w:cs="Segoe UI Emoji" w:eastAsia="Segoe UI Emoji" w:hAnsi="Segoe UI Emoji"/>
+                <w:sz w:val="18"/>
+                <w:szCs w:val="18"/>
+                <w:rtl/>
+              </w:rPr>
+              <w:t xml:space="preserve">✅</w:t>
+            </w:r>
+            <w:r>
+              <w:rPr>
+                <w:rFonts w:ascii="Arial" w:cs="Arial" w:eastAsia="Arial" w:hAnsi="Arial"/>
+                <w:b w:val="false"/>
+                <w:bCs w:val="false"/>
+                <w:sz w:val="18"/>
+                <w:szCs w:val="18"/>
+                <w:rtl/>
+              </w:rPr>
+              <w:t xml:space="preserve"> اليوم: يشغّل فحص ما قبل النشر و</w:t>
+            </w:r>
+            <w:r>
+              <w:rPr>
+                <w:rFonts w:ascii="Courier New" w:cs="Courier New" w:eastAsia="Courier New" w:hAnsi="Courier New"/>
+                <w:b w:val="false"/>
+                <w:bCs w:val="false"/>
+                <w:color w:val="1F2937"/>
+                <w:sz w:val="16"/>
+                <w:szCs w:val="16"/>
+                <w:shd w:fill="F1F3F5" w:color="auto" w:val="clear"/>
+                <w:rtl/>
+              </w:rPr>
+              <w:t xml:space="preserve">‎deploy.sql‎</w:t>
+            </w:r>
+            <w:r>
+              <w:rPr>
+                <w:rFonts w:ascii="Arial" w:cs="Arial" w:eastAsia="Arial" w:hAnsi="Arial"/>
+                <w:b w:val="false"/>
+                <w:bCs w:val="false"/>
+                <w:sz w:val="18"/>
+                <w:szCs w:val="18"/>
+                <w:rtl/>
+              </w:rPr>
+              <w:t xml:space="preserve"> في جلسة واحدة، و</w:t>
+            </w:r>
+            <w:r>
+              <w:rPr>
+                <w:rFonts w:ascii="Courier New" w:cs="Courier New" w:eastAsia="Courier New" w:hAnsi="Courier New"/>
+                <w:b w:val="false"/>
+                <w:bCs w:val="false"/>
+                <w:color w:val="1F2937"/>
+                <w:sz w:val="16"/>
+                <w:szCs w:val="16"/>
+                <w:shd w:fill="F1F3F5" w:color="auto" w:val="clear"/>
+                <w:rtl/>
+              </w:rPr>
+              <w:t xml:space="preserve">‎deploy.sql‎</w:t>
+            </w:r>
+            <w:r>
+              <w:rPr>
+                <w:rFonts w:ascii="Arial" w:cs="Arial" w:eastAsia="Arial" w:hAnsi="Arial"/>
+                <w:b w:val="false"/>
+                <w:bCs w:val="false"/>
+                <w:sz w:val="18"/>
+                <w:szCs w:val="18"/>
+                <w:rtl/>
+              </w:rPr>
+              <w:t xml:space="preserve"> يتوقف (50146) إن لم يمر الفحص فيها (المراجعة الذاتية E5)</w:t>
+            </w:r>
           </w:p>
         </w:tc>
         <w:tc>
@@ -1901,7 +1980,75 @@
                 <w:szCs w:val="18"/>
                 <w:rtl/>
               </w:rPr>
-              <w:t xml:space="preserve">) وتحتاج تذكرة Kerberos</w:t>
+              <w:t xml:space="preserve">) وتحتاج تذكرة Kerberos. </w:t>
+            </w:r>
+            <w:r>
+              <w:rPr>
+                <w:rFonts w:ascii="Segoe UI Emoji" w:cs="Segoe UI Emoji" w:eastAsia="Segoe UI Emoji" w:hAnsi="Segoe UI Emoji"/>
+                <w:sz w:val="18"/>
+                <w:szCs w:val="18"/>
+                <w:rtl/>
+              </w:rPr>
+              <w:t xml:space="preserve">✅</w:t>
+            </w:r>
+            <w:r>
+              <w:rPr>
+                <w:rFonts w:ascii="Arial" w:cs="Arial" w:eastAsia="Arial" w:hAnsi="Arial"/>
+                <w:b w:val="false"/>
+                <w:bCs w:val="false"/>
+                <w:sz w:val="18"/>
+                <w:szCs w:val="18"/>
+                <w:rtl/>
+              </w:rPr>
+              <w:t xml:space="preserve"> اليوم: </w:t>
+            </w:r>
+            <w:r>
+              <w:rPr>
+                <w:rFonts w:ascii="Courier New" w:cs="Courier New" w:eastAsia="Courier New" w:hAnsi="Courier New"/>
+                <w:b w:val="false"/>
+                <w:bCs w:val="false"/>
+                <w:color w:val="1F2937"/>
+                <w:sz w:val="16"/>
+                <w:szCs w:val="16"/>
+                <w:shd w:fill="F1F3F5" w:color="auto" w:val="clear"/>
+                <w:rtl/>
+              </w:rPr>
+              <w:t xml:space="preserve">‎bankfas_migrator‎</w:t>
+            </w:r>
+            <w:r>
+              <w:rPr>
+                <w:rFonts w:ascii="Arial" w:cs="Arial" w:eastAsia="Arial" w:hAnsi="Arial"/>
+                <w:b w:val="false"/>
+                <w:bCs w:val="false"/>
+                <w:sz w:val="18"/>
+                <w:szCs w:val="18"/>
+                <w:rtl/>
+              </w:rPr>
+              <w:t xml:space="preserve"> افتراضيًا، ويرفض الفحص </w:t>
+            </w:r>
+            <w:r>
+              <w:rPr>
+                <w:rFonts w:ascii="Courier New" w:cs="Courier New" w:eastAsia="Courier New" w:hAnsi="Courier New"/>
+                <w:b w:val="false"/>
+                <w:bCs w:val="false"/>
+                <w:color w:val="1F2937"/>
+                <w:sz w:val="16"/>
+                <w:szCs w:val="16"/>
+                <w:shd w:fill="F1F3F5" w:color="auto" w:val="clear"/>
+                <w:rtl/>
+              </w:rPr>
+              <w:t xml:space="preserve">‎sa‎</w:t>
+            </w:r>
+            <w:r>
+              <w:rPr>
+                <w:rFonts w:ascii="Arial" w:cs="Arial" w:eastAsia="Arial" w:hAnsi="Arial"/>
+                <w:b w:val="false"/>
+                <w:bCs w:val="false"/>
+                <w:sz w:val="18"/>
+                <w:szCs w:val="18"/>
+                <w:rtl/>
+              </w:rPr>
+              <w:t xml:space="preserve"> وأي عضو دور خادم أو صاحب CONTROL SERVER أو ALTER ANY LOGIN (50140)</w:t>
             </w:r>
           </w:p>
         </w:tc>
@@ -2167,7 +2314,123 @@
                 <w:szCs w:val="18"/>
                 <w:rtl/>
               </w:rPr>
-              <w:t xml:space="preserve"> افتراضيًا، أي الثقة بأي شهادة</w:t>
+              <w:t xml:space="preserve"> افتراضيًا، أي الثقة بأي شهادة. </w:t>
+            </w:r>
+            <w:r>
+              <w:rPr>
+                <w:rFonts w:ascii="Segoe UI Emoji" w:cs="Segoe UI Emoji" w:eastAsia="Segoe UI Emoji" w:hAnsi="Segoe UI Emoji"/>
+                <w:sz w:val="18"/>
+                <w:szCs w:val="18"/>
+                <w:rtl/>
+              </w:rPr>
+              <w:t xml:space="preserve">✅</w:t>
+            </w:r>
+            <w:r>
+              <w:rPr>
+                <w:rFonts w:ascii="Arial" w:cs="Arial" w:eastAsia="Arial" w:hAnsi="Arial"/>
+                <w:b w:val="false"/>
+                <w:bCs w:val="false"/>
+                <w:sz w:val="18"/>
+                <w:szCs w:val="18"/>
+                <w:rtl/>
+              </w:rPr>
+              <w:t xml:space="preserve"> اليوم: بلا </w:t>
+            </w:r>
+            <w:r>
+              <w:rPr>
+                <w:rFonts w:ascii="Courier New" w:cs="Courier New" w:eastAsia="Courier New" w:hAnsi="Courier New"/>
+                <w:b w:val="false"/>
+                <w:bCs w:val="false"/>
+                <w:color w:val="1F2937"/>
+                <w:sz w:val="16"/>
+                <w:szCs w:val="16"/>
+                <w:shd w:fill="F1F3F5" w:color="auto" w:val="clear"/>
+                <w:rtl/>
+              </w:rPr>
+              <w:t xml:space="preserve">‎-C‎</w:t>
+            </w:r>
+            <w:r>
+              <w:rPr>
+                <w:rFonts w:ascii="Arial" w:cs="Arial" w:eastAsia="Arial" w:hAnsi="Arial"/>
+                <w:b w:val="false"/>
+                <w:bCs w:val="false"/>
+                <w:sz w:val="18"/>
+                <w:szCs w:val="18"/>
+                <w:rtl/>
+              </w:rPr>
+              <w:t xml:space="preserve"> (ADR 0013)، و</w:t>
+            </w:r>
+            <w:r>
+              <w:rPr>
+                <w:rFonts w:ascii="Courier New" w:cs="Courier New" w:eastAsia="Courier New" w:hAnsi="Courier New"/>
+                <w:b w:val="false"/>
+                <w:bCs w:val="false"/>
+                <w:color w:val="1F2937"/>
+                <w:sz w:val="16"/>
+                <w:szCs w:val="16"/>
+                <w:shd w:fill="F1F3F5" w:color="auto" w:val="clear"/>
+                <w:rtl/>
+              </w:rPr>
+              <w:t xml:space="preserve">‎SQLCMD_OPTS‎</w:t>
+            </w:r>
+            <w:r>
+              <w:rPr>
+                <w:rFonts w:ascii="Arial" w:cs="Arial" w:eastAsia="Arial" w:hAnsi="Arial"/>
+                <w:b w:val="false"/>
+                <w:bCs w:val="false"/>
+                <w:sz w:val="18"/>
+                <w:szCs w:val="18"/>
+                <w:rtl/>
+              </w:rPr>
+              <w:t xml:space="preserve"> لا يقبل إلا </w:t>
+            </w:r>
+            <w:r>
+              <w:rPr>
+                <w:rFonts w:ascii="Courier New" w:cs="Courier New" w:eastAsia="Courier New" w:hAnsi="Courier New"/>
+                <w:b w:val="false"/>
+                <w:bCs w:val="false"/>
+                <w:color w:val="1F2937"/>
+                <w:sz w:val="16"/>
+                <w:szCs w:val="16"/>
+                <w:shd w:fill="F1F3F5" w:color="auto" w:val="clear"/>
+                <w:rtl/>
+              </w:rPr>
+              <w:t xml:space="preserve">‎-l‎</w:t>
+            </w:r>
+            <w:r>
+              <w:rPr>
+                <w:rFonts w:ascii="Arial" w:cs="Arial" w:eastAsia="Arial" w:hAnsi="Arial"/>
+                <w:b w:val="false"/>
+                <w:bCs w:val="false"/>
+                <w:sz w:val="18"/>
+                <w:szCs w:val="18"/>
+                <w:rtl/>
+              </w:rPr>
+              <w:t xml:space="preserve"> و</w:t>
+            </w:r>
+            <w:r>
+              <w:rPr>
+                <w:rFonts w:ascii="Courier New" w:cs="Courier New" w:eastAsia="Courier New" w:hAnsi="Courier New"/>
+                <w:b w:val="false"/>
+                <w:bCs w:val="false"/>
+                <w:color w:val="1F2937"/>
+                <w:sz w:val="16"/>
+                <w:szCs w:val="16"/>
+                <w:shd w:fill="F1F3F5" w:color="auto" w:val="clear"/>
+                <w:rtl/>
+              </w:rPr>
+              <w:t xml:space="preserve">‎-t‎</w:t>
+            </w:r>
+            <w:r>
+              <w:rPr>
+                <w:rFonts w:ascii="Arial" w:cs="Arial" w:eastAsia="Arial" w:hAnsi="Arial"/>
+                <w:b w:val="false"/>
+                <w:bCs w:val="false"/>
+                <w:sz w:val="18"/>
+                <w:szCs w:val="18"/>
+                <w:rtl/>
+              </w:rPr>
+              <w:t xml:space="preserve"> و`-N s</w:t>
             </w:r>
           </w:p>
         </w:tc>
@@ -2203,7 +2466,31 @@
                 <w:szCs w:val="18"/>
                 <w:rtl/>
               </w:rPr>
-              <w:t xml:space="preserve">tools/deploy/deploy.sh:10-11، :19</w:t>
+              <w:t xml:space="preserve">m</w:t>
+            </w:r>
+            <w:r>
+              <w:rPr>
+                <w:rFonts w:ascii="Courier New" w:cs="Courier New" w:eastAsia="Courier New" w:hAnsi="Courier New"/>
+                <w:b w:val="false"/>
+                <w:bCs w:val="false"/>
+                <w:color w:val="1F2937"/>
+                <w:sz w:val="16"/>
+                <w:szCs w:val="16"/>
+                <w:shd w:fill="F1F3F5" w:color="auto" w:val="clear"/>
+                <w:rtl/>
+              </w:rPr>
+              <w:t xml:space="preserve">‎، و‎</w:t>
+            </w:r>
+            <w:r>
+              <w:rPr>
+                <w:rFonts w:ascii="Arial" w:cs="Arial" w:eastAsia="Arial" w:hAnsi="Arial"/>
+                <w:b w:val="false"/>
+                <w:bCs w:val="false"/>
+                <w:sz w:val="18"/>
+                <w:szCs w:val="18"/>
+                <w:rtl/>
+              </w:rPr>
+              <w:t xml:space="preserve">-C` في CI وحده (E7)</w:t>
             </w:r>
           </w:p>
         </w:tc>
@@ -2321,6 +2608,74 @@
               </w:rPr>
               <w:t xml:space="preserve">‎deploy.sql‎</w:t>
             </w:r>
+            <w:r>
+              <w:rPr>
+                <w:rFonts w:ascii="Arial" w:cs="Arial" w:eastAsia="Arial" w:hAnsi="Arial"/>
+                <w:b w:val="false"/>
+                <w:bCs w:val="false"/>
+                <w:sz w:val="18"/>
+                <w:szCs w:val="18"/>
+                <w:rtl/>
+              </w:rPr>
+              <w:t xml:space="preserve">. </w:t>
+            </w:r>
+            <w:r>
+              <w:rPr>
+                <w:rFonts w:ascii="Segoe UI Emoji" w:cs="Segoe UI Emoji" w:eastAsia="Segoe UI Emoji" w:hAnsi="Segoe UI Emoji"/>
+                <w:sz w:val="18"/>
+                <w:szCs w:val="18"/>
+                <w:rtl/>
+              </w:rPr>
+              <w:t xml:space="preserve">✅</w:t>
+            </w:r>
+            <w:r>
+              <w:rPr>
+                <w:rFonts w:ascii="Arial" w:cs="Arial" w:eastAsia="Arial" w:hAnsi="Arial"/>
+                <w:b w:val="false"/>
+                <w:bCs w:val="false"/>
+                <w:sz w:val="18"/>
+                <w:szCs w:val="18"/>
+                <w:rtl/>
+              </w:rPr>
+              <w:t xml:space="preserve"> النص العربي يصل سليمًا بلا </w:t>
+            </w:r>
+            <w:r>
+              <w:rPr>
+                <w:rFonts w:ascii="Courier New" w:cs="Courier New" w:eastAsia="Courier New" w:hAnsi="Courier New"/>
+                <w:b w:val="false"/>
+                <w:bCs w:val="false"/>
+                <w:color w:val="1F2937"/>
+                <w:sz w:val="16"/>
+                <w:szCs w:val="16"/>
+                <w:shd w:fill="F1F3F5" w:color="auto" w:val="clear"/>
+                <w:rtl/>
+              </w:rPr>
+              <w:t xml:space="preserve">‎-f‎</w:t>
+            </w:r>
+            <w:r>
+              <w:rPr>
+                <w:rFonts w:ascii="Arial" w:cs="Arial" w:eastAsia="Arial" w:hAnsi="Arial"/>
+                <w:b w:val="false"/>
+                <w:bCs w:val="false"/>
+                <w:sz w:val="18"/>
+                <w:szCs w:val="18"/>
+                <w:rtl/>
+              </w:rPr>
+              <w:t xml:space="preserve">، ويطابق CI في الخطوة 4b بصمة SHA-256 لأسماء الدول العربية الـ249 بالبذرة (المراجعة الذاتية D3)؛ وقائمة الخيارات لا تقبل </w:t>
+            </w:r>
+            <w:r>
+              <w:rPr>
+                <w:rFonts w:ascii="Courier New" w:cs="Courier New" w:eastAsia="Courier New" w:hAnsi="Courier New"/>
+                <w:b w:val="false"/>
+                <w:bCs w:val="false"/>
+                <w:color w:val="1F2937"/>
+                <w:sz w:val="16"/>
+                <w:szCs w:val="16"/>
+                <w:shd w:fill="F1F3F5" w:color="auto" w:val="clear"/>
+                <w:rtl/>
+              </w:rPr>
+              <w:t xml:space="preserve">‎-f‎</w:t>
+            </w:r>
           </w:p>
         </w:tc>
         <w:tc>
@@ -2747,7 +3102,75 @@
                 <w:szCs w:val="18"/>
                 <w:rtl/>
               </w:rPr>
-              <w:t xml:space="preserve"> إن لم تكن القاعدة موجودة، بلا مسارات ملفات ولا نموذج استرداد</w:t>
+              <w:t xml:space="preserve"> إن لم تكن القاعدة موجودة، بلا مسارات ملفات ولا نموذج استرداد. </w:t>
+            </w:r>
+            <w:r>
+              <w:rPr>
+                <w:rFonts w:ascii="Segoe UI Emoji" w:cs="Segoe UI Emoji" w:eastAsia="Segoe UI Emoji" w:hAnsi="Segoe UI Emoji"/>
+                <w:sz w:val="18"/>
+                <w:szCs w:val="18"/>
+                <w:rtl/>
+              </w:rPr>
+              <w:t xml:space="preserve">✅</w:t>
+            </w:r>
+            <w:r>
+              <w:rPr>
+                <w:rFonts w:ascii="Arial" w:cs="Arial" w:eastAsia="Arial" w:hAnsi="Arial"/>
+                <w:b w:val="false"/>
+                <w:bCs w:val="false"/>
+                <w:sz w:val="18"/>
+                <w:szCs w:val="18"/>
+                <w:rtl/>
+              </w:rPr>
+              <w:t xml:space="preserve"> اليوم: لا ينشئ </w:t>
+            </w:r>
+            <w:r>
+              <w:rPr>
+                <w:rFonts w:ascii="Courier New" w:cs="Courier New" w:eastAsia="Courier New" w:hAnsi="Courier New"/>
+                <w:b w:val="false"/>
+                <w:bCs w:val="false"/>
+                <w:color w:val="1F2937"/>
+                <w:sz w:val="16"/>
+                <w:szCs w:val="16"/>
+                <w:shd w:fill="F1F3F5" w:color="auto" w:val="clear"/>
+                <w:rtl/>
+              </w:rPr>
+              <w:t xml:space="preserve">‎deploy.sql‎</w:t>
+            </w:r>
+            <w:r>
+              <w:rPr>
+                <w:rFonts w:ascii="Arial" w:cs="Arial" w:eastAsia="Arial" w:hAnsi="Arial"/>
+                <w:b w:val="false"/>
+                <w:bCs w:val="false"/>
+                <w:sz w:val="18"/>
+                <w:szCs w:val="18"/>
+                <w:rtl/>
+              </w:rPr>
+              <w:t xml:space="preserve"> القاعدة، بل يتوقف (50141)؛ ينشئها DBA بـ </w:t>
+            </w:r>
+            <w:r>
+              <w:rPr>
+                <w:rFonts w:ascii="Courier New" w:cs="Courier New" w:eastAsia="Courier New" w:hAnsi="Courier New"/>
+                <w:b w:val="false"/>
+                <w:bCs w:val="false"/>
+                <w:color w:val="1F2937"/>
+                <w:sz w:val="16"/>
+                <w:szCs w:val="16"/>
+                <w:shd w:fill="F1F3F5" w:color="auto" w:val="clear"/>
+                <w:rtl/>
+              </w:rPr>
+              <w:t xml:space="preserve">‎prepare_database.sh prepare‎</w:t>
+            </w:r>
+            <w:r>
+              <w:rPr>
+                <w:rFonts w:ascii="Arial" w:cs="Arial" w:eastAsia="Arial" w:hAnsi="Arial"/>
+                <w:b w:val="false"/>
+                <w:bCs w:val="false"/>
+                <w:sz w:val="18"/>
+                <w:szCs w:val="18"/>
+                <w:rtl/>
+              </w:rPr>
+              <w:t xml:space="preserve"> مع RECURSIVE_TRIGGERS OFF (E5، A7)</w:t>
             </w:r>
           </w:p>
         </w:tc>
@@ -2862,7 +3285,27 @@
                 <w:szCs w:val="18"/>
                 <w:rtl/>
               </w:rPr>
-              <w:t xml:space="preserve">000 إلى 004، ثم 020، ثم 005 إلى 007، ثم 010 و025 و030 و050، في جلسة واحدة لأن 010 يقرأ جدولًا مؤقتًا من 004</w:t>
+              <w:t xml:space="preserve">000 إلى 004، ثم 020، ثم 005 إلى 007، ثم 010 و025 و030 و050، في جلسة واحدة لأن 010 يقرأ جدولًا مؤقتًا من 004. </w:t>
+            </w:r>
+            <w:r>
+              <w:rPr>
+                <w:rFonts w:ascii="Segoe UI Emoji" w:cs="Segoe UI Emoji" w:eastAsia="Segoe UI Emoji" w:hAnsi="Segoe UI Emoji"/>
+                <w:sz w:val="18"/>
+                <w:szCs w:val="18"/>
+                <w:rtl/>
+              </w:rPr>
+              <w:t xml:space="preserve">✅</w:t>
+            </w:r>
+            <w:r>
+              <w:rPr>
+                <w:rFonts w:ascii="Arial" w:cs="Arial" w:eastAsia="Arial" w:hAnsi="Arial"/>
+                <w:b w:val="false"/>
+                <w:bCs w:val="false"/>
+                <w:sz w:val="18"/>
+                <w:szCs w:val="18"/>
+                <w:rtl/>
+              </w:rPr>
+              <w:t xml:space="preserve"> اليوم: 000 إلى 004، ثم 020، ثم 005 إلى 007، ثم 010 و025 و028 و029 و030 و035 إلى 039 و041 إلى 044 و050 و090، ثم البذور 100 إلى 103</w:t>
             </w:r>
           </w:p>
         </w:tc>
@@ -3000,7 +3443,51 @@
                 <w:szCs w:val="18"/>
                 <w:rtl/>
               </w:rPr>
-              <w:t xml:space="preserve"> يفشل فيتوقف النشر دون تغيير</w:t>
+              <w:t xml:space="preserve"> يفشل فيتوقف النشر دون تغيير. </w:t>
+            </w:r>
+            <w:r>
+              <w:rPr>
+                <w:rFonts w:ascii="Segoe UI Emoji" w:cs="Segoe UI Emoji" w:eastAsia="Segoe UI Emoji" w:hAnsi="Segoe UI Emoji"/>
+                <w:sz w:val="18"/>
+                <w:szCs w:val="18"/>
+                <w:rtl/>
+              </w:rPr>
+              <w:t xml:space="preserve">✅</w:t>
+            </w:r>
+            <w:r>
+              <w:rPr>
+                <w:rFonts w:ascii="Arial" w:cs="Arial" w:eastAsia="Arial" w:hAnsi="Arial"/>
+                <w:b w:val="false"/>
+                <w:bCs w:val="false"/>
+                <w:sz w:val="18"/>
+                <w:szCs w:val="18"/>
+                <w:rtl/>
+              </w:rPr>
+              <w:t xml:space="preserve"> اليوم: يرفض فحص ما قبل النشر قبل أي تغيير قاعدةً فيها جدول أو كائن أو مشغّل قاعدة أو مخطط أو مستخدم غير </w:t>
+            </w:r>
+            <w:r>
+              <w:rPr>
+                <w:rFonts w:ascii="Courier New" w:cs="Courier New" w:eastAsia="Courier New" w:hAnsi="Courier New"/>
+                <w:b w:val="false"/>
+                <w:bCs w:val="false"/>
+                <w:color w:val="1F2937"/>
+                <w:sz w:val="16"/>
+                <w:szCs w:val="16"/>
+                <w:shd w:fill="F1F3F5" w:color="auto" w:val="clear"/>
+                <w:rtl/>
+              </w:rPr>
+              <w:t xml:space="preserve">‎bankfas_migrator‎</w:t>
+            </w:r>
+            <w:r>
+              <w:rPr>
+                <w:rFonts w:ascii="Arial" w:cs="Arial" w:eastAsia="Arial" w:hAnsi="Arial"/>
+                <w:b w:val="false"/>
+                <w:bCs w:val="false"/>
+                <w:sz w:val="18"/>
+                <w:szCs w:val="18"/>
+                <w:rtl/>
+              </w:rPr>
+              <w:t xml:space="preserve"> أو مفتاح أو مواصفة تدقيق أو اتصال guest (50142، E4)</w:t>
             </w:r>
           </w:p>
         </w:tc>
@@ -3139,7 +3626,75 @@
                 <w:szCs w:val="18"/>
                 <w:rtl/>
               </w:rPr>
-              <w:t xml:space="preserve"> بالغلاف نفسه، ثم يقارن ويختبر</w:t>
+              <w:t xml:space="preserve"> بالغلاف نفسه، ثم يقارن ويختبر. </w:t>
+            </w:r>
+            <w:r>
+              <w:rPr>
+                <w:rFonts w:ascii="Segoe UI Emoji" w:cs="Segoe UI Emoji" w:eastAsia="Segoe UI Emoji" w:hAnsi="Segoe UI Emoji"/>
+                <w:sz w:val="18"/>
+                <w:szCs w:val="18"/>
+                <w:rtl/>
+              </w:rPr>
+              <w:t xml:space="preserve">✅</w:t>
+            </w:r>
+            <w:r>
+              <w:rPr>
+                <w:rFonts w:ascii="Arial" w:cs="Arial" w:eastAsia="Arial" w:hAnsi="Arial"/>
+                <w:b w:val="false"/>
+                <w:bCs w:val="false"/>
+                <w:sz w:val="18"/>
+                <w:szCs w:val="18"/>
+                <w:rtl/>
+              </w:rPr>
+              <w:t xml:space="preserve"> اليوم: يحضّرها بـ </w:t>
+            </w:r>
+            <w:r>
+              <w:rPr>
+                <w:rFonts w:ascii="Courier New" w:cs="Courier New" w:eastAsia="Courier New" w:hAnsi="Courier New"/>
+                <w:b w:val="false"/>
+                <w:bCs w:val="false"/>
+                <w:color w:val="1F2937"/>
+                <w:sz w:val="16"/>
+                <w:szCs w:val="16"/>
+                <w:shd w:fill="F1F3F5" w:color="auto" w:val="clear"/>
+                <w:rtl/>
+              </w:rPr>
+              <w:t xml:space="preserve">‎prepare_database.sh‎</w:t>
+            </w:r>
+            <w:r>
+              <w:rPr>
+                <w:rFonts w:ascii="Arial" w:cs="Arial" w:eastAsia="Arial" w:hAnsi="Arial"/>
+                <w:b w:val="false"/>
+                <w:bCs w:val="false"/>
+                <w:sz w:val="18"/>
+                <w:szCs w:val="18"/>
+                <w:rtl/>
+              </w:rPr>
+              <w:t xml:space="preserve"> وينشر بـ </w:t>
+            </w:r>
+            <w:r>
+              <w:rPr>
+                <w:rFonts w:ascii="Courier New" w:cs="Courier New" w:eastAsia="Courier New" w:hAnsi="Courier New"/>
+                <w:b w:val="false"/>
+                <w:bCs w:val="false"/>
+                <w:color w:val="1F2937"/>
+                <w:sz w:val="16"/>
+                <w:szCs w:val="16"/>
+                <w:shd w:fill="F1F3F5" w:color="auto" w:val="clear"/>
+                <w:rtl/>
+              </w:rPr>
+              <w:t xml:space="preserve">‎bankfas_migrator‎</w:t>
+            </w:r>
+            <w:r>
+              <w:rPr>
+                <w:rFonts w:ascii="Arial" w:cs="Arial" w:eastAsia="Arial" w:hAnsi="Arial"/>
+                <w:b w:val="false"/>
+                <w:bCs w:val="false"/>
+                <w:sz w:val="18"/>
+                <w:szCs w:val="18"/>
+                <w:rtl/>
+              </w:rPr>
+              <w:t xml:space="preserve">، ولا يعمل إلا على خادم محلي (E8)</w:t>
             </w:r>
           </w:p>
         </w:tc>
@@ -3262,7 +3817,7 @@
                 <w:szCs w:val="18"/>
                 <w:rtl/>
               </w:rPr>
-              <w:t xml:space="preserve"> منذ ADR 0013: عشرة فحوص (أعداد الكتالوج مقابل DDL المولَّد، وسياسات الأمن، والإجراءات بصفة </w:t>
+              <w:t xml:space="preserve"> منذ ADR 0013: أربعة عشر فحصًا منذ المراجعة الذاتية C6 وE3 (أعداد الكتالوج مقابل DDL المولَّد، وسياسات الأمن، والإجراءات بصفة </w:t>
             </w:r>
             <w:r>
               <w:rPr>
@@ -3286,7 +3841,7 @@
                 <w:szCs w:val="18"/>
                 <w:rtl/>
               </w:rPr>
-              <w:t xml:space="preserve">، والترتيب) بحساب المراقبة </w:t>
+              <w:t xml:space="preserve">، والمشغّلات الـ63 ولا مشغّل معطّل، ولا دالة داخلية يقرؤها </w:t>
             </w:r>
             <w:r>
               <w:rPr>
@@ -3299,18 +3854,18 @@
                 <w:shd w:fill="F1F3F5" w:color="auto" w:val="clear"/>
                 <w:rtl/>
               </w:rPr>
-              <w:t xml:space="preserve">‎bankfas_monitor‎</w:t>
-            </w:r>
-            <w:r>
-              <w:rPr>
-                <w:rFonts w:ascii="Arial" w:cs="Arial" w:eastAsia="Arial" w:hAnsi="Arial"/>
-                <w:b w:val="false"/>
-                <w:bCs w:val="false"/>
-                <w:sz w:val="18"/>
-                <w:szCs w:val="18"/>
-                <w:rtl/>
-              </w:rPr>
-              <w:t xml:space="preserve"> وبلا </w:t>
+              <w:t xml:space="preserve">‎tp_readonly‎</w:t>
+            </w:r>
+            <w:r>
+              <w:rPr>
+                <w:rFonts w:ascii="Arial" w:cs="Arial" w:eastAsia="Arial" w:hAnsi="Arial"/>
+                <w:b w:val="false"/>
+                <w:bCs w:val="false"/>
+                <w:sz w:val="18"/>
+                <w:szCs w:val="18"/>
+                <w:rtl/>
+              </w:rPr>
+              <w:t xml:space="preserve">، و</w:t>
             </w:r>
             <w:r>
               <w:rPr>
@@ -3323,7 +3878,66 @@
                 <w:shd w:fill="F1F3F5" w:color="auto" w:val="clear"/>
                 <w:rtl/>
               </w:rPr>
+              <w:t xml:space="preserve">‎bankfas_migrator‎</w:t>
+            </w:r>
+            <w:r>
+              <w:rPr>
+                <w:rFonts w:ascii="Arial" w:cs="Arial" w:eastAsia="Arial" w:hAnsi="Arial"/>
+                <w:b w:val="false"/>
+                <w:bCs w:val="false"/>
+                <w:sz w:val="18"/>
+                <w:szCs w:val="18"/>
+                <w:rtl/>
+              </w:rPr>
+              <w:t xml:space="preserve"> معطّل، والترتيب) بحساب المراقبة </w:t>
+            </w:r>
+            <w:r>
+              <w:rPr>
+                <w:rFonts w:ascii="Courier New" w:cs="Courier New" w:eastAsia="Courier New" w:hAnsi="Courier New"/>
+                <w:b w:val="false"/>
+                <w:bCs w:val="false"/>
+                <w:color w:val="1F2937"/>
+                <w:sz w:val="16"/>
+                <w:szCs w:val="16"/>
+                <w:shd w:fill="F1F3F5" w:color="auto" w:val="clear"/>
+                <w:rtl/>
+              </w:rPr>
+              <w:t xml:space="preserve">‎bankfas_monitor‎</w:t>
+            </w:r>
+            <w:r>
+              <w:rPr>
+                <w:rFonts w:ascii="Arial" w:cs="Arial" w:eastAsia="Arial" w:hAnsi="Arial"/>
+                <w:b w:val="false"/>
+                <w:bCs w:val="false"/>
+                <w:sz w:val="18"/>
+                <w:szCs w:val="18"/>
+                <w:rtl/>
+              </w:rPr>
+              <w:t xml:space="preserve"> وبلا </w:t>
+            </w:r>
+            <w:r>
+              <w:rPr>
+                <w:rFonts w:ascii="Courier New" w:cs="Courier New" w:eastAsia="Courier New" w:hAnsi="Courier New"/>
+                <w:b w:val="false"/>
+                <w:bCs w:val="false"/>
+                <w:color w:val="1F2937"/>
+                <w:sz w:val="16"/>
+                <w:szCs w:val="16"/>
+                <w:shd w:fill="F1F3F5" w:color="auto" w:val="clear"/>
+                <w:rtl/>
+              </w:rPr>
               <w:t xml:space="preserve">‎-C‎</w:t>
+            </w:r>
+            <w:r>
+              <w:rPr>
+                <w:rFonts w:ascii="Arial" w:cs="Arial" w:eastAsia="Arial" w:hAnsi="Arial"/>
+                <w:b w:val="false"/>
+                <w:bCs w:val="false"/>
+                <w:sz w:val="18"/>
+                <w:szCs w:val="18"/>
+                <w:rtl/>
+              </w:rPr>
+              <w:t xml:space="preserve">، بعد إغلاق النافذة</w:t>
             </w:r>
           </w:p>
         </w:tc>
@@ -7220,7 +7834,7 @@
           <w:szCs w:val="17"/>
           <w:rtl w:val="false"/>
         </w:rPr>
-        <w:t xml:space="preserve">export SQLCMD_OPTS=""                              # بلا -C؛ و"-f 65001" بعد DQ-S11-3</w:t>
+        <w:t xml:space="preserve">export SQLCMD_OPTS=""                              # بلا -C؛ والأدوات لا تقبل فيه إلا -l و-t و-N s|m (المراجعة الذاتية E7)</w:t>
       </w:r>
     </w:p>
     <w:p>
@@ -7247,7 +7861,7 @@
           <w:szCs w:val="17"/>
           <w:rtl w:val="false"/>
         </w:rPr>
-        <w:t xml:space="preserve">export SQLCMDPASSWORD="$(sudo cat /etc/bankfas/secrets/migrator.pw)"   # DOC-S08 §5</w:t>
+        <w:t xml:space="preserve">export SQLCMDPASSWORD="$(cat /etc/bankfas/db-secrets/bankfas_migrator.secret)"   # ملف DBA نفسه، صلاحيته 600 أو 400 (DOC-S08 §5)</w:t>
       </w:r>
     </w:p>
     <w:p>
@@ -8090,7 +8704,149 @@
           <w:szCs w:val="21"/>
           <w:rtl/>
         </w:rPr>
-        <w:t xml:space="preserve">.</w:t>
+        <w:t xml:space="preserve">، ثم فحوص §8.2 بحساب المراقبة، وأولها يتحقق أن </w:t>
+      </w:r>
+      <w:r>
+        <w:rPr>
+          <w:rFonts w:ascii="Courier New" w:cs="Courier New" w:eastAsia="Courier New" w:hAnsi="Courier New"/>
+          <w:b w:val="false"/>
+          <w:bCs w:val="false"/>
+          <w:color w:val="1F2937"/>
+          <w:sz w:val="18"/>
+          <w:szCs w:val="18"/>
+          <w:shd w:fill="F1F3F5" w:color="auto" w:val="clear"/>
+          <w:rtl/>
+        </w:rPr>
+        <w:t xml:space="preserve">‎bankfas_migrator‎</w:t>
+      </w:r>
+      <w:r>
+        <w:rPr>
+          <w:rFonts w:ascii="Arial" w:cs="Arial" w:eastAsia="Arial" w:hAnsi="Arial"/>
+          <w:b w:val="false"/>
+          <w:bCs w:val="false"/>
+          <w:sz w:val="21"/>
+          <w:szCs w:val="21"/>
+          <w:rtl/>
+        </w:rPr>
+        <w:t xml:space="preserve"> معطّل؛</w:t>
+      </w:r>
+    </w:p>
+    <w:p>
+      <w:pPr>
+        <w:pStyle w:val="ListParagraph"/>
+        <w:numPr>
+          <w:ilvl w:val="1"/>
+          <w:numId w:val="3"/>
+        </w:numPr>
+        <w:bidi/>
+        <w:spacing w:after="70" w:before="0" w:line="300"/>
+      </w:pPr>
+      <w:r>
+        <w:rPr>
+          <w:rFonts w:ascii="Arial" w:cs="Arial" w:eastAsia="Arial" w:hAnsi="Arial"/>
+          <w:b w:val="false"/>
+          <w:bCs w:val="false"/>
+          <w:sz w:val="21"/>
+          <w:szCs w:val="21"/>
+          <w:rtl/>
+        </w:rPr>
+        <w:t xml:space="preserve">تدوير سر </w:t>
+      </w:r>
+      <w:r>
+        <w:rPr>
+          <w:rFonts w:ascii="Courier New" w:cs="Courier New" w:eastAsia="Courier New" w:hAnsi="Courier New"/>
+          <w:b w:val="false"/>
+          <w:bCs w:val="false"/>
+          <w:color w:val="1F2937"/>
+          <w:sz w:val="18"/>
+          <w:szCs w:val="18"/>
+          <w:shd w:fill="F1F3F5" w:color="auto" w:val="clear"/>
+          <w:rtl/>
+        </w:rPr>
+        <w:t xml:space="preserve">‎bankfas_migrator‎</w:t>
+      </w:r>
+      <w:r>
+        <w:rPr>
+          <w:rFonts w:ascii="Arial" w:cs="Arial" w:eastAsia="Arial" w:hAnsi="Arial"/>
+          <w:b w:val="false"/>
+          <w:bCs w:val="false"/>
+          <w:sz w:val="21"/>
+          <w:szCs w:val="21"/>
+          <w:rtl/>
+        </w:rPr>
+        <w:t xml:space="preserve">: يكتب DBA سرًا جديدًا في </w:t>
+      </w:r>
+      <w:r>
+        <w:rPr>
+          <w:rFonts w:ascii="Courier New" w:cs="Courier New" w:eastAsia="Courier New" w:hAnsi="Courier New"/>
+          <w:b w:val="false"/>
+          <w:bCs w:val="false"/>
+          <w:color w:val="1F2937"/>
+          <w:sz w:val="18"/>
+          <w:szCs w:val="18"/>
+          <w:shd w:fill="F1F3F5" w:color="auto" w:val="clear"/>
+          <w:rtl/>
+        </w:rPr>
+        <w:t xml:space="preserve">‎bankfas_migrator.secret‎</w:t>
+      </w:r>
+      <w:r>
+        <w:rPr>
+          <w:rFonts w:ascii="Arial" w:cs="Arial" w:eastAsia="Arial" w:hAnsi="Arial"/>
+          <w:b w:val="false"/>
+          <w:bCs w:val="false"/>
+          <w:sz w:val="21"/>
+          <w:szCs w:val="21"/>
+          <w:rtl/>
+        </w:rPr>
+        <w:t xml:space="preserve"> (أو يحذف الملف ويستعمل </w:t>
+      </w:r>
+      <w:r>
+        <w:rPr>
+          <w:rFonts w:ascii="Courier New" w:cs="Courier New" w:eastAsia="Courier New" w:hAnsi="Courier New"/>
+          <w:b w:val="false"/>
+          <w:bCs w:val="false"/>
+          <w:color w:val="1F2937"/>
+          <w:sz w:val="18"/>
+          <w:szCs w:val="18"/>
+          <w:shd w:fill="F1F3F5" w:color="auto" w:val="clear"/>
+          <w:rtl/>
+        </w:rPr>
+        <w:t xml:space="preserve">‎--generate‎</w:t>
+      </w:r>
+      <w:r>
+        <w:rPr>
+          <w:rFonts w:ascii="Arial" w:cs="Arial" w:eastAsia="Arial" w:hAnsi="Arial"/>
+          <w:b w:val="false"/>
+          <w:bCs w:val="false"/>
+          <w:sz w:val="21"/>
+          <w:szCs w:val="21"/>
+          <w:rtl/>
+        </w:rPr>
+        <w:t xml:space="preserve">) ثم يعيد </w:t>
+      </w:r>
+      <w:r>
+        <w:rPr>
+          <w:rFonts w:ascii="Courier New" w:cs="Courier New" w:eastAsia="Courier New" w:hAnsi="Courier New"/>
+          <w:b w:val="false"/>
+          <w:bCs w:val="false"/>
+          <w:color w:val="1F2937"/>
+          <w:sz w:val="18"/>
+          <w:szCs w:val="18"/>
+          <w:shd w:fill="F1F3F5" w:color="auto" w:val="clear"/>
+          <w:rtl/>
+        </w:rPr>
+        <w:t xml:space="preserve">‎prepare_database.sh prepare‎</w:t>
+      </w:r>
+      <w:r>
+        <w:rPr>
+          <w:rFonts w:ascii="Arial" w:cs="Arial" w:eastAsia="Arial" w:hAnsi="Arial"/>
+          <w:b w:val="false"/>
+          <w:bCs w:val="false"/>
+          <w:sz w:val="21"/>
+          <w:szCs w:val="21"/>
+          <w:rtl/>
+        </w:rPr>
+        <w:t xml:space="preserve">، فيأخذ الحساب السر الجديد ويبقى الباقي كما هو (db/ops/prepare_database.sql؛ DOC-S08 §6).</w:t>
       </w:r>
     </w:p>
     <w:p>
@@ -13605,9 +14361,9 @@
         </w:tblBorders>
       </w:tblPr>
       <w:tblGrid>
-        <w:gridCol w:w="1134"/>
-        <w:gridCol w:w="4977"/>
-        <w:gridCol w:w="3753"/>
+        <w:gridCol w:w="1147"/>
+        <w:gridCol w:w="4969"/>
+        <w:gridCol w:w="3748"/>
       </w:tblGrid>
       <w:tr>
         <w:trPr>
@@ -13616,7 +14372,7 @@
         </w:trPr>
         <w:tc>
           <w:tcPr>
-            <w:tcW w:type="dxa" w:w="1134"/>
+            <w:tcW w:type="dxa" w:w="1147"/>
             <w:tcBorders>
               <w:top w:val="single" w:color="BFC9D6" w:sz="4"/>
               <w:left w:val="single" w:color="BFC9D6" w:sz="4"/>
@@ -13654,7 +14410,7 @@
         </w:tc>
         <w:tc>
           <w:tcPr>
-            <w:tcW w:type="dxa" w:w="4977"/>
+            <w:tcW w:type="dxa" w:w="4969"/>
             <w:tcBorders>
               <w:top w:val="single" w:color="BFC9D6" w:sz="4"/>
               <w:left w:val="single" w:color="BFC9D6" w:sz="4"/>
@@ -13692,7 +14448,7 @@
         </w:tc>
         <w:tc>
           <w:tcPr>
-            <w:tcW w:type="dxa" w:w="3753"/>
+            <w:tcW w:type="dxa" w:w="3748"/>
             <w:tcBorders>
               <w:top w:val="single" w:color="BFC9D6" w:sz="4"/>
               <w:left w:val="single" w:color="BFC9D6" w:sz="4"/>
@@ -13735,7 +14491,7 @@
         </w:trPr>
         <w:tc>
           <w:tcPr>
-            <w:tcW w:type="dxa" w:w="1134"/>
+            <w:tcW w:type="dxa" w:w="1147"/>
             <w:tcBorders>
               <w:top w:val="single" w:color="BFC9D6" w:sz="4"/>
               <w:left w:val="single" w:color="BFC9D6" w:sz="4"/>
@@ -13789,13 +14545,13 @@
                 <w:szCs w:val="18"/>
                 <w:rtl/>
               </w:rPr>
-              <w:t xml:space="preserve">، والترتيب</w:t>
-            </w:r>
-          </w:p>
-        </w:tc>
-        <w:tc>
-          <w:tcPr>
-            <w:tcW w:type="dxa" w:w="4977"/>
+              <w:t xml:space="preserve">، والمشغّلات، ومنع الدوال الداخلية، وتعطيل حساب الترحيل، والترتيب</w:t>
+            </w:r>
+          </w:p>
+        </w:tc>
+        <w:tc>
+          <w:tcPr>
+            <w:tcW w:type="dxa" w:w="4969"/>
             <w:tcBorders>
               <w:top w:val="single" w:color="BFC9D6" w:sz="4"/>
               <w:left w:val="single" w:color="BFC9D6" w:sz="4"/>
@@ -13838,43 +14594,56 @@
                 <w:szCs w:val="18"/>
                 <w:rtl/>
               </w:rPr>
-              <w:t xml:space="preserve"> (ADR 0013)</w:t>
-            </w:r>
-          </w:p>
-        </w:tc>
-        <w:tc>
-          <w:tcPr>
-            <w:tcW w:type="dxa" w:w="3753"/>
-            <w:tcBorders>
-              <w:top w:val="single" w:color="BFC9D6" w:sz="4"/>
-              <w:left w:val="single" w:color="BFC9D6" w:sz="4"/>
-              <w:bottom w:val="single" w:color="BFC9D6" w:sz="4"/>
-              <w:right w:val="single" w:color="BFC9D6" w:sz="4"/>
-            </w:tcBorders>
-            <w:tcMar>
-              <w:top w:type="dxa" w:w="50"/>
-              <w:left w:type="dxa" w:w="90"/>
-              <w:bottom w:type="dxa" w:w="50"/>
-              <w:right w:type="dxa" w:w="90"/>
-            </w:tcMar>
-            <w:vAlign w:val="top"/>
-          </w:tcPr>
-          <w:p>
-            <w:pPr>
-              <w:keepNext w:val="false"/>
-              <w:bidi/>
-              <w:spacing w:after="30" w:before="30" w:line="264"/>
-            </w:pPr>
-            <w:r>
-              <w:rPr>
-                <w:rFonts w:ascii="Arial" w:cs="Arial" w:eastAsia="Arial" w:hAnsi="Arial"/>
-                <w:b w:val="false"/>
-                <w:bCs w:val="false"/>
-                <w:sz w:val="18"/>
-                <w:szCs w:val="18"/>
-                <w:rtl/>
-              </w:rPr>
-              <w:t xml:space="preserve">الأسطر العشرة كلها </w:t>
+              <w:t xml:space="preserve"> (ADR 0013)، بعد </w:t>
+            </w:r>
+            <w:r>
+              <w:rPr>
+                <w:rFonts w:ascii="Courier New" w:cs="Courier New" w:eastAsia="Courier New" w:hAnsi="Courier New"/>
+                <w:b w:val="false"/>
+                <w:bCs w:val="false"/>
+                <w:color w:val="1F2937"/>
+                <w:sz w:val="16"/>
+                <w:szCs w:val="16"/>
+                <w:shd w:fill="F1F3F5" w:color="auto" w:val="clear"/>
+                <w:rtl/>
+              </w:rPr>
+              <w:t xml:space="preserve">‎prepare_database.sh close‎</w:t>
+            </w:r>
+          </w:p>
+        </w:tc>
+        <w:tc>
+          <w:tcPr>
+            <w:tcW w:type="dxa" w:w="3748"/>
+            <w:tcBorders>
+              <w:top w:val="single" w:color="BFC9D6" w:sz="4"/>
+              <w:left w:val="single" w:color="BFC9D6" w:sz="4"/>
+              <w:bottom w:val="single" w:color="BFC9D6" w:sz="4"/>
+              <w:right w:val="single" w:color="BFC9D6" w:sz="4"/>
+            </w:tcBorders>
+            <w:tcMar>
+              <w:top w:type="dxa" w:w="50"/>
+              <w:left w:type="dxa" w:w="90"/>
+              <w:bottom w:type="dxa" w:w="50"/>
+              <w:right w:type="dxa" w:w="90"/>
+            </w:tcMar>
+            <w:vAlign w:val="top"/>
+          </w:tcPr>
+          <w:p>
+            <w:pPr>
+              <w:keepNext w:val="false"/>
+              <w:bidi/>
+              <w:spacing w:after="30" w:before="30" w:line="264"/>
+            </w:pPr>
+            <w:r>
+              <w:rPr>
+                <w:rFonts w:ascii="Arial" w:cs="Arial" w:eastAsia="Arial" w:hAnsi="Arial"/>
+                <w:b w:val="false"/>
+                <w:bCs w:val="false"/>
+                <w:sz w:val="18"/>
+                <w:szCs w:val="18"/>
+                <w:rtl/>
+              </w:rPr>
+              <w:t xml:space="preserve">الأسطر الأربعة عشر كلها </w:t>
             </w:r>
             <w:r>
               <w:rPr>
@@ -13909,7 +14678,7 @@
         </w:trPr>
         <w:tc>
           <w:tcPr>
-            <w:tcW w:type="dxa" w:w="1134"/>
+            <w:tcW w:type="dxa" w:w="1147"/>
             <w:tcBorders>
               <w:top w:val="single" w:color="BFC9D6" w:sz="4"/>
               <w:left w:val="single" w:color="BFC9D6" w:sz="4"/>
@@ -13946,7 +14715,7 @@
         </w:tc>
         <w:tc>
           <w:tcPr>
-            <w:tcW w:type="dxa" w:w="4977"/>
+            <w:tcW w:type="dxa" w:w="4969"/>
             <w:tcBorders>
               <w:top w:val="single" w:color="BFC9D6" w:sz="4"/>
               <w:left w:val="single" w:color="BFC9D6" w:sz="4"/>
@@ -13983,7 +14752,7 @@
         </w:tc>
         <w:tc>
           <w:tcPr>
-            <w:tcW w:type="dxa" w:w="3753"/>
+            <w:tcW w:type="dxa" w:w="3748"/>
             <w:tcBorders>
               <w:top w:val="single" w:color="BFC9D6" w:sz="4"/>
               <w:left w:val="single" w:color="BFC9D6" w:sz="4"/>
@@ -14025,7 +14794,7 @@
         </w:trPr>
         <w:tc>
           <w:tcPr>
-            <w:tcW w:type="dxa" w:w="1134"/>
+            <w:tcW w:type="dxa" w:w="1147"/>
             <w:tcBorders>
               <w:top w:val="single" w:color="BFC9D6" w:sz="4"/>
               <w:left w:val="single" w:color="BFC9D6" w:sz="4"/>
@@ -14061,7 +14830,7 @@
         </w:tc>
         <w:tc>
           <w:tcPr>
-            <w:tcW w:type="dxa" w:w="4977"/>
+            <w:tcW w:type="dxa" w:w="4969"/>
             <w:tcBorders>
               <w:top w:val="single" w:color="BFC9D6" w:sz="4"/>
               <w:left w:val="single" w:color="BFC9D6" w:sz="4"/>
@@ -14097,7 +14866,7 @@
         </w:tc>
         <w:tc>
           <w:tcPr>
-            <w:tcW w:type="dxa" w:w="3753"/>
+            <w:tcW w:type="dxa" w:w="3748"/>
             <w:tcBorders>
               <w:top w:val="single" w:color="BFC9D6" w:sz="4"/>
               <w:left w:val="single" w:color="BFC9D6" w:sz="4"/>
@@ -14138,7 +14907,7 @@
         </w:trPr>
         <w:tc>
           <w:tcPr>
-            <w:tcW w:type="dxa" w:w="1134"/>
+            <w:tcW w:type="dxa" w:w="1147"/>
             <w:tcBorders>
               <w:top w:val="single" w:color="BFC9D6" w:sz="4"/>
               <w:left w:val="single" w:color="BFC9D6" w:sz="4"/>
@@ -14175,7 +14944,7 @@
         </w:tc>
         <w:tc>
           <w:tcPr>
-            <w:tcW w:type="dxa" w:w="4977"/>
+            <w:tcW w:type="dxa" w:w="4969"/>
             <w:tcBorders>
               <w:top w:val="single" w:color="BFC9D6" w:sz="4"/>
               <w:left w:val="single" w:color="BFC9D6" w:sz="4"/>
@@ -14212,7 +14981,7 @@
         </w:tc>
         <w:tc>
           <w:tcPr>
-            <w:tcW w:type="dxa" w:w="3753"/>
+            <w:tcW w:type="dxa" w:w="3748"/>
             <w:tcBorders>
               <w:top w:val="single" w:color="BFC9D6" w:sz="4"/>
               <w:left w:val="single" w:color="BFC9D6" w:sz="4"/>
@@ -14278,7 +15047,7 @@
         </w:trPr>
         <w:tc>
           <w:tcPr>
-            <w:tcW w:type="dxa" w:w="1134"/>
+            <w:tcW w:type="dxa" w:w="1147"/>
             <w:tcBorders>
               <w:top w:val="single" w:color="BFC9D6" w:sz="4"/>
               <w:left w:val="single" w:color="BFC9D6" w:sz="4"/>
@@ -14314,7 +15083,7 @@
         </w:tc>
         <w:tc>
           <w:tcPr>
-            <w:tcW w:type="dxa" w:w="4977"/>
+            <w:tcW w:type="dxa" w:w="4969"/>
             <w:tcBorders>
               <w:top w:val="single" w:color="BFC9D6" w:sz="4"/>
               <w:left w:val="single" w:color="BFC9D6" w:sz="4"/>
@@ -14350,7 +15119,7 @@
         </w:tc>
         <w:tc>
           <w:tcPr>
-            <w:tcW w:type="dxa" w:w="3753"/>
+            <w:tcW w:type="dxa" w:w="3748"/>
             <w:tcBorders>
               <w:top w:val="single" w:color="BFC9D6" w:sz="4"/>
               <w:left w:val="single" w:color="BFC9D6" w:sz="4"/>
@@ -14393,7 +15162,7 @@
         </w:trPr>
         <w:tc>
           <w:tcPr>
-            <w:tcW w:type="dxa" w:w="1134"/>
+            <w:tcW w:type="dxa" w:w="1147"/>
             <w:tcBorders>
               <w:top w:val="single" w:color="BFC9D6" w:sz="4"/>
               <w:left w:val="single" w:color="BFC9D6" w:sz="4"/>
@@ -14430,7 +15199,7 @@
         </w:tc>
         <w:tc>
           <w:tcPr>
-            <w:tcW w:type="dxa" w:w="4977"/>
+            <w:tcW w:type="dxa" w:w="4969"/>
             <w:tcBorders>
               <w:top w:val="single" w:color="BFC9D6" w:sz="4"/>
               <w:left w:val="single" w:color="BFC9D6" w:sz="4"/>
@@ -14493,7 +15262,7 @@
         </w:tc>
         <w:tc>
           <w:tcPr>
-            <w:tcW w:type="dxa" w:w="3753"/>
+            <w:tcW w:type="dxa" w:w="3748"/>
             <w:tcBorders>
               <w:top w:val="single" w:color="BFC9D6" w:sz="4"/>
               <w:left w:val="single" w:color="BFC9D6" w:sz="4"/>
@@ -14548,7 +15317,7 @@
         </w:trPr>
         <w:tc>
           <w:tcPr>
-            <w:tcW w:type="dxa" w:w="1134"/>
+            <w:tcW w:type="dxa" w:w="1147"/>
             <w:tcBorders>
               <w:top w:val="single" w:color="BFC9D6" w:sz="4"/>
               <w:left w:val="single" w:color="BFC9D6" w:sz="4"/>
@@ -14584,7 +15353,7 @@
         </w:tc>
         <w:tc>
           <w:tcPr>
-            <w:tcW w:type="dxa" w:w="4977"/>
+            <w:tcW w:type="dxa" w:w="4969"/>
             <w:tcBorders>
               <w:top w:val="single" w:color="BFC9D6" w:sz="4"/>
               <w:left w:val="single" w:color="BFC9D6" w:sz="4"/>
@@ -14620,7 +15389,7 @@
         </w:tc>
         <w:tc>
           <w:tcPr>
-            <w:tcW w:type="dxa" w:w="3753"/>
+            <w:tcW w:type="dxa" w:w="3748"/>
             <w:tcBorders>
               <w:top w:val="single" w:color="BFC9D6" w:sz="4"/>
               <w:left w:val="single" w:color="BFC9D6" w:sz="4"/>

--- a/treasury-platform/docs/30-readiness/word/DOC-S11-deployment-guide.docx
+++ b/treasury-platform/docs/30-readiness/word/DOC-S11-deployment-guide.docx
@@ -849,7 +849,7 @@
         <w:spacing w:after="50" w:before="0"/>
         <w:ind w:left="0"/>
       </w:pPr>
-      <w:hyperlink w:history="1" w:anchor="_sec15">
+      <w:hyperlink w:history="1" w:anchor="_sec14">
         <w:r>
           <w:rPr>
             <w:rFonts w:ascii="Arial" w:cs="Arial" w:eastAsia="Arial" w:hAnsi="Arial"/>
@@ -870,7 +870,7 @@
         <w:spacing w:after="50" w:before="0"/>
         <w:ind w:left="0"/>
       </w:pPr>
-      <w:hyperlink w:history="1" w:anchor="_sec19">
+      <w:hyperlink w:history="1" w:anchor="_sec18">
         <w:r>
           <w:rPr>
             <w:rFonts w:ascii="Arial" w:cs="Arial" w:eastAsia="Arial" w:hAnsi="Arial"/>
@@ -891,7 +891,7 @@
         <w:spacing w:after="50" w:before="0"/>
         <w:ind w:left="0"/>
       </w:pPr>
-      <w:hyperlink w:history="1" w:anchor="_sec20">
+      <w:hyperlink w:history="1" w:anchor="_sec19">
         <w:r>
           <w:rPr>
             <w:rFonts w:ascii="Arial" w:cs="Arial" w:eastAsia="Arial" w:hAnsi="Arial"/>
@@ -912,7 +912,7 @@
         <w:spacing w:after="50" w:before="0"/>
         <w:ind w:left="0"/>
       </w:pPr>
-      <w:hyperlink w:history="1" w:anchor="_sec21">
+      <w:hyperlink w:history="1" w:anchor="_sec20">
         <w:r>
           <w:rPr>
             <w:rFonts w:ascii="Arial" w:cs="Arial" w:eastAsia="Arial" w:hAnsi="Arial"/>
@@ -933,7 +933,7 @@
         <w:spacing w:after="50" w:before="0"/>
         <w:ind w:left="0"/>
       </w:pPr>
-      <w:hyperlink w:history="1" w:anchor="_sec22">
+      <w:hyperlink w:history="1" w:anchor="_sec21">
         <w:r>
           <w:rPr>
             <w:rFonts w:ascii="Arial" w:cs="Arial" w:eastAsia="Arial" w:hAnsi="Arial"/>
@@ -954,7 +954,7 @@
         <w:spacing w:after="50" w:before="0"/>
         <w:ind w:left="0"/>
       </w:pPr>
-      <w:hyperlink w:history="1" w:anchor="_sec23">
+      <w:hyperlink w:history="1" w:anchor="_sec22">
         <w:r>
           <w:rPr>
             <w:rFonts w:ascii="Arial" w:cs="Arial" w:eastAsia="Arial" w:hAnsi="Arial"/>
@@ -975,7 +975,7 @@
         <w:spacing w:after="50" w:before="0"/>
         <w:ind w:left="0"/>
       </w:pPr>
-      <w:hyperlink w:history="1" w:anchor="_sec24">
+      <w:hyperlink w:history="1" w:anchor="_sec23">
         <w:r>
           <w:rPr>
             <w:rFonts w:ascii="Arial" w:cs="Arial" w:eastAsia="Arial" w:hAnsi="Arial"/>
@@ -5333,7 +5333,31 @@
                 <w:szCs w:val="18"/>
                 <w:rtl/>
               </w:rPr>
-              <w:t xml:space="preserve"> موجود ومعطّل خارج النافذة، وسره في ملف يملكه root بصلاحية 0600 (DOC-S08 §3، §5)</w:t>
+              <w:t xml:space="preserve"> موجود ومعطّل خارج النافذة، وسره في ملف يملكه مستخدم DBA الذي يشغّل الأداة، بصلاحية 600 أو 400، كما يفرضه </w:t>
+            </w:r>
+            <w:r>
+              <w:rPr>
+                <w:rFonts w:ascii="Courier New" w:cs="Courier New" w:eastAsia="Courier New" w:hAnsi="Courier New"/>
+                <w:b w:val="false"/>
+                <w:bCs w:val="false"/>
+                <w:color w:val="1F2937"/>
+                <w:sz w:val="16"/>
+                <w:szCs w:val="16"/>
+                <w:shd w:fill="F1F3F5" w:color="auto" w:val="clear"/>
+                <w:rtl/>
+              </w:rPr>
+              <w:t xml:space="preserve">‎prepare_database.sh‎</w:t>
+            </w:r>
+            <w:r>
+              <w:rPr>
+                <w:rFonts w:ascii="Arial" w:cs="Arial" w:eastAsia="Arial" w:hAnsi="Arial"/>
+                <w:b w:val="false"/>
+                <w:bCs w:val="false"/>
+                <w:sz w:val="18"/>
+                <w:szCs w:val="18"/>
+                <w:rtl/>
+              </w:rPr>
+              <w:t xml:space="preserve"> (DOC-S08 §3، §5)</w:t>
             </w:r>
           </w:p>
         </w:tc>
@@ -12606,7 +12630,79 @@
           <w:szCs w:val="21"/>
           <w:rtl/>
         </w:rPr>
-        <w:t xml:space="preserve">لا مسار ترحيل بين الإصدارات (docs/20-database-design.md:452؛ O-2 في :530). أداة الترحيل وطريقة كتابة السكربتات قراران مفتوحان: DQ-B11-4 وDQ-B11-5 (docs/30-readiness/DOC-B11-environments-build-release.md:219-220).</w:t>
+        <w:t xml:space="preserve">مسار الترقية موجود: </w:t>
+      </w:r>
+      <w:r>
+        <w:rPr>
+          <w:rFonts w:ascii="Courier New" w:cs="Courier New" w:eastAsia="Courier New" w:hAnsi="Courier New"/>
+          <w:b w:val="false"/>
+          <w:bCs w:val="false"/>
+          <w:color w:val="1F2937"/>
+          <w:sz w:val="18"/>
+          <w:szCs w:val="18"/>
+          <w:shd w:fill="F1F3F5" w:color="auto" w:val="clear"/>
+          <w:rtl/>
+        </w:rPr>
+        <w:t xml:space="preserve">‎tools/deploy/migrate.sh‎</w:t>
+      </w:r>
+      <w:r>
+        <w:rPr>
+          <w:rFonts w:ascii="Arial" w:cs="Arial" w:eastAsia="Arial" w:hAnsi="Arial"/>
+          <w:b w:val="false"/>
+          <w:bCs w:val="false"/>
+          <w:sz w:val="21"/>
+          <w:szCs w:val="21"/>
+          <w:rtl/>
+        </w:rPr>
+        <w:t xml:space="preserve"> مع سجل </w:t>
+      </w:r>
+      <w:r>
+        <w:rPr>
+          <w:rFonts w:ascii="Courier New" w:cs="Courier New" w:eastAsia="Courier New" w:hAnsi="Courier New"/>
+          <w:b w:val="false"/>
+          <w:bCs w:val="false"/>
+          <w:color w:val="1F2937"/>
+          <w:sz w:val="18"/>
+          <w:szCs w:val="18"/>
+          <w:shd w:fill="F1F3F5" w:color="auto" w:val="clear"/>
+          <w:rtl/>
+        </w:rPr>
+        <w:t xml:space="preserve">‎plat.SchemaMigration‎</w:t>
+      </w:r>
+      <w:r>
+        <w:rPr>
+          <w:rFonts w:ascii="Arial" w:cs="Arial" w:eastAsia="Arial" w:hAnsi="Arial"/>
+          <w:b w:val="false"/>
+          <w:bCs w:val="false"/>
+          <w:sz w:val="21"/>
+          <w:szCs w:val="21"/>
+          <w:rtl/>
+        </w:rPr>
+        <w:t xml:space="preserve"> وبصمة المخطط (</w:t>
+      </w:r>
+      <w:r>
+        <w:rPr>
+          <w:rFonts w:ascii="Courier New" w:cs="Courier New" w:eastAsia="Courier New" w:hAnsi="Courier New"/>
+          <w:b w:val="false"/>
+          <w:bCs w:val="false"/>
+          <w:color w:val="1F2937"/>
+          <w:sz w:val="18"/>
+          <w:szCs w:val="18"/>
+          <w:shd w:fill="F1F3F5" w:color="auto" w:val="clear"/>
+          <w:rtl/>
+        </w:rPr>
+        <w:t xml:space="preserve">‎db/static/056_schema_fingerprint.sql‎</w:t>
+      </w:r>
+      <w:r>
+        <w:rPr>
+          <w:rFonts w:ascii="Arial" w:cs="Arial" w:eastAsia="Arial" w:hAnsi="Arial"/>
+          <w:b w:val="false"/>
+          <w:bCs w:val="false"/>
+          <w:sz w:val="21"/>
+          <w:szCs w:val="21"/>
+          <w:rtl/>
+        </w:rPr>
+        <w:t xml:space="preserve">؛ ADR 0034؛ O-2 محلول في docs/20-database-design.md:627). يختبره CI في الخطوة 22d (MG1 إلى MG12).</w:t>
       </w:r>
     </w:p>
     <w:p>
@@ -12621,17 +12717,6 @@
       </w:pPr>
       <w:r>
         <w:rPr>
-          <w:rFonts w:ascii="Arial" w:cs="Arial" w:eastAsia="Arial" w:hAnsi="Arial"/>
-          <w:b w:val="false"/>
-          <w:bCs w:val="false"/>
-          <w:sz w:val="21"/>
-          <w:szCs w:val="21"/>
-          <w:rtl/>
-        </w:rPr>
-        <w:t xml:space="preserve">تشغيل </w:t>
-      </w:r>
-      <w:r>
-        <w:rPr>
           <w:rFonts w:ascii="Courier New" w:cs="Courier New" w:eastAsia="Courier New" w:hAnsi="Courier New"/>
           <w:b w:val="false"/>
           <w:bCs w:val="false"/>
@@ -12652,7 +12737,31 @@
           <w:szCs w:val="21"/>
           <w:rtl/>
         </w:rPr>
-        <w:t xml:space="preserve"> على قاعدة قائمة يفشل عند أول جدول دون تغيير (§2). هذا آمن، لكنه ليس ترقية.</w:t>
+        <w:t xml:space="preserve"> يبني قاعدة جديدة فقط، ويرفض قاعدة فيها جداول (50142)؛ ثم يسجّل خط الأساس (</w:t>
+      </w:r>
+      <w:r>
+        <w:rPr>
+          <w:rFonts w:ascii="Courier New" w:cs="Courier New" w:eastAsia="Courier New" w:hAnsi="Courier New"/>
+          <w:b w:val="false"/>
+          <w:bCs w:val="false"/>
+          <w:color w:val="1F2937"/>
+          <w:sz w:val="18"/>
+          <w:szCs w:val="18"/>
+          <w:shd w:fill="F1F3F5" w:color="auto" w:val="clear"/>
+          <w:rtl/>
+        </w:rPr>
+        <w:t xml:space="preserve">‎migrate.sh baseline --after-deploy‎</w:t>
+      </w:r>
+      <w:r>
+        <w:rPr>
+          <w:rFonts w:ascii="Arial" w:cs="Arial" w:eastAsia="Arial" w:hAnsi="Arial"/>
+          <w:b w:val="false"/>
+          <w:bCs w:val="false"/>
+          <w:sz w:val="21"/>
+          <w:szCs w:val="21"/>
+          <w:rtl/>
+        </w:rPr>
+        <w:t xml:space="preserve">) ومعه السكربتات المرقّمة الموجودة على أنها مطبّقة، لأن القاعدة بُنيت من النموذج الذي تنتهي إليه (المراجعة الداخلية v6، D3).</w:t>
       </w:r>
     </w:p>
     <w:p>
@@ -12674,7 +12783,55 @@
           <w:szCs w:val="21"/>
           <w:rtl/>
         </w:rPr>
-        <w:t xml:space="preserve">الملفات الثابتة مكتوبة لتُعاد، لكن إعادتها على قاعدة قائمة لم تُختبر، لأن CI يبدأ دائمًا من قاعدة جديدة (DOC-B11 §6.1).</w:t>
+        <w:t xml:space="preserve">الملفات من </w:t>
+      </w:r>
+      <w:r>
+        <w:rPr>
+          <w:rFonts w:ascii="Courier New" w:cs="Courier New" w:eastAsia="Courier New" w:hAnsi="Courier New"/>
+          <w:b w:val="false"/>
+          <w:bCs w:val="false"/>
+          <w:color w:val="1F2937"/>
+          <w:sz w:val="18"/>
+          <w:szCs w:val="18"/>
+          <w:shd w:fill="F1F3F5" w:color="auto" w:val="clear"/>
+          <w:rtl/>
+        </w:rPr>
+        <w:t xml:space="preserve">‎004‎</w:t>
+      </w:r>
+      <w:r>
+        <w:rPr>
+          <w:rFonts w:ascii="Arial" w:cs="Arial" w:eastAsia="Arial" w:hAnsi="Arial"/>
+          <w:b w:val="false"/>
+          <w:bCs w:val="false"/>
+          <w:sz w:val="21"/>
+          <w:szCs w:val="21"/>
+          <w:rtl/>
+        </w:rPr>
+        <w:t xml:space="preserve"> فصاعدًا متكررة: تُعاد كلها بترتيب </w:t>
+      </w:r>
+      <w:r>
+        <w:rPr>
+          <w:rFonts w:ascii="Courier New" w:cs="Courier New" w:eastAsia="Courier New" w:hAnsi="Courier New"/>
+          <w:b w:val="false"/>
+          <w:bCs w:val="false"/>
+          <w:color w:val="1F2937"/>
+          <w:sz w:val="18"/>
+          <w:szCs w:val="18"/>
+          <w:shd w:fill="F1F3F5" w:color="auto" w:val="clear"/>
+          <w:rtl/>
+        </w:rPr>
+        <w:t xml:space="preserve">‎deploy.sql‎</w:t>
+      </w:r>
+      <w:r>
+        <w:rPr>
+          <w:rFonts w:ascii="Arial" w:cs="Arial" w:eastAsia="Arial" w:hAnsi="Arial"/>
+          <w:b w:val="false"/>
+          <w:bCs w:val="false"/>
+          <w:sz w:val="21"/>
+          <w:szCs w:val="21"/>
+          <w:rtl/>
+        </w:rPr>
+        <w:t xml:space="preserve"> في معاملة واحدة، ويثبت CI أن إعادتها لا تغيّر البصمة (MG3).</w:t>
       </w:r>
     </w:p>
     <w:p>
@@ -12699,12 +12856,12 @@
           <w:szCs w:val="26"/>
           <w:rtl/>
         </w:rPr>
-        <w:t xml:space="preserve">7.2 القواعد حتى يُحسم DQ-B11-4 وDQ-B11-5 </w:t>
+        <w:t xml:space="preserve">7.2 خطوات الترقية </w:t>
       </w:r>
       <w:r>
         <w:rPr>
           <w:rFonts w:ascii="Arial" w:cs="Arial" w:eastAsia="Arial" w:hAnsi="Arial"/>
-          <w:color w:val="E0A800"/>
+          <w:color w:val="2E9E44"/>
           <w:sz w:val="26"/>
           <w:szCs w:val="26"/>
           <w:rtl/>
@@ -12732,7 +12889,7 @@
           <w:szCs w:val="21"/>
           <w:rtl/>
         </w:rPr>
-        <w:t xml:space="preserve">قبل أول بيانات يجب حفظها:</w:t>
+        <w:t xml:space="preserve">نسخة كاملة وفحصها</w:t>
       </w:r>
       <w:r>
         <w:rPr>
@@ -12743,7 +12900,55 @@
           <w:szCs w:val="21"/>
           <w:rtl/>
         </w:rPr>
-        <w:t xml:space="preserve"> بيئة الاختبار تُعاد بنشر جديد بعد حذف القاعدة، بموافقة مسجّلة. لا يُحذف أي شيء في UAT أو الإنتاج بعد تحميل بيانات.</w:t>
+        <w:t xml:space="preserve"> (G8؛ DOC-S09). </w:t>
+      </w:r>
+      <w:r>
+        <w:rPr>
+          <w:rFonts w:ascii="Courier New" w:cs="Courier New" w:eastAsia="Courier New" w:hAnsi="Courier New"/>
+          <w:b w:val="false"/>
+          <w:bCs w:val="false"/>
+          <w:color w:val="1F2937"/>
+          <w:sz w:val="18"/>
+          <w:szCs w:val="18"/>
+          <w:shd w:fill="F1F3F5" w:color="auto" w:val="clear"/>
+          <w:rtl/>
+        </w:rPr>
+        <w:t xml:space="preserve">‎prepare_database.sh open‎</w:t>
+      </w:r>
+      <w:r>
+        <w:rPr>
+          <w:rFonts w:ascii="Arial" w:cs="Arial" w:eastAsia="Arial" w:hAnsi="Arial"/>
+          <w:b w:val="false"/>
+          <w:bCs w:val="false"/>
+          <w:sz w:val="21"/>
+          <w:szCs w:val="21"/>
+          <w:rtl/>
+        </w:rPr>
+        <w:t xml:space="preserve"> يرفض فتح النافذة لقاعدة فيها جداول بلا نسخة كاملة خلال </w:t>
+      </w:r>
+      <w:r>
+        <w:rPr>
+          <w:rFonts w:ascii="Courier New" w:cs="Courier New" w:eastAsia="Courier New" w:hAnsi="Courier New"/>
+          <w:b w:val="false"/>
+          <w:bCs w:val="false"/>
+          <w:color w:val="1F2937"/>
+          <w:sz w:val="18"/>
+          <w:szCs w:val="18"/>
+          <w:shd w:fill="F1F3F5" w:color="auto" w:val="clear"/>
+          <w:rtl/>
+        </w:rPr>
+        <w:t xml:space="preserve">‎BANKFAS_BACKUP_MAX_AGE_HOURS‎</w:t>
+      </w:r>
+      <w:r>
+        <w:rPr>
+          <w:rFonts w:ascii="Arial" w:cs="Arial" w:eastAsia="Arial" w:hAnsi="Arial"/>
+          <w:b w:val="false"/>
+          <w:bCs w:val="false"/>
+          <w:sz w:val="21"/>
+          <w:szCs w:val="21"/>
+          <w:rtl/>
+        </w:rPr>
+        <w:t xml:space="preserve"> (افتراضيًا 24 ساعة، 50153).</w:t>
       </w:r>
     </w:p>
     <w:p>
@@ -12765,7 +12970,7 @@
           <w:szCs w:val="21"/>
           <w:rtl/>
         </w:rPr>
-        <w:t xml:space="preserve">بعد أول بيانات:</w:t>
+        <w:t xml:space="preserve">إيقاف التطبيق ومعالج المهام ولوحة المشغّل.</w:t>
       </w:r>
       <w:r>
         <w:rPr>
@@ -12776,7 +12981,31 @@
           <w:szCs w:val="21"/>
           <w:rtl/>
         </w:rPr>
-        <w:t xml:space="preserve"> لا يصل تغيير في النموذج إلى تلك البيئة حتى يوجد منفّذ الترحيل وفحص التكافؤ في CI (DOC-B11 §6.3). هذه بوابة إصدار، لا توصية.</w:t>
+        <w:t xml:space="preserve"> </w:t>
+      </w:r>
+      <w:r>
+        <w:rPr>
+          <w:rFonts w:ascii="Courier New" w:cs="Courier New" w:eastAsia="Courier New" w:hAnsi="Courier New"/>
+          <w:b w:val="false"/>
+          <w:bCs w:val="false"/>
+          <w:color w:val="1F2937"/>
+          <w:sz w:val="18"/>
+          <w:szCs w:val="18"/>
+          <w:shd w:fill="F1F3F5" w:color="auto" w:val="clear"/>
+          <w:rtl/>
+        </w:rPr>
+        <w:t xml:space="preserve">‎open‎</w:t>
+      </w:r>
+      <w:r>
+        <w:rPr>
+          <w:rFonts w:ascii="Arial" w:cs="Arial" w:eastAsia="Arial" w:hAnsi="Arial"/>
+          <w:b w:val="false"/>
+          <w:bCs w:val="false"/>
+          <w:sz w:val="21"/>
+          <w:szCs w:val="21"/>
+          <w:rtl/>
+        </w:rPr>
+        <w:t xml:space="preserve"> يرفض إن بقيت جلسة لحساب خدمة (50152)، ويرفض إن لم يكن تدقيق الخادم يعمل (50151).</w:t>
       </w:r>
     </w:p>
     <w:p>
@@ -12798,7 +13027,7 @@
           <w:szCs w:val="21"/>
           <w:rtl/>
         </w:rPr>
-        <w:t xml:space="preserve">لا تشغيل لملف منفرد.</w:t>
+        <w:t xml:space="preserve">فتح النافذة</w:t>
       </w:r>
       <w:r>
         <w:rPr>
@@ -12809,7 +13038,7 @@
           <w:szCs w:val="21"/>
           <w:rtl/>
         </w:rPr>
-        <w:t xml:space="preserve"> تشغيل </w:t>
+        <w:t xml:space="preserve"> بمرجع التغيير </w:t>
       </w:r>
       <w:r>
         <w:rPr>
@@ -12822,7 +13051,7 @@
           <w:shd w:fill="F1F3F5" w:color="auto" w:val="clear"/>
           <w:rtl/>
         </w:rPr>
-        <w:t xml:space="preserve">‎007‎</w:t>
+        <w:t xml:space="preserve">‎BANKFAS_CHANGE_REF‎</w:t>
       </w:r>
       <w:r>
         <w:rPr>
@@ -12833,7 +13062,7 @@
           <w:szCs w:val="21"/>
           <w:rtl/>
         </w:rPr>
-        <w:t xml:space="preserve"> وحده يزيل محظورات </w:t>
+        <w:t xml:space="preserve"> (</w:t>
       </w:r>
       <w:r>
         <w:rPr>
@@ -12846,7 +13075,7 @@
           <w:shd w:fill="F1F3F5" w:color="auto" w:val="clear"/>
           <w:rtl/>
         </w:rPr>
-        <w:t xml:space="preserve">‎030‎</w:t>
+        <w:t xml:space="preserve">‎prepare_database.sh open‎</w:t>
       </w:r>
       <w:r>
         <w:rPr>
@@ -12857,31 +13086,7 @@
           <w:szCs w:val="21"/>
           <w:rtl/>
         </w:rPr>
-        <w:t xml:space="preserve"> (DOC-S08 §8، القاعدة 2). والملفات الثابتة تُعاد كلها بترتيب </w:t>
-      </w:r>
-      <w:r>
-        <w:rPr>
-          <w:rFonts w:ascii="Courier New" w:cs="Courier New" w:eastAsia="Courier New" w:hAnsi="Courier New"/>
-          <w:b w:val="false"/>
-          <w:bCs w:val="false"/>
-          <w:color w:val="1F2937"/>
-          <w:sz w:val="18"/>
-          <w:szCs w:val="18"/>
-          <w:shd w:fill="F1F3F5" w:color="auto" w:val="clear"/>
-          <w:rtl/>
-        </w:rPr>
-        <w:t xml:space="preserve">‎deploy.sql‎</w:t>
-      </w:r>
-      <w:r>
-        <w:rPr>
-          <w:rFonts w:ascii="Arial" w:cs="Arial" w:eastAsia="Arial" w:hAnsi="Arial"/>
-          <w:b w:val="false"/>
-          <w:bCs w:val="false"/>
-          <w:sz w:val="21"/>
-          <w:szCs w:val="21"/>
-          <w:rtl/>
-        </w:rPr>
-        <w:t xml:space="preserve"> وفي جلسة واحدة، عبر منفّذ الترحيل حين يوجد (DOC-B11 §6.2 البند 3).</w:t>
+        <w:t xml:space="preserve">).</w:t>
       </w:r>
     </w:p>
     <w:p>
@@ -12896,14 +13101,40 @@
       </w:pPr>
       <w:r>
         <w:rPr>
-          <w:rFonts w:ascii="Arial" w:cs="Arial" w:eastAsia="Arial" w:hAnsi="Arial"/>
+          <w:rFonts w:ascii="Courier New" w:cs="Courier New" w:eastAsia="Courier New" w:hAnsi="Courier New"/>
           <w:b/>
           <w:bCs/>
+          <w:color w:val="1F2937"/>
+          <w:sz w:val="18"/>
+          <w:szCs w:val="18"/>
+          <w:shd w:fill="F1F3F5" w:color="auto" w:val="clear"/>
+          <w:rtl/>
+        </w:rPr>
+        <w:t xml:space="preserve">‎migrate.sh status‎</w:t>
+      </w:r>
+      <w:r>
+        <w:rPr>
+          <w:rFonts w:ascii="Arial" w:cs="Arial" w:eastAsia="Arial" w:hAnsi="Arial"/>
+          <w:b w:val="false"/>
+          <w:bCs w:val="false"/>
           <w:sz w:val="21"/>
           <w:szCs w:val="21"/>
           <w:rtl/>
         </w:rPr>
-        <w:t xml:space="preserve">إصلاح عاجل لإجراء في الإنتاج قبل وجود المنفّذ:</w:t>
+        <w:t xml:space="preserve"> بحساب </w:t>
+      </w:r>
+      <w:r>
+        <w:rPr>
+          <w:rFonts w:ascii="Courier New" w:cs="Courier New" w:eastAsia="Courier New" w:hAnsi="Courier New"/>
+          <w:b w:val="false"/>
+          <w:bCs w:val="false"/>
+          <w:color w:val="1F2937"/>
+          <w:sz w:val="18"/>
+          <w:szCs w:val="18"/>
+          <w:shd w:fill="F1F3F5" w:color="auto" w:val="clear"/>
+          <w:rtl/>
+        </w:rPr>
+        <w:t xml:space="preserve">‎bankfas_migrator‎</w:t>
       </w:r>
       <w:r>
         <w:rPr>
@@ -12914,7 +13145,7 @@
           <w:szCs w:val="21"/>
           <w:rtl/>
         </w:rPr>
-        <w:t xml:space="preserve"> تغيير طارئ فقط، بسكربت مراجَع، يُجرَّب على نسخة مستعادة في خادم الاستعادة المعزول (DOC-S09 §7.1)، ويعتمده OWN وSEC، ويُنفَّذ بحساب النشر في نافذة (DQ-S11-8).</w:t>
+        <w:t xml:space="preserve">: السجل، والسكربتات المعلّقة، والبصمة. يخرج برمز 1 إن ذكر مشكلة.</w:t>
       </w:r>
     </w:p>
     <w:p>
@@ -12929,6 +13160,137 @@
       </w:pPr>
       <w:r>
         <w:rPr>
+          <w:rFonts w:ascii="Courier New" w:cs="Courier New" w:eastAsia="Courier New" w:hAnsi="Courier New"/>
+          <w:b/>
+          <w:bCs/>
+          <w:color w:val="1F2937"/>
+          <w:sz w:val="18"/>
+          <w:szCs w:val="18"/>
+          <w:shd w:fill="F1F3F5" w:color="auto" w:val="clear"/>
+          <w:rtl/>
+        </w:rPr>
+        <w:t xml:space="preserve">‎migrate.sh apply‎</w:t>
+      </w:r>
+      <w:r>
+        <w:rPr>
+          <w:rFonts w:ascii="Arial" w:cs="Arial" w:eastAsia="Arial" w:hAnsi="Arial"/>
+          <w:b w:val="false"/>
+          <w:bCs w:val="false"/>
+          <w:sz w:val="21"/>
+          <w:szCs w:val="21"/>
+          <w:rtl/>
+        </w:rPr>
+        <w:t xml:space="preserve">: بوابة الخادم أولًا (لا </w:t>
+      </w:r>
+      <w:r>
+        <w:rPr>
+          <w:rFonts w:ascii="Courier New" w:cs="Courier New" w:eastAsia="Courier New" w:hAnsi="Courier New"/>
+          <w:b w:val="false"/>
+          <w:bCs w:val="false"/>
+          <w:color w:val="1F2937"/>
+          <w:sz w:val="18"/>
+          <w:szCs w:val="18"/>
+          <w:shd w:fill="F1F3F5" w:color="auto" w:val="clear"/>
+          <w:rtl/>
+        </w:rPr>
+        <w:t xml:space="preserve">‎sa‎</w:t>
+      </w:r>
+      <w:r>
+        <w:rPr>
+          <w:rFonts w:ascii="Arial" w:cs="Arial" w:eastAsia="Arial" w:hAnsi="Arial"/>
+          <w:b w:val="false"/>
+          <w:bCs w:val="false"/>
+          <w:sz w:val="21"/>
+          <w:szCs w:val="21"/>
+          <w:rtl/>
+        </w:rPr>
+        <w:t xml:space="preserve"> ولا </w:t>
+      </w:r>
+      <w:r>
+        <w:rPr>
+          <w:rFonts w:ascii="Courier New" w:cs="Courier New" w:eastAsia="Courier New" w:hAnsi="Courier New"/>
+          <w:b w:val="false"/>
+          <w:bCs w:val="false"/>
+          <w:color w:val="1F2937"/>
+          <w:sz w:val="18"/>
+          <w:szCs w:val="18"/>
+          <w:shd w:fill="F1F3F5" w:color="auto" w:val="clear"/>
+          <w:rtl/>
+        </w:rPr>
+        <w:t xml:space="preserve">‎sysadmin‎</w:t>
+      </w:r>
+      <w:r>
+        <w:rPr>
+          <w:rFonts w:ascii="Arial" w:cs="Arial" w:eastAsia="Arial" w:hAnsi="Arial"/>
+          <w:b w:val="false"/>
+          <w:bCs w:val="false"/>
+          <w:sz w:val="21"/>
+          <w:szCs w:val="21"/>
+          <w:rtl/>
+        </w:rPr>
+        <w:t xml:space="preserve"> ولا صلاحية على الخادم 50140، وسجل الإصدارات 50143، و</w:t>
+      </w:r>
+      <w:r>
+        <w:rPr>
+          <w:rFonts w:ascii="Courier New" w:cs="Courier New" w:eastAsia="Courier New" w:hAnsi="Courier New"/>
+          <w:b w:val="false"/>
+          <w:bCs w:val="false"/>
+          <w:color w:val="1F2937"/>
+          <w:sz w:val="18"/>
+          <w:szCs w:val="18"/>
+          <w:shd w:fill="F1F3F5" w:color="auto" w:val="clear"/>
+          <w:rtl/>
+        </w:rPr>
+        <w:t xml:space="preserve">‎nested triggers‎</w:t>
+      </w:r>
+      <w:r>
+        <w:rPr>
+          <w:rFonts w:ascii="Arial" w:cs="Arial" w:eastAsia="Arial" w:hAnsi="Arial"/>
+          <w:b w:val="false"/>
+          <w:bCs w:val="false"/>
+          <w:sz w:val="21"/>
+          <w:szCs w:val="21"/>
+          <w:rtl/>
+        </w:rPr>
+        <w:t xml:space="preserve"> مفعّل 50150؛ </w:t>
+      </w:r>
+      <w:r>
+        <w:rPr>
+          <w:rFonts w:ascii="Courier New" w:cs="Courier New" w:eastAsia="Courier New" w:hAnsi="Courier New"/>
+          <w:b w:val="false"/>
+          <w:bCs w:val="false"/>
+          <w:color w:val="1F2937"/>
+          <w:sz w:val="18"/>
+          <w:szCs w:val="18"/>
+          <w:shd w:fill="F1F3F5" w:color="auto" w:val="clear"/>
+          <w:rtl/>
+        </w:rPr>
+        <w:t xml:space="preserve">‎db/ops/server_gate.sql‎</w:t>
+      </w:r>
+      <w:r>
+        <w:rPr>
+          <w:rFonts w:ascii="Arial" w:cs="Arial" w:eastAsia="Arial" w:hAnsi="Arial"/>
+          <w:b w:val="false"/>
+          <w:bCs w:val="false"/>
+          <w:sz w:val="21"/>
+          <w:szCs w:val="21"/>
+          <w:rtl/>
+        </w:rPr>
+        <w:t xml:space="preserve">)، ثم كل سكربت مرقّم في معاملة مع صف سجله، وتُعاد مطابقة البصمة داخل المعاملة، ثم الملفات المتكررة. يرفض سكربتًا فيه سطر ينهي المعاملة أو يفتح أخرى أو أمر sqlcmd (D5). ويُسجَّل مرجع التغيير في كل صف.</w:t>
+      </w:r>
+    </w:p>
+    <w:p>
+      <w:pPr>
+        <w:pStyle w:val="ListParagraph"/>
+        <w:numPr>
+          <w:ilvl w:val="0"/>
+          <w:numId w:val="4"/>
+        </w:numPr>
+        <w:bidi/>
+        <w:spacing w:after="70" w:before="0" w:line="300"/>
+      </w:pPr>
+      <w:r>
+        <w:rPr>
           <w:rFonts w:ascii="Arial" w:cs="Arial" w:eastAsia="Arial" w:hAnsi="Arial"/>
           <w:b/>
           <w:bCs/>
@@ -12936,7 +13298,7 @@
           <w:szCs w:val="21"/>
           <w:rtl/>
         </w:rPr>
-        <w:t xml:space="preserve">الحذف محظور في الإنتاج.</w:t>
+        <w:t xml:space="preserve">فحوص §8.2</w:t>
       </w:r>
       <w:r>
         <w:rPr>
@@ -12947,7 +13309,7 @@
           <w:szCs w:val="21"/>
           <w:rtl/>
         </w:rPr>
-        <w:t xml:space="preserve"> عضو </w:t>
+        <w:t xml:space="preserve"> ثم </w:t>
       </w:r>
       <w:r>
         <w:rPr>
@@ -12960,7 +13322,7 @@
           <w:shd w:fill="F1F3F5" w:color="auto" w:val="clear"/>
           <w:rtl/>
         </w:rPr>
-        <w:t xml:space="preserve">‎db_owner‎</w:t>
+        <w:t xml:space="preserve">‎check_deployed.py‎</w:t>
       </w:r>
       <w:r>
         <w:rPr>
@@ -12971,7 +13333,134 @@
           <w:szCs w:val="21"/>
           <w:rtl/>
         </w:rPr>
-        <w:t xml:space="preserve"> يستطيع حذف القاعدة، فالحماية تنبيه فوري على حذف القاعدة (DOC-S12 §6) ونسخ لا يستطيع الخادم محوها (DOC-S09 §5).</w:t>
+        <w:t xml:space="preserve">، ثم </w:t>
+      </w:r>
+      <w:r>
+        <w:rPr>
+          <w:rFonts w:ascii="Arial" w:cs="Arial" w:eastAsia="Arial" w:hAnsi="Arial"/>
+          <w:b/>
+          <w:bCs/>
+          <w:sz w:val="21"/>
+          <w:szCs w:val="21"/>
+          <w:rtl/>
+        </w:rPr>
+        <w:t xml:space="preserve">إغلاق النافذة</w:t>
+      </w:r>
+      <w:r>
+        <w:rPr>
+          <w:rFonts w:ascii="Arial" w:cs="Arial" w:eastAsia="Arial" w:hAnsi="Arial"/>
+          <w:b w:val="false"/>
+          <w:bCs w:val="false"/>
+          <w:sz w:val="21"/>
+          <w:szCs w:val="21"/>
+          <w:rtl/>
+        </w:rPr>
+        <w:t xml:space="preserve"> (</w:t>
+      </w:r>
+      <w:r>
+        <w:rPr>
+          <w:rFonts w:ascii="Courier New" w:cs="Courier New" w:eastAsia="Courier New" w:hAnsi="Courier New"/>
+          <w:b w:val="false"/>
+          <w:bCs w:val="false"/>
+          <w:color w:val="1F2937"/>
+          <w:sz w:val="18"/>
+          <w:szCs w:val="18"/>
+          <w:shd w:fill="F1F3F5" w:color="auto" w:val="clear"/>
+          <w:rtl/>
+        </w:rPr>
+        <w:t xml:space="preserve">‎close‎</w:t>
+      </w:r>
+      <w:r>
+        <w:rPr>
+          <w:rFonts w:ascii="Arial" w:cs="Arial" w:eastAsia="Arial" w:hAnsi="Arial"/>
+          <w:b w:val="false"/>
+          <w:bCs w:val="false"/>
+          <w:sz w:val="21"/>
+          <w:szCs w:val="21"/>
+          <w:rtl/>
+        </w:rPr>
+        <w:t xml:space="preserve">) وتشغيل التطبيق وفحص الدخان.</w:t>
+      </w:r>
+    </w:p>
+    <w:p>
+      <w:pPr>
+        <w:pStyle w:val="ListParagraph"/>
+        <w:numPr>
+          <w:ilvl w:val="0"/>
+          <w:numId w:val="4"/>
+        </w:numPr>
+        <w:bidi/>
+        <w:spacing w:after="70" w:before="0" w:line="300"/>
+      </w:pPr>
+      <w:r>
+        <w:rPr>
+          <w:rFonts w:ascii="Arial" w:cs="Arial" w:eastAsia="Arial" w:hAnsi="Arial"/>
+          <w:b/>
+          <w:bCs/>
+          <w:sz w:val="21"/>
+          <w:szCs w:val="21"/>
+          <w:rtl/>
+        </w:rPr>
+        <w:t xml:space="preserve">عند الفشل:</w:t>
+      </w:r>
+      <w:r>
+        <w:rPr>
+          <w:rFonts w:ascii="Arial" w:cs="Arial" w:eastAsia="Arial" w:hAnsi="Arial"/>
+          <w:b w:val="false"/>
+          <w:bCs w:val="false"/>
+          <w:sz w:val="21"/>
+          <w:szCs w:val="21"/>
+          <w:rtl/>
+        </w:rPr>
+        <w:t xml:space="preserve"> السكربت الفاشل يتراجع مع صف سجله. وإن فشلت إعادة الملفات المتكررة بعد سكربت نجح، يعيدها </w:t>
+      </w:r>
+      <w:r>
+        <w:rPr>
+          <w:rFonts w:ascii="Courier New" w:cs="Courier New" w:eastAsia="Courier New" w:hAnsi="Courier New"/>
+          <w:b w:val="false"/>
+          <w:bCs w:val="false"/>
+          <w:color w:val="1F2937"/>
+          <w:sz w:val="18"/>
+          <w:szCs w:val="18"/>
+          <w:shd w:fill="F1F3F5" w:color="auto" w:val="clear"/>
+          <w:rtl/>
+        </w:rPr>
+        <w:t xml:space="preserve">‎apply‎</w:t>
+      </w:r>
+      <w:r>
+        <w:rPr>
+          <w:rFonts w:ascii="Arial" w:cs="Arial" w:eastAsia="Arial" w:hAnsi="Arial"/>
+          <w:b w:val="false"/>
+          <w:bCs w:val="false"/>
+          <w:sz w:val="21"/>
+          <w:szCs w:val="21"/>
+          <w:rtl/>
+        </w:rPr>
+        <w:t xml:space="preserve"> التالي تلقائيًا (D4). وإن تعذّر الإصلاح، فالتراجع باستعادة نسخة الخطوة 1 (§9)، ثم </w:t>
+      </w:r>
+      <w:r>
+        <w:rPr>
+          <w:rFonts w:ascii="Courier New" w:cs="Courier New" w:eastAsia="Courier New" w:hAnsi="Courier New"/>
+          <w:b w:val="false"/>
+          <w:bCs w:val="false"/>
+          <w:color w:val="1F2937"/>
+          <w:sz w:val="18"/>
+          <w:szCs w:val="18"/>
+          <w:shd w:fill="F1F3F5" w:color="auto" w:val="clear"/>
+          <w:rtl/>
+        </w:rPr>
+        <w:t xml:space="preserve">‎audit_anchor.sh restored‎</w:t>
+      </w:r>
+      <w:r>
+        <w:rPr>
+          <w:rFonts w:ascii="Arial" w:cs="Arial" w:eastAsia="Arial" w:hAnsi="Arial"/>
+          <w:b w:val="false"/>
+          <w:bCs w:val="false"/>
+          <w:sz w:val="21"/>
+          <w:szCs w:val="21"/>
+          <w:rtl/>
+        </w:rPr>
+        <w:t xml:space="preserve"> لتسجيل رؤوس سلاسل التدقيق المستعادة (DOC-S09، ADR 0033).</w:t>
       </w:r>
     </w:p>
     <w:p>
@@ -12982,10 +13471,248 @@
     </w:p>
     <w:p>
       <w:pPr>
+        <w:bidi/>
+        <w:spacing w:after="110" w:before="0" w:line="312"/>
+      </w:pPr>
+      <w:r>
+        <w:rPr>
+          <w:rFonts w:ascii="Arial" w:cs="Arial" w:eastAsia="Arial" w:hAnsi="Arial"/>
+          <w:b w:val="false"/>
+          <w:bCs w:val="false"/>
+          <w:sz w:val="21"/>
+          <w:szCs w:val="21"/>
+          <w:rtl/>
+        </w:rPr>
+        <w:t xml:space="preserve">القواعد الباقية:</w:t>
+      </w:r>
+    </w:p>
+    <w:p>
+      <w:pPr>
+        <w:pStyle w:val="ListParagraph"/>
+        <w:numPr>
+          <w:ilvl w:val="0"/>
+          <w:numId w:val="2"/>
+        </w:numPr>
+        <w:bidi/>
+        <w:spacing w:after="70" w:before="0" w:line="300"/>
+      </w:pPr>
+      <w:r>
+        <w:rPr>
+          <w:rFonts w:ascii="Arial" w:cs="Arial" w:eastAsia="Arial" w:hAnsi="Arial"/>
+          <w:b/>
+          <w:bCs/>
+          <w:sz w:val="21"/>
+          <w:szCs w:val="21"/>
+          <w:rtl/>
+        </w:rPr>
+        <w:t xml:space="preserve">لا تشغيل لملف منفرد.</w:t>
+      </w:r>
+      <w:r>
+        <w:rPr>
+          <w:rFonts w:ascii="Arial" w:cs="Arial" w:eastAsia="Arial" w:hAnsi="Arial"/>
+          <w:b w:val="false"/>
+          <w:bCs w:val="false"/>
+          <w:sz w:val="21"/>
+          <w:szCs w:val="21"/>
+          <w:rtl/>
+        </w:rPr>
+        <w:t xml:space="preserve"> تشغيل </w:t>
+      </w:r>
+      <w:r>
+        <w:rPr>
+          <w:rFonts w:ascii="Courier New" w:cs="Courier New" w:eastAsia="Courier New" w:hAnsi="Courier New"/>
+          <w:b w:val="false"/>
+          <w:bCs w:val="false"/>
+          <w:color w:val="1F2937"/>
+          <w:sz w:val="18"/>
+          <w:szCs w:val="18"/>
+          <w:shd w:fill="F1F3F5" w:color="auto" w:val="clear"/>
+          <w:rtl/>
+        </w:rPr>
+        <w:t xml:space="preserve">‎007‎</w:t>
+      </w:r>
+      <w:r>
+        <w:rPr>
+          <w:rFonts w:ascii="Arial" w:cs="Arial" w:eastAsia="Arial" w:hAnsi="Arial"/>
+          <w:b w:val="false"/>
+          <w:bCs w:val="false"/>
+          <w:sz w:val="21"/>
+          <w:szCs w:val="21"/>
+          <w:rtl/>
+        </w:rPr>
+        <w:t xml:space="preserve"> وحده يزيل محظورات </w:t>
+      </w:r>
+      <w:r>
+        <w:rPr>
+          <w:rFonts w:ascii="Courier New" w:cs="Courier New" w:eastAsia="Courier New" w:hAnsi="Courier New"/>
+          <w:b w:val="false"/>
+          <w:bCs w:val="false"/>
+          <w:color w:val="1F2937"/>
+          <w:sz w:val="18"/>
+          <w:szCs w:val="18"/>
+          <w:shd w:fill="F1F3F5" w:color="auto" w:val="clear"/>
+          <w:rtl/>
+        </w:rPr>
+        <w:t xml:space="preserve">‎030‎</w:t>
+      </w:r>
+      <w:r>
+        <w:rPr>
+          <w:rFonts w:ascii="Arial" w:cs="Arial" w:eastAsia="Arial" w:hAnsi="Arial"/>
+          <w:b w:val="false"/>
+          <w:bCs w:val="false"/>
+          <w:sz w:val="21"/>
+          <w:szCs w:val="21"/>
+          <w:rtl/>
+        </w:rPr>
+        <w:t xml:space="preserve"> (DOC-S08 §8، القاعدة 2). الملفات المتكررة تُعاد كلها عبر </w:t>
+      </w:r>
+      <w:r>
+        <w:rPr>
+          <w:rFonts w:ascii="Courier New" w:cs="Courier New" w:eastAsia="Courier New" w:hAnsi="Courier New"/>
+          <w:b w:val="false"/>
+          <w:bCs w:val="false"/>
+          <w:color w:val="1F2937"/>
+          <w:sz w:val="18"/>
+          <w:szCs w:val="18"/>
+          <w:shd w:fill="F1F3F5" w:color="auto" w:val="clear"/>
+          <w:rtl/>
+        </w:rPr>
+        <w:t xml:space="preserve">‎migrate.sh‎</w:t>
+      </w:r>
+      <w:r>
+        <w:rPr>
+          <w:rFonts w:ascii="Arial" w:cs="Arial" w:eastAsia="Arial" w:hAnsi="Arial"/>
+          <w:b w:val="false"/>
+          <w:bCs w:val="false"/>
+          <w:sz w:val="21"/>
+          <w:szCs w:val="21"/>
+          <w:rtl/>
+        </w:rPr>
+        <w:t xml:space="preserve">.</w:t>
+      </w:r>
+    </w:p>
+    <w:p>
+      <w:pPr>
+        <w:pStyle w:val="ListParagraph"/>
+        <w:numPr>
+          <w:ilvl w:val="0"/>
+          <w:numId w:val="2"/>
+        </w:numPr>
+        <w:bidi/>
+        <w:spacing w:after="70" w:before="0" w:line="300"/>
+      </w:pPr>
+      <w:r>
+        <w:rPr>
+          <w:rFonts w:ascii="Arial" w:cs="Arial" w:eastAsia="Arial" w:hAnsi="Arial"/>
+          <w:b/>
+          <w:bCs/>
+          <w:sz w:val="21"/>
+          <w:szCs w:val="21"/>
+          <w:rtl/>
+        </w:rPr>
+        <w:t xml:space="preserve">إصلاح عاجل لإجراء:</w:t>
+      </w:r>
+      <w:r>
+        <w:rPr>
+          <w:rFonts w:ascii="Arial" w:cs="Arial" w:eastAsia="Arial" w:hAnsi="Arial"/>
+          <w:b w:val="false"/>
+          <w:bCs w:val="false"/>
+          <w:sz w:val="21"/>
+          <w:szCs w:val="21"/>
+          <w:rtl/>
+        </w:rPr>
+        <w:t xml:space="preserve"> سكربت مرقّم جديد أو تعديل ملف متكرر، يمر بـ CI، ويُنفَّذ بالخطوات أعلاه (DQ-S11-8).</w:t>
+      </w:r>
+    </w:p>
+    <w:p>
+      <w:pPr>
+        <w:pStyle w:val="ListParagraph"/>
+        <w:numPr>
+          <w:ilvl w:val="0"/>
+          <w:numId w:val="2"/>
+        </w:numPr>
+        <w:bidi/>
+        <w:spacing w:after="70" w:before="0" w:line="300"/>
+      </w:pPr>
+      <w:r>
+        <w:rPr>
+          <w:rFonts w:ascii="Arial" w:cs="Arial" w:eastAsia="Arial" w:hAnsi="Arial"/>
+          <w:b/>
+          <w:bCs/>
+          <w:sz w:val="21"/>
+          <w:szCs w:val="21"/>
+          <w:rtl/>
+        </w:rPr>
+        <w:t xml:space="preserve">الحذف محظور في الإنتاج.</w:t>
+      </w:r>
+      <w:r>
+        <w:rPr>
+          <w:rFonts w:ascii="Arial" w:cs="Arial" w:eastAsia="Arial" w:hAnsi="Arial"/>
+          <w:b w:val="false"/>
+          <w:bCs w:val="false"/>
+          <w:sz w:val="21"/>
+          <w:szCs w:val="21"/>
+          <w:rtl/>
+        </w:rPr>
+        <w:t xml:space="preserve"> عضو </w:t>
+      </w:r>
+      <w:r>
+        <w:rPr>
+          <w:rFonts w:ascii="Courier New" w:cs="Courier New" w:eastAsia="Courier New" w:hAnsi="Courier New"/>
+          <w:b w:val="false"/>
+          <w:bCs w:val="false"/>
+          <w:color w:val="1F2937"/>
+          <w:sz w:val="18"/>
+          <w:szCs w:val="18"/>
+          <w:shd w:fill="F1F3F5" w:color="auto" w:val="clear"/>
+          <w:rtl/>
+        </w:rPr>
+        <w:t xml:space="preserve">‎db_owner‎</w:t>
+      </w:r>
+      <w:r>
+        <w:rPr>
+          <w:rFonts w:ascii="Arial" w:cs="Arial" w:eastAsia="Arial" w:hAnsi="Arial"/>
+          <w:b w:val="false"/>
+          <w:bCs w:val="false"/>
+          <w:sz w:val="21"/>
+          <w:szCs w:val="21"/>
+          <w:rtl/>
+        </w:rPr>
+        <w:t xml:space="preserve"> يستطيع حذف القاعدة، فالحماية تنبيه فوري على حذف القاعدة (DOC-S12 §6) ونسخ لا يستطيع الخادم محوها (DOC-S09 §5).</w:t>
+      </w:r>
+    </w:p>
+    <w:p>
+      <w:pPr>
+        <w:bidi/>
+        <w:spacing w:after="60" w:before="0"/>
+      </w:pPr>
+    </w:p>
+    <w:p>
+      <w:pPr>
+        <w:pStyle w:val="Heading1"/>
+        <w:bidi/>
+      </w:pPr>
+      <w:bookmarkStart w:name="_sec14" w:id="14"/>
+      <w:r>
+        <w:rPr>
+          <w:rFonts w:ascii="Arial" w:cs="Arial" w:eastAsia="Arial" w:hAnsi="Arial"/>
+          <w:b/>
+          <w:bCs/>
+          <w:color w:val="1F3A5F"/>
+          <w:sz w:val="32"/>
+          <w:szCs w:val="32"/>
+          <w:rtl/>
+        </w:rPr>
+        <w:t xml:space="preserve">8. الفحوص</w:t>
+      </w:r>
+      <w:bookmarkEnd w:id="14"/>
+    </w:p>
+    <w:p>
+      <w:pPr>
         <w:pStyle w:val="Heading2"/>
         <w:bidi/>
       </w:pPr>
-      <w:bookmarkStart w:name="_sec14" w:id="14"/>
+      <w:bookmarkStart w:name="_sec15" w:id="15"/>
       <w:r>
         <w:rPr>
           <w:rFonts w:ascii="Arial" w:cs="Arial" w:eastAsia="Arial" w:hAnsi="Arial"/>
@@ -12996,90 +13723,9 @@
           <w:szCs w:val="26"/>
           <w:rtl/>
         </w:rPr>
-        <w:t xml:space="preserve">7.3 الترقية بعد اعتماد المنفّذ (مخطط لاحق)</w:t>
-      </w:r>
-      <w:bookmarkEnd w:id="14"/>
-    </w:p>
-    <w:p>
-      <w:pPr>
-        <w:bidi/>
-        <w:spacing w:after="110" w:before="0" w:line="312"/>
-      </w:pPr>
-      <w:r>
-        <w:rPr>
-          <w:rFonts w:ascii="Arial" w:cs="Arial" w:eastAsia="Arial" w:hAnsi="Arial"/>
-          <w:b w:val="false"/>
-          <w:bCs w:val="false"/>
-          <w:sz w:val="21"/>
-          <w:szCs w:val="21"/>
-          <w:rtl/>
-        </w:rPr>
-        <w:t xml:space="preserve">نسخة كاملة وفحصها (G8)، ثم إيقاف التطبيق، ثم الترحيلات المرقّمة، ثم إعادة الملفات المتكررة بترتيب </w:t>
-      </w:r>
-      <w:r>
-        <w:rPr>
-          <w:rFonts w:ascii="Courier New" w:cs="Courier New" w:eastAsia="Courier New" w:hAnsi="Courier New"/>
-          <w:b w:val="false"/>
-          <w:bCs w:val="false"/>
-          <w:color w:val="1F2937"/>
-          <w:sz w:val="18"/>
-          <w:szCs w:val="18"/>
-          <w:shd w:fill="F1F3F5" w:color="auto" w:val="clear"/>
-          <w:rtl/>
-        </w:rPr>
-        <w:t xml:space="preserve">‎deploy.sql‎</w:t>
-      </w:r>
-      <w:r>
-        <w:rPr>
-          <w:rFonts w:ascii="Arial" w:cs="Arial" w:eastAsia="Arial" w:hAnsi="Arial"/>
-          <w:b w:val="false"/>
-          <w:bCs w:val="false"/>
-          <w:sz w:val="21"/>
-          <w:szCs w:val="21"/>
-          <w:rtl/>
-        </w:rPr>
-        <w:t xml:space="preserve">، ثم فحوص §8.2 مع بصمة الكتالوج (DOC-B11 §6.3)، ثم نشر التطبيق وفحص الدخان. يُكتب تفصيله حين يُعتمد DQ-B11-4.</w:t>
-      </w:r>
-    </w:p>
-    <w:p>
-      <w:pPr>
-        <w:pStyle w:val="Heading1"/>
-        <w:bidi/>
-      </w:pPr>
-      <w:bookmarkStart w:name="_sec15" w:id="15"/>
-      <w:r>
-        <w:rPr>
-          <w:rFonts w:ascii="Arial" w:cs="Arial" w:eastAsia="Arial" w:hAnsi="Arial"/>
-          <w:b/>
-          <w:bCs/>
-          <w:color w:val="1F3A5F"/>
-          <w:sz w:val="32"/>
-          <w:szCs w:val="32"/>
-          <w:rtl/>
-        </w:rPr>
-        <w:t xml:space="preserve">8. الفحوص</w:t>
+        <w:t xml:space="preserve">8.1 قبل النشر</w:t>
       </w:r>
       <w:bookmarkEnd w:id="15"/>
-    </w:p>
-    <w:p>
-      <w:pPr>
-        <w:pStyle w:val="Heading2"/>
-        <w:bidi/>
-      </w:pPr>
-      <w:bookmarkStart w:name="_sec16" w:id="16"/>
-      <w:r>
-        <w:rPr>
-          <w:rFonts w:ascii="Arial" w:cs="Arial" w:eastAsia="Arial" w:hAnsi="Arial"/>
-          <w:b/>
-          <w:bCs/>
-          <w:color w:val="2B5C8A"/>
-          <w:sz w:val="26"/>
-          <w:szCs w:val="26"/>
-          <w:rtl/>
-        </w:rPr>
-        <w:t xml:space="preserve">8.1 قبل النشر</w:t>
-      </w:r>
-      <w:bookmarkEnd w:id="16"/>
     </w:p>
     <w:tbl>
       <w:tblPr>
@@ -14332,7 +14978,7 @@
         <w:pStyle w:val="Heading2"/>
         <w:bidi/>
       </w:pPr>
-      <w:bookmarkStart w:name="_sec17" w:id="17"/>
+      <w:bookmarkStart w:name="_sec16" w:id="16"/>
       <w:r>
         <w:rPr>
           <w:rFonts w:ascii="Arial" w:cs="Arial" w:eastAsia="Arial" w:hAnsi="Arial"/>
@@ -14345,7 +14991,7 @@
         </w:rPr>
         <w:t xml:space="preserve">8.2 بعد النشر</w:t>
       </w:r>
-      <w:bookmarkEnd w:id="17"/>
+      <w:bookmarkEnd w:id="16"/>
     </w:p>
     <w:tbl>
       <w:tblPr>
@@ -15971,7 +16617,7 @@
         <w:pStyle w:val="Heading2"/>
         <w:bidi/>
       </w:pPr>
-      <w:bookmarkStart w:name="_sec18" w:id="18"/>
+      <w:bookmarkStart w:name="_sec17" w:id="17"/>
       <w:r>
         <w:rPr>
           <w:rFonts w:ascii="Arial" w:cs="Arial" w:eastAsia="Arial" w:hAnsi="Arial"/>
@@ -15984,7 +16630,7 @@
         </w:rPr>
         <w:t xml:space="preserve">8.3 اختبارات القاعدة: أين تُشغَّل</w:t>
       </w:r>
-      <w:bookmarkEnd w:id="18"/>
+      <w:bookmarkEnd w:id="17"/>
     </w:p>
     <w:tbl>
       <w:tblPr>
@@ -16406,7 +17052,7 @@
         <w:pStyle w:val="Heading1"/>
         <w:bidi/>
       </w:pPr>
-      <w:bookmarkStart w:name="_sec19" w:id="19"/>
+      <w:bookmarkStart w:name="_sec18" w:id="18"/>
       <w:r>
         <w:rPr>
           <w:rFonts w:ascii="Arial" w:cs="Arial" w:eastAsia="Arial" w:hAnsi="Arial"/>
@@ -16419,7 +17065,7 @@
         </w:rPr>
         <w:t xml:space="preserve">9. التراجع</w:t>
       </w:r>
-      <w:bookmarkEnd w:id="19"/>
+      <w:bookmarkEnd w:id="18"/>
     </w:p>
     <w:tbl>
       <w:tblPr>
@@ -17183,7 +17829,7 @@
         <w:pStyle w:val="Heading1"/>
         <w:bidi/>
       </w:pPr>
-      <w:bookmarkStart w:name="_sec20" w:id="20"/>
+      <w:bookmarkStart w:name="_sec19" w:id="19"/>
       <w:r>
         <w:rPr>
           <w:rFonts w:ascii="Arial" w:cs="Arial" w:eastAsia="Arial" w:hAnsi="Arial"/>
@@ -17196,7 +17842,7 @@
         </w:rPr>
         <w:t xml:space="preserve">10. النافذة والتوقيع</w:t>
       </w:r>
-      <w:bookmarkEnd w:id="20"/>
+      <w:bookmarkEnd w:id="19"/>
     </w:p>
     <w:p>
       <w:pPr>
@@ -17228,7 +17874,7 @@
           <w:szCs w:val="21"/>
           <w:rtl/>
         </w:rPr>
-        <w:t xml:space="preserve"> ساعتان أسبوعيًا خارج ساعات العمل، وإشعار قبل 48 ساعة (NFR-AVL-02 في docs/30-readiness/DOC-B03-nfr-specification.md:45). أول نشر إنتاجي قبل وجود مشتركين يُعلن داخليًا فقط.</w:t>
+        <w:t xml:space="preserve"> ساعتان أسبوعيًا خارج ساعات العمل، وإشعار قبل 48 ساعة. وتنبيهات التدقيق تعدّ النافذة منتهية بعد 4 ساعات من فتحها إن لم يُعلَن إغلاقها (db/ops/server_audit_alerts.sql) (NFR-AVL-02 في docs/30-readiness/DOC-B03-nfr-specification.md:45). أول نشر إنتاجي قبل وجود مشتركين يُعلن داخليًا فقط.</w:t>
       </w:r>
     </w:p>
     <w:p>
@@ -17888,7 +18534,7 @@
                 <w:szCs w:val="18"/>
                 <w:rtl/>
               </w:rPr>
-              <w:t xml:space="preserve">أول نشر إنتاجي، وكل تغيير طارئ (§7.2 البند 4)</w:t>
+              <w:t xml:space="preserve">أول نشر إنتاجي، وكل تغيير طارئ (§7.2، الإصلاح العاجل)</w:t>
             </w:r>
           </w:p>
         </w:tc>
@@ -18015,7 +18661,7 @@
         <w:pStyle w:val="Heading1"/>
         <w:bidi/>
       </w:pPr>
-      <w:bookmarkStart w:name="_sec21" w:id="21"/>
+      <w:bookmarkStart w:name="_sec20" w:id="20"/>
       <w:r>
         <w:rPr>
           <w:rFonts w:ascii="Arial" w:cs="Arial" w:eastAsia="Arial" w:hAnsi="Arial"/>
@@ -18028,7 +18674,7 @@
         </w:rPr>
         <w:t xml:space="preserve">11. تعديلات مقترحة على الأدوات (لم تُنفَّذ)</w:t>
       </w:r>
-      <w:bookmarkEnd w:id="21"/>
+      <w:bookmarkEnd w:id="20"/>
     </w:p>
     <w:tbl>
       <w:tblPr>
@@ -18970,7 +19616,7 @@
         <w:pStyle w:val="Heading1"/>
         <w:bidi/>
       </w:pPr>
-      <w:bookmarkStart w:name="_sec22" w:id="22"/>
+      <w:bookmarkStart w:name="_sec21" w:id="21"/>
       <w:r>
         <w:rPr>
           <w:rFonts w:ascii="Arial" w:cs="Arial" w:eastAsia="Arial" w:hAnsi="Arial"/>
@@ -18983,7 +19629,7 @@
         </w:rPr>
         <w:t xml:space="preserve">12. القرارات المطلوبة</w:t>
       </w:r>
-      <w:bookmarkEnd w:id="22"/>
+      <w:bookmarkEnd w:id="21"/>
     </w:p>
     <w:tbl>
       <w:tblPr>
@@ -21495,7 +22141,7 @@
         <w:pStyle w:val="Heading1"/>
         <w:bidi/>
       </w:pPr>
-      <w:bookmarkStart w:name="_sec23" w:id="23"/>
+      <w:bookmarkStart w:name="_sec22" w:id="22"/>
       <w:r>
         <w:rPr>
           <w:rFonts w:ascii="Arial" w:cs="Arial" w:eastAsia="Arial" w:hAnsi="Arial"/>
@@ -21508,7 +22154,7 @@
         </w:rPr>
         <w:t xml:space="preserve">13. تعارضات وفجوات في المصادر</w:t>
       </w:r>
-      <w:bookmarkEnd w:id="23"/>
+      <w:bookmarkEnd w:id="22"/>
     </w:p>
     <w:p>
       <w:pPr>
@@ -22245,7 +22891,7 @@
         <w:pStyle w:val="Heading1"/>
         <w:bidi/>
       </w:pPr>
-      <w:bookmarkStart w:name="_sec24" w:id="24"/>
+      <w:bookmarkStart w:name="_sec23" w:id="23"/>
       <w:r>
         <w:rPr>
           <w:rFonts w:ascii="Arial" w:cs="Arial" w:eastAsia="Arial" w:hAnsi="Arial"/>
@@ -22258,7 +22904,7 @@
         </w:rPr>
         <w:t xml:space="preserve">14. التتبع</w:t>
       </w:r>
-      <w:bookmarkEnd w:id="24"/>
+      <w:bookmarkEnd w:id="23"/>
     </w:p>
     <w:tbl>
       <w:tblPr>
